--- a/agreements/collaboration-agreement-ks-tgi/advance-trauma-ks-tgi-subgrant-agreement.docx
+++ b/agreements/collaboration-agreement-ks-tgi/advance-trauma-ks-tgi-subgrant-agreement.docx
@@ -1,6 +1,6 @@
 
 <file path=word/document.xml><?xml version="1.0" encoding="utf-8"?>
-<w:document xmlns:wpc="http://schemas.microsoft.com/office/word/2010/wordprocessingCanvas" xmlns:cx="http://schemas.microsoft.com/office/drawing/2014/chartex" xmlns:cx1="http://schemas.microsoft.com/office/drawing/2015/9/8/chartex" xmlns:cx2="http://schemas.microsoft.com/office/drawing/2015/10/21/chartex" xmlns:cx3="http://schemas.microsoft.com/office/drawing/2016/5/9/chartex" xmlns:cx4="http://schemas.microsoft.com/office/drawing/2016/5/10/chartex" xmlns:cx5="http://schemas.microsoft.com/office/drawing/2016/5/11/chartex" xmlns:cx6="http://schemas.microsoft.com/office/drawing/2016/5/12/chartex" xmlns:cx7="http://schemas.microsoft.com/office/drawing/2016/5/13/chartex" xmlns:cx8="http://schemas.microsoft.com/office/drawing/2016/5/14/chartex" xmlns:mc="http://schemas.openxmlformats.org/markup-compatibility/2006" xmlns:m="http://schemas.openxmlformats.org/officeDocument/2006/math" xmlns:aink="http://schemas.microsoft.com/office/drawing/2016/ink" xmlns:am3d="http://schemas.microsoft.com/office/drawing/2017/model3d" xmlns:oel="http://schemas.microsoft.com/office/2019/extlst" xmlns:r="http://schemas.openxmlformats.org/officeDocument/2006/relationships" xmlns:wp14="http://schemas.microsoft.com/office/word/2010/wordprocessingDrawing" xmlns:wp="http://schemas.openxmlformats.org/drawingml/2006/wordprocessingDrawing" xmlns:wpg="http://schemas.microsoft.com/office/word/2010/wordprocessingGroup" xmlns:wpi="http://schemas.microsoft.com/office/word/2010/wordprocessingInk" xmlns:wps="http://schemas.microsoft.com/office/word/2010/wordprocessingShape" xmlns:o="urn:schemas-microsoft-com:office:office" xmlns:v="urn:schemas-microsoft-com:vml" xmlns:w10="urn:schemas-microsoft-com:office:word" xmlns:w="http://schemas.openxmlformats.org/wordprocessingml/2006/main" xmlns:w14="http://schemas.microsoft.com/office/word/2010/wordml" xmlns:w15="http://schemas.microsoft.com/office/word/2012/wordml" xmlns:w16cex="http://schemas.microsoft.com/office/word/2018/wordml/cex" xmlns:w16cid="http://schemas.microsoft.com/office/word/2016/wordml/cid" xmlns:w16="http://schemas.microsoft.com/office/word/2018/wordml" xmlns:w16sdtdh="http://schemas.microsoft.com/office/word/2020/wordml/sdtdatahash" xmlns:w16sdtfl="http://schemas.microsoft.com/office/word/2024/wordml/sdtformatlock" xmlns:w16se="http://schemas.microsoft.com/office/word/2015/wordml/symex" xmlns:w16du="http://schemas.microsoft.com/office/word/2023/wordml/word16du" xmlns:wne="http://schemas.microsoft.com/office/word/2006/wordml" mc:Ignorable="w14 w15 w16se w16cid w16 w16cex w16sdtdh w16sdtfl w16du wp14">
+<w:document xmlns:wpc="http://schemas.microsoft.com/office/word/2010/wordprocessingCanvas" xmlns:cx="http://schemas.microsoft.com/office/drawing/2014/chartex" xmlns:cx1="http://schemas.microsoft.com/office/drawing/2015/9/8/chartex" xmlns:cx2="http://schemas.microsoft.com/office/drawing/2015/10/21/chartex" xmlns:cx3="http://schemas.microsoft.com/office/drawing/2016/5/9/chartex" xmlns:cx4="http://schemas.microsoft.com/office/drawing/2016/5/10/chartex" xmlns:cx5="http://schemas.microsoft.com/office/drawing/2016/5/11/chartex" xmlns:cx6="http://schemas.microsoft.com/office/drawing/2016/5/12/chartex" xmlns:cx7="http://schemas.microsoft.com/office/drawing/2016/5/13/chartex" xmlns:cx8="http://schemas.microsoft.com/office/drawing/2016/5/14/chartex" xmlns:mc="http://schemas.openxmlformats.org/markup-compatibility/2006" xmlns:m="http://schemas.openxmlformats.org/officeDocument/2006/math" xmlns:aink="http://schemas.microsoft.com/office/drawing/2016/ink" xmlns:am3d="http://schemas.microsoft.com/office/drawing/2017/model3d" xmlns:oel="http://schemas.microsoft.com/office/2019/extlst" xmlns:r="http://schemas.openxmlformats.org/officeDocument/2006/relationships" xmlns:wp14="http://schemas.microsoft.com/office/word/2010/wordprocessingDrawing" xmlns:wp="http://schemas.openxmlformats.org/drawingml/2006/wordprocessingDrawing" xmlns:wpg="http://schemas.microsoft.com/office/word/2010/wordprocessingGroup" xmlns:wpi="http://schemas.microsoft.com/office/word/2010/wordprocessingInk" xmlns:wps="http://schemas.microsoft.com/office/word/2010/wordprocessingShape" xmlns:o="urn:schemas-microsoft-com:office:office" xmlns:v="urn:schemas-microsoft-com:vml" xmlns:w10="urn:schemas-microsoft-com:office:word" xmlns:w="http://schemas.openxmlformats.org/wordprocessingml/2006/main" xmlns:w14="http://schemas.microsoft.com/office/word/2010/wordml" xmlns:w15="http://schemas.microsoft.com/office/word/2012/wordml" xmlns:w16cei="http://schemas.microsoft.com/office/word/2026/wordml/cei" xmlns:w16cex="http://schemas.microsoft.com/office/word/2018/wordml/cex" xmlns:w16cid="http://schemas.microsoft.com/office/word/2016/wordml/cid" xmlns:w16="http://schemas.microsoft.com/office/word/2018/wordml" xmlns:w16sdtdh="http://schemas.microsoft.com/office/word/2020/wordml/sdtdatahash" xmlns:w16sdtfl="http://schemas.microsoft.com/office/word/2024/wordml/sdtformatlock" xmlns:w16se="http://schemas.microsoft.com/office/word/2015/wordml/symex" xmlns:w16du="http://schemas.microsoft.com/office/word/2023/wordml/word16du" xmlns:wne="http://schemas.microsoft.com/office/word/2006/wordml" mc:Ignorable="w14 w15 w16se w16cid w16 w16cex w16sdtdh w16sdtfl w16du wp14">
   <w:body>
     <w:p>
       <w:pPr>
@@ -13098,6 +13098,135 @@
               </w:rPr>
               <w:t>.</w:t>
             </w:r>
+            <w:r>
+              <w:rPr>
+                <w:rFonts w:ascii="Arial" w:hAnsi="Arial"/>
+                <w:sz w:val="20"/>
+              </w:rPr>
+              <w:t xml:space="preserve"> The invoices shall also include the invoice address:</w:t>
+            </w:r>
+          </w:p>
+          <w:p>
+            <w:pPr>
+              <w:pStyle w:val="BodyText3"/>
+              <w:keepNext/>
+              <w:suppressLineNumbers/>
+              <w:suppressAutoHyphens/>
+              <w:autoSpaceDE w:val="0"/>
+              <w:autoSpaceDN w:val="0"/>
+              <w:ind w:right="257"/>
+              <w:jc w:val="left"/>
+              <w:rPr>
+                <w:rFonts w:ascii="Arial" w:hAnsi="Arial"/>
+                <w:sz w:val="20"/>
+              </w:rPr>
+            </w:pPr>
+          </w:p>
+          <w:p>
+            <w:pPr>
+              <w:pStyle w:val="BodyText3"/>
+              <w:keepNext/>
+              <w:suppressLineNumbers/>
+              <w:suppressAutoHyphens/>
+              <w:autoSpaceDE w:val="0"/>
+              <w:autoSpaceDN w:val="0"/>
+              <w:ind w:right="257"/>
+              <w:jc w:val="left"/>
+              <w:rPr>
+                <w:rFonts w:ascii="Arial" w:hAnsi="Arial"/>
+                <w:sz w:val="20"/>
+              </w:rPr>
+            </w:pPr>
+            <w:r>
+              <w:rPr>
+                <w:rFonts w:ascii="Arial" w:hAnsi="Arial"/>
+                <w:sz w:val="20"/>
+              </w:rPr>
+              <w:t>Karolinska Universitetssjukhuset</w:t>
+            </w:r>
+          </w:p>
+          <w:p>
+            <w:pPr>
+              <w:pStyle w:val="BodyText3"/>
+              <w:keepNext/>
+              <w:suppressLineNumbers/>
+              <w:suppressAutoHyphens/>
+              <w:autoSpaceDE w:val="0"/>
+              <w:autoSpaceDN w:val="0"/>
+              <w:ind w:right="257"/>
+              <w:jc w:val="left"/>
+              <w:rPr>
+                <w:rFonts w:ascii="Arial" w:hAnsi="Arial"/>
+                <w:sz w:val="20"/>
+              </w:rPr>
+            </w:pPr>
+            <w:r>
+              <w:rPr>
+                <w:rFonts w:ascii="Arial" w:hAnsi="Arial"/>
+                <w:sz w:val="20"/>
+              </w:rPr>
+              <w:t>Box 4027</w:t>
+            </w:r>
+          </w:p>
+          <w:p>
+            <w:pPr>
+              <w:pStyle w:val="BodyText3"/>
+              <w:keepNext/>
+              <w:suppressLineNumbers/>
+              <w:suppressAutoHyphens/>
+              <w:autoSpaceDE w:val="0"/>
+              <w:autoSpaceDN w:val="0"/>
+              <w:ind w:right="257"/>
+              <w:jc w:val="left"/>
+              <w:rPr>
+                <w:rFonts w:ascii="Arial" w:hAnsi="Arial"/>
+                <w:sz w:val="20"/>
+              </w:rPr>
+            </w:pPr>
+            <w:r>
+              <w:rPr>
+                <w:rFonts w:ascii="Arial" w:hAnsi="Arial"/>
+                <w:sz w:val="20"/>
+              </w:rPr>
+              <w:t>141 04 Huddinge</w:t>
+            </w:r>
+          </w:p>
+          <w:p>
+            <w:pPr>
+              <w:pStyle w:val="BodyText3"/>
+              <w:keepNext/>
+              <w:suppressLineNumbers/>
+              <w:suppressAutoHyphens/>
+              <w:autoSpaceDE w:val="0"/>
+              <w:autoSpaceDN w:val="0"/>
+              <w:ind w:right="257"/>
+              <w:jc w:val="left"/>
+              <w:rPr>
+                <w:rFonts w:ascii="Arial" w:hAnsi="Arial"/>
+                <w:sz w:val="20"/>
+              </w:rPr>
+            </w:pPr>
+            <w:r>
+              <w:rPr>
+                <w:rFonts w:ascii="Arial" w:hAnsi="Arial"/>
+                <w:sz w:val="20"/>
+              </w:rPr>
+              <w:t>Reference:</w:t>
+            </w:r>
+            <w:r>
+              <w:rPr>
+                <w:rFonts w:ascii="Arial" w:hAnsi="Arial"/>
+                <w:sz w:val="20"/>
+              </w:rPr>
+              <w:t xml:space="preserve"> </w:t>
+            </w:r>
+            <w:r>
+              <w:rPr>
+                <w:rFonts w:ascii="Arial" w:hAnsi="Arial"/>
+                <w:sz w:val="20"/>
+              </w:rPr>
+              <w:t>551473</w:t>
+            </w:r>
           </w:p>
           <w:p>
             <w:pPr>
@@ -13700,7 +13829,16 @@
           <w:szCs w:val="22"/>
           <w:lang w:val="en-GB"/>
         </w:rPr>
-        <w:t xml:space="preserve">and shall provide any necessary information in conjunction with </w:t>
+        <w:t xml:space="preserve">and shall provide any </w:t>
+      </w:r>
+      <w:r>
+        <w:rPr>
+          <w:sz w:val="20"/>
+          <w:szCs w:val="22"/>
+          <w:lang w:val="en-GB"/>
+        </w:rPr>
+        <w:lastRenderedPageBreak/>
+        <w:t xml:space="preserve">necessary information in conjunction with </w:t>
       </w:r>
       <w:r>
         <w:rPr>
@@ -14317,17 +14455,7 @@
           <w:u w:val="none"/>
           <w:lang w:val="en-GB"/>
         </w:rPr>
-        <w:t xml:space="preserve">Background is, and shall remain, the property of the contributing Party, and may, during the term of the Agreement and without compensation, be used solely for the purpose of performing the </w:t>
-      </w:r>
-      <w:r>
-        <w:rPr>
-          <w:sz w:val="20"/>
-          <w:szCs w:val="20"/>
-          <w:u w:val="none"/>
-          <w:lang w:val="en-GB"/>
-        </w:rPr>
-        <w:lastRenderedPageBreak/>
-        <w:t>Project. Other than expressly stated herein, this Agreement does not constitute any grant, option or license under the Background held by either Party.</w:t>
+        <w:t>Background is, and shall remain, the property of the contributing Party, and may, during the term of the Agreement and without compensation, be used solely for the purpose of performing the Project. Other than expressly stated herein, this Agreement does not constitute any grant, option or license under the Background held by either Party.</w:t>
       </w:r>
     </w:p>
     <w:p>
@@ -27283,7 +27411,7 @@
 </file>
 
 <file path=word/comments.xml><?xml version="1.0" encoding="utf-8"?>
-<w:comments xmlns:wpc="http://schemas.microsoft.com/office/word/2010/wordprocessingCanvas" xmlns:cx="http://schemas.microsoft.com/office/drawing/2014/chartex" xmlns:cx1="http://schemas.microsoft.com/office/drawing/2015/9/8/chartex" xmlns:cx2="http://schemas.microsoft.com/office/drawing/2015/10/21/chartex" xmlns:cx3="http://schemas.microsoft.com/office/drawing/2016/5/9/chartex" xmlns:cx4="http://schemas.microsoft.com/office/drawing/2016/5/10/chartex" xmlns:cx5="http://schemas.microsoft.com/office/drawing/2016/5/11/chartex" xmlns:cx6="http://schemas.microsoft.com/office/drawing/2016/5/12/chartex" xmlns:cx7="http://schemas.microsoft.com/office/drawing/2016/5/13/chartex" xmlns:cx8="http://schemas.microsoft.com/office/drawing/2016/5/14/chartex" xmlns:mc="http://schemas.openxmlformats.org/markup-compatibility/2006" xmlns:m="http://schemas.openxmlformats.org/officeDocument/2006/math" xmlns:aink="http://schemas.microsoft.com/office/drawing/2016/ink" xmlns:am3d="http://schemas.microsoft.com/office/drawing/2017/model3d" xmlns:oel="http://schemas.microsoft.com/office/2019/extlst" xmlns:r="http://schemas.openxmlformats.org/officeDocument/2006/relationships" xmlns:wp14="http://schemas.microsoft.com/office/word/2010/wordprocessingDrawing" xmlns:wp="http://schemas.openxmlformats.org/drawingml/2006/wordprocessingDrawing" xmlns:wpg="http://schemas.microsoft.com/office/word/2010/wordprocessingGroup" xmlns:wpi="http://schemas.microsoft.com/office/word/2010/wordprocessingInk" xmlns:wps="http://schemas.microsoft.com/office/word/2010/wordprocessingShape" xmlns:o="urn:schemas-microsoft-com:office:office" xmlns:v="urn:schemas-microsoft-com:vml" xmlns:w10="urn:schemas-microsoft-com:office:word" xmlns:w="http://schemas.openxmlformats.org/wordprocessingml/2006/main" xmlns:w14="http://schemas.microsoft.com/office/word/2010/wordml" xmlns:w15="http://schemas.microsoft.com/office/word/2012/wordml" xmlns:w16cex="http://schemas.microsoft.com/office/word/2018/wordml/cex" xmlns:w16cid="http://schemas.microsoft.com/office/word/2016/wordml/cid" xmlns:w16="http://schemas.microsoft.com/office/word/2018/wordml" xmlns:w16sdtdh="http://schemas.microsoft.com/office/word/2020/wordml/sdtdatahash" xmlns:w16sdtfl="http://schemas.microsoft.com/office/word/2024/wordml/sdtformatlock" xmlns:w16se="http://schemas.microsoft.com/office/word/2015/wordml/symex" xmlns:w16du="http://schemas.microsoft.com/office/word/2023/wordml/word16du" xmlns:wne="http://schemas.microsoft.com/office/word/2006/wordml" mc:Ignorable="w14 w15 w16se w16cid w16 w16cex w16sdtdh w16sdtfl w16du wp14">
+<w:comments xmlns:wpc="http://schemas.microsoft.com/office/word/2010/wordprocessingCanvas" xmlns:cx="http://schemas.microsoft.com/office/drawing/2014/chartex" xmlns:cx1="http://schemas.microsoft.com/office/drawing/2015/9/8/chartex" xmlns:cx2="http://schemas.microsoft.com/office/drawing/2015/10/21/chartex" xmlns:cx3="http://schemas.microsoft.com/office/drawing/2016/5/9/chartex" xmlns:cx4="http://schemas.microsoft.com/office/drawing/2016/5/10/chartex" xmlns:cx5="http://schemas.microsoft.com/office/drawing/2016/5/11/chartex" xmlns:cx6="http://schemas.microsoft.com/office/drawing/2016/5/12/chartex" xmlns:cx7="http://schemas.microsoft.com/office/drawing/2016/5/13/chartex" xmlns:cx8="http://schemas.microsoft.com/office/drawing/2016/5/14/chartex" xmlns:mc="http://schemas.openxmlformats.org/markup-compatibility/2006" xmlns:m="http://schemas.openxmlformats.org/officeDocument/2006/math" xmlns:aink="http://schemas.microsoft.com/office/drawing/2016/ink" xmlns:am3d="http://schemas.microsoft.com/office/drawing/2017/model3d" xmlns:oel="http://schemas.microsoft.com/office/2019/extlst" xmlns:r="http://schemas.openxmlformats.org/officeDocument/2006/relationships" xmlns:wp14="http://schemas.microsoft.com/office/word/2010/wordprocessingDrawing" xmlns:wp="http://schemas.openxmlformats.org/drawingml/2006/wordprocessingDrawing" xmlns:wpg="http://schemas.microsoft.com/office/word/2010/wordprocessingGroup" xmlns:wpi="http://schemas.microsoft.com/office/word/2010/wordprocessingInk" xmlns:wps="http://schemas.microsoft.com/office/word/2010/wordprocessingShape" xmlns:o="urn:schemas-microsoft-com:office:office" xmlns:v="urn:schemas-microsoft-com:vml" xmlns:w10="urn:schemas-microsoft-com:office:word" xmlns:w="http://schemas.openxmlformats.org/wordprocessingml/2006/main" xmlns:w14="http://schemas.microsoft.com/office/word/2010/wordml" xmlns:w15="http://schemas.microsoft.com/office/word/2012/wordml" xmlns:w16cei="http://schemas.microsoft.com/office/word/2026/wordml/cei" xmlns:w16cex="http://schemas.microsoft.com/office/word/2018/wordml/cex" xmlns:w16cid="http://schemas.microsoft.com/office/word/2016/wordml/cid" xmlns:w16="http://schemas.microsoft.com/office/word/2018/wordml" xmlns:w16sdtdh="http://schemas.microsoft.com/office/word/2020/wordml/sdtdatahash" xmlns:w16sdtfl="http://schemas.microsoft.com/office/word/2024/wordml/sdtformatlock" xmlns:w16se="http://schemas.microsoft.com/office/word/2015/wordml/symex" xmlns:w16du="http://schemas.microsoft.com/office/word/2023/wordml/word16du" xmlns:wne="http://schemas.microsoft.com/office/word/2006/wordml" mc:Ignorable="w14 w15 w16se w16cid w16 w16cex w16sdtdh w16sdtfl w16du wp14">
   <w:comment w:id="286" w:author="Martin Gerdin Wärnberg(5ml3)" w:date="2026-01-19T11:19:00Z" w:initials="MGW">
     <w:p>
       <w:pPr>
@@ -27339,7 +27467,7 @@
 </file>
 
 <file path=word/commentsExtended.xml><?xml version="1.0" encoding="utf-8"?>
-<w15:commentsEx xmlns:wpc="http://schemas.microsoft.com/office/word/2010/wordprocessingCanvas" xmlns:cx="http://schemas.microsoft.com/office/drawing/2014/chartex" xmlns:cx1="http://schemas.microsoft.com/office/drawing/2015/9/8/chartex" xmlns:cx2="http://schemas.microsoft.com/office/drawing/2015/10/21/chartex" xmlns:cx3="http://schemas.microsoft.com/office/drawing/2016/5/9/chartex" xmlns:cx4="http://schemas.microsoft.com/office/drawing/2016/5/10/chartex" xmlns:cx5="http://schemas.microsoft.com/office/drawing/2016/5/11/chartex" xmlns:cx6="http://schemas.microsoft.com/office/drawing/2016/5/12/chartex" xmlns:cx7="http://schemas.microsoft.com/office/drawing/2016/5/13/chartex" xmlns:cx8="http://schemas.microsoft.com/office/drawing/2016/5/14/chartex" xmlns:mc="http://schemas.openxmlformats.org/markup-compatibility/2006" xmlns:m="http://schemas.openxmlformats.org/officeDocument/2006/math" xmlns:aink="http://schemas.microsoft.com/office/drawing/2016/ink" xmlns:am3d="http://schemas.microsoft.com/office/drawing/2017/model3d" xmlns:oel="http://schemas.microsoft.com/office/2019/extlst" xmlns:r="http://schemas.openxmlformats.org/officeDocument/2006/relationships" xmlns:wp14="http://schemas.microsoft.com/office/word/2010/wordprocessingDrawing" xmlns:wp="http://schemas.openxmlformats.org/drawingml/2006/wordprocessingDrawing" xmlns:wpg="http://schemas.microsoft.com/office/word/2010/wordprocessingGroup" xmlns:wpi="http://schemas.microsoft.com/office/word/2010/wordprocessingInk" xmlns:wps="http://schemas.microsoft.com/office/word/2010/wordprocessingShape" xmlns:o="urn:schemas-microsoft-com:office:office" xmlns:v="urn:schemas-microsoft-com:vml" xmlns:w10="urn:schemas-microsoft-com:office:word" xmlns:w="http://schemas.openxmlformats.org/wordprocessingml/2006/main" xmlns:w14="http://schemas.microsoft.com/office/word/2010/wordml" xmlns:w15="http://schemas.microsoft.com/office/word/2012/wordml" xmlns:w16cex="http://schemas.microsoft.com/office/word/2018/wordml/cex" xmlns:w16cid="http://schemas.microsoft.com/office/word/2016/wordml/cid" xmlns:w16="http://schemas.microsoft.com/office/word/2018/wordml" xmlns:w16sdtdh="http://schemas.microsoft.com/office/word/2020/wordml/sdtdatahash" xmlns:w16sdtfl="http://schemas.microsoft.com/office/word/2024/wordml/sdtformatlock" xmlns:w16se="http://schemas.microsoft.com/office/word/2015/wordml/symex" xmlns:w16du="http://schemas.microsoft.com/office/word/2023/wordml/word16du" xmlns:wne="http://schemas.microsoft.com/office/word/2006/wordml" mc:Ignorable="w14 w15 w16se w16cid w16 w16cex w16sdtdh w16sdtfl w16du wp14">
+<w15:commentsEx xmlns:wpc="http://schemas.microsoft.com/office/word/2010/wordprocessingCanvas" xmlns:cx="http://schemas.microsoft.com/office/drawing/2014/chartex" xmlns:cx1="http://schemas.microsoft.com/office/drawing/2015/9/8/chartex" xmlns:cx2="http://schemas.microsoft.com/office/drawing/2015/10/21/chartex" xmlns:cx3="http://schemas.microsoft.com/office/drawing/2016/5/9/chartex" xmlns:cx4="http://schemas.microsoft.com/office/drawing/2016/5/10/chartex" xmlns:cx5="http://schemas.microsoft.com/office/drawing/2016/5/11/chartex" xmlns:cx6="http://schemas.microsoft.com/office/drawing/2016/5/12/chartex" xmlns:cx7="http://schemas.microsoft.com/office/drawing/2016/5/13/chartex" xmlns:cx8="http://schemas.microsoft.com/office/drawing/2016/5/14/chartex" xmlns:mc="http://schemas.openxmlformats.org/markup-compatibility/2006" xmlns:m="http://schemas.openxmlformats.org/officeDocument/2006/math" xmlns:aink="http://schemas.microsoft.com/office/drawing/2016/ink" xmlns:am3d="http://schemas.microsoft.com/office/drawing/2017/model3d" xmlns:oel="http://schemas.microsoft.com/office/2019/extlst" xmlns:r="http://schemas.openxmlformats.org/officeDocument/2006/relationships" xmlns:wp14="http://schemas.microsoft.com/office/word/2010/wordprocessingDrawing" xmlns:wp="http://schemas.openxmlformats.org/drawingml/2006/wordprocessingDrawing" xmlns:wpg="http://schemas.microsoft.com/office/word/2010/wordprocessingGroup" xmlns:wpi="http://schemas.microsoft.com/office/word/2010/wordprocessingInk" xmlns:wps="http://schemas.microsoft.com/office/word/2010/wordprocessingShape" xmlns:o="urn:schemas-microsoft-com:office:office" xmlns:v="urn:schemas-microsoft-com:vml" xmlns:w10="urn:schemas-microsoft-com:office:word" xmlns:w="http://schemas.openxmlformats.org/wordprocessingml/2006/main" xmlns:w14="http://schemas.microsoft.com/office/word/2010/wordml" xmlns:w15="http://schemas.microsoft.com/office/word/2012/wordml" xmlns:w16cei="http://schemas.microsoft.com/office/word/2026/wordml/cei" xmlns:w16cex="http://schemas.microsoft.com/office/word/2018/wordml/cex" xmlns:w16cid="http://schemas.microsoft.com/office/word/2016/wordml/cid" xmlns:w16="http://schemas.microsoft.com/office/word/2018/wordml" xmlns:w16sdtdh="http://schemas.microsoft.com/office/word/2020/wordml/sdtdatahash" xmlns:w16sdtfl="http://schemas.microsoft.com/office/word/2024/wordml/sdtformatlock" xmlns:w16se="http://schemas.microsoft.com/office/word/2015/wordml/symex" xmlns:w16du="http://schemas.microsoft.com/office/word/2023/wordml/word16du" xmlns:wne="http://schemas.microsoft.com/office/word/2006/wordml" mc:Ignorable="w14 w15 w16se w16cid w16 w16cex w16sdtdh w16sdtfl w16du wp14">
   <w15:commentEx w15:paraId="099503C7" w15:done="0"/>
   <w15:commentEx w15:paraId="34BE94FA" w15:paraIdParent="099503C7" w15:done="0"/>
   <w15:commentEx w15:paraId="68BF4DDE" w15:done="1"/>
@@ -27347,7 +27475,7 @@
 </file>
 
 <file path=word/commentsIds.xml><?xml version="1.0" encoding="utf-8"?>
-<w16cid:commentsIds xmlns:wpc="http://schemas.microsoft.com/office/word/2010/wordprocessingCanvas" xmlns:cx="http://schemas.microsoft.com/office/drawing/2014/chartex" xmlns:cx1="http://schemas.microsoft.com/office/drawing/2015/9/8/chartex" xmlns:cx2="http://schemas.microsoft.com/office/drawing/2015/10/21/chartex" xmlns:cx3="http://schemas.microsoft.com/office/drawing/2016/5/9/chartex" xmlns:cx4="http://schemas.microsoft.com/office/drawing/2016/5/10/chartex" xmlns:cx5="http://schemas.microsoft.com/office/drawing/2016/5/11/chartex" xmlns:cx6="http://schemas.microsoft.com/office/drawing/2016/5/12/chartex" xmlns:cx7="http://schemas.microsoft.com/office/drawing/2016/5/13/chartex" xmlns:cx8="http://schemas.microsoft.com/office/drawing/2016/5/14/chartex" xmlns:mc="http://schemas.openxmlformats.org/markup-compatibility/2006" xmlns:m="http://schemas.openxmlformats.org/officeDocument/2006/math" xmlns:aink="http://schemas.microsoft.com/office/drawing/2016/ink" xmlns:am3d="http://schemas.microsoft.com/office/drawing/2017/model3d" xmlns:oel="http://schemas.microsoft.com/office/2019/extlst" xmlns:r="http://schemas.openxmlformats.org/officeDocument/2006/relationships" xmlns:wp14="http://schemas.microsoft.com/office/word/2010/wordprocessingDrawing" xmlns:wp="http://schemas.openxmlformats.org/drawingml/2006/wordprocessingDrawing" xmlns:wpg="http://schemas.microsoft.com/office/word/2010/wordprocessingGroup" xmlns:wpi="http://schemas.microsoft.com/office/word/2010/wordprocessingInk" xmlns:wps="http://schemas.microsoft.com/office/word/2010/wordprocessingShape" xmlns:o="urn:schemas-microsoft-com:office:office" xmlns:v="urn:schemas-microsoft-com:vml" xmlns:w10="urn:schemas-microsoft-com:office:word" xmlns:w="http://schemas.openxmlformats.org/wordprocessingml/2006/main" xmlns:w14="http://schemas.microsoft.com/office/word/2010/wordml" xmlns:w15="http://schemas.microsoft.com/office/word/2012/wordml" xmlns:w16cex="http://schemas.microsoft.com/office/word/2018/wordml/cex" xmlns:w16cid="http://schemas.microsoft.com/office/word/2016/wordml/cid" xmlns:w16="http://schemas.microsoft.com/office/word/2018/wordml" xmlns:w16sdtdh="http://schemas.microsoft.com/office/word/2020/wordml/sdtdatahash" xmlns:w16sdtfl="http://schemas.microsoft.com/office/word/2024/wordml/sdtformatlock" xmlns:w16se="http://schemas.microsoft.com/office/word/2015/wordml/symex" xmlns:w16du="http://schemas.microsoft.com/office/word/2023/wordml/word16du" xmlns:wne="http://schemas.microsoft.com/office/word/2006/wordml" mc:Ignorable="w14 w15 w16se w16cid w16 w16cex w16sdtdh w16sdtfl w16du wp14">
+<w16cid:commentsIds xmlns:wpc="http://schemas.microsoft.com/office/word/2010/wordprocessingCanvas" xmlns:cx="http://schemas.microsoft.com/office/drawing/2014/chartex" xmlns:cx1="http://schemas.microsoft.com/office/drawing/2015/9/8/chartex" xmlns:cx2="http://schemas.microsoft.com/office/drawing/2015/10/21/chartex" xmlns:cx3="http://schemas.microsoft.com/office/drawing/2016/5/9/chartex" xmlns:cx4="http://schemas.microsoft.com/office/drawing/2016/5/10/chartex" xmlns:cx5="http://schemas.microsoft.com/office/drawing/2016/5/11/chartex" xmlns:cx6="http://schemas.microsoft.com/office/drawing/2016/5/12/chartex" xmlns:cx7="http://schemas.microsoft.com/office/drawing/2016/5/13/chartex" xmlns:cx8="http://schemas.microsoft.com/office/drawing/2016/5/14/chartex" xmlns:mc="http://schemas.openxmlformats.org/markup-compatibility/2006" xmlns:m="http://schemas.openxmlformats.org/officeDocument/2006/math" xmlns:aink="http://schemas.microsoft.com/office/drawing/2016/ink" xmlns:am3d="http://schemas.microsoft.com/office/drawing/2017/model3d" xmlns:oel="http://schemas.microsoft.com/office/2019/extlst" xmlns:r="http://schemas.openxmlformats.org/officeDocument/2006/relationships" xmlns:wp14="http://schemas.microsoft.com/office/word/2010/wordprocessingDrawing" xmlns:wp="http://schemas.openxmlformats.org/drawingml/2006/wordprocessingDrawing" xmlns:wpg="http://schemas.microsoft.com/office/word/2010/wordprocessingGroup" xmlns:wpi="http://schemas.microsoft.com/office/word/2010/wordprocessingInk" xmlns:wps="http://schemas.microsoft.com/office/word/2010/wordprocessingShape" xmlns:o="urn:schemas-microsoft-com:office:office" xmlns:v="urn:schemas-microsoft-com:vml" xmlns:w10="urn:schemas-microsoft-com:office:word" xmlns:w="http://schemas.openxmlformats.org/wordprocessingml/2006/main" xmlns:w14="http://schemas.microsoft.com/office/word/2010/wordml" xmlns:w15="http://schemas.microsoft.com/office/word/2012/wordml" xmlns:w16cei="http://schemas.microsoft.com/office/word/2026/wordml/cei" xmlns:w16cex="http://schemas.microsoft.com/office/word/2018/wordml/cex" xmlns:w16cid="http://schemas.microsoft.com/office/word/2016/wordml/cid" xmlns:w16="http://schemas.microsoft.com/office/word/2018/wordml" xmlns:w16sdtdh="http://schemas.microsoft.com/office/word/2020/wordml/sdtdatahash" xmlns:w16sdtfl="http://schemas.microsoft.com/office/word/2024/wordml/sdtformatlock" xmlns:w16se="http://schemas.microsoft.com/office/word/2015/wordml/symex" xmlns:w16du="http://schemas.microsoft.com/office/word/2023/wordml/word16du" xmlns:wne="http://schemas.microsoft.com/office/word/2006/wordml" mc:Ignorable="w14 w15 w16se w16cid w16 w16cex w16sdtdh w16sdtfl w16du wp14">
   <w16cid:commentId w16cid:paraId="099503C7" w16cid:durableId="2D1891A7"/>
   <w16cid:commentId w16cid:paraId="34BE94FA" w16cid:durableId="546846C2"/>
   <w16cid:commentId w16cid:paraId="68BF4DDE" w16cid:durableId="2E726A35"/>
@@ -27355,7 +27483,7 @@
 </file>
 
 <file path=word/endnotes.xml><?xml version="1.0" encoding="utf-8"?>
-<w:endnotes xmlns:wpc="http://schemas.microsoft.com/office/word/2010/wordprocessingCanvas" xmlns:cx="http://schemas.microsoft.com/office/drawing/2014/chartex" xmlns:cx1="http://schemas.microsoft.com/office/drawing/2015/9/8/chartex" xmlns:cx2="http://schemas.microsoft.com/office/drawing/2015/10/21/chartex" xmlns:cx3="http://schemas.microsoft.com/office/drawing/2016/5/9/chartex" xmlns:cx4="http://schemas.microsoft.com/office/drawing/2016/5/10/chartex" xmlns:cx5="http://schemas.microsoft.com/office/drawing/2016/5/11/chartex" xmlns:cx6="http://schemas.microsoft.com/office/drawing/2016/5/12/chartex" xmlns:cx7="http://schemas.microsoft.com/office/drawing/2016/5/13/chartex" xmlns:cx8="http://schemas.microsoft.com/office/drawing/2016/5/14/chartex" xmlns:mc="http://schemas.openxmlformats.org/markup-compatibility/2006" xmlns:m="http://schemas.openxmlformats.org/officeDocument/2006/math" xmlns:aink="http://schemas.microsoft.com/office/drawing/2016/ink" xmlns:am3d="http://schemas.microsoft.com/office/drawing/2017/model3d" xmlns:oel="http://schemas.microsoft.com/office/2019/extlst" xmlns:r="http://schemas.openxmlformats.org/officeDocument/2006/relationships" xmlns:wp14="http://schemas.microsoft.com/office/word/2010/wordprocessingDrawing" xmlns:wp="http://schemas.openxmlformats.org/drawingml/2006/wordprocessingDrawing" xmlns:wpg="http://schemas.microsoft.com/office/word/2010/wordprocessingGroup" xmlns:wpi="http://schemas.microsoft.com/office/word/2010/wordprocessingInk" xmlns:wps="http://schemas.microsoft.com/office/word/2010/wordprocessingShape" xmlns:o="urn:schemas-microsoft-com:office:office" xmlns:v="urn:schemas-microsoft-com:vml" xmlns:w10="urn:schemas-microsoft-com:office:word" xmlns:w="http://schemas.openxmlformats.org/wordprocessingml/2006/main" xmlns:w14="http://schemas.microsoft.com/office/word/2010/wordml" xmlns:w15="http://schemas.microsoft.com/office/word/2012/wordml" xmlns:w16cex="http://schemas.microsoft.com/office/word/2018/wordml/cex" xmlns:w16cid="http://schemas.microsoft.com/office/word/2016/wordml/cid" xmlns:w16="http://schemas.microsoft.com/office/word/2018/wordml" xmlns:w16sdtdh="http://schemas.microsoft.com/office/word/2020/wordml/sdtdatahash" xmlns:w16sdtfl="http://schemas.microsoft.com/office/word/2024/wordml/sdtformatlock" xmlns:w16se="http://schemas.microsoft.com/office/word/2015/wordml/symex" xmlns:w16du="http://schemas.microsoft.com/office/word/2023/wordml/word16du" xmlns:wne="http://schemas.microsoft.com/office/word/2006/wordml" mc:Ignorable="w14 w15 w16se w16cid w16 w16cex w16sdtdh w16sdtfl w16du wp14">
+<w:endnotes xmlns:wpc="http://schemas.microsoft.com/office/word/2010/wordprocessingCanvas" xmlns:cx="http://schemas.microsoft.com/office/drawing/2014/chartex" xmlns:cx1="http://schemas.microsoft.com/office/drawing/2015/9/8/chartex" xmlns:cx2="http://schemas.microsoft.com/office/drawing/2015/10/21/chartex" xmlns:cx3="http://schemas.microsoft.com/office/drawing/2016/5/9/chartex" xmlns:cx4="http://schemas.microsoft.com/office/drawing/2016/5/10/chartex" xmlns:cx5="http://schemas.microsoft.com/office/drawing/2016/5/11/chartex" xmlns:cx6="http://schemas.microsoft.com/office/drawing/2016/5/12/chartex" xmlns:cx7="http://schemas.microsoft.com/office/drawing/2016/5/13/chartex" xmlns:cx8="http://schemas.microsoft.com/office/drawing/2016/5/14/chartex" xmlns:mc="http://schemas.openxmlformats.org/markup-compatibility/2006" xmlns:m="http://schemas.openxmlformats.org/officeDocument/2006/math" xmlns:aink="http://schemas.microsoft.com/office/drawing/2016/ink" xmlns:am3d="http://schemas.microsoft.com/office/drawing/2017/model3d" xmlns:oel="http://schemas.microsoft.com/office/2019/extlst" xmlns:r="http://schemas.openxmlformats.org/officeDocument/2006/relationships" xmlns:wp14="http://schemas.microsoft.com/office/word/2010/wordprocessingDrawing" xmlns:wp="http://schemas.openxmlformats.org/drawingml/2006/wordprocessingDrawing" xmlns:wpg="http://schemas.microsoft.com/office/word/2010/wordprocessingGroup" xmlns:wpi="http://schemas.microsoft.com/office/word/2010/wordprocessingInk" xmlns:wps="http://schemas.microsoft.com/office/word/2010/wordprocessingShape" xmlns:o="urn:schemas-microsoft-com:office:office" xmlns:v="urn:schemas-microsoft-com:vml" xmlns:w10="urn:schemas-microsoft-com:office:word" xmlns:w="http://schemas.openxmlformats.org/wordprocessingml/2006/main" xmlns:w14="http://schemas.microsoft.com/office/word/2010/wordml" xmlns:w15="http://schemas.microsoft.com/office/word/2012/wordml" xmlns:w16cei="http://schemas.microsoft.com/office/word/2026/wordml/cei" xmlns:w16cex="http://schemas.microsoft.com/office/word/2018/wordml/cex" xmlns:w16cid="http://schemas.microsoft.com/office/word/2016/wordml/cid" xmlns:w16="http://schemas.microsoft.com/office/word/2018/wordml" xmlns:w16sdtdh="http://schemas.microsoft.com/office/word/2020/wordml/sdtdatahash" xmlns:w16sdtfl="http://schemas.microsoft.com/office/word/2024/wordml/sdtformatlock" xmlns:w16se="http://schemas.microsoft.com/office/word/2015/wordml/symex" xmlns:w16du="http://schemas.microsoft.com/office/word/2023/wordml/word16du" xmlns:wne="http://schemas.microsoft.com/office/word/2006/wordml" mc:Ignorable="w14 w15 w16se w16cid w16 w16cex w16sdtdh w16sdtfl w16du wp14">
   <w:endnote w:type="separator" w:id="-1">
     <w:p>
       <w:r>
@@ -27374,7 +27502,7 @@
 </file>
 
 <file path=word/footer1.xml><?xml version="1.0" encoding="utf-8"?>
-<w:ftr xmlns:wpc="http://schemas.microsoft.com/office/word/2010/wordprocessingCanvas" xmlns:cx="http://schemas.microsoft.com/office/drawing/2014/chartex" xmlns:cx1="http://schemas.microsoft.com/office/drawing/2015/9/8/chartex" xmlns:cx2="http://schemas.microsoft.com/office/drawing/2015/10/21/chartex" xmlns:cx3="http://schemas.microsoft.com/office/drawing/2016/5/9/chartex" xmlns:cx4="http://schemas.microsoft.com/office/drawing/2016/5/10/chartex" xmlns:cx5="http://schemas.microsoft.com/office/drawing/2016/5/11/chartex" xmlns:cx6="http://schemas.microsoft.com/office/drawing/2016/5/12/chartex" xmlns:cx7="http://schemas.microsoft.com/office/drawing/2016/5/13/chartex" xmlns:cx8="http://schemas.microsoft.com/office/drawing/2016/5/14/chartex" xmlns:mc="http://schemas.openxmlformats.org/markup-compatibility/2006" xmlns:m="http://schemas.openxmlformats.org/officeDocument/2006/math" xmlns:aink="http://schemas.microsoft.com/office/drawing/2016/ink" xmlns:am3d="http://schemas.microsoft.com/office/drawing/2017/model3d" xmlns:oel="http://schemas.microsoft.com/office/2019/extlst" xmlns:r="http://schemas.openxmlformats.org/officeDocument/2006/relationships" xmlns:wp14="http://schemas.microsoft.com/office/word/2010/wordprocessingDrawing" xmlns:wp="http://schemas.openxmlformats.org/drawingml/2006/wordprocessingDrawing" xmlns:wpg="http://schemas.microsoft.com/office/word/2010/wordprocessingGroup" xmlns:wpi="http://schemas.microsoft.com/office/word/2010/wordprocessingInk" xmlns:wps="http://schemas.microsoft.com/office/word/2010/wordprocessingShape" xmlns:o="urn:schemas-microsoft-com:office:office" xmlns:v="urn:schemas-microsoft-com:vml" xmlns:w10="urn:schemas-microsoft-com:office:word" xmlns:w="http://schemas.openxmlformats.org/wordprocessingml/2006/main" xmlns:w14="http://schemas.microsoft.com/office/word/2010/wordml" xmlns:w15="http://schemas.microsoft.com/office/word/2012/wordml" xmlns:w16cex="http://schemas.microsoft.com/office/word/2018/wordml/cex" xmlns:w16cid="http://schemas.microsoft.com/office/word/2016/wordml/cid" xmlns:w16="http://schemas.microsoft.com/office/word/2018/wordml" xmlns:w16sdtdh="http://schemas.microsoft.com/office/word/2020/wordml/sdtdatahash" xmlns:w16sdtfl="http://schemas.microsoft.com/office/word/2024/wordml/sdtformatlock" xmlns:w16se="http://schemas.microsoft.com/office/word/2015/wordml/symex" xmlns:w16du="http://schemas.microsoft.com/office/word/2023/wordml/word16du" xmlns:wne="http://schemas.microsoft.com/office/word/2006/wordml" mc:Ignorable="w14 w15 w16se w16cid w16 w16cex w16sdtdh w16sdtfl w16du wp14">
+<w:ftr xmlns:wpc="http://schemas.microsoft.com/office/word/2010/wordprocessingCanvas" xmlns:cx="http://schemas.microsoft.com/office/drawing/2014/chartex" xmlns:cx1="http://schemas.microsoft.com/office/drawing/2015/9/8/chartex" xmlns:cx2="http://schemas.microsoft.com/office/drawing/2015/10/21/chartex" xmlns:cx3="http://schemas.microsoft.com/office/drawing/2016/5/9/chartex" xmlns:cx4="http://schemas.microsoft.com/office/drawing/2016/5/10/chartex" xmlns:cx5="http://schemas.microsoft.com/office/drawing/2016/5/11/chartex" xmlns:cx6="http://schemas.microsoft.com/office/drawing/2016/5/12/chartex" xmlns:cx7="http://schemas.microsoft.com/office/drawing/2016/5/13/chartex" xmlns:cx8="http://schemas.microsoft.com/office/drawing/2016/5/14/chartex" xmlns:mc="http://schemas.openxmlformats.org/markup-compatibility/2006" xmlns:m="http://schemas.openxmlformats.org/officeDocument/2006/math" xmlns:aink="http://schemas.microsoft.com/office/drawing/2016/ink" xmlns:am3d="http://schemas.microsoft.com/office/drawing/2017/model3d" xmlns:oel="http://schemas.microsoft.com/office/2019/extlst" xmlns:r="http://schemas.openxmlformats.org/officeDocument/2006/relationships" xmlns:wp14="http://schemas.microsoft.com/office/word/2010/wordprocessingDrawing" xmlns:wp="http://schemas.openxmlformats.org/drawingml/2006/wordprocessingDrawing" xmlns:wpg="http://schemas.microsoft.com/office/word/2010/wordprocessingGroup" xmlns:wpi="http://schemas.microsoft.com/office/word/2010/wordprocessingInk" xmlns:wps="http://schemas.microsoft.com/office/word/2010/wordprocessingShape" xmlns:o="urn:schemas-microsoft-com:office:office" xmlns:v="urn:schemas-microsoft-com:vml" xmlns:w10="urn:schemas-microsoft-com:office:word" xmlns:w="http://schemas.openxmlformats.org/wordprocessingml/2006/main" xmlns:w14="http://schemas.microsoft.com/office/word/2010/wordml" xmlns:w15="http://schemas.microsoft.com/office/word/2012/wordml" xmlns:w16cei="http://schemas.microsoft.com/office/word/2026/wordml/cei" xmlns:w16cex="http://schemas.microsoft.com/office/word/2018/wordml/cex" xmlns:w16cid="http://schemas.microsoft.com/office/word/2016/wordml/cid" xmlns:w16="http://schemas.microsoft.com/office/word/2018/wordml" xmlns:w16sdtdh="http://schemas.microsoft.com/office/word/2020/wordml/sdtdatahash" xmlns:w16sdtfl="http://schemas.microsoft.com/office/word/2024/wordml/sdtformatlock" xmlns:w16se="http://schemas.microsoft.com/office/word/2015/wordml/symex" xmlns:w16du="http://schemas.microsoft.com/office/word/2023/wordml/word16du" xmlns:wne="http://schemas.microsoft.com/office/word/2006/wordml" mc:Ignorable="w14 w15 w16se w16cid w16 w16cex w16sdtdh w16sdtfl w16du wp14">
   <w:p>
     <w:pPr>
       <w:pStyle w:val="Footer"/>
@@ -27526,7 +27654,7 @@
 </file>
 
 <file path=word/footnotes.xml><?xml version="1.0" encoding="utf-8"?>
-<w:footnotes xmlns:wpc="http://schemas.microsoft.com/office/word/2010/wordprocessingCanvas" xmlns:cx="http://schemas.microsoft.com/office/drawing/2014/chartex" xmlns:cx1="http://schemas.microsoft.com/office/drawing/2015/9/8/chartex" xmlns:cx2="http://schemas.microsoft.com/office/drawing/2015/10/21/chartex" xmlns:cx3="http://schemas.microsoft.com/office/drawing/2016/5/9/chartex" xmlns:cx4="http://schemas.microsoft.com/office/drawing/2016/5/10/chartex" xmlns:cx5="http://schemas.microsoft.com/office/drawing/2016/5/11/chartex" xmlns:cx6="http://schemas.microsoft.com/office/drawing/2016/5/12/chartex" xmlns:cx7="http://schemas.microsoft.com/office/drawing/2016/5/13/chartex" xmlns:cx8="http://schemas.microsoft.com/office/drawing/2016/5/14/chartex" xmlns:mc="http://schemas.openxmlformats.org/markup-compatibility/2006" xmlns:m="http://schemas.openxmlformats.org/officeDocument/2006/math" xmlns:aink="http://schemas.microsoft.com/office/drawing/2016/ink" xmlns:am3d="http://schemas.microsoft.com/office/drawing/2017/model3d" xmlns:oel="http://schemas.microsoft.com/office/2019/extlst" xmlns:r="http://schemas.openxmlformats.org/officeDocument/2006/relationships" xmlns:wp14="http://schemas.microsoft.com/office/word/2010/wordprocessingDrawing" xmlns:wp="http://schemas.openxmlformats.org/drawingml/2006/wordprocessingDrawing" xmlns:wpg="http://schemas.microsoft.com/office/word/2010/wordprocessingGroup" xmlns:wpi="http://schemas.microsoft.com/office/word/2010/wordprocessingInk" xmlns:wps="http://schemas.microsoft.com/office/word/2010/wordprocessingShape" xmlns:o="urn:schemas-microsoft-com:office:office" xmlns:v="urn:schemas-microsoft-com:vml" xmlns:w10="urn:schemas-microsoft-com:office:word" xmlns:w="http://schemas.openxmlformats.org/wordprocessingml/2006/main" xmlns:w14="http://schemas.microsoft.com/office/word/2010/wordml" xmlns:w15="http://schemas.microsoft.com/office/word/2012/wordml" xmlns:w16cex="http://schemas.microsoft.com/office/word/2018/wordml/cex" xmlns:w16cid="http://schemas.microsoft.com/office/word/2016/wordml/cid" xmlns:w16="http://schemas.microsoft.com/office/word/2018/wordml" xmlns:w16sdtdh="http://schemas.microsoft.com/office/word/2020/wordml/sdtdatahash" xmlns:w16sdtfl="http://schemas.microsoft.com/office/word/2024/wordml/sdtformatlock" xmlns:w16se="http://schemas.microsoft.com/office/word/2015/wordml/symex" xmlns:w16du="http://schemas.microsoft.com/office/word/2023/wordml/word16du" xmlns:wne="http://schemas.microsoft.com/office/word/2006/wordml" mc:Ignorable="w14 w15 w16se w16cid w16 w16cex w16sdtdh w16sdtfl w16du wp14">
+<w:footnotes xmlns:wpc="http://schemas.microsoft.com/office/word/2010/wordprocessingCanvas" xmlns:cx="http://schemas.microsoft.com/office/drawing/2014/chartex" xmlns:cx1="http://schemas.microsoft.com/office/drawing/2015/9/8/chartex" xmlns:cx2="http://schemas.microsoft.com/office/drawing/2015/10/21/chartex" xmlns:cx3="http://schemas.microsoft.com/office/drawing/2016/5/9/chartex" xmlns:cx4="http://schemas.microsoft.com/office/drawing/2016/5/10/chartex" xmlns:cx5="http://schemas.microsoft.com/office/drawing/2016/5/11/chartex" xmlns:cx6="http://schemas.microsoft.com/office/drawing/2016/5/12/chartex" xmlns:cx7="http://schemas.microsoft.com/office/drawing/2016/5/13/chartex" xmlns:cx8="http://schemas.microsoft.com/office/drawing/2016/5/14/chartex" xmlns:mc="http://schemas.openxmlformats.org/markup-compatibility/2006" xmlns:m="http://schemas.openxmlformats.org/officeDocument/2006/math" xmlns:aink="http://schemas.microsoft.com/office/drawing/2016/ink" xmlns:am3d="http://schemas.microsoft.com/office/drawing/2017/model3d" xmlns:oel="http://schemas.microsoft.com/office/2019/extlst" xmlns:r="http://schemas.openxmlformats.org/officeDocument/2006/relationships" xmlns:wp14="http://schemas.microsoft.com/office/word/2010/wordprocessingDrawing" xmlns:wp="http://schemas.openxmlformats.org/drawingml/2006/wordprocessingDrawing" xmlns:wpg="http://schemas.microsoft.com/office/word/2010/wordprocessingGroup" xmlns:wpi="http://schemas.microsoft.com/office/word/2010/wordprocessingInk" xmlns:wps="http://schemas.microsoft.com/office/word/2010/wordprocessingShape" xmlns:o="urn:schemas-microsoft-com:office:office" xmlns:v="urn:schemas-microsoft-com:vml" xmlns:w10="urn:schemas-microsoft-com:office:word" xmlns:w="http://schemas.openxmlformats.org/wordprocessingml/2006/main" xmlns:w14="http://schemas.microsoft.com/office/word/2010/wordml" xmlns:w15="http://schemas.microsoft.com/office/word/2012/wordml" xmlns:w16cei="http://schemas.microsoft.com/office/word/2026/wordml/cei" xmlns:w16cex="http://schemas.microsoft.com/office/word/2018/wordml/cex" xmlns:w16cid="http://schemas.microsoft.com/office/word/2016/wordml/cid" xmlns:w16="http://schemas.microsoft.com/office/word/2018/wordml" xmlns:w16sdtdh="http://schemas.microsoft.com/office/word/2020/wordml/sdtdatahash" xmlns:w16sdtfl="http://schemas.microsoft.com/office/word/2024/wordml/sdtformatlock" xmlns:w16se="http://schemas.microsoft.com/office/word/2015/wordml/symex" xmlns:w16du="http://schemas.microsoft.com/office/word/2023/wordml/word16du" xmlns:wne="http://schemas.microsoft.com/office/word/2006/wordml" mc:Ignorable="w14 w15 w16se w16cid w16 w16cex w16sdtdh w16sdtfl w16du wp14">
   <w:footnote w:type="separator" w:id="-1">
     <w:p>
       <w:r>
@@ -27545,7 +27673,7 @@
 </file>
 
 <file path=word/header1.xml><?xml version="1.0" encoding="utf-8"?>
-<w:hdr xmlns:wpc="http://schemas.microsoft.com/office/word/2010/wordprocessingCanvas" xmlns:cx="http://schemas.microsoft.com/office/drawing/2014/chartex" xmlns:cx1="http://schemas.microsoft.com/office/drawing/2015/9/8/chartex" xmlns:cx2="http://schemas.microsoft.com/office/drawing/2015/10/21/chartex" xmlns:cx3="http://schemas.microsoft.com/office/drawing/2016/5/9/chartex" xmlns:cx4="http://schemas.microsoft.com/office/drawing/2016/5/10/chartex" xmlns:cx5="http://schemas.microsoft.com/office/drawing/2016/5/11/chartex" xmlns:cx6="http://schemas.microsoft.com/office/drawing/2016/5/12/chartex" xmlns:cx7="http://schemas.microsoft.com/office/drawing/2016/5/13/chartex" xmlns:cx8="http://schemas.microsoft.com/office/drawing/2016/5/14/chartex" xmlns:mc="http://schemas.openxmlformats.org/markup-compatibility/2006" xmlns:m="http://schemas.openxmlformats.org/officeDocument/2006/math" xmlns:aink="http://schemas.microsoft.com/office/drawing/2016/ink" xmlns:am3d="http://schemas.microsoft.com/office/drawing/2017/model3d" xmlns:oel="http://schemas.microsoft.com/office/2019/extlst" xmlns:r="http://schemas.openxmlformats.org/officeDocument/2006/relationships" xmlns:wp14="http://schemas.microsoft.com/office/word/2010/wordprocessingDrawing" xmlns:wp="http://schemas.openxmlformats.org/drawingml/2006/wordprocessingDrawing" xmlns:wpg="http://schemas.microsoft.com/office/word/2010/wordprocessingGroup" xmlns:wpi="http://schemas.microsoft.com/office/word/2010/wordprocessingInk" xmlns:wps="http://schemas.microsoft.com/office/word/2010/wordprocessingShape" xmlns:o="urn:schemas-microsoft-com:office:office" xmlns:v="urn:schemas-microsoft-com:vml" xmlns:w10="urn:schemas-microsoft-com:office:word" xmlns:w="http://schemas.openxmlformats.org/wordprocessingml/2006/main" xmlns:w14="http://schemas.microsoft.com/office/word/2010/wordml" xmlns:w15="http://schemas.microsoft.com/office/word/2012/wordml" xmlns:w16cex="http://schemas.microsoft.com/office/word/2018/wordml/cex" xmlns:w16cid="http://schemas.microsoft.com/office/word/2016/wordml/cid" xmlns:w16="http://schemas.microsoft.com/office/word/2018/wordml" xmlns:w16sdtdh="http://schemas.microsoft.com/office/word/2020/wordml/sdtdatahash" xmlns:w16sdtfl="http://schemas.microsoft.com/office/word/2024/wordml/sdtformatlock" xmlns:w16se="http://schemas.microsoft.com/office/word/2015/wordml/symex" xmlns:w16du="http://schemas.microsoft.com/office/word/2023/wordml/word16du" xmlns:wne="http://schemas.microsoft.com/office/word/2006/wordml" mc:Ignorable="w14 w15 w16se w16cid w16 w16cex w16sdtdh w16sdtfl w16du wp14">
+<w:hdr xmlns:wpc="http://schemas.microsoft.com/office/word/2010/wordprocessingCanvas" xmlns:cx="http://schemas.microsoft.com/office/drawing/2014/chartex" xmlns:cx1="http://schemas.microsoft.com/office/drawing/2015/9/8/chartex" xmlns:cx2="http://schemas.microsoft.com/office/drawing/2015/10/21/chartex" xmlns:cx3="http://schemas.microsoft.com/office/drawing/2016/5/9/chartex" xmlns:cx4="http://schemas.microsoft.com/office/drawing/2016/5/10/chartex" xmlns:cx5="http://schemas.microsoft.com/office/drawing/2016/5/11/chartex" xmlns:cx6="http://schemas.microsoft.com/office/drawing/2016/5/12/chartex" xmlns:cx7="http://schemas.microsoft.com/office/drawing/2016/5/13/chartex" xmlns:cx8="http://schemas.microsoft.com/office/drawing/2016/5/14/chartex" xmlns:mc="http://schemas.openxmlformats.org/markup-compatibility/2006" xmlns:m="http://schemas.openxmlformats.org/officeDocument/2006/math" xmlns:aink="http://schemas.microsoft.com/office/drawing/2016/ink" xmlns:am3d="http://schemas.microsoft.com/office/drawing/2017/model3d" xmlns:oel="http://schemas.microsoft.com/office/2019/extlst" xmlns:r="http://schemas.openxmlformats.org/officeDocument/2006/relationships" xmlns:wp14="http://schemas.microsoft.com/office/word/2010/wordprocessingDrawing" xmlns:wp="http://schemas.openxmlformats.org/drawingml/2006/wordprocessingDrawing" xmlns:wpg="http://schemas.microsoft.com/office/word/2010/wordprocessingGroup" xmlns:wpi="http://schemas.microsoft.com/office/word/2010/wordprocessingInk" xmlns:wps="http://schemas.microsoft.com/office/word/2010/wordprocessingShape" xmlns:o="urn:schemas-microsoft-com:office:office" xmlns:v="urn:schemas-microsoft-com:vml" xmlns:w10="urn:schemas-microsoft-com:office:word" xmlns:w="http://schemas.openxmlformats.org/wordprocessingml/2006/main" xmlns:w14="http://schemas.microsoft.com/office/word/2010/wordml" xmlns:w15="http://schemas.microsoft.com/office/word/2012/wordml" xmlns:w16cei="http://schemas.microsoft.com/office/word/2026/wordml/cei" xmlns:w16cex="http://schemas.microsoft.com/office/word/2018/wordml/cex" xmlns:w16cid="http://schemas.microsoft.com/office/word/2016/wordml/cid" xmlns:w16="http://schemas.microsoft.com/office/word/2018/wordml" xmlns:w16sdtdh="http://schemas.microsoft.com/office/word/2020/wordml/sdtdatahash" xmlns:w16sdtfl="http://schemas.microsoft.com/office/word/2024/wordml/sdtformatlock" xmlns:w16se="http://schemas.microsoft.com/office/word/2015/wordml/symex" xmlns:w16du="http://schemas.microsoft.com/office/word/2023/wordml/word16du" xmlns:wne="http://schemas.microsoft.com/office/word/2006/wordml" mc:Ignorable="w14 w15 w16se w16cid w16 w16cex w16sdtdh w16sdtfl w16du wp14">
   <w:p>
     <w:pPr>
       <w:pStyle w:val="Header"/>
@@ -27575,7 +27703,7 @@
 </file>
 
 <file path=word/numbering.xml><?xml version="1.0" encoding="utf-8"?>
-<w:numbering xmlns:wpc="http://schemas.microsoft.com/office/word/2010/wordprocessingCanvas" xmlns:cx="http://schemas.microsoft.com/office/drawing/2014/chartex" xmlns:cx1="http://schemas.microsoft.com/office/drawing/2015/9/8/chartex" xmlns:cx2="http://schemas.microsoft.com/office/drawing/2015/10/21/chartex" xmlns:cx3="http://schemas.microsoft.com/office/drawing/2016/5/9/chartex" xmlns:cx4="http://schemas.microsoft.com/office/drawing/2016/5/10/chartex" xmlns:cx5="http://schemas.microsoft.com/office/drawing/2016/5/11/chartex" xmlns:cx6="http://schemas.microsoft.com/office/drawing/2016/5/12/chartex" xmlns:cx7="http://schemas.microsoft.com/office/drawing/2016/5/13/chartex" xmlns:cx8="http://schemas.microsoft.com/office/drawing/2016/5/14/chartex" xmlns:mc="http://schemas.openxmlformats.org/markup-compatibility/2006" xmlns:m="http://schemas.openxmlformats.org/officeDocument/2006/math" xmlns:aink="http://schemas.microsoft.com/office/drawing/2016/ink" xmlns:am3d="http://schemas.microsoft.com/office/drawing/2017/model3d" xmlns:oel="http://schemas.microsoft.com/office/2019/extlst" xmlns:r="http://schemas.openxmlformats.org/officeDocument/2006/relationships" xmlns:wp14="http://schemas.microsoft.com/office/word/2010/wordprocessingDrawing" xmlns:wp="http://schemas.openxmlformats.org/drawingml/2006/wordprocessingDrawing" xmlns:wpg="http://schemas.microsoft.com/office/word/2010/wordprocessingGroup" xmlns:wpi="http://schemas.microsoft.com/office/word/2010/wordprocessingInk" xmlns:wps="http://schemas.microsoft.com/office/word/2010/wordprocessingShape" xmlns:o="urn:schemas-microsoft-com:office:office" xmlns:v="urn:schemas-microsoft-com:vml" xmlns:w10="urn:schemas-microsoft-com:office:word" xmlns:w="http://schemas.openxmlformats.org/wordprocessingml/2006/main" xmlns:w14="http://schemas.microsoft.com/office/word/2010/wordml" xmlns:w15="http://schemas.microsoft.com/office/word/2012/wordml" xmlns:w16cex="http://schemas.microsoft.com/office/word/2018/wordml/cex" xmlns:w16cid="http://schemas.microsoft.com/office/word/2016/wordml/cid" xmlns:w16="http://schemas.microsoft.com/office/word/2018/wordml" xmlns:w16sdtdh="http://schemas.microsoft.com/office/word/2020/wordml/sdtdatahash" xmlns:w16sdtfl="http://schemas.microsoft.com/office/word/2024/wordml/sdtformatlock" xmlns:w16se="http://schemas.microsoft.com/office/word/2015/wordml/symex" xmlns:w16du="http://schemas.microsoft.com/office/word/2023/wordml/word16du" xmlns:wne="http://schemas.microsoft.com/office/word/2006/wordml" mc:Ignorable="w14 w15 w16se w16cid w16 w16cex w16sdtdh w16sdtfl w16du wp14">
+<w:numbering xmlns:wpc="http://schemas.microsoft.com/office/word/2010/wordprocessingCanvas" xmlns:cx="http://schemas.microsoft.com/office/drawing/2014/chartex" xmlns:cx1="http://schemas.microsoft.com/office/drawing/2015/9/8/chartex" xmlns:cx2="http://schemas.microsoft.com/office/drawing/2015/10/21/chartex" xmlns:cx3="http://schemas.microsoft.com/office/drawing/2016/5/9/chartex" xmlns:cx4="http://schemas.microsoft.com/office/drawing/2016/5/10/chartex" xmlns:cx5="http://schemas.microsoft.com/office/drawing/2016/5/11/chartex" xmlns:cx6="http://schemas.microsoft.com/office/drawing/2016/5/12/chartex" xmlns:cx7="http://schemas.microsoft.com/office/drawing/2016/5/13/chartex" xmlns:cx8="http://schemas.microsoft.com/office/drawing/2016/5/14/chartex" xmlns:mc="http://schemas.openxmlformats.org/markup-compatibility/2006" xmlns:m="http://schemas.openxmlformats.org/officeDocument/2006/math" xmlns:aink="http://schemas.microsoft.com/office/drawing/2016/ink" xmlns:am3d="http://schemas.microsoft.com/office/drawing/2017/model3d" xmlns:oel="http://schemas.microsoft.com/office/2019/extlst" xmlns:r="http://schemas.openxmlformats.org/officeDocument/2006/relationships" xmlns:wp14="http://schemas.microsoft.com/office/word/2010/wordprocessingDrawing" xmlns:wp="http://schemas.openxmlformats.org/drawingml/2006/wordprocessingDrawing" xmlns:wpg="http://schemas.microsoft.com/office/word/2010/wordprocessingGroup" xmlns:wpi="http://schemas.microsoft.com/office/word/2010/wordprocessingInk" xmlns:wps="http://schemas.microsoft.com/office/word/2010/wordprocessingShape" xmlns:o="urn:schemas-microsoft-com:office:office" xmlns:v="urn:schemas-microsoft-com:vml" xmlns:w10="urn:schemas-microsoft-com:office:word" xmlns:w="http://schemas.openxmlformats.org/wordprocessingml/2006/main" xmlns:w14="http://schemas.microsoft.com/office/word/2010/wordml" xmlns:w15="http://schemas.microsoft.com/office/word/2012/wordml" xmlns:w16cei="http://schemas.microsoft.com/office/word/2026/wordml/cei" xmlns:w16cex="http://schemas.microsoft.com/office/word/2018/wordml/cex" xmlns:w16cid="http://schemas.microsoft.com/office/word/2016/wordml/cid" xmlns:w16="http://schemas.microsoft.com/office/word/2018/wordml" xmlns:w16sdtdh="http://schemas.microsoft.com/office/word/2020/wordml/sdtdatahash" xmlns:w16sdtfl="http://schemas.microsoft.com/office/word/2024/wordml/sdtformatlock" xmlns:w16se="http://schemas.microsoft.com/office/word/2015/wordml/symex" xmlns:w16du="http://schemas.microsoft.com/office/word/2023/wordml/word16du" xmlns:wne="http://schemas.microsoft.com/office/word/2006/wordml" mc:Ignorable="w14 w15 w16se w16cid w16 w16cex w16sdtdh w16sdtfl w16du wp14">
   <w:abstractNum w:abstractNumId="0" w15:restartNumberingAfterBreak="0">
     <w:nsid w:val="03EA5F2F"/>
     <w:multiLevelType w:val="hybridMultilevel"/>
@@ -34085,7 +34213,7 @@
 </file>
 
 <file path=word/people.xml><?xml version="1.0" encoding="utf-8"?>
-<w15:people xmlns:wpc="http://schemas.microsoft.com/office/word/2010/wordprocessingCanvas" xmlns:cx="http://schemas.microsoft.com/office/drawing/2014/chartex" xmlns:cx1="http://schemas.microsoft.com/office/drawing/2015/9/8/chartex" xmlns:cx2="http://schemas.microsoft.com/office/drawing/2015/10/21/chartex" xmlns:cx3="http://schemas.microsoft.com/office/drawing/2016/5/9/chartex" xmlns:cx4="http://schemas.microsoft.com/office/drawing/2016/5/10/chartex" xmlns:cx5="http://schemas.microsoft.com/office/drawing/2016/5/11/chartex" xmlns:cx6="http://schemas.microsoft.com/office/drawing/2016/5/12/chartex" xmlns:cx7="http://schemas.microsoft.com/office/drawing/2016/5/13/chartex" xmlns:cx8="http://schemas.microsoft.com/office/drawing/2016/5/14/chartex" xmlns:mc="http://schemas.openxmlformats.org/markup-compatibility/2006" xmlns:m="http://schemas.openxmlformats.org/officeDocument/2006/math" xmlns:aink="http://schemas.microsoft.com/office/drawing/2016/ink" xmlns:am3d="http://schemas.microsoft.com/office/drawing/2017/model3d" xmlns:oel="http://schemas.microsoft.com/office/2019/extlst" xmlns:r="http://schemas.openxmlformats.org/officeDocument/2006/relationships" xmlns:wp14="http://schemas.microsoft.com/office/word/2010/wordprocessingDrawing" xmlns:wp="http://schemas.openxmlformats.org/drawingml/2006/wordprocessingDrawing" xmlns:wpg="http://schemas.microsoft.com/office/word/2010/wordprocessingGroup" xmlns:wpi="http://schemas.microsoft.com/office/word/2010/wordprocessingInk" xmlns:wps="http://schemas.microsoft.com/office/word/2010/wordprocessingShape" xmlns:o="urn:schemas-microsoft-com:office:office" xmlns:v="urn:schemas-microsoft-com:vml" xmlns:w10="urn:schemas-microsoft-com:office:word" xmlns:w="http://schemas.openxmlformats.org/wordprocessingml/2006/main" xmlns:w14="http://schemas.microsoft.com/office/word/2010/wordml" xmlns:w15="http://schemas.microsoft.com/office/word/2012/wordml" xmlns:w16cex="http://schemas.microsoft.com/office/word/2018/wordml/cex" xmlns:w16cid="http://schemas.microsoft.com/office/word/2016/wordml/cid" xmlns:w16="http://schemas.microsoft.com/office/word/2018/wordml" xmlns:w16sdtdh="http://schemas.microsoft.com/office/word/2020/wordml/sdtdatahash" xmlns:w16sdtfl="http://schemas.microsoft.com/office/word/2024/wordml/sdtformatlock" xmlns:w16se="http://schemas.microsoft.com/office/word/2015/wordml/symex" xmlns:w16du="http://schemas.microsoft.com/office/word/2023/wordml/word16du" xmlns:wne="http://schemas.microsoft.com/office/word/2006/wordml" mc:Ignorable="w14 w15 w16se w16cid w16 w16cex w16sdtdh w16sdtfl w16du wp14">
+<w15:people xmlns:wpc="http://schemas.microsoft.com/office/word/2010/wordprocessingCanvas" xmlns:cx="http://schemas.microsoft.com/office/drawing/2014/chartex" xmlns:cx1="http://schemas.microsoft.com/office/drawing/2015/9/8/chartex" xmlns:cx2="http://schemas.microsoft.com/office/drawing/2015/10/21/chartex" xmlns:cx3="http://schemas.microsoft.com/office/drawing/2016/5/9/chartex" xmlns:cx4="http://schemas.microsoft.com/office/drawing/2016/5/10/chartex" xmlns:cx5="http://schemas.microsoft.com/office/drawing/2016/5/11/chartex" xmlns:cx6="http://schemas.microsoft.com/office/drawing/2016/5/12/chartex" xmlns:cx7="http://schemas.microsoft.com/office/drawing/2016/5/13/chartex" xmlns:cx8="http://schemas.microsoft.com/office/drawing/2016/5/14/chartex" xmlns:mc="http://schemas.openxmlformats.org/markup-compatibility/2006" xmlns:m="http://schemas.openxmlformats.org/officeDocument/2006/math" xmlns:aink="http://schemas.microsoft.com/office/drawing/2016/ink" xmlns:am3d="http://schemas.microsoft.com/office/drawing/2017/model3d" xmlns:oel="http://schemas.microsoft.com/office/2019/extlst" xmlns:r="http://schemas.openxmlformats.org/officeDocument/2006/relationships" xmlns:wp14="http://schemas.microsoft.com/office/word/2010/wordprocessingDrawing" xmlns:wp="http://schemas.openxmlformats.org/drawingml/2006/wordprocessingDrawing" xmlns:wpg="http://schemas.microsoft.com/office/word/2010/wordprocessingGroup" xmlns:wpi="http://schemas.microsoft.com/office/word/2010/wordprocessingInk" xmlns:wps="http://schemas.microsoft.com/office/word/2010/wordprocessingShape" xmlns:o="urn:schemas-microsoft-com:office:office" xmlns:v="urn:schemas-microsoft-com:vml" xmlns:w10="urn:schemas-microsoft-com:office:word" xmlns:w="http://schemas.openxmlformats.org/wordprocessingml/2006/main" xmlns:w14="http://schemas.microsoft.com/office/word/2010/wordml" xmlns:w15="http://schemas.microsoft.com/office/word/2012/wordml" xmlns:w16cei="http://schemas.microsoft.com/office/word/2026/wordml/cei" xmlns:w16cex="http://schemas.microsoft.com/office/word/2018/wordml/cex" xmlns:w16cid="http://schemas.microsoft.com/office/word/2016/wordml/cid" xmlns:w16="http://schemas.microsoft.com/office/word/2018/wordml" xmlns:w16sdtdh="http://schemas.microsoft.com/office/word/2020/wordml/sdtdatahash" xmlns:w16sdtfl="http://schemas.microsoft.com/office/word/2024/wordml/sdtformatlock" xmlns:w16se="http://schemas.microsoft.com/office/word/2015/wordml/symex" xmlns:w16du="http://schemas.microsoft.com/office/word/2023/wordml/word16du" xmlns:wne="http://schemas.microsoft.com/office/word/2006/wordml" mc:Ignorable="w14 w15 w16se w16cid w16 w16cex w16sdtdh w16sdtfl w16du wp14">
   <w15:person w15:author="Abhinav Bassi">
     <w15:presenceInfo w15:providerId="AD" w15:userId="S::abassi@georgeinstitute.org.in::56e9f26f-9c38-412d-bf5e-882186975919"/>
   </w15:person>
@@ -34609,7 +34737,6 @@
   <w:style w:type="character" w:default="1" w:styleId="DefaultParagraphFont">
     <w:name w:val="Default Paragraph Font"/>
     <w:uiPriority w:val="1"/>
-    <w:semiHidden/>
     <w:unhideWhenUsed/>
   </w:style>
   <w:style w:type="table" w:default="1" w:styleId="TableNormal">
@@ -35679,14 +35806,6 @@
 </file>
 
 <file path=customXml/item1.xml><?xml version="1.0" encoding="utf-8"?>
-<p:properties xmlns:p="http://schemas.microsoft.com/office/2006/metadata/properties" xmlns:xsi="http://www.w3.org/2001/XMLSchema-instance" xmlns:pc="http://schemas.microsoft.com/office/infopath/2007/PartnerControls">
-  <documentManagement>
-    <_activity xmlns="211fb8f3-d6e1-4028-a0c2-bdeadfe00733" xsi:nil="true"/>
-  </documentManagement>
-</p:properties>
-</file>
-
-<file path=customXml/item2.xml><?xml version="1.0" encoding="utf-8"?>
 <ct:contentTypeSchema xmlns:ct="http://schemas.microsoft.com/office/2006/metadata/contentType" xmlns:ma="http://schemas.microsoft.com/office/2006/metadata/properties/metaAttributes" ct:_="" ma:_="" ma:contentTypeName="dokument" ma:contentTypeID="0x01010030A283954784D84CA1A8280E34BE2897" ma:contentTypeVersion="17" ma:contentTypeDescription="Skapa ett nytt dokument." ma:contentTypeScope="" ma:versionID="9d0c755c67b6893514b3846dfdfd9c13">
   <xsd:schema xmlns:xsd="http://www.w3.org/2001/XMLSchema" xmlns:xs="http://www.w3.org/2001/XMLSchema" xmlns:p="http://schemas.microsoft.com/office/2006/metadata/properties" xmlns:ns3="211fb8f3-d6e1-4028-a0c2-bdeadfe00733" xmlns:ns4="d7127f09-2f4a-43fc-add5-647876179e64" targetNamespace="http://schemas.microsoft.com/office/2006/metadata/properties" ma:root="true" ma:fieldsID="0f1c0f8aaa5def1d1a6302169f4165e5" ns3:_="" ns4:_="">
     <xsd:import namespace="211fb8f3-d6e1-4028-a0c2-bdeadfe00733"/>
@@ -35933,11 +36052,15 @@
 </ct:contentTypeSchema>
 </file>
 
-<file path=customXml/item3.xml><?xml version="1.0" encoding="utf-8"?>
-<b:Sources xmlns:b="http://schemas.openxmlformats.org/officeDocument/2006/bibliography" xmlns="http://schemas.openxmlformats.org/officeDocument/2006/bibliography" SelectedStyle="\APA.XSL" StyleName="APA"/>
+<file path=customXml/item2.xml><?xml version="1.0" encoding="utf-8"?>
+<p:properties xmlns:p="http://schemas.microsoft.com/office/2006/metadata/properties" xmlns:xsi="http://www.w3.org/2001/XMLSchema-instance" xmlns:pc="http://schemas.microsoft.com/office/infopath/2007/PartnerControls">
+  <documentManagement>
+    <_activity xmlns="211fb8f3-d6e1-4028-a0c2-bdeadfe00733" xsi:nil="true"/>
+  </documentManagement>
+</p:properties>
 </file>
 
-<file path=customXml/item4.xml><?xml version="1.0" encoding="utf-8"?>
+<file path=customXml/item3.xml><?xml version="1.0" encoding="utf-8"?>
 <?mso-contentType ?>
 <FormTemplates xmlns="http://schemas.microsoft.com/sharepoint/v3/contenttype/forms">
   <Display>DocumentLibraryForm</Display>
@@ -35946,17 +36069,11 @@
 </FormTemplates>
 </file>
 
-<file path=customXml/itemProps1.xml><?xml version="1.0" encoding="utf-8"?>
-<ds:datastoreItem xmlns:ds="http://schemas.openxmlformats.org/officeDocument/2006/customXml" ds:itemID="{12D5D97D-E799-4CE5-A776-1FD5951700E3}">
-  <ds:schemaRefs>
-    <ds:schemaRef ds:uri="http://schemas.microsoft.com/office/2006/metadata/properties"/>
-    <ds:schemaRef ds:uri="http://schemas.microsoft.com/office/infopath/2007/PartnerControls"/>
-    <ds:schemaRef ds:uri="211fb8f3-d6e1-4028-a0c2-bdeadfe00733"/>
-  </ds:schemaRefs>
-</ds:datastoreItem>
+<file path=customXml/item4.xml><?xml version="1.0" encoding="utf-8"?>
+<b:Sources xmlns:b="http://schemas.openxmlformats.org/officeDocument/2006/bibliography" xmlns="http://schemas.openxmlformats.org/officeDocument/2006/bibliography" SelectedStyle="\APA.XSL" StyleName="APA"/>
 </file>
 
-<file path=customXml/itemProps2.xml><?xml version="1.0" encoding="utf-8"?>
+<file path=customXml/itemProps1.xml><?xml version="1.0" encoding="utf-8"?>
 <ds:datastoreItem xmlns:ds="http://schemas.openxmlformats.org/officeDocument/2006/customXml" ds:itemID="{4D743645-B96E-4C6E-862F-CADBB461AE38}">
   <ds:schemaRefs>
     <ds:schemaRef ds:uri="http://schemas.microsoft.com/office/2006/metadata/contentType"/>
@@ -35975,18 +36092,28 @@
 </ds:datastoreItem>
 </file>
 
+<file path=customXml/itemProps2.xml><?xml version="1.0" encoding="utf-8"?>
+<ds:datastoreItem xmlns:ds="http://schemas.openxmlformats.org/officeDocument/2006/customXml" ds:itemID="{12D5D97D-E799-4CE5-A776-1FD5951700E3}">
+  <ds:schemaRefs>
+    <ds:schemaRef ds:uri="http://schemas.microsoft.com/office/2006/metadata/properties"/>
+    <ds:schemaRef ds:uri="http://schemas.microsoft.com/office/infopath/2007/PartnerControls"/>
+    <ds:schemaRef ds:uri="211fb8f3-d6e1-4028-a0c2-bdeadfe00733"/>
+  </ds:schemaRefs>
+</ds:datastoreItem>
+</file>
+
 <file path=customXml/itemProps3.xml><?xml version="1.0" encoding="utf-8"?>
+<ds:datastoreItem xmlns:ds="http://schemas.openxmlformats.org/officeDocument/2006/customXml" ds:itemID="{CE8A0002-80DD-454B-8109-347DF1956937}">
+  <ds:schemaRefs>
+    <ds:schemaRef ds:uri="http://schemas.microsoft.com/sharepoint/v3/contenttype/forms"/>
+  </ds:schemaRefs>
+</ds:datastoreItem>
+</file>
+
+<file path=customXml/itemProps4.xml><?xml version="1.0" encoding="utf-8"?>
 <ds:datastoreItem xmlns:ds="http://schemas.openxmlformats.org/officeDocument/2006/customXml" ds:itemID="{F5BB140B-9326-42FB-BACA-D4EF17ECF66F}">
   <ds:schemaRefs>
     <ds:schemaRef ds:uri="http://schemas.openxmlformats.org/officeDocument/2006/bibliography"/>
   </ds:schemaRefs>
 </ds:datastoreItem>
-</file>
-
-<file path=customXml/itemProps4.xml><?xml version="1.0" encoding="utf-8"?>
-<ds:datastoreItem xmlns:ds="http://schemas.openxmlformats.org/officeDocument/2006/customXml" ds:itemID="{CE8A0002-80DD-454B-8109-347DF1956937}">
-  <ds:schemaRefs>
-    <ds:schemaRef ds:uri="http://schemas.microsoft.com/sharepoint/v3/contenttype/forms"/>
-  </ds:schemaRefs>
-</ds:datastoreItem>
 </file>
--- a/agreements/collaboration-agreement-ks-tgi/advance-trauma-ks-tgi-subgrant-agreement.docx
+++ b/agreements/collaboration-agreement-ks-tgi/advance-trauma-ks-tgi-subgrant-agreement.docx
@@ -13269,8 +13269,88 @@
                 <w:rFonts w:ascii="Arial" w:hAnsi="Arial"/>
                 <w:sz w:val="20"/>
               </w:rPr>
-              <w:t>nvoices shall be sent as a PDF-file (one file per invoice) to the following e-mail address:</w:t>
-            </w:r>
+              <w:t xml:space="preserve">nvoices shall be sent </w:t>
+            </w:r>
+            <w:r>
+              <w:rPr>
+                <w:rFonts w:ascii="Arial" w:hAnsi="Arial"/>
+                <w:sz w:val="20"/>
+              </w:rPr>
+              <w:t xml:space="preserve">via e-mail </w:t>
+            </w:r>
+            <w:r>
+              <w:rPr>
+                <w:rFonts w:ascii="Arial" w:hAnsi="Arial"/>
+                <w:sz w:val="20"/>
+              </w:rPr>
+              <w:t xml:space="preserve">as a PDF-file (one file per invoice) </w:t>
+            </w:r>
+            <w:r>
+              <w:rPr>
+                <w:rFonts w:ascii="Arial" w:hAnsi="Arial"/>
+                <w:sz w:val="20"/>
+              </w:rPr>
+              <w:t xml:space="preserve">or as an e-invoice. </w:t>
+            </w:r>
+          </w:p>
+          <w:p>
+            <w:pPr>
+              <w:pStyle w:val="BodyText3"/>
+              <w:keepNext/>
+              <w:suppressLineNumbers/>
+              <w:suppressAutoHyphens/>
+              <w:autoSpaceDE w:val="0"/>
+              <w:autoSpaceDN w:val="0"/>
+              <w:ind w:right="968"/>
+              <w:rPr>
+                <w:rFonts w:ascii="Arial" w:hAnsi="Arial"/>
+                <w:sz w:val="20"/>
+              </w:rPr>
+            </w:pPr>
+          </w:p>
+          <w:p>
+            <w:pPr>
+              <w:pStyle w:val="BodyText3"/>
+              <w:keepNext/>
+              <w:suppressLineNumbers/>
+              <w:suppressAutoHyphens/>
+              <w:autoSpaceDE w:val="0"/>
+              <w:autoSpaceDN w:val="0"/>
+              <w:ind w:right="968"/>
+              <w:rPr>
+                <w:rFonts w:ascii="Arial" w:hAnsi="Arial"/>
+                <w:sz w:val="20"/>
+              </w:rPr>
+            </w:pPr>
+            <w:r>
+              <w:rPr>
+                <w:rFonts w:ascii="Arial" w:hAnsi="Arial"/>
+                <w:sz w:val="20"/>
+              </w:rPr>
+              <w:t>E</w:t>
+            </w:r>
+            <w:r>
+              <w:rPr>
+                <w:rFonts w:ascii="Arial" w:hAnsi="Arial"/>
+                <w:sz w:val="20"/>
+              </w:rPr>
+              <w:t>-mail address:</w:t>
+            </w:r>
+          </w:p>
+          <w:p>
+            <w:pPr>
+              <w:pStyle w:val="BodyText3"/>
+              <w:keepNext/>
+              <w:suppressLineNumbers/>
+              <w:suppressAutoHyphens/>
+              <w:autoSpaceDE w:val="0"/>
+              <w:autoSpaceDN w:val="0"/>
+              <w:ind w:right="968"/>
+              <w:rPr>
+                <w:rFonts w:ascii="Arial" w:hAnsi="Arial"/>
+                <w:sz w:val="20"/>
+              </w:rPr>
+            </w:pPr>
             <w:del w:id="284" w:author="Elinor Pejryd" w:date="2026-01-16T11:16:00Z">
               <w:r>
                 <w:rPr>
@@ -13283,7 +13363,6 @@
                 <w:rPr>
                   <w:rFonts w:ascii="Arial" w:hAnsi="Arial"/>
                   <w:sz w:val="20"/>
-                  <w:highlight w:val="green"/>
                 </w:rPr>
                 <w:fldChar w:fldCharType="begin"/>
               </w:r>
@@ -13291,7 +13370,6 @@
                 <w:rPr>
                   <w:rFonts w:ascii="Arial" w:hAnsi="Arial"/>
                   <w:sz w:val="20"/>
-                  <w:highlight w:val="green"/>
                 </w:rPr>
                 <w:delInstrText>HYPERLINK "mailto:ki-fakturor@ki.se" \h</w:delInstrText>
               </w:r>
@@ -13299,14 +13377,12 @@
                 <w:rPr>
                   <w:rFonts w:ascii="Arial" w:hAnsi="Arial"/>
                   <w:sz w:val="20"/>
-                  <w:highlight w:val="green"/>
                 </w:rPr>
               </w:r>
               <w:r>
                 <w:rPr>
                   <w:rFonts w:ascii="Arial" w:hAnsi="Arial"/>
                   <w:sz w:val="20"/>
-                  <w:highlight w:val="green"/>
                 </w:rPr>
                 <w:fldChar w:fldCharType="separate"/>
               </w:r>
@@ -13314,7 +13390,6 @@
                 <w:rPr>
                   <w:rFonts w:ascii="Arial" w:hAnsi="Arial"/>
                   <w:sz w:val="20"/>
-                  <w:highlight w:val="green"/>
                 </w:rPr>
                 <w:delText>KI-fakturor@ki.se</w:delText>
               </w:r>
@@ -13322,58 +13397,260 @@
                 <w:rPr>
                   <w:rFonts w:ascii="Arial" w:hAnsi="Arial"/>
                   <w:sz w:val="20"/>
-                  <w:highlight w:val="green"/>
                 </w:rPr>
                 <w:fldChar w:fldCharType="end"/>
               </w:r>
             </w:del>
-            <w:ins w:id="285" w:author="Elinor Pejryd" w:date="2026-01-16T11:16:00Z">
-              <w:r>
-                <w:rPr>
-                  <w:rFonts w:ascii="Arial" w:hAnsi="Arial"/>
-                  <w:sz w:val="20"/>
-                  <w:highlight w:val="green"/>
-                </w:rPr>
-                <w:t xml:space="preserve"> </w:t>
-              </w:r>
-              <w:commentRangeStart w:id="286"/>
-              <w:commentRangeStart w:id="287"/>
-              <w:r>
-                <w:rPr>
-                  <w:rFonts w:ascii="Arial" w:hAnsi="Arial"/>
-                  <w:sz w:val="20"/>
-                  <w:highlight w:val="green"/>
-                </w:rPr>
-                <w:t>[ange e-postadress dit fakturor ska skickas]</w:t>
-              </w:r>
-            </w:ins>
             <w:r>
               <w:rPr>
                 <w:rFonts w:ascii="Arial" w:hAnsi="Arial"/>
                 <w:sz w:val="20"/>
-                <w:highlight w:val="green"/>
-              </w:rPr>
-              <w:t>.</w:t>
-            </w:r>
-            <w:commentRangeEnd w:id="286"/>
-            <w:r>
-              <w:rPr>
-                <w:rStyle w:val="CommentReference"/>
+                <w:lang w:val="en-US"/>
+              </w:rPr>
+              <w:fldChar w:fldCharType="begin"/>
+            </w:r>
+            <w:r>
+              <w:rPr>
                 <w:rFonts w:ascii="Arial" w:hAnsi="Arial"/>
                 <w:sz w:val="20"/>
-                <w:szCs w:val="22"/>
-              </w:rPr>
-              <w:commentReference w:id="286"/>
-            </w:r>
-            <w:commentRangeEnd w:id="287"/>
-            <w:r>
-              <w:rPr>
-                <w:rStyle w:val="CommentReference"/>
+                <w:lang w:val="en-US"/>
+              </w:rPr>
+              <w:instrText>HYPERLINK "mailto:</w:instrText>
+            </w:r>
+            <w:r>
+              <w:rPr>
                 <w:rFonts w:ascii="Arial" w:hAnsi="Arial"/>
                 <w:sz w:val="20"/>
-                <w:szCs w:val="22"/>
-              </w:rPr>
-              <w:commentReference w:id="287"/>
+                <w:lang w:val="en-US"/>
+              </w:rPr>
+              <w:instrText>leverantorsfakturor.karolinska@regionstockholm.se</w:instrText>
+            </w:r>
+            <w:r>
+              <w:rPr>
+                <w:rFonts w:ascii="Arial" w:hAnsi="Arial"/>
+                <w:sz w:val="20"/>
+                <w:lang w:val="en-US"/>
+              </w:rPr>
+              <w:instrText>"</w:instrText>
+            </w:r>
+            <w:r>
+              <w:rPr>
+                <w:rFonts w:ascii="Arial" w:hAnsi="Arial"/>
+                <w:sz w:val="20"/>
+                <w:lang w:val="en-US"/>
+              </w:rPr>
+              <w:fldChar w:fldCharType="separate"/>
+            </w:r>
+            <w:r>
+              <w:rPr>
+                <w:rStyle w:val="Hyperlink"/>
+                <w:rFonts w:ascii="Arial" w:hAnsi="Arial"/>
+                <w:color w:val="auto"/>
+                <w:sz w:val="20"/>
+                <w:lang w:val="en-US"/>
+              </w:rPr>
+              <w:t>leverantorsfakturor.karolinska@regionstockholm.se</w:t>
+            </w:r>
+            <w:r>
+              <w:rPr>
+                <w:rFonts w:ascii="Arial" w:hAnsi="Arial"/>
+                <w:sz w:val="20"/>
+                <w:lang w:val="en-US"/>
+              </w:rPr>
+              <w:fldChar w:fldCharType="end"/>
+            </w:r>
+          </w:p>
+          <w:p>
+            <w:pPr>
+              <w:pStyle w:val="BodyText3"/>
+              <w:keepNext/>
+              <w:suppressLineNumbers/>
+              <w:suppressAutoHyphens/>
+              <w:autoSpaceDE w:val="0"/>
+              <w:autoSpaceDN w:val="0"/>
+              <w:ind w:right="968"/>
+              <w:rPr>
+                <w:rFonts w:ascii="Arial" w:hAnsi="Arial"/>
+                <w:sz w:val="20"/>
+              </w:rPr>
+            </w:pPr>
+          </w:p>
+          <w:p>
+            <w:pPr>
+              <w:pStyle w:val="BodyText3"/>
+              <w:keepNext/>
+              <w:suppressLineNumbers/>
+              <w:suppressAutoHyphens/>
+              <w:autoSpaceDE w:val="0"/>
+              <w:autoSpaceDN w:val="0"/>
+              <w:ind w:right="968"/>
+              <w:rPr>
+                <w:rFonts w:ascii="Arial" w:hAnsi="Arial"/>
+                <w:sz w:val="20"/>
+              </w:rPr>
+            </w:pPr>
+            <w:r>
+              <w:rPr>
+                <w:rFonts w:ascii="Arial" w:hAnsi="Arial"/>
+                <w:sz w:val="20"/>
+              </w:rPr>
+              <w:t>E-invoice information</w:t>
+            </w:r>
+          </w:p>
+          <w:p>
+            <w:pPr>
+              <w:pStyle w:val="BodyText3"/>
+              <w:keepNext/>
+              <w:suppressLineNumbers/>
+              <w:suppressAutoHyphens/>
+              <w:autoSpaceDE w:val="0"/>
+              <w:autoSpaceDN w:val="0"/>
+              <w:ind w:right="968"/>
+              <w:rPr>
+                <w:rFonts w:ascii="Arial" w:hAnsi="Arial"/>
+                <w:sz w:val="20"/>
+                <w:lang w:val="sv-SE"/>
+              </w:rPr>
+            </w:pPr>
+            <w:r>
+              <w:rPr>
+                <w:rFonts w:ascii="Arial" w:hAnsi="Arial"/>
+                <w:sz w:val="20"/>
+                <w:lang w:val="sv-SE"/>
+              </w:rPr>
+              <w:t xml:space="preserve">Name: </w:t>
+            </w:r>
+            <w:r>
+              <w:rPr>
+                <w:rFonts w:ascii="Arial" w:hAnsi="Arial"/>
+                <w:sz w:val="20"/>
+                <w:lang w:val="sv-SE"/>
+              </w:rPr>
+              <w:t>Karolinska Universitetssjukhuset</w:t>
+            </w:r>
+          </w:p>
+          <w:p>
+            <w:pPr>
+              <w:pStyle w:val="BodyText3"/>
+              <w:keepNext/>
+              <w:suppressLineNumbers/>
+              <w:suppressAutoHyphens/>
+              <w:autoSpaceDE w:val="0"/>
+              <w:autoSpaceDN w:val="0"/>
+              <w:ind w:right="968"/>
+              <w:rPr>
+                <w:rFonts w:ascii="Arial" w:hAnsi="Arial"/>
+                <w:sz w:val="20"/>
+                <w:lang w:val="sv-SE"/>
+              </w:rPr>
+            </w:pPr>
+            <w:r>
+              <w:rPr>
+                <w:rFonts w:ascii="Arial" w:hAnsi="Arial"/>
+                <w:sz w:val="20"/>
+                <w:lang w:val="sv-SE"/>
+              </w:rPr>
+              <w:t>Org.nr:</w:t>
+            </w:r>
+            <w:r>
+              <w:rPr>
+                <w:rFonts w:ascii="Arial" w:hAnsi="Arial"/>
+                <w:sz w:val="20"/>
+                <w:lang w:val="sv-SE"/>
+              </w:rPr>
+              <w:t xml:space="preserve"> </w:t>
+            </w:r>
+            <w:r>
+              <w:rPr>
+                <w:rFonts w:ascii="Arial" w:hAnsi="Arial"/>
+                <w:sz w:val="20"/>
+                <w:lang w:val="sv-SE"/>
+              </w:rPr>
+              <w:t xml:space="preserve"> 232100-0016</w:t>
+            </w:r>
+          </w:p>
+          <w:p>
+            <w:pPr>
+              <w:pStyle w:val="BodyText3"/>
+              <w:keepNext/>
+              <w:suppressLineNumbers/>
+              <w:suppressAutoHyphens/>
+              <w:autoSpaceDE w:val="0"/>
+              <w:autoSpaceDN w:val="0"/>
+              <w:ind w:right="968"/>
+              <w:rPr>
+                <w:rFonts w:ascii="Arial" w:hAnsi="Arial"/>
+                <w:sz w:val="20"/>
+                <w:lang w:val="sv-SE"/>
+              </w:rPr>
+            </w:pPr>
+            <w:r>
+              <w:rPr>
+                <w:rFonts w:ascii="Arial" w:hAnsi="Arial"/>
+                <w:sz w:val="20"/>
+                <w:lang w:val="sv-SE"/>
+              </w:rPr>
+              <w:t>VAT: SE232100001601</w:t>
+            </w:r>
+          </w:p>
+          <w:p>
+            <w:pPr>
+              <w:pStyle w:val="BodyText3"/>
+              <w:keepNext/>
+              <w:suppressLineNumbers/>
+              <w:suppressAutoHyphens/>
+              <w:autoSpaceDE w:val="0"/>
+              <w:autoSpaceDN w:val="0"/>
+              <w:ind w:right="968"/>
+              <w:rPr>
+                <w:rFonts w:ascii="Arial" w:hAnsi="Arial"/>
+                <w:sz w:val="20"/>
+                <w:lang w:val="sv-SE"/>
+              </w:rPr>
+            </w:pPr>
+            <w:r>
+              <w:rPr>
+                <w:rFonts w:ascii="Arial" w:hAnsi="Arial"/>
+                <w:sz w:val="20"/>
+                <w:lang w:val="sv-SE"/>
+              </w:rPr>
+              <w:t>BuyerParty.ID/GLN: 7381036454467</w:t>
+            </w:r>
+          </w:p>
+          <w:p>
+            <w:pPr>
+              <w:pStyle w:val="BodyText3"/>
+              <w:keepNext/>
+              <w:suppressLineNumbers/>
+              <w:suppressAutoHyphens/>
+              <w:autoSpaceDE w:val="0"/>
+              <w:autoSpaceDN w:val="0"/>
+              <w:ind w:right="968"/>
+              <w:rPr>
+                <w:rFonts w:ascii="Arial" w:hAnsi="Arial"/>
+                <w:sz w:val="20"/>
+              </w:rPr>
+            </w:pPr>
+            <w:r>
+              <w:rPr>
+                <w:rFonts w:ascii="Arial" w:hAnsi="Arial"/>
+                <w:sz w:val="20"/>
+              </w:rPr>
+              <w:t>Peppolid:</w:t>
+            </w:r>
+            <w:r>
+              <w:rPr>
+                <w:rFonts w:ascii="Arial" w:hAnsi="Arial"/>
+                <w:sz w:val="20"/>
+              </w:rPr>
+              <w:t xml:space="preserve"> </w:t>
+            </w:r>
+            <w:r>
+              <w:rPr>
+                <w:rFonts w:ascii="Arial" w:hAnsi="Arial"/>
+                <w:sz w:val="20"/>
+              </w:rPr>
+              <w:t>0088:7381036454467 VAN operator Logiq</w:t>
             </w:r>
           </w:p>
           <w:p>
@@ -13442,7 +13719,7 @@
                 <w:sz w:val="20"/>
               </w:rPr>
             </w:pPr>
-            <w:del w:id="288" w:author="Elinor Pejryd" w:date="2026-01-16T11:16:00Z">
+            <w:del w:id="285" w:author="Elinor Pejryd" w:date="2026-01-16T11:16:00Z">
               <w:r>
                 <w:rPr>
                   <w:rFonts w:ascii="Arial" w:hAnsi="Arial"/>
@@ -13458,7 +13735,7 @@
                 <w:delText>Project Leader</w:delText>
               </w:r>
             </w:del>
-            <w:ins w:id="289" w:author="Elinor Pejryd" w:date="2026-01-16T11:16:00Z">
+            <w:ins w:id="286" w:author="Elinor Pejryd" w:date="2026-01-16T11:16:00Z">
               <w:r>
                 <w:rPr>
                   <w:rFonts w:ascii="Arial" w:hAnsi="Arial"/>
@@ -13481,7 +13758,7 @@
               </w:rPr>
               <w:t xml:space="preserve">is entitled to withhold any payments due </w:t>
             </w:r>
-            <w:del w:id="290" w:author="Elinor Pejryd" w:date="2026-01-16T11:16:00Z">
+            <w:del w:id="287" w:author="Elinor Pejryd" w:date="2026-01-16T11:16:00Z">
               <w:r>
                 <w:rPr>
                   <w:rFonts w:ascii="Arial" w:hAnsi="Arial"/>
@@ -13504,7 +13781,7 @@
                 <w:delText xml:space="preserve"> Party</w:delText>
               </w:r>
             </w:del>
-            <w:ins w:id="291" w:author="Elinor Pejryd" w:date="2026-01-16T11:16:00Z">
+            <w:ins w:id="288" w:author="Elinor Pejryd" w:date="2026-01-16T11:16:00Z">
               <w:r>
                 <w:rPr>
                   <w:rFonts w:ascii="Arial" w:hAnsi="Arial"/>
@@ -13527,7 +13804,7 @@
               </w:rPr>
               <w:t>Entit</w:t>
             </w:r>
-            <w:ins w:id="292" w:author="Elinor Pejryd" w:date="2026-01-16T11:16:00Z">
+            <w:ins w:id="289" w:author="Elinor Pejryd" w:date="2026-01-16T11:16:00Z">
               <w:r>
                 <w:rPr>
                   <w:rFonts w:ascii="Arial" w:hAnsi="Arial"/>
@@ -13550,7 +13827,7 @@
               </w:rPr>
               <w:t xml:space="preserve">. </w:t>
             </w:r>
-            <w:del w:id="293" w:author="Elinor Pejryd" w:date="2026-01-16T11:16:00Z">
+            <w:del w:id="290" w:author="Elinor Pejryd" w:date="2026-01-16T11:16:00Z">
               <w:r>
                 <w:rPr>
                   <w:rFonts w:ascii="Arial" w:hAnsi="Arial"/>
@@ -13566,7 +13843,7 @@
                 <w:delText>Project Leader</w:delText>
               </w:r>
             </w:del>
-            <w:ins w:id="294" w:author="Elinor Pejryd" w:date="2026-01-16T11:16:00Z">
+            <w:ins w:id="291" w:author="Elinor Pejryd" w:date="2026-01-16T11:16:00Z">
               <w:r>
                 <w:rPr>
                   <w:rFonts w:ascii="Arial" w:hAnsi="Arial"/>
@@ -13589,7 +13866,7 @@
               </w:rPr>
               <w:t xml:space="preserve">is entitled to recover any payments already paid to </w:t>
             </w:r>
-            <w:del w:id="295" w:author="Elinor Pejryd" w:date="2026-01-16T11:17:00Z">
+            <w:del w:id="292" w:author="Elinor Pejryd" w:date="2026-01-16T11:17:00Z">
               <w:r>
                 <w:rPr>
                   <w:rFonts w:ascii="Arial" w:hAnsi="Arial" w:cs="Arial"/>
@@ -13612,7 +13889,7 @@
                 <w:delText>arty</w:delText>
               </w:r>
             </w:del>
-            <w:ins w:id="296" w:author="Elinor Pejryd" w:date="2026-01-16T11:17:00Z">
+            <w:ins w:id="293" w:author="Elinor Pejryd" w:date="2026-01-16T11:17:00Z">
               <w:r>
                 <w:rPr>
                   <w:rFonts w:ascii="Arial" w:hAnsi="Arial" w:cs="Arial"/>
@@ -13621,7 +13898,7 @@
                 <w:t>TGI if TGI is in default</w:t>
               </w:r>
             </w:ins>
-            <w:ins w:id="297" w:author="Elinor Pejryd" w:date="2026-01-16T11:55:00Z">
+            <w:ins w:id="294" w:author="Elinor Pejryd" w:date="2026-01-16T11:55:00Z">
               <w:r>
                 <w:rPr>
                   <w:rFonts w:ascii="Arial" w:hAnsi="Arial" w:cs="Arial"/>
@@ -13660,9 +13937,9 @@
           <w:lang w:val="en-GB"/>
         </w:rPr>
       </w:pPr>
-      <w:bookmarkStart w:id="298" w:name="_Toc215469609"/>
-      <w:bookmarkStart w:id="299" w:name="_Toc494278318"/>
-      <w:bookmarkStart w:id="300" w:name="_Toc178569224"/>
+      <w:bookmarkStart w:id="295" w:name="_Toc215469609"/>
+      <w:bookmarkStart w:id="296" w:name="_Toc494278318"/>
+      <w:bookmarkStart w:id="297" w:name="_Toc178569224"/>
       <w:r>
         <w:rPr>
           <w:sz w:val="22"/>
@@ -13671,8 +13948,8 @@
         </w:rPr>
         <w:t>Reporting</w:t>
       </w:r>
-      <w:bookmarkEnd w:id="298"/>
-      <w:bookmarkEnd w:id="299"/>
+      <w:bookmarkEnd w:id="295"/>
+      <w:bookmarkEnd w:id="296"/>
     </w:p>
     <w:p>
       <w:pPr>
@@ -13713,7 +13990,7 @@
         </w:rPr>
         <w:t>with K</w:t>
       </w:r>
-      <w:ins w:id="301" w:author="Elinor Pejryd" w:date="2026-01-16T11:17:00Z">
+      <w:ins w:id="298" w:author="Elinor Pejryd" w:date="2026-01-16T11:17:00Z">
         <w:r>
           <w:rPr>
             <w:sz w:val="20"/>
@@ -13723,7 +14000,7 @@
           <w:t>UH</w:t>
         </w:r>
       </w:ins>
-      <w:del w:id="302" w:author="Elinor Pejryd" w:date="2026-01-16T11:17:00Z">
+      <w:del w:id="299" w:author="Elinor Pejryd" w:date="2026-01-16T11:17:00Z">
         <w:r>
           <w:rPr>
             <w:sz w:val="20"/>
@@ -13805,7 +14082,7 @@
         </w:rPr>
         <w:t>Entit</w:t>
       </w:r>
-      <w:ins w:id="303" w:author="Elinor Pejryd" w:date="2026-01-16T11:17:00Z">
+      <w:ins w:id="300" w:author="Elinor Pejryd" w:date="2026-01-16T11:17:00Z">
         <w:r>
           <w:rPr>
             <w:sz w:val="20"/>
@@ -13944,7 +14221,7 @@
         </w:rPr>
         <w:t>The Parties shall also collaborate in order for K</w:t>
       </w:r>
-      <w:ins w:id="304" w:author="Elinor Pejryd" w:date="2026-01-16T11:18:00Z">
+      <w:ins w:id="301" w:author="Elinor Pejryd" w:date="2026-01-16T11:18:00Z">
         <w:r>
           <w:rPr>
             <w:sz w:val="20"/>
@@ -13954,7 +14231,7 @@
           <w:t>UH</w:t>
         </w:r>
       </w:ins>
-      <w:del w:id="305" w:author="Elinor Pejryd" w:date="2026-01-16T11:18:00Z">
+      <w:del w:id="302" w:author="Elinor Pejryd" w:date="2026-01-16T11:18:00Z">
         <w:r>
           <w:rPr>
             <w:sz w:val="20"/>
@@ -14079,7 +14356,7 @@
         </w:rPr>
         <w:t xml:space="preserve">In particular, </w:t>
       </w:r>
-      <w:del w:id="306" w:author="Elinor Pejryd" w:date="2026-01-16T11:18:00Z">
+      <w:del w:id="303" w:author="Elinor Pejryd" w:date="2026-01-16T11:18:00Z">
         <w:r>
           <w:rPr>
             <w:rFonts w:cs="Arial"/>
@@ -14090,7 +14367,7 @@
           <w:delText>each Party</w:delText>
         </w:r>
       </w:del>
-      <w:ins w:id="307" w:author="Elinor Pejryd" w:date="2026-01-16T11:18:00Z">
+      <w:ins w:id="304" w:author="Elinor Pejryd" w:date="2026-01-16T11:18:00Z">
         <w:r>
           <w:rPr>
             <w:rFonts w:cs="Arial"/>
@@ -14110,7 +14387,7 @@
         </w:rPr>
         <w:t xml:space="preserve"> shall provide </w:t>
       </w:r>
-      <w:del w:id="308" w:author="Elinor Pejryd" w:date="2026-01-16T11:18:00Z">
+      <w:del w:id="305" w:author="Elinor Pejryd" w:date="2026-01-16T11:18:00Z">
         <w:r>
           <w:rPr>
             <w:rFonts w:cs="Arial"/>
@@ -14129,7 +14406,7 @@
           <w:delText>Project Leader</w:delText>
         </w:r>
       </w:del>
-      <w:ins w:id="309" w:author="Elinor Pejryd" w:date="2026-01-16T11:18:00Z">
+      <w:ins w:id="306" w:author="Elinor Pejryd" w:date="2026-01-16T11:18:00Z">
         <w:r>
           <w:rPr>
             <w:rFonts w:cs="Arial"/>
@@ -14273,7 +14550,7 @@
         </w:rPr>
         <w:t xml:space="preserve"> shall collaborate to enable the audit by K</w:t>
       </w:r>
-      <w:ins w:id="310" w:author="Elinor Pejryd" w:date="2026-01-16T11:18:00Z">
+      <w:ins w:id="307" w:author="Elinor Pejryd" w:date="2026-01-16T11:18:00Z">
         <w:r>
           <w:rPr>
             <w:rFonts w:cs="Arial"/>
@@ -14284,7 +14561,7 @@
           <w:t>UH</w:t>
         </w:r>
       </w:ins>
-      <w:del w:id="311" w:author="Elinor Pejryd" w:date="2026-01-16T11:18:00Z">
+      <w:del w:id="308" w:author="Elinor Pejryd" w:date="2026-01-16T11:18:00Z">
         <w:r>
           <w:rPr>
             <w:rFonts w:cs="Arial"/>
@@ -14393,8 +14670,8 @@
           <w:lang w:val="en-GB"/>
         </w:rPr>
       </w:pPr>
-      <w:bookmarkStart w:id="312" w:name="_Toc494278319"/>
-      <w:bookmarkEnd w:id="300"/>
+      <w:bookmarkStart w:id="309" w:name="_Toc494278319"/>
+      <w:bookmarkEnd w:id="297"/>
       <w:r>
         <w:rPr>
           <w:sz w:val="24"/>
@@ -14403,7 +14680,7 @@
         </w:rPr>
         <w:t>results</w:t>
       </w:r>
-      <w:bookmarkEnd w:id="312"/>
+      <w:bookmarkEnd w:id="309"/>
     </w:p>
     <w:p>
       <w:pPr>
@@ -14417,9 +14694,9 @@
           <w:lang w:val="en-GB"/>
         </w:rPr>
       </w:pPr>
-      <w:bookmarkStart w:id="313" w:name="_Toc178569225"/>
-      <w:bookmarkStart w:id="314" w:name="_Toc215469611"/>
-      <w:bookmarkStart w:id="315" w:name="_Toc494278320"/>
+      <w:bookmarkStart w:id="310" w:name="_Toc178569225"/>
+      <w:bookmarkStart w:id="311" w:name="_Toc215469611"/>
+      <w:bookmarkStart w:id="312" w:name="_Toc494278320"/>
       <w:r>
         <w:rPr>
           <w:sz w:val="22"/>
@@ -14486,8 +14763,8 @@
         </w:rPr>
         <w:t>wnership</w:t>
       </w:r>
-      <w:bookmarkEnd w:id="313"/>
-      <w:bookmarkEnd w:id="314"/>
+      <w:bookmarkEnd w:id="310"/>
+      <w:bookmarkEnd w:id="311"/>
       <w:r>
         <w:rPr>
           <w:sz w:val="22"/>
@@ -14496,7 +14773,7 @@
         </w:rPr>
         <w:t xml:space="preserve"> of Results</w:t>
       </w:r>
-      <w:bookmarkEnd w:id="315"/>
+      <w:bookmarkEnd w:id="312"/>
     </w:p>
     <w:p>
       <w:pPr>
@@ -14623,7 +14900,7 @@
         </w:rPr>
         <w:t xml:space="preserve">Title to any Results owned by </w:t>
       </w:r>
-      <w:ins w:id="316" w:author="Elinor Pejryd" w:date="2026-01-16T11:19:00Z">
+      <w:ins w:id="313" w:author="Elinor Pejryd" w:date="2026-01-16T11:19:00Z">
         <w:r>
           <w:rPr>
             <w:sz w:val="20"/>
@@ -14633,7 +14910,7 @@
           <w:t>the Project Leader</w:t>
         </w:r>
       </w:ins>
-      <w:del w:id="317" w:author="Elinor Pejryd" w:date="2026-01-16T11:18:00Z">
+      <w:del w:id="314" w:author="Elinor Pejryd" w:date="2026-01-16T11:18:00Z">
         <w:r>
           <w:rPr>
             <w:sz w:val="20"/>
@@ -14667,7 +14944,7 @@
         </w:rPr>
         <w:t xml:space="preserve">shall vest in the </w:t>
       </w:r>
-      <w:ins w:id="318" w:author="Elinor Pejryd" w:date="2026-01-16T11:19:00Z">
+      <w:ins w:id="315" w:author="Elinor Pejryd" w:date="2026-01-16T11:19:00Z">
         <w:r>
           <w:rPr>
             <w:sz w:val="20"/>
@@ -14677,7 +14954,7 @@
           <w:t>Project Leader</w:t>
         </w:r>
       </w:ins>
-      <w:del w:id="319" w:author="Elinor Pejryd" w:date="2026-01-16T11:19:00Z">
+      <w:del w:id="316" w:author="Elinor Pejryd" w:date="2026-01-16T11:19:00Z">
         <w:r>
           <w:rPr>
             <w:sz w:val="20"/>
@@ -14914,7 +15191,7 @@
         </w:rPr>
         <w:t xml:space="preserve"> </w:t>
       </w:r>
-      <w:del w:id="320" w:author="Elinor Pejryd" w:date="2026-01-16T11:40:00Z">
+      <w:del w:id="317" w:author="Elinor Pejryd" w:date="2026-01-16T11:40:00Z">
         <w:r>
           <w:rPr>
             <w:sz w:val="20"/>
@@ -14934,7 +15211,7 @@
           <w:delText xml:space="preserve">Parties </w:delText>
         </w:r>
       </w:del>
-      <w:ins w:id="321" w:author="Elinor Pejryd" w:date="2026-01-16T11:40:00Z">
+      <w:ins w:id="318" w:author="Elinor Pejryd" w:date="2026-01-16T11:40:00Z">
         <w:r>
           <w:rPr>
             <w:sz w:val="20"/>
@@ -15262,13 +15539,13 @@
               <w:suppressAutoHyphens/>
               <w:jc w:val="both"/>
               <w:rPr>
-                <w:ins w:id="322" w:author="Elinor Pejryd" w:date="2026-01-16T11:33:00Z"/>
+                <w:ins w:id="319" w:author="Elinor Pejryd" w:date="2026-01-16T11:33:00Z"/>
                 <w:sz w:val="20"/>
                 <w:szCs w:val="22"/>
                 <w:lang w:val="en-US"/>
               </w:rPr>
             </w:pPr>
-            <w:ins w:id="323" w:author="Elinor Pejryd" w:date="2026-01-16T11:33:00Z">
+            <w:ins w:id="320" w:author="Elinor Pejryd" w:date="2026-01-16T11:33:00Z">
               <w:r>
                 <w:rPr>
                   <w:sz w:val="20"/>
@@ -15278,7 +15555,7 @@
                 <w:t xml:space="preserve">Publication of the Results is regulated in the </w:t>
               </w:r>
             </w:ins>
-            <w:ins w:id="324" w:author="Elinor Pejryd" w:date="2026-01-16T11:38:00Z">
+            <w:ins w:id="321" w:author="Elinor Pejryd" w:date="2026-01-16T11:38:00Z">
               <w:r>
                 <w:rPr>
                   <w:sz w:val="20"/>
@@ -15288,7 +15565,7 @@
                 <w:t xml:space="preserve">collaboration and subgrant </w:t>
               </w:r>
             </w:ins>
-            <w:ins w:id="325" w:author="Elinor Pejryd" w:date="2026-01-16T11:33:00Z">
+            <w:ins w:id="322" w:author="Elinor Pejryd" w:date="2026-01-16T11:33:00Z">
               <w:r>
                 <w:rPr>
                   <w:sz w:val="20"/>
@@ -15298,7 +15575,7 @@
                 <w:t xml:space="preserve">agreement </w:t>
               </w:r>
             </w:ins>
-            <w:ins w:id="326" w:author="Elinor Pejryd" w:date="2026-01-16T11:38:00Z">
+            <w:ins w:id="323" w:author="Elinor Pejryd" w:date="2026-01-16T11:38:00Z">
               <w:r>
                 <w:rPr>
                   <w:sz w:val="20"/>
@@ -15308,7 +15585,7 @@
                 <w:t xml:space="preserve">entered into </w:t>
               </w:r>
             </w:ins>
-            <w:ins w:id="327" w:author="Elinor Pejryd" w:date="2026-01-16T11:33:00Z">
+            <w:ins w:id="324" w:author="Elinor Pejryd" w:date="2026-01-16T11:33:00Z">
               <w:r>
                 <w:rPr>
                   <w:sz w:val="20"/>
@@ -15326,7 +15603,7 @@
               <w:suppressAutoHyphens/>
               <w:jc w:val="both"/>
               <w:rPr>
-                <w:ins w:id="328" w:author="Elinor Pejryd" w:date="2026-01-16T11:33:00Z"/>
+                <w:ins w:id="325" w:author="Elinor Pejryd" w:date="2026-01-16T11:33:00Z"/>
                 <w:sz w:val="20"/>
                 <w:szCs w:val="22"/>
                 <w:lang w:val="en-US"/>
@@ -15345,7 +15622,7 @@
                 <w:lang w:val="en-US"/>
               </w:rPr>
             </w:pPr>
-            <w:del w:id="329" w:author="Elinor Pejryd" w:date="2026-01-16T11:34:00Z">
+            <w:del w:id="326" w:author="Elinor Pejryd" w:date="2026-01-16T11:34:00Z">
               <w:r>
                 <w:rPr>
                   <w:sz w:val="20"/>
@@ -15395,7 +15672,7 @@
               </w:rPr>
               <w:t xml:space="preserve"> in collaboration with</w:t>
             </w:r>
-            <w:ins w:id="330" w:author="Elinor Pejryd" w:date="2026-01-16T11:31:00Z">
+            <w:ins w:id="327" w:author="Elinor Pejryd" w:date="2026-01-16T11:31:00Z">
               <w:r>
                 <w:rPr>
                   <w:sz w:val="20"/>
@@ -15485,7 +15762,7 @@
               </w:rPr>
               <w:t xml:space="preserve">of research conducted with funding from </w:t>
             </w:r>
-            <w:ins w:id="331" w:author="Elinor Pejryd" w:date="2026-01-16T11:35:00Z">
+            <w:ins w:id="328" w:author="Elinor Pejryd" w:date="2026-01-16T11:35:00Z">
               <w:r>
                 <w:rPr>
                   <w:sz w:val="20"/>
@@ -15495,7 +15772,7 @@
                 <w:t>KUH</w:t>
               </w:r>
             </w:ins>
-            <w:del w:id="332" w:author="Elinor Pejryd" w:date="2026-01-16T11:35:00Z">
+            <w:del w:id="329" w:author="Elinor Pejryd" w:date="2026-01-16T11:35:00Z">
               <w:r>
                 <w:rPr>
                   <w:sz w:val="20"/>
@@ -15588,7 +15865,7 @@
                 <w:lang w:val="en-US"/>
               </w:rPr>
             </w:pPr>
-            <w:del w:id="333" w:author="Elinor Pejryd" w:date="2026-01-16T11:35:00Z">
+            <w:del w:id="330" w:author="Elinor Pejryd" w:date="2026-01-16T11:35:00Z">
               <w:r>
                 <w:rPr>
                   <w:sz w:val="20"/>
@@ -15622,7 +15899,7 @@
               </w:rPr>
               <w:t xml:space="preserve"> from the Project hereunder will be </w:t>
             </w:r>
-            <w:del w:id="334" w:author="Elinor Pejryd" w:date="2026-01-16T11:31:00Z">
+            <w:del w:id="331" w:author="Elinor Pejryd" w:date="2026-01-16T11:31:00Z">
               <w:r>
                 <w:rPr>
                   <w:sz w:val="20"/>
@@ -15640,7 +15917,7 @@
               </w:rPr>
               <w:t xml:space="preserve">published, in consistency with academic standards and with due consideration to the protection of intellectual property rights and applicable guidelines. </w:t>
             </w:r>
-            <w:del w:id="335" w:author="Elinor Pejryd" w:date="2026-01-16T11:35:00Z">
+            <w:del w:id="332" w:author="Elinor Pejryd" w:date="2026-01-16T11:35:00Z">
               <w:r>
                 <w:rPr>
                   <w:sz w:val="20"/>
@@ -15807,7 +16084,7 @@
               <w:suppressAutoHyphens/>
               <w:jc w:val="both"/>
               <w:rPr>
-                <w:del w:id="336" w:author="Elinor Pejryd" w:date="2026-01-16T11:35:00Z"/>
+                <w:del w:id="333" w:author="Elinor Pejryd" w:date="2026-01-16T11:35:00Z"/>
                 <w:rFonts w:cs="Arial"/>
                 <w:sz w:val="20"/>
                 <w:szCs w:val="20"/>
@@ -15832,7 +16109,7 @@
               </w:rPr>
               <w:t xml:space="preserve"> </w:t>
             </w:r>
-            <w:del w:id="337" w:author="Elinor Pejryd" w:date="2026-01-16T11:35:00Z">
+            <w:del w:id="334" w:author="Elinor Pejryd" w:date="2026-01-16T11:35:00Z">
               <w:r>
                 <w:rPr>
                   <w:rFonts w:cs="Arial"/>
@@ -15843,7 +16120,7 @@
                 <w:delText>For clarity, researchers from the University of Birmingham will be included in the publications based on their contributions.</w:delText>
               </w:r>
             </w:del>
-            <w:ins w:id="338" w:author="Elinor Pejryd" w:date="2026-01-26T15:16:00Z">
+            <w:ins w:id="335" w:author="Elinor Pejryd" w:date="2026-01-26T15:16:00Z">
               <w:r>
                 <w:rPr>
                   <w:rFonts w:cs="Arial"/>
@@ -15863,7 +16140,7 @@
                 <w:t>hen publishing or otherwise presenting research results, it must be stated that support has been received from ALF project funds, Region Stockholm.</w:t>
               </w:r>
             </w:ins>
-            <w:ins w:id="339" w:author="Elinor Pejryd" w:date="2026-01-26T15:17:00Z">
+            <w:ins w:id="336" w:author="Elinor Pejryd" w:date="2026-01-26T15:17:00Z">
               <w:r>
                 <w:rPr>
                   <w:rFonts w:cs="Arial"/>
@@ -15874,7 +16151,7 @@
                 <w:t xml:space="preserve"> Furthermore, </w:t>
               </w:r>
             </w:ins>
-            <w:ins w:id="340" w:author="Elinor Pejryd" w:date="2026-01-16T11:36:00Z">
+            <w:ins w:id="337" w:author="Elinor Pejryd" w:date="2026-01-16T11:36:00Z">
               <w:r>
                 <w:rPr>
                   <w:rFonts w:cs="Arial"/>
@@ -15885,7 +16162,7 @@
                 <w:t>KUH shall be given appropriate recognition for its supp</w:t>
               </w:r>
             </w:ins>
-            <w:ins w:id="341" w:author="Elinor Pejryd" w:date="2026-01-16T11:37:00Z">
+            <w:ins w:id="338" w:author="Elinor Pejryd" w:date="2026-01-16T11:37:00Z">
               <w:r>
                 <w:rPr>
                   <w:rFonts w:cs="Arial"/>
@@ -15896,7 +16173,7 @@
                 <w:t>ort of the Project in any publication as appropriate, subject to KUH’s prior consent.</w:t>
               </w:r>
             </w:ins>
-            <w:ins w:id="342" w:author="Elinor Pejryd" w:date="2026-01-26T15:16:00Z">
+            <w:ins w:id="339" w:author="Elinor Pejryd" w:date="2026-01-26T15:16:00Z">
               <w:r>
                 <w:rPr>
                   <w:rFonts w:cs="Arial"/>
@@ -15915,7 +16192,7 @@
               <w:suppressAutoHyphens/>
               <w:jc w:val="both"/>
               <w:rPr>
-                <w:ins w:id="343" w:author="Elinor Pejryd" w:date="2026-01-26T15:16:00Z"/>
+                <w:ins w:id="340" w:author="Elinor Pejryd" w:date="2026-01-26T15:16:00Z"/>
                 <w:rFonts w:cs="Arial"/>
                 <w:sz w:val="20"/>
                 <w:szCs w:val="20"/>
@@ -16010,7 +16287,7 @@
                 <w:lang w:val="en-US"/>
               </w:rPr>
             </w:pPr>
-            <w:del w:id="344" w:author="Elinor Pejryd" w:date="2026-01-16T11:38:00Z">
+            <w:del w:id="341" w:author="Elinor Pejryd" w:date="2026-01-16T11:38:00Z">
               <w:r>
                 <w:rPr>
                   <w:rFonts w:cs="Arial"/>
@@ -16021,7 +16298,7 @@
                 <w:delText>The Parties agree that r</w:delText>
               </w:r>
             </w:del>
-            <w:ins w:id="345" w:author="Elinor Pejryd" w:date="2026-01-16T11:38:00Z">
+            <w:ins w:id="342" w:author="Elinor Pejryd" w:date="2026-01-16T11:38:00Z">
               <w:r>
                 <w:rPr>
                   <w:rFonts w:cs="Arial"/>
@@ -16366,7 +16643,7 @@
         </w:rPr>
         <w:t xml:space="preserve"> shall include acknowledgement to </w:t>
       </w:r>
-      <w:del w:id="346" w:author="Elinor Pejryd" w:date="2026-01-16T11:40:00Z">
+      <w:del w:id="343" w:author="Elinor Pejryd" w:date="2026-01-16T11:40:00Z">
         <w:r>
           <w:rPr>
             <w:sz w:val="20"/>
@@ -16384,7 +16661,7 @@
         </w:rPr>
         <w:t xml:space="preserve"> </w:t>
       </w:r>
-      <w:ins w:id="347" w:author="Martin Gerdin Wärnberg" w:date="2026-01-19T11:21:00Z">
+      <w:ins w:id="344" w:author="Martin Gerdin Wärnberg" w:date="2026-01-19T11:21:00Z">
         <w:r>
           <w:rPr>
             <w:sz w:val="20"/>
@@ -16402,8 +16679,8 @@
           <w:t xml:space="preserve"> </w:t>
         </w:r>
       </w:ins>
-      <w:ins w:id="348" w:author="Elinor Pejryd" w:date="2026-01-16T11:39:00Z">
-        <w:del w:id="349" w:author="Martin Gerdin Wärnberg" w:date="2026-01-19T11:21:00Z">
+      <w:ins w:id="345" w:author="Elinor Pejryd" w:date="2026-01-16T11:39:00Z">
+        <w:del w:id="346" w:author="Martin Gerdin Wärnberg" w:date="2026-01-19T11:21:00Z">
           <w:r>
             <w:rPr>
               <w:sz w:val="20"/>
@@ -16431,7 +16708,7 @@
           </w:r>
         </w:del>
       </w:ins>
-      <w:del w:id="350" w:author="Elinor Pejryd" w:date="2026-01-16T11:39:00Z">
+      <w:del w:id="347" w:author="Elinor Pejryd" w:date="2026-01-16T11:39:00Z">
         <w:r>
           <w:rPr>
             <w:sz w:val="20"/>
@@ -16502,8 +16779,8 @@
           <w:lang w:val="en-GB"/>
         </w:rPr>
       </w:pPr>
-      <w:bookmarkStart w:id="351" w:name="_Toc178569237"/>
-      <w:bookmarkStart w:id="352" w:name="_Toc494278327"/>
+      <w:bookmarkStart w:id="348" w:name="_Toc178569237"/>
+      <w:bookmarkStart w:id="349" w:name="_Toc494278327"/>
       <w:r>
         <w:rPr>
           <w:sz w:val="24"/>
@@ -16512,8 +16789,8 @@
         </w:rPr>
         <w:t>Non-disclosure of information</w:t>
       </w:r>
-      <w:bookmarkEnd w:id="351"/>
-      <w:bookmarkEnd w:id="352"/>
+      <w:bookmarkEnd w:id="348"/>
+      <w:bookmarkEnd w:id="349"/>
     </w:p>
     <w:tbl>
       <w:tblPr>
@@ -17546,16 +17823,16 @@
           <w:lang w:val="en-GB"/>
         </w:rPr>
       </w:pPr>
-      <w:bookmarkStart w:id="353" w:name="_Toc178569238"/>
-      <w:bookmarkStart w:id="354" w:name="_Toc494278328"/>
+      <w:bookmarkStart w:id="350" w:name="_Toc178569238"/>
+      <w:bookmarkStart w:id="351" w:name="_Toc494278328"/>
       <w:r>
         <w:rPr>
           <w:lang w:val="en-GB"/>
         </w:rPr>
         <w:t>Miscellaneous</w:t>
       </w:r>
-      <w:bookmarkEnd w:id="353"/>
-      <w:bookmarkEnd w:id="354"/>
+      <w:bookmarkEnd w:id="350"/>
+      <w:bookmarkEnd w:id="351"/>
     </w:p>
     <w:p>
       <w:pPr>
@@ -17569,9 +17846,9 @@
           <w:lang w:val="en-GB"/>
         </w:rPr>
       </w:pPr>
-      <w:bookmarkStart w:id="355" w:name="_Toc178569239"/>
-      <w:bookmarkStart w:id="356" w:name="_Toc215469625"/>
-      <w:bookmarkStart w:id="357" w:name="_Toc494278329"/>
+      <w:bookmarkStart w:id="352" w:name="_Toc178569239"/>
+      <w:bookmarkStart w:id="353" w:name="_Toc215469625"/>
+      <w:bookmarkStart w:id="354" w:name="_Toc494278329"/>
       <w:r>
         <w:rPr>
           <w:sz w:val="22"/>
@@ -17580,9 +17857,9 @@
         </w:rPr>
         <w:t>Attachments, inconsistencies and severability</w:t>
       </w:r>
-      <w:bookmarkEnd w:id="355"/>
-      <w:bookmarkEnd w:id="356"/>
-      <w:bookmarkEnd w:id="357"/>
+      <w:bookmarkEnd w:id="352"/>
+      <w:bookmarkEnd w:id="353"/>
+      <w:bookmarkEnd w:id="354"/>
     </w:p>
     <w:tbl>
       <w:tblPr>
@@ -17739,7 +18016,7 @@
               </w:rPr>
               <w:t>Plan</w:t>
             </w:r>
-            <w:del w:id="358" w:author="Martin Gerdin Wärnberg" w:date="2026-01-19T11:50:00Z">
+            <w:del w:id="355" w:author="Martin Gerdin Wärnberg" w:date="2026-01-19T11:50:00Z">
               <w:r>
                 <w:rPr>
                   <w:sz w:val="20"/>
@@ -18195,9 +18472,9 @@
           <w:lang w:val="en-GB"/>
         </w:rPr>
       </w:pPr>
-      <w:bookmarkStart w:id="359" w:name="_Toc178569240"/>
-      <w:bookmarkStart w:id="360" w:name="_Toc215469626"/>
-      <w:bookmarkStart w:id="361" w:name="_Toc494278330"/>
+      <w:bookmarkStart w:id="356" w:name="_Toc178569240"/>
+      <w:bookmarkStart w:id="357" w:name="_Toc215469626"/>
+      <w:bookmarkStart w:id="358" w:name="_Toc494278330"/>
       <w:r>
         <w:rPr>
           <w:sz w:val="22"/>
@@ -18206,9 +18483,9 @@
         </w:rPr>
         <w:t>No representation, partnership or agency</w:t>
       </w:r>
-      <w:bookmarkEnd w:id="359"/>
-      <w:bookmarkEnd w:id="360"/>
-      <w:bookmarkEnd w:id="361"/>
+      <w:bookmarkEnd w:id="356"/>
+      <w:bookmarkEnd w:id="357"/>
+      <w:bookmarkEnd w:id="358"/>
     </w:p>
     <w:p>
       <w:pPr>
@@ -18282,9 +18559,9 @@
           <w:lang w:val="en-GB"/>
         </w:rPr>
       </w:pPr>
-      <w:bookmarkStart w:id="362" w:name="_Toc178569241"/>
-      <w:bookmarkStart w:id="363" w:name="_Toc215469627"/>
-      <w:bookmarkStart w:id="364" w:name="_Toc494278331"/>
+      <w:bookmarkStart w:id="359" w:name="_Toc178569241"/>
+      <w:bookmarkStart w:id="360" w:name="_Toc215469627"/>
+      <w:bookmarkStart w:id="361" w:name="_Toc494278331"/>
       <w:r>
         <w:rPr>
           <w:sz w:val="24"/>
@@ -18293,9 +18570,9 @@
         </w:rPr>
         <w:t>Notices and other communication</w:t>
       </w:r>
-      <w:bookmarkEnd w:id="362"/>
-      <w:bookmarkEnd w:id="363"/>
-      <w:bookmarkEnd w:id="364"/>
+      <w:bookmarkEnd w:id="359"/>
+      <w:bookmarkEnd w:id="360"/>
+      <w:bookmarkEnd w:id="361"/>
     </w:p>
     <w:tbl>
       <w:tblPr>
@@ -18368,7 +18645,7 @@
               </w:rPr>
               <w:t>personally</w:t>
             </w:r>
-            <w:ins w:id="365" w:author="Elinor Pejryd" w:date="2026-01-16T11:27:00Z">
+            <w:ins w:id="362" w:author="Elinor Pejryd" w:date="2026-01-16T11:27:00Z">
               <w:r>
                 <w:rPr>
                   <w:b w:val="0"/>
@@ -18386,7 +18663,7 @@
               </w:rPr>
               <w:t xml:space="preserve"> </w:t>
             </w:r>
-            <w:del w:id="366" w:author="Elinor Pejryd" w:date="2026-01-16T11:27:00Z">
+            <w:del w:id="363" w:author="Elinor Pejryd" w:date="2026-01-16T11:27:00Z">
               <w:r>
                 <w:rPr>
                   <w:b w:val="0"/>
@@ -18420,7 +18697,7 @@
               </w:rPr>
               <w:t>delivery</w:t>
             </w:r>
-            <w:del w:id="367" w:author="Elinor Pejryd" w:date="2026-01-16T11:26:00Z">
+            <w:del w:id="364" w:author="Elinor Pejryd" w:date="2026-01-16T11:26:00Z">
               <w:r>
                 <w:rPr>
                   <w:b w:val="0"/>
@@ -18430,7 +18707,7 @@
                 <w:delText xml:space="preserve"> or telefax with receipt acknowledgement. </w:delText>
               </w:r>
             </w:del>
-            <w:ins w:id="368" w:author="Elinor Pejryd" w:date="2026-01-16T11:26:00Z">
+            <w:ins w:id="365" w:author="Elinor Pejryd" w:date="2026-01-16T11:26:00Z">
               <w:r>
                 <w:rPr>
                   <w:b w:val="0"/>
@@ -18473,7 +18750,7 @@
               </w:rPr>
               <w:t>To K</w:t>
             </w:r>
-            <w:ins w:id="369" w:author="Elinor Pejryd" w:date="2026-01-16T11:25:00Z">
+            <w:ins w:id="366" w:author="Elinor Pejryd" w:date="2026-01-16T11:25:00Z">
               <w:r>
                 <w:rPr>
                   <w:b w:val="0"/>
@@ -18484,7 +18761,7 @@
                 <w:t>UH</w:t>
               </w:r>
             </w:ins>
-            <w:del w:id="370" w:author="Elinor Pejryd" w:date="2026-01-16T11:25:00Z">
+            <w:del w:id="367" w:author="Elinor Pejryd" w:date="2026-01-16T11:25:00Z">
               <w:r>
                 <w:rPr>
                   <w:b w:val="0"/>
@@ -18513,7 +18790,7 @@
               </w:rPr>
               <w:t xml:space="preserve"> </w:t>
             </w:r>
-            <w:ins w:id="371" w:author="Martin Gerdin Wärnberg" w:date="2026-01-19T11:21:00Z">
+            <w:ins w:id="368" w:author="Martin Gerdin Wärnberg" w:date="2026-01-19T11:21:00Z">
               <w:r>
                 <w:rPr>
                   <w:b w:val="0"/>
@@ -18524,7 +18801,7 @@
                 <w:t xml:space="preserve">Martin Gerdin Wärnberg </w:t>
               </w:r>
             </w:ins>
-            <w:ins w:id="372" w:author="Martin Gerdin Wärnberg" w:date="2026-01-19T11:22:00Z">
+            <w:ins w:id="369" w:author="Martin Gerdin Wärnberg" w:date="2026-01-19T11:22:00Z">
               <w:r>
                 <w:rPr>
                   <w:b w:val="0"/>
@@ -18535,7 +18812,7 @@
                 <w:t>(martin.gerdin-warnberg@regionstockholm.se)</w:t>
               </w:r>
             </w:ins>
-            <w:del w:id="373" w:author="Elinor Pejryd" w:date="2026-01-16T11:25:00Z">
+            <w:del w:id="370" w:author="Elinor Pejryd" w:date="2026-01-16T11:25:00Z">
               <w:r>
                 <w:rPr>
                   <w:b w:val="0"/>
@@ -18644,7 +18921,7 @@
                 <w:lang w:val="en-GB"/>
               </w:rPr>
             </w:pPr>
-            <w:del w:id="374" w:author="Elinor Pejryd" w:date="2026-01-16T11:27:00Z">
+            <w:del w:id="371" w:author="Elinor Pejryd" w:date="2026-01-16T11:27:00Z">
               <w:r>
                 <w:rPr>
                   <w:sz w:val="20"/>
@@ -18673,7 +18950,7 @@
                 <w:szCs w:val="20"/>
               </w:rPr>
             </w:pPr>
-            <w:del w:id="375" w:author="Elinor Pejryd" w:date="2026-01-16T11:27:00Z">
+            <w:del w:id="372" w:author="Elinor Pejryd" w:date="2026-01-16T11:27:00Z">
               <w:r>
                 <w:rPr>
                   <w:b w:val="0"/>
@@ -18707,9 +18984,9 @@
           <w:lang w:val="en-GB"/>
         </w:rPr>
       </w:pPr>
-      <w:bookmarkStart w:id="376" w:name="_Toc178569242"/>
-      <w:bookmarkStart w:id="377" w:name="_Toc215469628"/>
-      <w:bookmarkStart w:id="378" w:name="_Toc494278332"/>
+      <w:bookmarkStart w:id="373" w:name="_Toc178569242"/>
+      <w:bookmarkStart w:id="374" w:name="_Toc215469628"/>
+      <w:bookmarkStart w:id="375" w:name="_Toc494278332"/>
       <w:r>
         <w:rPr>
           <w:sz w:val="24"/>
@@ -18718,9 +18995,9 @@
         </w:rPr>
         <w:t>Assignment and amendments</w:t>
       </w:r>
-      <w:bookmarkEnd w:id="376"/>
-      <w:bookmarkEnd w:id="377"/>
-      <w:bookmarkEnd w:id="378"/>
+      <w:bookmarkEnd w:id="373"/>
+      <w:bookmarkEnd w:id="374"/>
+      <w:bookmarkEnd w:id="375"/>
     </w:p>
     <w:tbl>
       <w:tblPr>
@@ -18924,9 +19201,9 @@
           <w:lang w:val="en-GB"/>
         </w:rPr>
       </w:pPr>
-      <w:bookmarkStart w:id="379" w:name="_Toc178569243"/>
-      <w:bookmarkStart w:id="380" w:name="_Toc215469629"/>
-      <w:bookmarkStart w:id="381" w:name="_Toc494278333"/>
+      <w:bookmarkStart w:id="376" w:name="_Toc178569243"/>
+      <w:bookmarkStart w:id="377" w:name="_Toc215469629"/>
+      <w:bookmarkStart w:id="378" w:name="_Toc494278333"/>
       <w:r>
         <w:rPr>
           <w:sz w:val="24"/>
@@ -18935,9 +19212,9 @@
         </w:rPr>
         <w:t>Mandatory statutory law</w:t>
       </w:r>
-      <w:bookmarkEnd w:id="379"/>
-      <w:bookmarkEnd w:id="380"/>
-      <w:bookmarkEnd w:id="381"/>
+      <w:bookmarkEnd w:id="376"/>
+      <w:bookmarkEnd w:id="377"/>
+      <w:bookmarkEnd w:id="378"/>
     </w:p>
     <w:p>
       <w:pPr>
@@ -18990,9 +19267,9 @@
           <w:lang w:val="en-GB"/>
         </w:rPr>
       </w:pPr>
-      <w:bookmarkStart w:id="382" w:name="_Toc178569244"/>
-      <w:bookmarkStart w:id="383" w:name="_Toc215469630"/>
-      <w:bookmarkStart w:id="384" w:name="_Toc494278334"/>
+      <w:bookmarkStart w:id="379" w:name="_Toc178569244"/>
+      <w:bookmarkStart w:id="380" w:name="_Toc215469630"/>
+      <w:bookmarkStart w:id="381" w:name="_Toc494278334"/>
       <w:r>
         <w:rPr>
           <w:sz w:val="24"/>
@@ -19002,9 +19279,9 @@
         <w:lastRenderedPageBreak/>
         <w:t>Language</w:t>
       </w:r>
-      <w:bookmarkEnd w:id="382"/>
-      <w:bookmarkEnd w:id="383"/>
-      <w:bookmarkEnd w:id="384"/>
+      <w:bookmarkEnd w:id="379"/>
+      <w:bookmarkEnd w:id="380"/>
+      <w:bookmarkEnd w:id="381"/>
     </w:p>
     <w:p>
       <w:pPr>
@@ -19057,9 +19334,9 @@
           <w:lang w:val="en-GB"/>
         </w:rPr>
       </w:pPr>
-      <w:bookmarkStart w:id="385" w:name="_Toc178569245"/>
-      <w:bookmarkStart w:id="386" w:name="_Toc215469631"/>
-      <w:bookmarkStart w:id="387" w:name="_Toc494278335"/>
+      <w:bookmarkStart w:id="382" w:name="_Toc178569245"/>
+      <w:bookmarkStart w:id="383" w:name="_Toc215469631"/>
+      <w:bookmarkStart w:id="384" w:name="_Toc494278335"/>
       <w:r>
         <w:rPr>
           <w:sz w:val="24"/>
@@ -19068,8 +19345,8 @@
         </w:rPr>
         <w:t>Applicable law</w:t>
       </w:r>
-      <w:bookmarkEnd w:id="385"/>
-      <w:bookmarkEnd w:id="386"/>
+      <w:bookmarkEnd w:id="382"/>
+      <w:bookmarkEnd w:id="383"/>
       <w:r>
         <w:rPr>
           <w:sz w:val="24"/>
@@ -19078,7 +19355,7 @@
         </w:rPr>
         <w:t xml:space="preserve"> and Settlement of Disputes</w:t>
       </w:r>
-      <w:bookmarkEnd w:id="387"/>
+      <w:bookmarkEnd w:id="384"/>
     </w:p>
     <w:p>
       <w:pPr>
@@ -19167,7 +19444,7 @@
         </w:rPr>
         <w:t xml:space="preserve">The parties shall endeavour to settle their disputes amicably. However, where a conflict cannot be resolved within ten working days by persons at an operative level, a Party may request that negotiations be initiated between persons on executive management level. </w:t>
       </w:r>
-      <w:ins w:id="388" w:author="Elinor Pejryd" w:date="2026-01-16T11:24:00Z">
+      <w:ins w:id="385" w:author="Elinor Pejryd" w:date="2026-01-16T11:24:00Z">
         <w:r>
           <w:rPr>
             <w:rFonts w:eastAsia="SimSun"/>
@@ -19180,7 +19457,7 @@
           </w:rPr>
           <w:t xml:space="preserve">Should the attempts to settle the disputes amicable fail, disputes </w:t>
         </w:r>
-        <w:bookmarkStart w:id="389" w:name="_Hlk184210895"/>
+        <w:bookmarkStart w:id="386" w:name="_Hlk184210895"/>
         <w:r>
           <w:rPr>
             <w:rFonts w:eastAsia="SimSun"/>
@@ -19193,7 +19470,7 @@
           </w:rPr>
           <w:t>shall be subject to the exclusive jurisdiction of the competent court in Sweden</w:t>
         </w:r>
-        <w:bookmarkEnd w:id="389"/>
+        <w:bookmarkEnd w:id="386"/>
         <w:r>
           <w:rPr>
             <w:rFonts w:eastAsia="SimSun"/>
@@ -19220,8 +19497,8 @@
           <w:lang w:val="en-GB"/>
         </w:rPr>
       </w:pPr>
-      <w:bookmarkStart w:id="390" w:name="_Toc178569247"/>
-      <w:bookmarkStart w:id="391" w:name="_Toc494278336"/>
+      <w:bookmarkStart w:id="387" w:name="_Toc178569247"/>
+      <w:bookmarkStart w:id="388" w:name="_Toc494278336"/>
       <w:r>
         <w:rPr>
           <w:sz w:val="24"/>
@@ -19230,8 +19507,8 @@
         </w:rPr>
         <w:t>Signatures</w:t>
       </w:r>
-      <w:bookmarkEnd w:id="390"/>
-      <w:bookmarkEnd w:id="391"/>
+      <w:bookmarkEnd w:id="387"/>
+      <w:bookmarkEnd w:id="388"/>
       <w:r>
         <w:rPr>
           <w:sz w:val="24"/>
@@ -19370,7 +19647,7 @@
           <w:sz w:val="20"/>
           <w:szCs w:val="22"/>
           <w:lang w:val="en-US"/>
-          <w:rPrChange w:id="392" w:author="Elinor Pejryd" w:date="2026-01-26T14:56:00Z">
+          <w:rPrChange w:id="389" w:author="Elinor Pejryd" w:date="2026-01-26T14:56:00Z">
             <w:rPr>
               <w:b/>
               <w:bCs/>
@@ -19387,7 +19664,7 @@
           <w:sz w:val="20"/>
           <w:szCs w:val="22"/>
           <w:lang w:val="en-US"/>
-          <w:rPrChange w:id="393" w:author="Elinor Pejryd" w:date="2026-01-26T14:56:00Z">
+          <w:rPrChange w:id="390" w:author="Elinor Pejryd" w:date="2026-01-26T14:56:00Z">
             <w:rPr>
               <w:b/>
               <w:bCs/>
@@ -19399,7 +19676,7 @@
         <w:lastRenderedPageBreak/>
         <w:t xml:space="preserve">KAROLINSKA </w:t>
       </w:r>
-      <w:del w:id="394" w:author="Elinor Pejryd" w:date="2026-01-16T11:20:00Z">
+      <w:del w:id="391" w:author="Elinor Pejryd" w:date="2026-01-16T11:20:00Z">
         <w:r>
           <w:rPr>
             <w:b/>
@@ -19407,7 +19684,7 @@
             <w:sz w:val="20"/>
             <w:szCs w:val="22"/>
             <w:lang w:val="en-US"/>
-            <w:rPrChange w:id="395" w:author="Elinor Pejryd" w:date="2026-01-26T14:56:00Z">
+            <w:rPrChange w:id="392" w:author="Elinor Pejryd" w:date="2026-01-26T14:56:00Z">
               <w:rPr>
                 <w:b/>
                 <w:bCs/>
@@ -19419,7 +19696,7 @@
           <w:delText>INSTITUTET</w:delText>
         </w:r>
       </w:del>
-      <w:ins w:id="396" w:author="Elinor Pejryd" w:date="2026-01-16T11:20:00Z">
+      <w:ins w:id="393" w:author="Elinor Pejryd" w:date="2026-01-16T11:20:00Z">
         <w:r>
           <w:rPr>
             <w:b/>
@@ -19427,7 +19704,7 @@
             <w:sz w:val="20"/>
             <w:szCs w:val="22"/>
             <w:lang w:val="en-US"/>
-            <w:rPrChange w:id="397" w:author="Elinor Pejryd" w:date="2026-01-26T14:56:00Z">
+            <w:rPrChange w:id="394" w:author="Elinor Pejryd" w:date="2026-01-26T14:56:00Z">
               <w:rPr>
                 <w:b/>
                 <w:bCs/>
@@ -19439,6 +19716,52 @@
           <w:t>UNIVERSITY HOSPITAL</w:t>
         </w:r>
       </w:ins>
+    </w:p>
+    <w:p>
+      <w:pPr>
+        <w:spacing w:line="276" w:lineRule="auto"/>
+        <w:rPr>
+          <w:sz w:val="20"/>
+          <w:szCs w:val="22"/>
+          <w:lang w:val="en-US"/>
+          <w:rPrChange w:id="395" w:author="Elinor Pejryd" w:date="2026-01-26T14:56:00Z">
+            <w:rPr>
+              <w:sz w:val="20"/>
+              <w:szCs w:val="22"/>
+            </w:rPr>
+          </w:rPrChange>
+        </w:rPr>
+      </w:pPr>
+    </w:p>
+    <w:p>
+      <w:pPr>
+        <w:spacing w:line="276" w:lineRule="auto"/>
+        <w:rPr>
+          <w:sz w:val="20"/>
+          <w:szCs w:val="22"/>
+          <w:lang w:val="en-US"/>
+          <w:rPrChange w:id="396" w:author="Elinor Pejryd" w:date="2026-01-26T14:56:00Z">
+            <w:rPr>
+              <w:sz w:val="20"/>
+              <w:szCs w:val="22"/>
+            </w:rPr>
+          </w:rPrChange>
+        </w:rPr>
+      </w:pPr>
+      <w:r>
+        <w:rPr>
+          <w:sz w:val="20"/>
+          <w:szCs w:val="22"/>
+          <w:lang w:val="en-US"/>
+          <w:rPrChange w:id="397" w:author="Elinor Pejryd" w:date="2026-01-26T14:56:00Z">
+            <w:rPr>
+              <w:sz w:val="20"/>
+              <w:szCs w:val="22"/>
+            </w:rPr>
+          </w:rPrChange>
+        </w:rPr>
+        <w:t>Date:</w:t>
+      </w:r>
     </w:p>
     <w:p>
       <w:pPr>
@@ -19471,7 +19794,10 @@
           </w:rPrChange>
         </w:rPr>
       </w:pPr>
-      <w:r>
+    </w:p>
+    <w:p>
+      <w:pPr>
+        <w:spacing w:line="276" w:lineRule="auto"/>
         <w:rPr>
           <w:sz w:val="20"/>
           <w:szCs w:val="22"/>
@@ -19483,67 +19809,18 @@
             </w:rPr>
           </w:rPrChange>
         </w:rPr>
-        <w:t>Date:</w:t>
-      </w:r>
+      </w:pPr>
     </w:p>
     <w:p>
       <w:pPr>
         <w:spacing w:line="276" w:lineRule="auto"/>
         <w:rPr>
+          <w:b/>
+          <w:bCs/>
           <w:sz w:val="20"/>
           <w:szCs w:val="22"/>
           <w:lang w:val="en-US"/>
           <w:rPrChange w:id="401" w:author="Elinor Pejryd" w:date="2026-01-26T14:56:00Z">
-            <w:rPr>
-              <w:sz w:val="20"/>
-              <w:szCs w:val="22"/>
-            </w:rPr>
-          </w:rPrChange>
-        </w:rPr>
-      </w:pPr>
-    </w:p>
-    <w:p>
-      <w:pPr>
-        <w:spacing w:line="276" w:lineRule="auto"/>
-        <w:rPr>
-          <w:sz w:val="20"/>
-          <w:szCs w:val="22"/>
-          <w:lang w:val="en-US"/>
-          <w:rPrChange w:id="402" w:author="Elinor Pejryd" w:date="2026-01-26T14:56:00Z">
-            <w:rPr>
-              <w:sz w:val="20"/>
-              <w:szCs w:val="22"/>
-            </w:rPr>
-          </w:rPrChange>
-        </w:rPr>
-      </w:pPr>
-    </w:p>
-    <w:p>
-      <w:pPr>
-        <w:spacing w:line="276" w:lineRule="auto"/>
-        <w:rPr>
-          <w:sz w:val="20"/>
-          <w:szCs w:val="22"/>
-          <w:lang w:val="en-US"/>
-          <w:rPrChange w:id="403" w:author="Elinor Pejryd" w:date="2026-01-26T14:56:00Z">
-            <w:rPr>
-              <w:sz w:val="20"/>
-              <w:szCs w:val="22"/>
-            </w:rPr>
-          </w:rPrChange>
-        </w:rPr>
-      </w:pPr>
-    </w:p>
-    <w:p>
-      <w:pPr>
-        <w:spacing w:line="276" w:lineRule="auto"/>
-        <w:rPr>
-          <w:b/>
-          <w:bCs/>
-          <w:sz w:val="20"/>
-          <w:szCs w:val="22"/>
-          <w:lang w:val="en-US"/>
-          <w:rPrChange w:id="404" w:author="Elinor Pejryd" w:date="2026-01-26T14:56:00Z">
             <w:rPr>
               <w:b/>
               <w:bCs/>
@@ -19560,7 +19837,7 @@
           <w:sz w:val="20"/>
           <w:szCs w:val="22"/>
           <w:lang w:val="en-US"/>
-          <w:rPrChange w:id="405" w:author="Elinor Pejryd" w:date="2026-01-26T14:56:00Z">
+          <w:rPrChange w:id="402" w:author="Elinor Pejryd" w:date="2026-01-26T14:56:00Z">
             <w:rPr>
               <w:b/>
               <w:bCs/>
@@ -19578,7 +19855,7 @@
           <w:sz w:val="20"/>
           <w:szCs w:val="22"/>
           <w:lang w:val="en-US"/>
-          <w:rPrChange w:id="406" w:author="Elinor Pejryd" w:date="2026-01-26T14:56:00Z">
+          <w:rPrChange w:id="403" w:author="Elinor Pejryd" w:date="2026-01-26T14:56:00Z">
             <w:rPr>
               <w:b/>
               <w:bCs/>
@@ -19598,7 +19875,7 @@
           <w:sz w:val="20"/>
           <w:szCs w:val="22"/>
           <w:lang w:val="en-US"/>
-          <w:rPrChange w:id="407" w:author="Elinor Pejryd" w:date="2026-01-26T14:56:00Z">
+          <w:rPrChange w:id="404" w:author="Elinor Pejryd" w:date="2026-01-26T14:56:00Z">
             <w:rPr>
               <w:sz w:val="20"/>
               <w:szCs w:val="22"/>
@@ -19611,7 +19888,7 @@
           <w:sz w:val="20"/>
           <w:szCs w:val="22"/>
           <w:lang w:val="en-US"/>
-          <w:rPrChange w:id="408" w:author="Elinor Pejryd" w:date="2026-01-26T14:56:00Z">
+          <w:rPrChange w:id="405" w:author="Elinor Pejryd" w:date="2026-01-26T14:56:00Z">
             <w:rPr>
               <w:sz w:val="20"/>
               <w:szCs w:val="22"/>
@@ -19625,7 +19902,7 @@
           <w:sz w:val="20"/>
           <w:szCs w:val="22"/>
           <w:lang w:val="en-US"/>
-          <w:rPrChange w:id="409" w:author="Elinor Pejryd" w:date="2026-01-26T14:56:00Z">
+          <w:rPrChange w:id="406" w:author="Elinor Pejryd" w:date="2026-01-26T14:56:00Z">
             <w:rPr>
               <w:sz w:val="20"/>
               <w:szCs w:val="22"/>
@@ -19634,13 +19911,13 @@
         </w:rPr>
         <w:tab/>
       </w:r>
-      <w:del w:id="410" w:author="Elinor Pejryd" w:date="2026-01-16T11:20:00Z">
+      <w:del w:id="407" w:author="Elinor Pejryd" w:date="2026-01-16T11:20:00Z">
         <w:r>
           <w:rPr>
             <w:sz w:val="20"/>
             <w:szCs w:val="22"/>
             <w:lang w:val="en-US"/>
-            <w:rPrChange w:id="411" w:author="Elinor Pejryd" w:date="2026-01-26T14:56:00Z">
+            <w:rPrChange w:id="408" w:author="Elinor Pejryd" w:date="2026-01-26T14:56:00Z">
               <w:rPr>
                 <w:sz w:val="20"/>
                 <w:szCs w:val="22"/>
@@ -19648,91 +19925,244 @@
             </w:rPrChange>
           </w:rPr>
           <w:delText>Marie Hasselberg</w:delText>
+        </w:r>
+      </w:del>
+      <w:ins w:id="409" w:author="Martin Gerdin Wärnberg" w:date="2026-02-16T13:40:00Z" w16du:dateUtc="2026-02-16T12:40:00Z">
+        <w:r>
+          <w:rPr>
+            <w:lang w:val="en-GB"/>
+            <w:rPrChange w:id="410" w:author="Martin Gerdin Wärnberg" w:date="2026-02-16T13:40:00Z" w16du:dateUtc="2026-02-16T12:40:00Z">
+              <w:rPr/>
+            </w:rPrChange>
+          </w:rPr>
+          <w:t xml:space="preserve"> </w:t>
+        </w:r>
+        <w:r>
+          <w:rPr>
+            <w:sz w:val="20"/>
+            <w:szCs w:val="22"/>
+            <w:lang w:val="en-US"/>
+          </w:rPr>
+          <w:t>David Konrad</w:t>
+        </w:r>
+      </w:ins>
+    </w:p>
+    <w:p>
+      <w:pPr>
+        <w:spacing w:line="276" w:lineRule="auto"/>
+        <w:rPr>
+          <w:sz w:val="20"/>
+          <w:szCs w:val="22"/>
+          <w:lang w:val="en-GB"/>
+        </w:rPr>
+      </w:pPr>
+      <w:r>
+        <w:rPr>
+          <w:sz w:val="20"/>
+          <w:szCs w:val="22"/>
+          <w:lang w:val="en-GB"/>
+        </w:rPr>
+        <w:t>Title</w:t>
+      </w:r>
+      <w:r>
+        <w:rPr>
+          <w:sz w:val="20"/>
+          <w:szCs w:val="22"/>
+          <w:lang w:val="en-GB"/>
+        </w:rPr>
+        <w:t xml:space="preserve"> </w:t>
+      </w:r>
+      <w:r>
+        <w:rPr>
+          <w:sz w:val="20"/>
+          <w:szCs w:val="22"/>
+          <w:lang w:val="en-GB"/>
+        </w:rPr>
+        <w:tab/>
+      </w:r>
+      <w:del w:id="411" w:author="Elinor Pejryd" w:date="2026-01-16T11:20:00Z">
+        <w:r>
+          <w:rPr>
+            <w:sz w:val="20"/>
+            <w:szCs w:val="22"/>
+            <w:lang w:val="en-GB"/>
+          </w:rPr>
+          <w:delText>Head of Department</w:delText>
         </w:r>
       </w:del>
       <w:ins w:id="412" w:author="Martin Gerdin Wärnberg" w:date="2026-02-16T13:40:00Z" w16du:dateUtc="2026-02-16T12:40:00Z">
         <w:r>
           <w:rPr>
-            <w:lang w:val="en-GB"/>
-            <w:rPrChange w:id="413" w:author="Martin Gerdin Wärnberg" w:date="2026-02-16T13:40:00Z" w16du:dateUtc="2026-02-16T12:40:00Z">
-              <w:rPr/>
-            </w:rPrChange>
-          </w:rPr>
-          <w:t xml:space="preserve"> </w:t>
-        </w:r>
-        <w:r>
-          <w:rPr>
-            <w:sz w:val="20"/>
-            <w:szCs w:val="22"/>
-            <w:lang w:val="en-US"/>
-          </w:rPr>
-          <w:t>David Konrad</w:t>
-        </w:r>
-      </w:ins>
-    </w:p>
-    <w:p>
-      <w:pPr>
-        <w:spacing w:line="276" w:lineRule="auto"/>
-        <w:rPr>
-          <w:sz w:val="20"/>
-          <w:szCs w:val="22"/>
-          <w:lang w:val="en-GB"/>
-        </w:rPr>
-      </w:pPr>
-      <w:r>
-        <w:rPr>
-          <w:sz w:val="20"/>
-          <w:szCs w:val="22"/>
-          <w:lang w:val="en-GB"/>
-        </w:rPr>
-        <w:t>Title</w:t>
-      </w:r>
-      <w:r>
-        <w:rPr>
-          <w:sz w:val="20"/>
-          <w:szCs w:val="22"/>
-          <w:lang w:val="en-GB"/>
-        </w:rPr>
-        <w:t xml:space="preserve"> </w:t>
-      </w:r>
-      <w:r>
-        <w:rPr>
-          <w:sz w:val="20"/>
-          <w:szCs w:val="22"/>
-          <w:lang w:val="en-GB"/>
-        </w:rPr>
-        <w:tab/>
-      </w:r>
-      <w:del w:id="414" w:author="Elinor Pejryd" w:date="2026-01-16T11:20:00Z">
-        <w:r>
-          <w:rPr>
             <w:sz w:val="20"/>
             <w:szCs w:val="22"/>
             <w:lang w:val="en-GB"/>
           </w:rPr>
-          <w:delText>Head of Department</w:delText>
-        </w:r>
-      </w:del>
-      <w:ins w:id="415" w:author="Martin Gerdin Wärnberg" w:date="2026-02-16T13:40:00Z" w16du:dateUtc="2026-02-16T12:40:00Z">
+          <w:t xml:space="preserve">Head of Function Perioperative Medicine and Intensive </w:t>
+        </w:r>
+      </w:ins>
+      <w:ins w:id="413" w:author="Martin Gerdin Wärnberg" w:date="2026-02-16T13:41:00Z" w16du:dateUtc="2026-02-16T12:41:00Z">
         <w:r>
           <w:rPr>
             <w:sz w:val="20"/>
             <w:szCs w:val="22"/>
             <w:lang w:val="en-GB"/>
           </w:rPr>
-          <w:t xml:space="preserve">Head of Function Perioperative Medicine and Intensive </w:t>
+          <w:t>Care, Karolinska University Hospital</w:t>
         </w:r>
       </w:ins>
-      <w:ins w:id="416" w:author="Martin Gerdin Wärnberg" w:date="2026-02-16T13:41:00Z" w16du:dateUtc="2026-02-16T12:41:00Z">
+    </w:p>
+    <w:p>
+      <w:pPr>
+        <w:spacing w:line="276" w:lineRule="auto"/>
+        <w:rPr>
+          <w:sz w:val="20"/>
+          <w:szCs w:val="22"/>
+          <w:lang w:val="en-GB"/>
+        </w:rPr>
+      </w:pPr>
+    </w:p>
+    <w:p>
+      <w:pPr>
+        <w:spacing w:line="276" w:lineRule="auto"/>
+        <w:rPr>
+          <w:sz w:val="20"/>
+          <w:szCs w:val="22"/>
+          <w:lang w:val="en-GB"/>
+        </w:rPr>
+      </w:pPr>
+    </w:p>
+    <w:p>
+      <w:pPr>
+        <w:spacing w:line="276" w:lineRule="auto"/>
+        <w:rPr>
+          <w:sz w:val="20"/>
+          <w:szCs w:val="22"/>
+          <w:lang w:val="en-GB"/>
+        </w:rPr>
+      </w:pPr>
+      <w:r>
+        <w:rPr>
+          <w:sz w:val="20"/>
+          <w:szCs w:val="22"/>
+          <w:lang w:val="en-GB"/>
+        </w:rPr>
+        <w:t>I acknowledge that I have read and agree to be bound by the above terms and conditions and I undertake to ensure that all personnel working in the Project will be aware of and accept all terms and conditions of this agreement.</w:t>
+      </w:r>
+    </w:p>
+    <w:p>
+      <w:pPr>
+        <w:spacing w:line="276" w:lineRule="auto"/>
+        <w:rPr>
+          <w:sz w:val="20"/>
+          <w:szCs w:val="22"/>
+          <w:lang w:val="en-GB"/>
+        </w:rPr>
+      </w:pPr>
+    </w:p>
+    <w:p>
+      <w:pPr>
+        <w:spacing w:line="276" w:lineRule="auto"/>
+        <w:rPr>
+          <w:b/>
+          <w:bCs/>
+          <w:sz w:val="20"/>
+          <w:szCs w:val="22"/>
+          <w:lang w:val="en-GB"/>
+        </w:rPr>
+      </w:pPr>
+      <w:r>
+        <w:rPr>
+          <w:b/>
+          <w:bCs/>
+          <w:sz w:val="20"/>
+          <w:szCs w:val="22"/>
+          <w:lang w:val="en-GB"/>
+        </w:rPr>
+        <w:t>Signature</w:t>
+      </w:r>
+      <w:r>
+        <w:rPr>
+          <w:b/>
+          <w:bCs/>
+          <w:sz w:val="20"/>
+          <w:szCs w:val="22"/>
+          <w:lang w:val="en-GB"/>
+        </w:rPr>
+        <w:tab/>
+        <w:t>__________________________</w:t>
+      </w:r>
+    </w:p>
+    <w:p>
+      <w:pPr>
+        <w:spacing w:line="276" w:lineRule="auto"/>
+        <w:rPr>
+          <w:sz w:val="20"/>
+          <w:szCs w:val="22"/>
+          <w:lang w:val="en-GB"/>
+        </w:rPr>
+      </w:pPr>
+      <w:r>
+        <w:rPr>
+          <w:sz w:val="20"/>
+          <w:szCs w:val="22"/>
+          <w:lang w:val="en-GB"/>
+        </w:rPr>
+        <w:t>Name</w:t>
+      </w:r>
+      <w:r>
+        <w:rPr>
+          <w:sz w:val="20"/>
+          <w:szCs w:val="22"/>
+          <w:lang w:val="en-GB"/>
+        </w:rPr>
+        <w:tab/>
+      </w:r>
+      <w:r>
+        <w:rPr>
+          <w:sz w:val="20"/>
+          <w:szCs w:val="22"/>
+          <w:lang w:val="en-GB"/>
+        </w:rPr>
+        <w:t>Martin Gerdin Wärnberg</w:t>
+      </w:r>
+    </w:p>
+    <w:p>
+      <w:pPr>
+        <w:spacing w:line="276" w:lineRule="auto"/>
+        <w:rPr>
+          <w:del w:id="414" w:author="Martin Gerdin Wärnberg" w:date="2026-02-16T13:39:00Z" w16du:dateUtc="2026-02-16T12:39:00Z"/>
+          <w:sz w:val="20"/>
+          <w:szCs w:val="22"/>
+          <w:lang w:val="en-GB"/>
+        </w:rPr>
+      </w:pPr>
+      <w:r>
+        <w:rPr>
+          <w:sz w:val="20"/>
+          <w:szCs w:val="22"/>
+          <w:lang w:val="en-GB"/>
+        </w:rPr>
+        <w:t>Title</w:t>
+      </w:r>
+      <w:r>
+        <w:rPr>
+          <w:sz w:val="20"/>
+          <w:szCs w:val="22"/>
+          <w:lang w:val="en-GB"/>
+        </w:rPr>
+        <w:tab/>
+      </w:r>
+      <w:commentRangeStart w:id="415"/>
+      <w:del w:id="416" w:author="Martin Gerdin Wärnberg" w:date="2026-02-16T13:39:00Z" w16du:dateUtc="2026-02-16T12:39:00Z">
         <w:r>
           <w:rPr>
             <w:sz w:val="20"/>
             <w:szCs w:val="22"/>
             <w:lang w:val="en-GB"/>
           </w:rPr>
-          <w:t>Care, Karolinska University Hospital</w:t>
-        </w:r>
-      </w:ins>
+          <w:delText xml:space="preserve">Principal Investigator </w:delText>
+        </w:r>
+      </w:del>
     </w:p>
     <w:p>
       <w:pPr>
@@ -19743,208 +20173,55 @@
           <w:lang w:val="en-GB"/>
         </w:rPr>
       </w:pPr>
-    </w:p>
-    <w:p>
-      <w:pPr>
-        <w:spacing w:line="276" w:lineRule="auto"/>
-        <w:rPr>
-          <w:sz w:val="20"/>
-          <w:szCs w:val="22"/>
-          <w:lang w:val="en-GB"/>
-        </w:rPr>
-      </w:pPr>
-    </w:p>
-    <w:p>
-      <w:pPr>
-        <w:spacing w:line="276" w:lineRule="auto"/>
-        <w:rPr>
-          <w:sz w:val="20"/>
-          <w:szCs w:val="22"/>
-          <w:lang w:val="en-GB"/>
-        </w:rPr>
-      </w:pPr>
-      <w:r>
-        <w:rPr>
-          <w:sz w:val="20"/>
-          <w:szCs w:val="22"/>
-          <w:lang w:val="en-GB"/>
-        </w:rPr>
-        <w:t>I acknowledge that I have read and agree to be bound by the above terms and conditions and I undertake to ensure that all personnel working in the Project will be aware of and accept all terms and conditions of this agreement.</w:t>
-      </w:r>
-    </w:p>
-    <w:p>
-      <w:pPr>
-        <w:spacing w:line="276" w:lineRule="auto"/>
-        <w:rPr>
-          <w:sz w:val="20"/>
-          <w:szCs w:val="22"/>
-          <w:lang w:val="en-GB"/>
-        </w:rPr>
-      </w:pPr>
-    </w:p>
-    <w:p>
-      <w:pPr>
-        <w:spacing w:line="276" w:lineRule="auto"/>
-        <w:rPr>
-          <w:b/>
-          <w:bCs/>
-          <w:sz w:val="20"/>
-          <w:szCs w:val="22"/>
-          <w:lang w:val="en-GB"/>
-        </w:rPr>
-      </w:pPr>
-      <w:r>
-        <w:rPr>
-          <w:b/>
-          <w:bCs/>
-          <w:sz w:val="20"/>
-          <w:szCs w:val="22"/>
-          <w:lang w:val="en-GB"/>
-        </w:rPr>
-        <w:t>Signature</w:t>
-      </w:r>
-      <w:r>
-        <w:rPr>
-          <w:b/>
-          <w:bCs/>
-          <w:sz w:val="20"/>
-          <w:szCs w:val="22"/>
-          <w:lang w:val="en-GB"/>
-        </w:rPr>
-        <w:tab/>
-        <w:t>__________________________</w:t>
-      </w:r>
-    </w:p>
-    <w:p>
-      <w:pPr>
-        <w:spacing w:line="276" w:lineRule="auto"/>
-        <w:rPr>
-          <w:sz w:val="20"/>
-          <w:szCs w:val="22"/>
-          <w:lang w:val="en-GB"/>
-        </w:rPr>
-      </w:pPr>
-      <w:r>
-        <w:rPr>
-          <w:sz w:val="20"/>
-          <w:szCs w:val="22"/>
-          <w:lang w:val="en-GB"/>
-        </w:rPr>
-        <w:t>Name</w:t>
-      </w:r>
-      <w:r>
-        <w:rPr>
-          <w:sz w:val="20"/>
-          <w:szCs w:val="22"/>
-          <w:lang w:val="en-GB"/>
-        </w:rPr>
-        <w:tab/>
-      </w:r>
-      <w:r>
-        <w:rPr>
-          <w:sz w:val="20"/>
-          <w:szCs w:val="22"/>
-          <w:lang w:val="en-GB"/>
-        </w:rPr>
-        <w:t>Martin Gerdin Wärnberg</w:t>
-      </w:r>
-    </w:p>
-    <w:p>
-      <w:pPr>
-        <w:spacing w:line="276" w:lineRule="auto"/>
-        <w:rPr>
-          <w:del w:id="417" w:author="Martin Gerdin Wärnberg" w:date="2026-02-16T13:39:00Z" w16du:dateUtc="2026-02-16T12:39:00Z"/>
-          <w:sz w:val="20"/>
-          <w:szCs w:val="22"/>
-          <w:lang w:val="en-GB"/>
-        </w:rPr>
-      </w:pPr>
-      <w:r>
-        <w:rPr>
-          <w:sz w:val="20"/>
-          <w:szCs w:val="22"/>
-          <w:lang w:val="en-GB"/>
-        </w:rPr>
-        <w:t>Title</w:t>
-      </w:r>
-      <w:r>
-        <w:rPr>
-          <w:sz w:val="20"/>
-          <w:szCs w:val="22"/>
-          <w:lang w:val="en-GB"/>
-        </w:rPr>
-        <w:tab/>
-      </w:r>
-      <w:commentRangeStart w:id="418"/>
-      <w:del w:id="419" w:author="Martin Gerdin Wärnberg" w:date="2026-02-16T13:39:00Z" w16du:dateUtc="2026-02-16T12:39:00Z">
+      <w:del w:id="417" w:author="Martin Gerdin Wärnberg" w:date="2026-02-16T13:39:00Z" w16du:dateUtc="2026-02-16T12:39:00Z">
         <w:r>
           <w:rPr>
             <w:sz w:val="20"/>
             <w:szCs w:val="22"/>
             <w:lang w:val="en-GB"/>
           </w:rPr>
-          <w:delText xml:space="preserve">Principal Investigator </w:delText>
-        </w:r>
-      </w:del>
-    </w:p>
-    <w:p>
-      <w:pPr>
-        <w:spacing w:line="276" w:lineRule="auto"/>
-        <w:rPr>
-          <w:sz w:val="20"/>
-          <w:szCs w:val="22"/>
-          <w:lang w:val="en-GB"/>
-        </w:rPr>
-      </w:pPr>
-      <w:del w:id="420" w:author="Martin Gerdin Wärnberg" w:date="2026-02-16T13:39:00Z" w16du:dateUtc="2026-02-16T12:39:00Z">
+          <w:delText>Department of</w:delText>
+        </w:r>
         <w:r>
           <w:rPr>
             <w:sz w:val="20"/>
             <w:szCs w:val="22"/>
             <w:lang w:val="en-GB"/>
           </w:rPr>
-          <w:delText>Department of</w:delText>
-        </w:r>
-        <w:r>
-          <w:rPr>
+          <w:delText xml:space="preserve"> Global Publich Health</w:delText>
+        </w:r>
+        <w:commentRangeEnd w:id="415"/>
+        <w:r>
+          <w:rPr>
+            <w:rStyle w:val="CommentReference"/>
             <w:sz w:val="20"/>
             <w:szCs w:val="22"/>
             <w:lang w:val="en-GB"/>
           </w:rPr>
-          <w:delText xml:space="preserve"> Global Publich Health</w:delText>
-        </w:r>
-        <w:commentRangeEnd w:id="418"/>
-        <w:r>
-          <w:rPr>
-            <w:rStyle w:val="CommentReference"/>
+          <w:commentReference w:id="415"/>
+        </w:r>
+      </w:del>
+      <w:ins w:id="418" w:author="Martin Gerdin Wärnberg" w:date="2026-02-16T13:39:00Z" w16du:dateUtc="2026-02-16T12:39:00Z">
+        <w:r>
+          <w:rPr>
             <w:sz w:val="20"/>
             <w:szCs w:val="22"/>
             <w:lang w:val="en-GB"/>
           </w:rPr>
-          <w:commentReference w:id="418"/>
-        </w:r>
-      </w:del>
-      <w:ins w:id="421" w:author="Martin Gerdin Wärnberg" w:date="2026-02-16T13:39:00Z" w16du:dateUtc="2026-02-16T12:39:00Z">
+          <w:t>Specialist physician in anaesthesia and intensive care</w:t>
+        </w:r>
+      </w:ins>
+      <w:ins w:id="419" w:author="Martin Gerdin Wärnberg" w:date="2026-02-16T13:41:00Z" w16du:dateUtc="2026-02-16T12:41:00Z">
         <w:r>
           <w:rPr>
             <w:sz w:val="20"/>
             <w:szCs w:val="22"/>
             <w:lang w:val="en-GB"/>
           </w:rPr>
-          <w:t>Specialist physician in anaesthesia and intensive care</w:t>
+          <w:t xml:space="preserve">, </w:t>
         </w:r>
       </w:ins>
-      <w:ins w:id="422" w:author="Martin Gerdin Wärnberg" w:date="2026-02-16T13:41:00Z" w16du:dateUtc="2026-02-16T12:41:00Z">
-        <w:r>
-          <w:rPr>
-            <w:sz w:val="20"/>
-            <w:szCs w:val="22"/>
-            <w:lang w:val="en-GB"/>
-          </w:rPr>
-          <w:t xml:space="preserve">, </w:t>
-        </w:r>
-      </w:ins>
-      <w:ins w:id="423" w:author="Martin Gerdin Wärnberg" w:date="2026-02-16T13:39:00Z" w16du:dateUtc="2026-02-16T12:39:00Z">
+      <w:ins w:id="420" w:author="Martin Gerdin Wärnberg" w:date="2026-02-16T13:39:00Z" w16du:dateUtc="2026-02-16T12:39:00Z">
         <w:r>
           <w:rPr>
             <w:sz w:val="20"/>
@@ -20462,7 +20739,7 @@
         </w:rPr>
         <w:t>Decision of the</w:t>
       </w:r>
-      <w:del w:id="424" w:author="Martin Gerdin Wärnberg" w:date="2026-01-19T11:22:00Z">
+      <w:del w:id="421" w:author="Martin Gerdin Wärnberg" w:date="2026-01-19T11:22:00Z">
         <w:r>
           <w:rPr>
             <w:rFonts w:cs="Arial"/>
@@ -20473,8 +20750,8 @@
           <w:delText xml:space="preserve"> </w:delText>
         </w:r>
       </w:del>
-      <w:ins w:id="425" w:author="Elinor Pejryd" w:date="2026-01-16T11:21:00Z">
-        <w:del w:id="426" w:author="Martin Gerdin Wärnberg" w:date="2026-01-19T11:22:00Z">
+      <w:ins w:id="422" w:author="Elinor Pejryd" w:date="2026-01-16T11:21:00Z">
+        <w:del w:id="423" w:author="Martin Gerdin Wärnberg" w:date="2026-01-19T11:22:00Z">
           <w:r>
             <w:rPr>
               <w:rFonts w:cs="Arial"/>
@@ -20505,7 +20782,7 @@
           </w:r>
         </w:del>
       </w:ins>
-      <w:ins w:id="427" w:author="Martin Gerdin Wärnberg" w:date="2026-01-19T11:22:00Z">
+      <w:ins w:id="424" w:author="Martin Gerdin Wärnberg" w:date="2026-01-19T11:22:00Z">
         <w:r>
           <w:rPr>
             <w:rFonts w:cs="Arial"/>
@@ -20534,7 +20811,7 @@
           <w:t xml:space="preserve"> </w:t>
         </w:r>
       </w:ins>
-      <w:del w:id="428" w:author="Elinor Pejryd" w:date="2026-01-16T11:21:00Z">
+      <w:del w:id="425" w:author="Elinor Pejryd" w:date="2026-01-16T11:21:00Z">
         <w:r>
           <w:rPr>
             <w:rFonts w:cs="Arial"/>
@@ -20593,42 +20870,45 @@
           <w:lang w:val="en-US"/>
         </w:rPr>
       </w:pPr>
-      <w:bookmarkStart w:id="429" w:name="Definitions"/>
-      <w:bookmarkStart w:id="430" w:name="1._About_the_Swedish_Research_Council’s_"/>
-      <w:bookmarkStart w:id="431" w:name="1.1_Approval_of_terms_and_conditions"/>
-      <w:bookmarkStart w:id="432" w:name="1.2_Responsibility_to_comply_with_terms_"/>
-      <w:bookmarkStart w:id="433" w:name="1.3_Period_of_validity_of_terms_and_cond"/>
-      <w:bookmarkStart w:id="434" w:name="2._Implementation"/>
-      <w:bookmarkStart w:id="435" w:name="2.1_Implementation_according_to_the_deci"/>
-      <w:bookmarkStart w:id="436" w:name="2.2_Implementation_according_to_legislat"/>
-      <w:bookmarkStart w:id="437" w:name="2.3_Implementation_according_to_the_appl"/>
-      <w:bookmarkStart w:id="438" w:name="2.4_Scientific_responsibility"/>
-      <w:bookmarkStart w:id="439" w:name="2.5_Organisational_responsibility"/>
-      <w:bookmarkStart w:id="440" w:name="2.7_Employment_relationship"/>
-      <w:bookmarkStart w:id="441" w:name="2.8_Equipment"/>
-      <w:bookmarkStart w:id="442" w:name="2.9_Changed_preconditions_for_implementa"/>
-      <w:bookmarkStart w:id="443" w:name="2.10_Changing_administrating_organisatio"/>
-      <w:bookmarkStart w:id="444" w:name="2.11_Changing_project_leaders"/>
-      <w:bookmarkStart w:id="445" w:name="2.12_Other_funding"/>
-      <w:bookmarkStart w:id="446" w:name="3._Publication_and_dissemination_of_resu"/>
-      <w:bookmarkStart w:id="447" w:name="3.1_Publication_of_results"/>
-      <w:bookmarkStart w:id="448" w:name="3.2_Information_about_the_Swedish_Resear"/>
-      <w:bookmarkStart w:id="449" w:name="3.3_The_Swedish_Research_Council’s_right"/>
-      <w:bookmarkStart w:id="450" w:name="4._Payment_and_use_of_the_funding"/>
-      <w:bookmarkStart w:id="451" w:name="4.1_Payment_and_availability_period"/>
-      <w:bookmarkStart w:id="452" w:name="4.2_Use_of_the_funding"/>
-      <w:bookmarkStart w:id="453" w:name="5._Financial_reporting"/>
-      <w:bookmarkStart w:id="454" w:name="5.1_Annual_financial_report"/>
-      <w:bookmarkStart w:id="455" w:name="5.2_Final_financial_report"/>
-      <w:bookmarkStart w:id="456" w:name="The_Swedish_Research_Council_does_not_ac"/>
-      <w:bookmarkStart w:id="457" w:name="5.3_Final_financial_report_if_funding_is"/>
-      <w:bookmarkStart w:id="458" w:name="5.4_Final_financial_report_after_changin"/>
-      <w:bookmarkStart w:id="459" w:name="5.5_Repayment_of_unused_funding"/>
-      <w:bookmarkStart w:id="460" w:name="6._Follow-up_and_audit"/>
-      <w:bookmarkStart w:id="461" w:name="6.1_Providing_information_for_follow-up,"/>
-      <w:bookmarkStart w:id="462" w:name="6.2_Audit"/>
-      <w:bookmarkStart w:id="463" w:name="7._Actions_if_terms_and_conditions_are_n"/>
-      <w:bookmarkStart w:id="464" w:name="7.1_Demand_to_comply_with_terms_and_cond"/>
+      <w:bookmarkStart w:id="426" w:name="Definitions"/>
+      <w:bookmarkStart w:id="427" w:name="1._About_the_Swedish_Research_Council’s_"/>
+      <w:bookmarkStart w:id="428" w:name="1.1_Approval_of_terms_and_conditions"/>
+      <w:bookmarkStart w:id="429" w:name="1.2_Responsibility_to_comply_with_terms_"/>
+      <w:bookmarkStart w:id="430" w:name="1.3_Period_of_validity_of_terms_and_cond"/>
+      <w:bookmarkStart w:id="431" w:name="2._Implementation"/>
+      <w:bookmarkStart w:id="432" w:name="2.1_Implementation_according_to_the_deci"/>
+      <w:bookmarkStart w:id="433" w:name="2.2_Implementation_according_to_legislat"/>
+      <w:bookmarkStart w:id="434" w:name="2.3_Implementation_according_to_the_appl"/>
+      <w:bookmarkStart w:id="435" w:name="2.4_Scientific_responsibility"/>
+      <w:bookmarkStart w:id="436" w:name="2.5_Organisational_responsibility"/>
+      <w:bookmarkStart w:id="437" w:name="2.7_Employment_relationship"/>
+      <w:bookmarkStart w:id="438" w:name="2.8_Equipment"/>
+      <w:bookmarkStart w:id="439" w:name="2.9_Changed_preconditions_for_implementa"/>
+      <w:bookmarkStart w:id="440" w:name="2.10_Changing_administrating_organisatio"/>
+      <w:bookmarkStart w:id="441" w:name="2.11_Changing_project_leaders"/>
+      <w:bookmarkStart w:id="442" w:name="2.12_Other_funding"/>
+      <w:bookmarkStart w:id="443" w:name="3._Publication_and_dissemination_of_resu"/>
+      <w:bookmarkStart w:id="444" w:name="3.1_Publication_of_results"/>
+      <w:bookmarkStart w:id="445" w:name="3.2_Information_about_the_Swedish_Resear"/>
+      <w:bookmarkStart w:id="446" w:name="3.3_The_Swedish_Research_Council’s_right"/>
+      <w:bookmarkStart w:id="447" w:name="4._Payment_and_use_of_the_funding"/>
+      <w:bookmarkStart w:id="448" w:name="4.1_Payment_and_availability_period"/>
+      <w:bookmarkStart w:id="449" w:name="4.2_Use_of_the_funding"/>
+      <w:bookmarkStart w:id="450" w:name="5._Financial_reporting"/>
+      <w:bookmarkStart w:id="451" w:name="5.1_Annual_financial_report"/>
+      <w:bookmarkStart w:id="452" w:name="5.2_Final_financial_report"/>
+      <w:bookmarkStart w:id="453" w:name="The_Swedish_Research_Council_does_not_ac"/>
+      <w:bookmarkStart w:id="454" w:name="5.3_Final_financial_report_if_funding_is"/>
+      <w:bookmarkStart w:id="455" w:name="5.4_Final_financial_report_after_changin"/>
+      <w:bookmarkStart w:id="456" w:name="5.5_Repayment_of_unused_funding"/>
+      <w:bookmarkStart w:id="457" w:name="6._Follow-up_and_audit"/>
+      <w:bookmarkStart w:id="458" w:name="6.1_Providing_information_for_follow-up,"/>
+      <w:bookmarkStart w:id="459" w:name="6.2_Audit"/>
+      <w:bookmarkStart w:id="460" w:name="7._Actions_if_terms_and_conditions_are_n"/>
+      <w:bookmarkStart w:id="461" w:name="7.1_Demand_to_comply_with_terms_and_cond"/>
+      <w:bookmarkEnd w:id="426"/>
+      <w:bookmarkEnd w:id="427"/>
+      <w:bookmarkEnd w:id="428"/>
       <w:bookmarkEnd w:id="429"/>
       <w:bookmarkEnd w:id="430"/>
       <w:bookmarkEnd w:id="431"/>
@@ -20662,24 +20942,21 @@
       <w:bookmarkEnd w:id="459"/>
       <w:bookmarkEnd w:id="460"/>
       <w:bookmarkEnd w:id="461"/>
-      <w:bookmarkEnd w:id="462"/>
-      <w:bookmarkEnd w:id="463"/>
-      <w:bookmarkEnd w:id="464"/>
     </w:p>
     <w:p>
       <w:pPr>
         <w:spacing w:line="276" w:lineRule="auto"/>
         <w:jc w:val="both"/>
         <w:rPr>
-          <w:ins w:id="465" w:author="Martin Gerdin Wärnberg" w:date="2026-01-19T11:24:00Z"/>
+          <w:ins w:id="462" w:author="Martin Gerdin Wärnberg" w:date="2026-01-19T11:24:00Z"/>
           <w:rFonts w:cs="Arial"/>
           <w:b/>
           <w:sz w:val="20"/>
           <w:szCs w:val="20"/>
           <w:lang w:val="en-US"/>
-          <w:rPrChange w:id="466" w:author="Elinor Pejryd" w:date="2026-01-26T14:56:00Z">
+          <w:rPrChange w:id="463" w:author="Elinor Pejryd" w:date="2026-01-26T14:56:00Z">
             <w:rPr>
-              <w:ins w:id="467" w:author="Martin Gerdin Wärnberg" w:date="2026-01-19T11:24:00Z"/>
+              <w:ins w:id="464" w:author="Martin Gerdin Wärnberg" w:date="2026-01-19T11:24:00Z"/>
               <w:rFonts w:cs="Arial"/>
               <w:sz w:val="20"/>
               <w:szCs w:val="20"/>
@@ -20687,7 +20964,7 @@
           </w:rPrChange>
         </w:rPr>
       </w:pPr>
-      <w:ins w:id="468" w:author="Martin Gerdin Wärnberg" w:date="2026-01-19T11:24:00Z">
+      <w:ins w:id="465" w:author="Martin Gerdin Wärnberg" w:date="2026-01-19T11:24:00Z">
         <w:r>
           <w:rPr>
             <w:rFonts w:cs="Arial"/>
@@ -20695,7 +20972,7 @@
             <w:sz w:val="20"/>
             <w:szCs w:val="20"/>
             <w:lang w:val="en-US"/>
-            <w:rPrChange w:id="469" w:author="Elinor Pejryd" w:date="2026-01-26T14:56:00Z">
+            <w:rPrChange w:id="466" w:author="Elinor Pejryd" w:date="2026-01-26T14:56:00Z">
               <w:rPr>
                 <w:rFonts w:cs="Arial"/>
                 <w:sz w:val="20"/>
@@ -20712,14 +20989,14 @@
         <w:spacing w:line="276" w:lineRule="auto"/>
         <w:jc w:val="both"/>
         <w:rPr>
-          <w:ins w:id="470" w:author="Martin Gerdin Wärnberg" w:date="2026-01-19T11:24:00Z"/>
+          <w:ins w:id="467" w:author="Martin Gerdin Wärnberg" w:date="2026-01-19T11:24:00Z"/>
           <w:rFonts w:cs="Arial"/>
           <w:sz w:val="20"/>
           <w:szCs w:val="20"/>
           <w:lang w:val="en-US"/>
-          <w:rPrChange w:id="471" w:author="Elinor Pejryd" w:date="2026-01-26T14:56:00Z">
+          <w:rPrChange w:id="468" w:author="Elinor Pejryd" w:date="2026-01-26T14:56:00Z">
             <w:rPr>
-              <w:ins w:id="472" w:author="Martin Gerdin Wärnberg" w:date="2026-01-19T11:24:00Z"/>
+              <w:ins w:id="469" w:author="Martin Gerdin Wärnberg" w:date="2026-01-19T11:24:00Z"/>
               <w:rFonts w:cs="Arial"/>
               <w:sz w:val="20"/>
               <w:szCs w:val="20"/>
@@ -20727,14 +21004,14 @@
           </w:rPrChange>
         </w:rPr>
       </w:pPr>
-      <w:ins w:id="473" w:author="Martin Gerdin Wärnberg" w:date="2026-01-19T11:24:00Z">
+      <w:ins w:id="470" w:author="Martin Gerdin Wärnberg" w:date="2026-01-19T11:24:00Z">
         <w:r>
           <w:rPr>
             <w:rFonts w:cs="Arial"/>
             <w:sz w:val="20"/>
             <w:szCs w:val="20"/>
             <w:lang w:val="en-US"/>
-            <w:rPrChange w:id="474" w:author="Elinor Pejryd" w:date="2026-01-26T14:56:00Z">
+            <w:rPrChange w:id="471" w:author="Elinor Pejryd" w:date="2026-01-26T14:56:00Z">
               <w:rPr>
                 <w:rFonts w:cs="Arial"/>
                 <w:sz w:val="20"/>
@@ -20755,35 +21032,35 @@
         <w:spacing w:line="276" w:lineRule="auto"/>
         <w:jc w:val="both"/>
         <w:rPr>
-          <w:ins w:id="475" w:author="Martin Gerdin Wärnberg" w:date="2026-01-19T11:24:00Z"/>
+          <w:ins w:id="472" w:author="Martin Gerdin Wärnberg" w:date="2026-01-19T11:24:00Z"/>
           <w:rFonts w:cs="Arial"/>
           <w:sz w:val="20"/>
           <w:szCs w:val="20"/>
           <w:lang w:val="en-US"/>
-          <w:rPrChange w:id="476" w:author="Elinor Pejryd" w:date="2026-01-26T14:56:00Z">
+          <w:rPrChange w:id="473" w:author="Elinor Pejryd" w:date="2026-01-26T14:56:00Z">
             <w:rPr>
-              <w:ins w:id="477" w:author="Martin Gerdin Wärnberg" w:date="2026-01-19T11:24:00Z"/>
+              <w:ins w:id="474" w:author="Martin Gerdin Wärnberg" w:date="2026-01-19T11:24:00Z"/>
               <w:rFonts w:cs="Arial"/>
               <w:sz w:val="20"/>
               <w:szCs w:val="20"/>
             </w:rPr>
           </w:rPrChange>
         </w:rPr>
-        <w:pPrChange w:id="478" w:author="Martin Gerdin Wärnberg" w:date="2026-01-19T11:24:00Z">
+        <w:pPrChange w:id="475" w:author="Martin Gerdin Wärnberg" w:date="2026-01-19T11:24:00Z">
           <w:pPr>
             <w:spacing w:line="276" w:lineRule="auto"/>
             <w:jc w:val="both"/>
           </w:pPr>
         </w:pPrChange>
       </w:pPr>
-      <w:ins w:id="479" w:author="Martin Gerdin Wärnberg" w:date="2026-01-19T11:24:00Z">
+      <w:ins w:id="476" w:author="Martin Gerdin Wärnberg" w:date="2026-01-19T11:24:00Z">
         <w:r>
           <w:rPr>
             <w:rFonts w:cs="Arial"/>
             <w:sz w:val="20"/>
             <w:szCs w:val="20"/>
             <w:lang w:val="en-US"/>
-            <w:rPrChange w:id="480" w:author="Elinor Pejryd" w:date="2026-01-26T14:56:00Z">
+            <w:rPrChange w:id="477" w:author="Elinor Pejryd" w:date="2026-01-26T14:56:00Z">
               <w:rPr>
                 <w:rFonts w:cs="Arial"/>
                 <w:sz w:val="20"/>
@@ -20804,35 +21081,35 @@
         <w:spacing w:line="276" w:lineRule="auto"/>
         <w:jc w:val="both"/>
         <w:rPr>
-          <w:ins w:id="481" w:author="Martin Gerdin Wärnberg" w:date="2026-01-19T11:24:00Z"/>
+          <w:ins w:id="478" w:author="Martin Gerdin Wärnberg" w:date="2026-01-19T11:24:00Z"/>
           <w:rFonts w:cs="Arial"/>
           <w:sz w:val="20"/>
           <w:szCs w:val="20"/>
           <w:lang w:val="en-US"/>
-          <w:rPrChange w:id="482" w:author="Elinor Pejryd" w:date="2026-01-26T14:56:00Z">
+          <w:rPrChange w:id="479" w:author="Elinor Pejryd" w:date="2026-01-26T14:56:00Z">
             <w:rPr>
-              <w:ins w:id="483" w:author="Martin Gerdin Wärnberg" w:date="2026-01-19T11:24:00Z"/>
+              <w:ins w:id="480" w:author="Martin Gerdin Wärnberg" w:date="2026-01-19T11:24:00Z"/>
               <w:rFonts w:cs="Arial"/>
               <w:sz w:val="20"/>
               <w:szCs w:val="20"/>
             </w:rPr>
           </w:rPrChange>
         </w:rPr>
-        <w:pPrChange w:id="484" w:author="Martin Gerdin Wärnberg" w:date="2026-01-19T11:24:00Z">
+        <w:pPrChange w:id="481" w:author="Martin Gerdin Wärnberg" w:date="2026-01-19T11:24:00Z">
           <w:pPr>
             <w:spacing w:line="276" w:lineRule="auto"/>
             <w:jc w:val="both"/>
           </w:pPr>
         </w:pPrChange>
       </w:pPr>
-      <w:ins w:id="485" w:author="Martin Gerdin Wärnberg" w:date="2026-01-19T11:24:00Z">
+      <w:ins w:id="482" w:author="Martin Gerdin Wärnberg" w:date="2026-01-19T11:24:00Z">
         <w:r>
           <w:rPr>
             <w:rFonts w:cs="Arial"/>
             <w:sz w:val="20"/>
             <w:szCs w:val="20"/>
             <w:lang w:val="en-US"/>
-            <w:rPrChange w:id="486" w:author="Elinor Pejryd" w:date="2026-01-26T14:56:00Z">
+            <w:rPrChange w:id="483" w:author="Elinor Pejryd" w:date="2026-01-26T14:56:00Z">
               <w:rPr>
                 <w:rFonts w:cs="Arial"/>
                 <w:sz w:val="20"/>
@@ -20853,19 +21130,19 @@
         <w:spacing w:line="276" w:lineRule="auto"/>
         <w:jc w:val="both"/>
         <w:rPr>
-          <w:ins w:id="487" w:author="Martin Gerdin Wärnberg" w:date="2026-01-19T11:24:00Z"/>
-          <w:rFonts w:cs="Arial"/>
-          <w:sz w:val="20"/>
-          <w:szCs w:val="20"/>
-        </w:rPr>
-        <w:pPrChange w:id="488" w:author="Martin Gerdin Wärnberg" w:date="2026-01-19T11:24:00Z">
+          <w:ins w:id="484" w:author="Martin Gerdin Wärnberg" w:date="2026-01-19T11:24:00Z"/>
+          <w:rFonts w:cs="Arial"/>
+          <w:sz w:val="20"/>
+          <w:szCs w:val="20"/>
+        </w:rPr>
+        <w:pPrChange w:id="485" w:author="Martin Gerdin Wärnberg" w:date="2026-01-19T11:24:00Z">
           <w:pPr>
             <w:spacing w:line="276" w:lineRule="auto"/>
             <w:jc w:val="both"/>
           </w:pPr>
         </w:pPrChange>
       </w:pPr>
-      <w:ins w:id="489" w:author="Martin Gerdin Wärnberg" w:date="2026-01-19T11:24:00Z">
+      <w:ins w:id="486" w:author="Martin Gerdin Wärnberg" w:date="2026-01-19T11:24:00Z">
         <w:r>
           <w:rPr>
             <w:rFonts w:cs="Arial"/>
@@ -20881,7 +21158,7 @@
         <w:spacing w:line="276" w:lineRule="auto"/>
         <w:jc w:val="both"/>
         <w:rPr>
-          <w:ins w:id="490" w:author="Martin Gerdin Wärnberg" w:date="2026-01-19T11:24:00Z"/>
+          <w:ins w:id="487" w:author="Martin Gerdin Wärnberg" w:date="2026-01-19T11:24:00Z"/>
           <w:rFonts w:cs="Arial"/>
           <w:sz w:val="20"/>
           <w:szCs w:val="20"/>
@@ -20893,14 +21170,14 @@
         <w:spacing w:line="276" w:lineRule="auto"/>
         <w:jc w:val="both"/>
         <w:rPr>
-          <w:ins w:id="491" w:author="Martin Gerdin Wärnberg" w:date="2026-01-19T11:24:00Z"/>
+          <w:ins w:id="488" w:author="Martin Gerdin Wärnberg" w:date="2026-01-19T11:24:00Z"/>
           <w:rFonts w:cs="Arial"/>
           <w:sz w:val="20"/>
           <w:szCs w:val="20"/>
           <w:lang w:val="en-US"/>
-          <w:rPrChange w:id="492" w:author="Elinor Pejryd" w:date="2026-01-26T14:56:00Z">
+          <w:rPrChange w:id="489" w:author="Elinor Pejryd" w:date="2026-01-26T14:56:00Z">
             <w:rPr>
-              <w:ins w:id="493" w:author="Martin Gerdin Wärnberg" w:date="2026-01-19T11:24:00Z"/>
+              <w:ins w:id="490" w:author="Martin Gerdin Wärnberg" w:date="2026-01-19T11:24:00Z"/>
               <w:rFonts w:cs="Arial"/>
               <w:sz w:val="20"/>
               <w:szCs w:val="20"/>
@@ -20908,14 +21185,14 @@
           </w:rPrChange>
         </w:rPr>
       </w:pPr>
-      <w:ins w:id="494" w:author="Martin Gerdin Wärnberg" w:date="2026-01-19T11:24:00Z">
+      <w:ins w:id="491" w:author="Martin Gerdin Wärnberg" w:date="2026-01-19T11:24:00Z">
         <w:r>
           <w:rPr>
             <w:rFonts w:cs="Arial"/>
             <w:sz w:val="20"/>
             <w:szCs w:val="20"/>
             <w:lang w:val="en-US"/>
-            <w:rPrChange w:id="495" w:author="Elinor Pejryd" w:date="2026-01-26T14:56:00Z">
+            <w:rPrChange w:id="492" w:author="Elinor Pejryd" w:date="2026-01-26T14:56:00Z">
               <w:rPr>
                 <w:rFonts w:cs="Arial"/>
                 <w:sz w:val="20"/>
@@ -20926,6 +21203,27 @@
           <w:t>Overhead costs may not exceed 5 per cent of the project funds.</w:t>
         </w:r>
       </w:ins>
+    </w:p>
+    <w:p>
+      <w:pPr>
+        <w:spacing w:line="276" w:lineRule="auto"/>
+        <w:jc w:val="both"/>
+        <w:rPr>
+          <w:ins w:id="493" w:author="Martin Gerdin Wärnberg" w:date="2026-01-19T11:24:00Z"/>
+          <w:rFonts w:cs="Arial"/>
+          <w:sz w:val="20"/>
+          <w:szCs w:val="20"/>
+          <w:lang w:val="en-US"/>
+          <w:rPrChange w:id="494" w:author="Elinor Pejryd" w:date="2026-01-26T14:56:00Z">
+            <w:rPr>
+              <w:ins w:id="495" w:author="Martin Gerdin Wärnberg" w:date="2026-01-19T11:24:00Z"/>
+              <w:rFonts w:cs="Arial"/>
+              <w:sz w:val="20"/>
+              <w:szCs w:val="20"/>
+            </w:rPr>
+          </w:rPrChange>
+        </w:rPr>
+      </w:pPr>
     </w:p>
     <w:p>
       <w:pPr>
@@ -20947,20 +21245,38 @@
           </w:rPrChange>
         </w:rPr>
       </w:pPr>
+      <w:ins w:id="499" w:author="Martin Gerdin Wärnberg" w:date="2026-01-19T11:24:00Z">
+        <w:r>
+          <w:rPr>
+            <w:rFonts w:cs="Arial"/>
+            <w:sz w:val="20"/>
+            <w:szCs w:val="20"/>
+            <w:lang w:val="en-US"/>
+            <w:rPrChange w:id="500" w:author="Elinor Pejryd" w:date="2026-01-26T14:56:00Z">
+              <w:rPr>
+                <w:rFonts w:cs="Arial"/>
+                <w:sz w:val="20"/>
+                <w:szCs w:val="20"/>
+              </w:rPr>
+            </w:rPrChange>
+          </w:rPr>
+          <w:t>The above terms and conditions must be taken into account when reporting/invoicing. If the report deviates from the terms and conditions, the funds granted cannot be paid out.</w:t>
+        </w:r>
+      </w:ins>
     </w:p>
     <w:p>
       <w:pPr>
         <w:spacing w:line="276" w:lineRule="auto"/>
         <w:jc w:val="both"/>
         <w:rPr>
-          <w:ins w:id="499" w:author="Martin Gerdin Wärnberg" w:date="2026-01-19T11:24:00Z"/>
+          <w:ins w:id="501" w:author="Martin Gerdin Wärnberg" w:date="2026-01-19T11:24:00Z"/>
           <w:rFonts w:cs="Arial"/>
           <w:sz w:val="20"/>
           <w:szCs w:val="20"/>
           <w:lang w:val="en-US"/>
-          <w:rPrChange w:id="500" w:author="Elinor Pejryd" w:date="2026-01-26T14:56:00Z">
+          <w:rPrChange w:id="502" w:author="Elinor Pejryd" w:date="2026-01-26T14:56:00Z">
             <w:rPr>
-              <w:ins w:id="501" w:author="Martin Gerdin Wärnberg" w:date="2026-01-19T11:24:00Z"/>
+              <w:ins w:id="503" w:author="Martin Gerdin Wärnberg" w:date="2026-01-19T11:24:00Z"/>
               <w:rFonts w:cs="Arial"/>
               <w:sz w:val="20"/>
               <w:szCs w:val="20"/>
@@ -20968,24 +21284,6 @@
           </w:rPrChange>
         </w:rPr>
       </w:pPr>
-      <w:ins w:id="502" w:author="Martin Gerdin Wärnberg" w:date="2026-01-19T11:24:00Z">
-        <w:r>
-          <w:rPr>
-            <w:rFonts w:cs="Arial"/>
-            <w:sz w:val="20"/>
-            <w:szCs w:val="20"/>
-            <w:lang w:val="en-US"/>
-            <w:rPrChange w:id="503" w:author="Elinor Pejryd" w:date="2026-01-26T14:56:00Z">
-              <w:rPr>
-                <w:rFonts w:cs="Arial"/>
-                <w:sz w:val="20"/>
-                <w:szCs w:val="20"/>
-              </w:rPr>
-            </w:rPrChange>
-          </w:rPr>
-          <w:t>The above terms and conditions must be taken into account when reporting/invoicing. If the report deviates from the terms and conditions, the funds granted cannot be paid out.</w:t>
-        </w:r>
-      </w:ins>
     </w:p>
     <w:p>
       <w:pPr>
@@ -21007,20 +21305,38 @@
           </w:rPrChange>
         </w:rPr>
       </w:pPr>
+      <w:ins w:id="507" w:author="Martin Gerdin Wärnberg" w:date="2026-01-19T11:24:00Z">
+        <w:r>
+          <w:rPr>
+            <w:rFonts w:cs="Arial"/>
+            <w:sz w:val="20"/>
+            <w:szCs w:val="20"/>
+            <w:lang w:val="en-US"/>
+            <w:rPrChange w:id="508" w:author="Elinor Pejryd" w:date="2026-01-26T14:56:00Z">
+              <w:rPr>
+                <w:rFonts w:cs="Arial"/>
+                <w:sz w:val="20"/>
+                <w:szCs w:val="20"/>
+              </w:rPr>
+            </w:rPrChange>
+          </w:rPr>
+          <w:t>Funds granted shall be managed by a unit within the Stockholm Region healthcare organisation or by private care providers with healthcare agreements.</w:t>
+        </w:r>
+      </w:ins>
     </w:p>
     <w:p>
       <w:pPr>
         <w:spacing w:line="276" w:lineRule="auto"/>
         <w:jc w:val="both"/>
         <w:rPr>
-          <w:ins w:id="507" w:author="Martin Gerdin Wärnberg" w:date="2026-01-19T11:24:00Z"/>
+          <w:ins w:id="509" w:author="Martin Gerdin Wärnberg" w:date="2026-01-19T11:24:00Z"/>
           <w:rFonts w:cs="Arial"/>
           <w:sz w:val="20"/>
           <w:szCs w:val="20"/>
           <w:lang w:val="en-US"/>
-          <w:rPrChange w:id="508" w:author="Elinor Pejryd" w:date="2026-01-26T14:56:00Z">
+          <w:rPrChange w:id="510" w:author="Elinor Pejryd" w:date="2026-01-26T14:56:00Z">
             <w:rPr>
-              <w:ins w:id="509" w:author="Martin Gerdin Wärnberg" w:date="2026-01-19T11:24:00Z"/>
+              <w:ins w:id="511" w:author="Martin Gerdin Wärnberg" w:date="2026-01-19T11:24:00Z"/>
               <w:rFonts w:cs="Arial"/>
               <w:sz w:val="20"/>
               <w:szCs w:val="20"/>
@@ -21028,38 +21344,20 @@
           </w:rPrChange>
         </w:rPr>
       </w:pPr>
-      <w:ins w:id="510" w:author="Martin Gerdin Wärnberg" w:date="2026-01-19T11:24:00Z">
-        <w:r>
-          <w:rPr>
-            <w:rFonts w:cs="Arial"/>
-            <w:sz w:val="20"/>
-            <w:szCs w:val="20"/>
-            <w:lang w:val="en-US"/>
-            <w:rPrChange w:id="511" w:author="Elinor Pejryd" w:date="2026-01-26T14:56:00Z">
-              <w:rPr>
-                <w:rFonts w:cs="Arial"/>
-                <w:sz w:val="20"/>
-                <w:szCs w:val="20"/>
-              </w:rPr>
-            </w:rPrChange>
-          </w:rPr>
-          <w:t>Funds granted shall be managed by a unit within the Stockholm Region healthcare organisation or by private care providers with healthcare agreements.</w:t>
-        </w:r>
-      </w:ins>
     </w:p>
     <w:p>
       <w:pPr>
         <w:spacing w:line="276" w:lineRule="auto"/>
         <w:jc w:val="both"/>
         <w:rPr>
-          <w:ins w:id="512" w:author="Martin Gerdin Wärnberg" w:date="2026-01-19T11:24:00Z"/>
+          <w:ins w:id="512" w:author="Martin Gerdin Wärnberg" w:date="2026-01-19T11:25:00Z"/>
           <w:rFonts w:cs="Arial"/>
           <w:sz w:val="20"/>
           <w:szCs w:val="20"/>
           <w:lang w:val="en-US"/>
           <w:rPrChange w:id="513" w:author="Elinor Pejryd" w:date="2026-01-26T14:56:00Z">
             <w:rPr>
-              <w:ins w:id="514" w:author="Martin Gerdin Wärnberg" w:date="2026-01-19T11:24:00Z"/>
+              <w:ins w:id="514" w:author="Martin Gerdin Wärnberg" w:date="2026-01-19T11:25:00Z"/>
               <w:rFonts w:cs="Arial"/>
               <w:sz w:val="20"/>
               <w:szCs w:val="20"/>
@@ -21067,20 +21365,38 @@
           </w:rPrChange>
         </w:rPr>
       </w:pPr>
+      <w:ins w:id="515" w:author="Martin Gerdin Wärnberg" w:date="2026-01-19T11:24:00Z">
+        <w:r>
+          <w:rPr>
+            <w:rFonts w:cs="Arial"/>
+            <w:sz w:val="20"/>
+            <w:szCs w:val="20"/>
+            <w:lang w:val="en-US"/>
+            <w:rPrChange w:id="516" w:author="Elinor Pejryd" w:date="2026-01-26T14:56:00Z">
+              <w:rPr>
+                <w:rFonts w:cs="Arial"/>
+                <w:sz w:val="20"/>
+                <w:szCs w:val="20"/>
+              </w:rPr>
+            </w:rPrChange>
+          </w:rPr>
+          <w:t>Ethical approval must be finalised and communicated to the FoI office, the Research and Life Science unit within the Regional Management Office before the approved funds can be paid out.</w:t>
+        </w:r>
+      </w:ins>
     </w:p>
     <w:p>
       <w:pPr>
         <w:spacing w:line="276" w:lineRule="auto"/>
         <w:jc w:val="both"/>
         <w:rPr>
-          <w:ins w:id="515" w:author="Martin Gerdin Wärnberg" w:date="2026-01-19T11:25:00Z"/>
+          <w:ins w:id="517" w:author="Martin Gerdin Wärnberg" w:date="2026-01-19T11:24:00Z"/>
           <w:rFonts w:cs="Arial"/>
           <w:sz w:val="20"/>
           <w:szCs w:val="20"/>
           <w:lang w:val="en-US"/>
-          <w:rPrChange w:id="516" w:author="Elinor Pejryd" w:date="2026-01-26T14:56:00Z">
+          <w:rPrChange w:id="518" w:author="Elinor Pejryd" w:date="2026-01-26T14:56:00Z">
             <w:rPr>
-              <w:ins w:id="517" w:author="Martin Gerdin Wärnberg" w:date="2026-01-19T11:25:00Z"/>
+              <w:ins w:id="519" w:author="Martin Gerdin Wärnberg" w:date="2026-01-19T11:24:00Z"/>
               <w:rFonts w:cs="Arial"/>
               <w:sz w:val="20"/>
               <w:szCs w:val="20"/>
@@ -21088,38 +21404,20 @@
           </w:rPrChange>
         </w:rPr>
       </w:pPr>
-      <w:ins w:id="518" w:author="Martin Gerdin Wärnberg" w:date="2026-01-19T11:24:00Z">
-        <w:r>
-          <w:rPr>
-            <w:rFonts w:cs="Arial"/>
-            <w:sz w:val="20"/>
-            <w:szCs w:val="20"/>
-            <w:lang w:val="en-US"/>
-            <w:rPrChange w:id="519" w:author="Elinor Pejryd" w:date="2026-01-26T14:56:00Z">
-              <w:rPr>
-                <w:rFonts w:cs="Arial"/>
-                <w:sz w:val="20"/>
-                <w:szCs w:val="20"/>
-              </w:rPr>
-            </w:rPrChange>
-          </w:rPr>
-          <w:t>Ethical approval must be finalised and communicated to the FoI office, the Research and Life Science unit within the Regional Management Office before the approved funds can be paid out.</w:t>
-        </w:r>
-      </w:ins>
     </w:p>
     <w:p>
       <w:pPr>
         <w:spacing w:line="276" w:lineRule="auto"/>
         <w:jc w:val="both"/>
         <w:rPr>
-          <w:ins w:id="520" w:author="Martin Gerdin Wärnberg" w:date="2026-01-19T11:24:00Z"/>
+          <w:ins w:id="520" w:author="Martin Gerdin Wärnberg" w:date="2026-01-19T11:25:00Z"/>
           <w:rFonts w:cs="Arial"/>
           <w:sz w:val="20"/>
           <w:szCs w:val="20"/>
           <w:lang w:val="en-US"/>
           <w:rPrChange w:id="521" w:author="Elinor Pejryd" w:date="2026-01-26T14:56:00Z">
             <w:rPr>
-              <w:ins w:id="522" w:author="Martin Gerdin Wärnberg" w:date="2026-01-19T11:24:00Z"/>
+              <w:ins w:id="522" w:author="Martin Gerdin Wärnberg" w:date="2026-01-19T11:25:00Z"/>
               <w:rFonts w:cs="Arial"/>
               <w:sz w:val="20"/>
               <w:szCs w:val="20"/>
@@ -21127,20 +21425,110 @@
           </w:rPrChange>
         </w:rPr>
       </w:pPr>
+      <w:ins w:id="523" w:author="Martin Gerdin Wärnberg" w:date="2026-01-19T11:24:00Z">
+        <w:r>
+          <w:rPr>
+            <w:rFonts w:cs="Arial"/>
+            <w:sz w:val="20"/>
+            <w:szCs w:val="20"/>
+            <w:lang w:val="en-US"/>
+            <w:rPrChange w:id="524" w:author="Elinor Pejryd" w:date="2026-01-26T14:56:00Z">
+              <w:rPr>
+                <w:rFonts w:cs="Arial"/>
+                <w:sz w:val="20"/>
+                <w:szCs w:val="20"/>
+              </w:rPr>
+            </w:rPrChange>
+          </w:rPr>
+          <w:t xml:space="preserve">The main applicant </w:t>
+        </w:r>
+      </w:ins>
+      <w:ins w:id="525" w:author="Martin Gerdin Wärnberg" w:date="2026-01-19T11:25:00Z">
+        <w:r>
+          <w:rPr>
+            <w:rFonts w:cs="Arial"/>
+            <w:sz w:val="20"/>
+            <w:szCs w:val="20"/>
+            <w:lang w:val="en-US"/>
+            <w:rPrChange w:id="526" w:author="Elinor Pejryd" w:date="2026-01-26T14:56:00Z">
+              <w:rPr>
+                <w:rFonts w:cs="Arial"/>
+                <w:sz w:val="20"/>
+                <w:szCs w:val="20"/>
+              </w:rPr>
+            </w:rPrChange>
+          </w:rPr>
+          <w:t xml:space="preserve">(Martin Gerdin Wärnberg) </w:t>
+        </w:r>
+      </w:ins>
+      <w:ins w:id="527" w:author="Martin Gerdin Wärnberg" w:date="2026-01-19T11:24:00Z">
+        <w:r>
+          <w:rPr>
+            <w:rFonts w:cs="Arial"/>
+            <w:sz w:val="20"/>
+            <w:szCs w:val="20"/>
+            <w:lang w:val="en-US"/>
+            <w:rPrChange w:id="528" w:author="Elinor Pejryd" w:date="2026-01-26T14:56:00Z">
+              <w:rPr>
+                <w:rFonts w:cs="Arial"/>
+                <w:sz w:val="20"/>
+                <w:szCs w:val="20"/>
+              </w:rPr>
+            </w:rPrChange>
+          </w:rPr>
+          <w:t>is responsible for ensuring that the research funded by the grant has the relevant permits</w:t>
+        </w:r>
+      </w:ins>
+      <w:ins w:id="529" w:author="Martin Gerdin Wärnberg" w:date="2026-01-19T11:25:00Z">
+        <w:r>
+          <w:rPr>
+            <w:rFonts w:cs="Arial"/>
+            <w:sz w:val="20"/>
+            <w:szCs w:val="20"/>
+            <w:lang w:val="en-US"/>
+            <w:rPrChange w:id="530" w:author="Elinor Pejryd" w:date="2026-01-26T14:56:00Z">
+              <w:rPr>
+                <w:rFonts w:cs="Arial"/>
+                <w:sz w:val="20"/>
+                <w:szCs w:val="20"/>
+              </w:rPr>
+            </w:rPrChange>
+          </w:rPr>
+          <w:t xml:space="preserve"> </w:t>
+        </w:r>
+      </w:ins>
+      <w:ins w:id="531" w:author="Martin Gerdin Wärnberg" w:date="2026-01-19T11:24:00Z">
+        <w:r>
+          <w:rPr>
+            <w:rFonts w:cs="Arial"/>
+            <w:sz w:val="20"/>
+            <w:szCs w:val="20"/>
+            <w:lang w:val="en-US"/>
+            <w:rPrChange w:id="532" w:author="Elinor Pejryd" w:date="2026-01-26T14:56:00Z">
+              <w:rPr>
+                <w:rFonts w:cs="Arial"/>
+                <w:sz w:val="20"/>
+                <w:szCs w:val="20"/>
+              </w:rPr>
+            </w:rPrChange>
+          </w:rPr>
+          <w:t>and approvals, and that these are obtained before the research begins.</w:t>
+        </w:r>
+      </w:ins>
     </w:p>
     <w:p>
       <w:pPr>
         <w:spacing w:line="276" w:lineRule="auto"/>
         <w:jc w:val="both"/>
         <w:rPr>
-          <w:ins w:id="523" w:author="Martin Gerdin Wärnberg" w:date="2026-01-19T11:25:00Z"/>
+          <w:ins w:id="533" w:author="Martin Gerdin Wärnberg" w:date="2026-01-19T11:24:00Z"/>
           <w:rFonts w:cs="Arial"/>
           <w:sz w:val="20"/>
           <w:szCs w:val="20"/>
           <w:lang w:val="en-US"/>
-          <w:rPrChange w:id="524" w:author="Elinor Pejryd" w:date="2026-01-26T14:56:00Z">
+          <w:rPrChange w:id="534" w:author="Elinor Pejryd" w:date="2026-01-26T14:56:00Z">
             <w:rPr>
-              <w:ins w:id="525" w:author="Martin Gerdin Wärnberg" w:date="2026-01-19T11:25:00Z"/>
+              <w:ins w:id="535" w:author="Martin Gerdin Wärnberg" w:date="2026-01-19T11:24:00Z"/>
               <w:rFonts w:cs="Arial"/>
               <w:sz w:val="20"/>
               <w:szCs w:val="20"/>
@@ -21148,96 +21536,6 @@
           </w:rPrChange>
         </w:rPr>
       </w:pPr>
-      <w:ins w:id="526" w:author="Martin Gerdin Wärnberg" w:date="2026-01-19T11:24:00Z">
-        <w:r>
-          <w:rPr>
-            <w:rFonts w:cs="Arial"/>
-            <w:sz w:val="20"/>
-            <w:szCs w:val="20"/>
-            <w:lang w:val="en-US"/>
-            <w:rPrChange w:id="527" w:author="Elinor Pejryd" w:date="2026-01-26T14:56:00Z">
-              <w:rPr>
-                <w:rFonts w:cs="Arial"/>
-                <w:sz w:val="20"/>
-                <w:szCs w:val="20"/>
-              </w:rPr>
-            </w:rPrChange>
-          </w:rPr>
-          <w:t xml:space="preserve">The main applicant </w:t>
-        </w:r>
-      </w:ins>
-      <w:ins w:id="528" w:author="Martin Gerdin Wärnberg" w:date="2026-01-19T11:25:00Z">
-        <w:r>
-          <w:rPr>
-            <w:rFonts w:cs="Arial"/>
-            <w:sz w:val="20"/>
-            <w:szCs w:val="20"/>
-            <w:lang w:val="en-US"/>
-            <w:rPrChange w:id="529" w:author="Elinor Pejryd" w:date="2026-01-26T14:56:00Z">
-              <w:rPr>
-                <w:rFonts w:cs="Arial"/>
-                <w:sz w:val="20"/>
-                <w:szCs w:val="20"/>
-              </w:rPr>
-            </w:rPrChange>
-          </w:rPr>
-          <w:t xml:space="preserve">(Martin Gerdin Wärnberg) </w:t>
-        </w:r>
-      </w:ins>
-      <w:ins w:id="530" w:author="Martin Gerdin Wärnberg" w:date="2026-01-19T11:24:00Z">
-        <w:r>
-          <w:rPr>
-            <w:rFonts w:cs="Arial"/>
-            <w:sz w:val="20"/>
-            <w:szCs w:val="20"/>
-            <w:lang w:val="en-US"/>
-            <w:rPrChange w:id="531" w:author="Elinor Pejryd" w:date="2026-01-26T14:56:00Z">
-              <w:rPr>
-                <w:rFonts w:cs="Arial"/>
-                <w:sz w:val="20"/>
-                <w:szCs w:val="20"/>
-              </w:rPr>
-            </w:rPrChange>
-          </w:rPr>
-          <w:t>is responsible for ensuring that the research funded by the grant has the relevant permits</w:t>
-        </w:r>
-      </w:ins>
-      <w:ins w:id="532" w:author="Martin Gerdin Wärnberg" w:date="2026-01-19T11:25:00Z">
-        <w:r>
-          <w:rPr>
-            <w:rFonts w:cs="Arial"/>
-            <w:sz w:val="20"/>
-            <w:szCs w:val="20"/>
-            <w:lang w:val="en-US"/>
-            <w:rPrChange w:id="533" w:author="Elinor Pejryd" w:date="2026-01-26T14:56:00Z">
-              <w:rPr>
-                <w:rFonts w:cs="Arial"/>
-                <w:sz w:val="20"/>
-                <w:szCs w:val="20"/>
-              </w:rPr>
-            </w:rPrChange>
-          </w:rPr>
-          <w:t xml:space="preserve"> </w:t>
-        </w:r>
-      </w:ins>
-      <w:ins w:id="534" w:author="Martin Gerdin Wärnberg" w:date="2026-01-19T11:24:00Z">
-        <w:r>
-          <w:rPr>
-            <w:rFonts w:cs="Arial"/>
-            <w:sz w:val="20"/>
-            <w:szCs w:val="20"/>
-            <w:lang w:val="en-US"/>
-            <w:rPrChange w:id="535" w:author="Elinor Pejryd" w:date="2026-01-26T14:56:00Z">
-              <w:rPr>
-                <w:rFonts w:cs="Arial"/>
-                <w:sz w:val="20"/>
-                <w:szCs w:val="20"/>
-              </w:rPr>
-            </w:rPrChange>
-          </w:rPr>
-          <w:t>and approvals, and that these are obtained before the research begins.</w:t>
-        </w:r>
-      </w:ins>
     </w:p>
     <w:p>
       <w:pPr>
@@ -21259,20 +21557,38 @@
           </w:rPrChange>
         </w:rPr>
       </w:pPr>
+      <w:ins w:id="539" w:author="Martin Gerdin Wärnberg" w:date="2026-01-19T11:24:00Z">
+        <w:r>
+          <w:rPr>
+            <w:rFonts w:cs="Arial"/>
+            <w:sz w:val="20"/>
+            <w:szCs w:val="20"/>
+            <w:lang w:val="en-US"/>
+            <w:rPrChange w:id="540" w:author="Elinor Pejryd" w:date="2026-01-26T14:56:00Z">
+              <w:rPr>
+                <w:rFonts w:cs="Arial"/>
+                <w:sz w:val="20"/>
+                <w:szCs w:val="20"/>
+              </w:rPr>
+            </w:rPrChange>
+          </w:rPr>
+          <w:t>By signing the agreement, the project manager agrees that the scientific summary will be made</w:t>
+        </w:r>
+      </w:ins>
     </w:p>
     <w:p>
       <w:pPr>
         <w:spacing w:line="276" w:lineRule="auto"/>
         <w:jc w:val="both"/>
         <w:rPr>
-          <w:ins w:id="539" w:author="Martin Gerdin Wärnberg" w:date="2026-01-19T11:24:00Z"/>
+          <w:ins w:id="541" w:author="Martin Gerdin Wärnberg" w:date="2026-01-19T11:25:00Z"/>
           <w:rFonts w:cs="Arial"/>
           <w:sz w:val="20"/>
           <w:szCs w:val="20"/>
           <w:lang w:val="en-US"/>
-          <w:rPrChange w:id="540" w:author="Elinor Pejryd" w:date="2026-01-26T14:56:00Z">
+          <w:rPrChange w:id="542" w:author="Elinor Pejryd" w:date="2026-01-26T14:56:00Z">
             <w:rPr>
-              <w:ins w:id="541" w:author="Martin Gerdin Wärnberg" w:date="2026-01-19T11:24:00Z"/>
+              <w:ins w:id="543" w:author="Martin Gerdin Wärnberg" w:date="2026-01-19T11:25:00Z"/>
               <w:rFonts w:cs="Arial"/>
               <w:sz w:val="20"/>
               <w:szCs w:val="20"/>
@@ -21280,14 +21596,14 @@
           </w:rPrChange>
         </w:rPr>
       </w:pPr>
-      <w:ins w:id="542" w:author="Martin Gerdin Wärnberg" w:date="2026-01-19T11:24:00Z">
+      <w:ins w:id="544" w:author="Martin Gerdin Wärnberg" w:date="2026-01-19T11:24:00Z">
         <w:r>
           <w:rPr>
             <w:rFonts w:cs="Arial"/>
             <w:sz w:val="20"/>
             <w:szCs w:val="20"/>
             <w:lang w:val="en-US"/>
-            <w:rPrChange w:id="543" w:author="Elinor Pejryd" w:date="2026-01-26T14:56:00Z">
+            <w:rPrChange w:id="545" w:author="Elinor Pejryd" w:date="2026-01-26T14:56:00Z">
               <w:rPr>
                 <w:rFonts w:cs="Arial"/>
                 <w:sz w:val="20"/>
@@ -21295,7 +21611,7 @@
               </w:rPr>
             </w:rPrChange>
           </w:rPr>
-          <w:t>By signing the agreement, the project manager agrees that the scientific summary will be made</w:t>
+          <w:t>public online, including the project manager's contact details.</w:t>
         </w:r>
       </w:ins>
     </w:p>
@@ -21304,14 +21620,14 @@
         <w:spacing w:line="276" w:lineRule="auto"/>
         <w:jc w:val="both"/>
         <w:rPr>
-          <w:ins w:id="544" w:author="Martin Gerdin Wärnberg" w:date="2026-01-19T11:25:00Z"/>
+          <w:ins w:id="546" w:author="Martin Gerdin Wärnberg" w:date="2026-01-19T11:24:00Z"/>
           <w:rFonts w:cs="Arial"/>
           <w:sz w:val="20"/>
           <w:szCs w:val="20"/>
           <w:lang w:val="en-US"/>
-          <w:rPrChange w:id="545" w:author="Elinor Pejryd" w:date="2026-01-26T14:56:00Z">
+          <w:rPrChange w:id="547" w:author="Elinor Pejryd" w:date="2026-01-26T14:56:00Z">
             <w:rPr>
-              <w:ins w:id="546" w:author="Martin Gerdin Wärnberg" w:date="2026-01-19T11:25:00Z"/>
+              <w:ins w:id="548" w:author="Martin Gerdin Wärnberg" w:date="2026-01-19T11:24:00Z"/>
               <w:rFonts w:cs="Arial"/>
               <w:sz w:val="20"/>
               <w:szCs w:val="20"/>
@@ -21319,24 +21635,6 @@
           </w:rPrChange>
         </w:rPr>
       </w:pPr>
-      <w:ins w:id="547" w:author="Martin Gerdin Wärnberg" w:date="2026-01-19T11:24:00Z">
-        <w:r>
-          <w:rPr>
-            <w:rFonts w:cs="Arial"/>
-            <w:sz w:val="20"/>
-            <w:szCs w:val="20"/>
-            <w:lang w:val="en-US"/>
-            <w:rPrChange w:id="548" w:author="Elinor Pejryd" w:date="2026-01-26T14:56:00Z">
-              <w:rPr>
-                <w:rFonts w:cs="Arial"/>
-                <w:sz w:val="20"/>
-                <w:szCs w:val="20"/>
-              </w:rPr>
-            </w:rPrChange>
-          </w:rPr>
-          <w:t>public online, including the project manager's contact details.</w:t>
-        </w:r>
-      </w:ins>
     </w:p>
     <w:p>
       <w:pPr>
@@ -21358,20 +21656,38 @@
           </w:rPrChange>
         </w:rPr>
       </w:pPr>
+      <w:ins w:id="552" w:author="Martin Gerdin Wärnberg" w:date="2026-01-19T11:24:00Z">
+        <w:r>
+          <w:rPr>
+            <w:rFonts w:cs="Arial"/>
+            <w:sz w:val="20"/>
+            <w:szCs w:val="20"/>
+            <w:lang w:val="en-US"/>
+            <w:rPrChange w:id="553" w:author="Elinor Pejryd" w:date="2026-01-26T14:56:00Z">
+              <w:rPr>
+                <w:rFonts w:cs="Arial"/>
+                <w:sz w:val="20"/>
+                <w:szCs w:val="20"/>
+              </w:rPr>
+            </w:rPrChange>
+          </w:rPr>
+          <w:t>When publishing or otherwise presenting research results, it must be stated that support has been received from ALF project funds, Region Stockholm.</w:t>
+        </w:r>
+      </w:ins>
     </w:p>
     <w:p>
       <w:pPr>
         <w:spacing w:line="276" w:lineRule="auto"/>
         <w:jc w:val="both"/>
         <w:rPr>
-          <w:ins w:id="552" w:author="Martin Gerdin Wärnberg" w:date="2026-01-19T11:24:00Z"/>
+          <w:ins w:id="554" w:author="Martin Gerdin Wärnberg" w:date="2026-01-19T11:25:00Z"/>
           <w:rFonts w:cs="Arial"/>
           <w:sz w:val="20"/>
           <w:szCs w:val="20"/>
           <w:lang w:val="en-US"/>
-          <w:rPrChange w:id="553" w:author="Elinor Pejryd" w:date="2026-01-26T14:56:00Z">
+          <w:rPrChange w:id="555" w:author="Elinor Pejryd" w:date="2026-01-26T14:56:00Z">
             <w:rPr>
-              <w:ins w:id="554" w:author="Martin Gerdin Wärnberg" w:date="2026-01-19T11:24:00Z"/>
+              <w:ins w:id="556" w:author="Martin Gerdin Wärnberg" w:date="2026-01-19T11:25:00Z"/>
               <w:rFonts w:cs="Arial"/>
               <w:sz w:val="20"/>
               <w:szCs w:val="20"/>
@@ -21379,38 +21695,20 @@
           </w:rPrChange>
         </w:rPr>
       </w:pPr>
-      <w:ins w:id="555" w:author="Martin Gerdin Wärnberg" w:date="2026-01-19T11:24:00Z">
-        <w:r>
-          <w:rPr>
-            <w:rFonts w:cs="Arial"/>
-            <w:sz w:val="20"/>
-            <w:szCs w:val="20"/>
-            <w:lang w:val="en-US"/>
-            <w:rPrChange w:id="556" w:author="Elinor Pejryd" w:date="2026-01-26T14:56:00Z">
-              <w:rPr>
-                <w:rFonts w:cs="Arial"/>
-                <w:sz w:val="20"/>
-                <w:szCs w:val="20"/>
-              </w:rPr>
-            </w:rPrChange>
-          </w:rPr>
-          <w:t>When publishing or otherwise presenting research results, it must be stated that support has been received from ALF project funds, Region Stockholm.</w:t>
-        </w:r>
-      </w:ins>
     </w:p>
     <w:p>
       <w:pPr>
         <w:spacing w:line="276" w:lineRule="auto"/>
         <w:jc w:val="both"/>
         <w:rPr>
-          <w:ins w:id="557" w:author="Martin Gerdin Wärnberg" w:date="2026-01-19T11:25:00Z"/>
+          <w:ins w:id="557" w:author="Martin Gerdin Wärnberg" w:date="2026-01-19T11:24:00Z"/>
           <w:rFonts w:cs="Arial"/>
           <w:sz w:val="20"/>
           <w:szCs w:val="20"/>
           <w:lang w:val="en-US"/>
           <w:rPrChange w:id="558" w:author="Elinor Pejryd" w:date="2026-01-26T14:56:00Z">
             <w:rPr>
-              <w:ins w:id="559" w:author="Martin Gerdin Wärnberg" w:date="2026-01-19T11:25:00Z"/>
+              <w:ins w:id="559" w:author="Martin Gerdin Wärnberg" w:date="2026-01-19T11:24:00Z"/>
               <w:rFonts w:cs="Arial"/>
               <w:sz w:val="20"/>
               <w:szCs w:val="20"/>
@@ -21418,20 +21716,38 @@
           </w:rPrChange>
         </w:rPr>
       </w:pPr>
+      <w:ins w:id="560" w:author="Martin Gerdin Wärnberg" w:date="2026-01-19T11:24:00Z">
+        <w:r>
+          <w:rPr>
+            <w:rFonts w:cs="Arial"/>
+            <w:sz w:val="20"/>
+            <w:szCs w:val="20"/>
+            <w:lang w:val="en-US"/>
+            <w:rPrChange w:id="561" w:author="Elinor Pejryd" w:date="2026-01-26T14:56:00Z">
+              <w:rPr>
+                <w:rFonts w:cs="Arial"/>
+                <w:sz w:val="20"/>
+                <w:szCs w:val="20"/>
+              </w:rPr>
+            </w:rPrChange>
+          </w:rPr>
+          <w:t>English version: Supported by grants provided by Region Stockholm (ALF project).</w:t>
+        </w:r>
+      </w:ins>
     </w:p>
     <w:p>
       <w:pPr>
         <w:spacing w:line="276" w:lineRule="auto"/>
         <w:jc w:val="both"/>
         <w:rPr>
-          <w:ins w:id="560" w:author="Martin Gerdin Wärnberg" w:date="2026-01-19T11:24:00Z"/>
+          <w:del w:id="562" w:author="Martin Gerdin Wärnberg" w:date="2026-01-19T11:24:00Z"/>
           <w:rFonts w:cs="Arial"/>
           <w:sz w:val="20"/>
           <w:szCs w:val="20"/>
           <w:lang w:val="en-US"/>
-          <w:rPrChange w:id="561" w:author="Elinor Pejryd" w:date="2026-01-26T14:56:00Z">
+          <w:rPrChange w:id="563" w:author="Elinor Pejryd" w:date="2026-01-26T14:56:00Z">
             <w:rPr>
-              <w:ins w:id="562" w:author="Martin Gerdin Wärnberg" w:date="2026-01-19T11:24:00Z"/>
+              <w:del w:id="564" w:author="Martin Gerdin Wärnberg" w:date="2026-01-19T11:24:00Z"/>
               <w:rFonts w:cs="Arial"/>
               <w:sz w:val="20"/>
               <w:szCs w:val="20"/>
@@ -21439,54 +21755,15 @@
           </w:rPrChange>
         </w:rPr>
       </w:pPr>
-      <w:ins w:id="563" w:author="Martin Gerdin Wärnberg" w:date="2026-01-19T11:24:00Z">
-        <w:r>
-          <w:rPr>
-            <w:rFonts w:cs="Arial"/>
-            <w:sz w:val="20"/>
-            <w:szCs w:val="20"/>
-            <w:lang w:val="en-US"/>
-            <w:rPrChange w:id="564" w:author="Elinor Pejryd" w:date="2026-01-26T14:56:00Z">
-              <w:rPr>
-                <w:rFonts w:cs="Arial"/>
-                <w:sz w:val="20"/>
-                <w:szCs w:val="20"/>
-              </w:rPr>
-            </w:rPrChange>
-          </w:rPr>
-          <w:t>English version: Supported by grants provided by Region Stockholm (ALF project).</w:t>
-        </w:r>
-      </w:ins>
-    </w:p>
-    <w:p>
-      <w:pPr>
-        <w:spacing w:line="276" w:lineRule="auto"/>
-        <w:jc w:val="both"/>
-        <w:rPr>
-          <w:del w:id="565" w:author="Martin Gerdin Wärnberg" w:date="2026-01-19T11:24:00Z"/>
-          <w:rFonts w:cs="Arial"/>
-          <w:sz w:val="20"/>
-          <w:szCs w:val="20"/>
-          <w:lang w:val="en-US"/>
-          <w:rPrChange w:id="566" w:author="Elinor Pejryd" w:date="2026-01-26T14:56:00Z">
-            <w:rPr>
-              <w:del w:id="567" w:author="Martin Gerdin Wärnberg" w:date="2026-01-19T11:24:00Z"/>
-              <w:rFonts w:cs="Arial"/>
-              <w:sz w:val="20"/>
-              <w:szCs w:val="20"/>
-            </w:rPr>
-          </w:rPrChange>
-        </w:rPr>
-      </w:pPr>
-      <w:ins w:id="568" w:author="Elinor Pejryd" w:date="2026-01-16T11:21:00Z">
-        <w:del w:id="569" w:author="Martin Gerdin Wärnberg" w:date="2026-01-19T11:24:00Z">
+      <w:ins w:id="565" w:author="Elinor Pejryd" w:date="2026-01-16T11:21:00Z">
+        <w:del w:id="566" w:author="Martin Gerdin Wärnberg" w:date="2026-01-19T11:24:00Z">
           <w:r>
             <w:rPr>
               <w:rFonts w:cs="Arial"/>
               <w:sz w:val="20"/>
               <w:szCs w:val="20"/>
               <w:lang w:val="en-US"/>
-              <w:rPrChange w:id="570" w:author="Elinor Pejryd" w:date="2026-01-26T14:56:00Z">
+              <w:rPrChange w:id="567" w:author="Elinor Pejryd" w:date="2026-01-26T14:56:00Z">
                 <w:rPr>
                   <w:rFonts w:cs="Arial"/>
                   <w:sz w:val="20"/>
@@ -21503,7 +21780,7 @@
               <w:szCs w:val="20"/>
               <w:highlight w:val="yellow"/>
               <w:lang w:val="en-US"/>
-              <w:rPrChange w:id="571" w:author="Elinor Pejryd" w:date="2026-01-26T14:56:00Z">
+              <w:rPrChange w:id="568" w:author="Elinor Pejryd" w:date="2026-01-26T14:56:00Z">
                 <w:rPr>
                   <w:rFonts w:cs="Arial"/>
                   <w:sz w:val="20"/>
@@ -21520,7 +21797,7 @@
               <w:sz w:val="20"/>
               <w:szCs w:val="20"/>
               <w:lang w:val="en-US"/>
-              <w:rPrChange w:id="572" w:author="Elinor Pejryd" w:date="2026-01-26T14:56:00Z">
+              <w:rPrChange w:id="569" w:author="Elinor Pejryd" w:date="2026-01-26T14:56:00Z">
                 <w:rPr>
                   <w:rFonts w:cs="Arial"/>
                   <w:sz w:val="20"/>
@@ -21538,7 +21815,7 @@
         <w:spacing w:line="276" w:lineRule="auto"/>
         <w:jc w:val="both"/>
         <w:rPr>
-          <w:del w:id="573" w:author="Elinor Pejryd" w:date="2026-01-16T11:22:00Z"/>
+          <w:del w:id="570" w:author="Elinor Pejryd" w:date="2026-01-16T11:22:00Z"/>
           <w:rFonts w:cs="Arial"/>
           <w:b/>
           <w:bCs/>
@@ -21547,7 +21824,7 @@
           <w:lang w:val="en-US"/>
         </w:rPr>
       </w:pPr>
-      <w:del w:id="574" w:author="Elinor Pejryd" w:date="2026-01-16T11:22:00Z">
+      <w:del w:id="571" w:author="Elinor Pejryd" w:date="2026-01-16T11:22:00Z">
         <w:r>
           <w:rPr>
             <w:rFonts w:cs="Arial"/>
@@ -21577,14 +21854,14 @@
         <w:spacing w:line="276" w:lineRule="auto"/>
         <w:jc w:val="both"/>
         <w:rPr>
-          <w:del w:id="575" w:author="Elinor Pejryd" w:date="2026-01-16T11:22:00Z"/>
+          <w:del w:id="572" w:author="Elinor Pejryd" w:date="2026-01-16T11:22:00Z"/>
           <w:rFonts w:cs="Arial"/>
           <w:sz w:val="20"/>
           <w:szCs w:val="20"/>
           <w:lang w:val="en-US"/>
         </w:rPr>
       </w:pPr>
-      <w:del w:id="576" w:author="Elinor Pejryd" w:date="2026-01-16T11:22:00Z">
+      <w:del w:id="573" w:author="Elinor Pejryd" w:date="2026-01-16T11:22:00Z">
         <w:r>
           <w:rPr>
             <w:rFonts w:cs="Arial"/>
@@ -21601,14 +21878,14 @@
         <w:spacing w:line="276" w:lineRule="auto"/>
         <w:jc w:val="both"/>
         <w:rPr>
-          <w:del w:id="577" w:author="Elinor Pejryd" w:date="2026-01-16T11:22:00Z"/>
+          <w:del w:id="574" w:author="Elinor Pejryd" w:date="2026-01-16T11:22:00Z"/>
           <w:rFonts w:cs="Arial"/>
           <w:sz w:val="20"/>
           <w:szCs w:val="20"/>
           <w:lang w:val="en-US"/>
         </w:rPr>
       </w:pPr>
-      <w:del w:id="578" w:author="Elinor Pejryd" w:date="2026-01-16T11:22:00Z">
+      <w:del w:id="575" w:author="Elinor Pejryd" w:date="2026-01-16T11:22:00Z">
         <w:r>
           <w:rPr>
             <w:rFonts w:cs="Arial"/>
@@ -21625,14 +21902,14 @@
         <w:spacing w:line="276" w:lineRule="auto"/>
         <w:jc w:val="both"/>
         <w:rPr>
-          <w:del w:id="579" w:author="Elinor Pejryd" w:date="2026-01-16T11:22:00Z"/>
+          <w:del w:id="576" w:author="Elinor Pejryd" w:date="2026-01-16T11:22:00Z"/>
           <w:rFonts w:cs="Arial"/>
           <w:sz w:val="20"/>
           <w:szCs w:val="20"/>
           <w:lang w:val="en-US"/>
         </w:rPr>
       </w:pPr>
-      <w:del w:id="580" w:author="Elinor Pejryd" w:date="2026-01-16T11:22:00Z">
+      <w:del w:id="577" w:author="Elinor Pejryd" w:date="2026-01-16T11:22:00Z">
         <w:r>
           <w:rPr>
             <w:rFonts w:cs="Arial"/>
@@ -21649,14 +21926,14 @@
         <w:spacing w:line="276" w:lineRule="auto"/>
         <w:jc w:val="both"/>
         <w:rPr>
-          <w:del w:id="581" w:author="Elinor Pejryd" w:date="2026-01-16T11:22:00Z"/>
+          <w:del w:id="578" w:author="Elinor Pejryd" w:date="2026-01-16T11:22:00Z"/>
           <w:rFonts w:cs="Arial"/>
           <w:sz w:val="20"/>
           <w:szCs w:val="20"/>
           <w:lang w:val="en-US"/>
         </w:rPr>
       </w:pPr>
-      <w:del w:id="582" w:author="Elinor Pejryd" w:date="2026-01-16T11:22:00Z">
+      <w:del w:id="579" w:author="Elinor Pejryd" w:date="2026-01-16T11:22:00Z">
         <w:r>
           <w:rPr>
             <w:rFonts w:cs="Arial"/>
@@ -21673,14 +21950,14 @@
         <w:spacing w:line="276" w:lineRule="auto"/>
         <w:jc w:val="both"/>
         <w:rPr>
-          <w:del w:id="583" w:author="Elinor Pejryd" w:date="2026-01-16T11:22:00Z"/>
+          <w:del w:id="580" w:author="Elinor Pejryd" w:date="2026-01-16T11:22:00Z"/>
           <w:rFonts w:cs="Arial"/>
           <w:sz w:val="20"/>
           <w:szCs w:val="20"/>
           <w:lang w:val="en-US"/>
         </w:rPr>
       </w:pPr>
-      <w:del w:id="584" w:author="Elinor Pejryd" w:date="2026-01-16T11:22:00Z">
+      <w:del w:id="581" w:author="Elinor Pejryd" w:date="2026-01-16T11:22:00Z">
         <w:r>
           <w:rPr>
             <w:rFonts w:cs="Arial"/>
@@ -21697,14 +21974,14 @@
         <w:spacing w:line="276" w:lineRule="auto"/>
         <w:jc w:val="both"/>
         <w:rPr>
-          <w:del w:id="585" w:author="Elinor Pejryd" w:date="2026-01-16T11:22:00Z"/>
+          <w:del w:id="582" w:author="Elinor Pejryd" w:date="2026-01-16T11:22:00Z"/>
           <w:rFonts w:cs="Arial"/>
           <w:sz w:val="20"/>
           <w:szCs w:val="20"/>
           <w:lang w:val="en-US"/>
         </w:rPr>
       </w:pPr>
-      <w:del w:id="586" w:author="Elinor Pejryd" w:date="2026-01-16T11:22:00Z">
+      <w:del w:id="583" w:author="Elinor Pejryd" w:date="2026-01-16T11:22:00Z">
         <w:r>
           <w:rPr>
             <w:rFonts w:cs="Arial"/>
@@ -21721,14 +21998,14 @@
         <w:spacing w:line="276" w:lineRule="auto"/>
         <w:jc w:val="both"/>
         <w:rPr>
-          <w:del w:id="587" w:author="Elinor Pejryd" w:date="2026-01-16T11:22:00Z"/>
+          <w:del w:id="584" w:author="Elinor Pejryd" w:date="2026-01-16T11:22:00Z"/>
           <w:rFonts w:cs="Arial"/>
           <w:sz w:val="20"/>
           <w:szCs w:val="20"/>
           <w:lang w:val="en-US"/>
         </w:rPr>
       </w:pPr>
-      <w:del w:id="588" w:author="Elinor Pejryd" w:date="2026-01-16T11:22:00Z">
+      <w:del w:id="585" w:author="Elinor Pejryd" w:date="2026-01-16T11:22:00Z">
         <w:r>
           <w:rPr>
             <w:rFonts w:cs="Arial"/>
@@ -21745,14 +22022,14 @@
         <w:spacing w:line="276" w:lineRule="auto"/>
         <w:jc w:val="both"/>
         <w:rPr>
-          <w:del w:id="589" w:author="Elinor Pejryd" w:date="2026-01-16T11:22:00Z"/>
+          <w:del w:id="586" w:author="Elinor Pejryd" w:date="2026-01-16T11:22:00Z"/>
           <w:rFonts w:cs="Arial"/>
           <w:sz w:val="20"/>
           <w:szCs w:val="20"/>
           <w:lang w:val="en-US"/>
         </w:rPr>
       </w:pPr>
-      <w:del w:id="590" w:author="Elinor Pejryd" w:date="2026-01-16T11:22:00Z">
+      <w:del w:id="587" w:author="Elinor Pejryd" w:date="2026-01-16T11:22:00Z">
         <w:r>
           <w:rPr>
             <w:rFonts w:cs="Arial"/>
@@ -21769,14 +22046,14 @@
         <w:spacing w:line="276" w:lineRule="auto"/>
         <w:jc w:val="both"/>
         <w:rPr>
-          <w:del w:id="591" w:author="Elinor Pejryd" w:date="2026-01-16T11:22:00Z"/>
+          <w:del w:id="588" w:author="Elinor Pejryd" w:date="2026-01-16T11:22:00Z"/>
           <w:rFonts w:cs="Arial"/>
           <w:sz w:val="20"/>
           <w:szCs w:val="20"/>
           <w:lang w:val="en-US"/>
         </w:rPr>
       </w:pPr>
-      <w:del w:id="592" w:author="Elinor Pejryd" w:date="2026-01-16T11:22:00Z">
+      <w:del w:id="589" w:author="Elinor Pejryd" w:date="2026-01-16T11:22:00Z">
         <w:r>
           <w:rPr>
             <w:rFonts w:cs="Arial"/>
@@ -21793,14 +22070,14 @@
         <w:spacing w:line="276" w:lineRule="auto"/>
         <w:jc w:val="both"/>
         <w:rPr>
-          <w:del w:id="593" w:author="Elinor Pejryd" w:date="2026-01-16T11:22:00Z"/>
+          <w:del w:id="590" w:author="Elinor Pejryd" w:date="2026-01-16T11:22:00Z"/>
           <w:rFonts w:cs="Arial"/>
           <w:sz w:val="20"/>
           <w:szCs w:val="20"/>
           <w:lang w:val="en-US"/>
         </w:rPr>
       </w:pPr>
-      <w:del w:id="594" w:author="Elinor Pejryd" w:date="2026-01-16T11:22:00Z">
+      <w:del w:id="591" w:author="Elinor Pejryd" w:date="2026-01-16T11:22:00Z">
         <w:r>
           <w:rPr>
             <w:rFonts w:cs="Arial"/>
@@ -21817,14 +22094,14 @@
         <w:spacing w:line="276" w:lineRule="auto"/>
         <w:jc w:val="both"/>
         <w:rPr>
-          <w:del w:id="595" w:author="Elinor Pejryd" w:date="2026-01-16T11:22:00Z"/>
+          <w:del w:id="592" w:author="Elinor Pejryd" w:date="2026-01-16T11:22:00Z"/>
           <w:rFonts w:cs="Arial"/>
           <w:sz w:val="20"/>
           <w:szCs w:val="20"/>
           <w:lang w:val="en-US"/>
         </w:rPr>
       </w:pPr>
-      <w:del w:id="596" w:author="Elinor Pejryd" w:date="2026-01-16T11:22:00Z">
+      <w:del w:id="593" w:author="Elinor Pejryd" w:date="2026-01-16T11:22:00Z">
         <w:r>
           <w:rPr>
             <w:rFonts w:cs="Arial"/>
@@ -21841,14 +22118,14 @@
         <w:spacing w:line="276" w:lineRule="auto"/>
         <w:jc w:val="both"/>
         <w:rPr>
-          <w:del w:id="597" w:author="Elinor Pejryd" w:date="2026-01-16T11:22:00Z"/>
+          <w:del w:id="594" w:author="Elinor Pejryd" w:date="2026-01-16T11:22:00Z"/>
           <w:rFonts w:cs="Arial"/>
           <w:sz w:val="20"/>
           <w:szCs w:val="20"/>
           <w:lang w:val="en-US"/>
         </w:rPr>
       </w:pPr>
-      <w:del w:id="598" w:author="Elinor Pejryd" w:date="2026-01-16T11:22:00Z">
+      <w:del w:id="595" w:author="Elinor Pejryd" w:date="2026-01-16T11:22:00Z">
         <w:r>
           <w:rPr>
             <w:rFonts w:cs="Arial"/>
@@ -21865,14 +22142,14 @@
         <w:spacing w:line="276" w:lineRule="auto"/>
         <w:jc w:val="both"/>
         <w:rPr>
-          <w:del w:id="599" w:author="Elinor Pejryd" w:date="2026-01-16T11:22:00Z"/>
+          <w:del w:id="596" w:author="Elinor Pejryd" w:date="2026-01-16T11:22:00Z"/>
           <w:rFonts w:cs="Arial"/>
           <w:sz w:val="20"/>
           <w:szCs w:val="20"/>
           <w:lang w:val="en-US"/>
         </w:rPr>
       </w:pPr>
-      <w:del w:id="600" w:author="Elinor Pejryd" w:date="2026-01-16T11:22:00Z">
+      <w:del w:id="597" w:author="Elinor Pejryd" w:date="2026-01-16T11:22:00Z">
         <w:r>
           <w:rPr>
             <w:rFonts w:cs="Arial"/>
@@ -21889,14 +22166,14 @@
         <w:spacing w:line="276" w:lineRule="auto"/>
         <w:jc w:val="both"/>
         <w:rPr>
-          <w:del w:id="601" w:author="Elinor Pejryd" w:date="2026-01-16T11:22:00Z"/>
+          <w:del w:id="598" w:author="Elinor Pejryd" w:date="2026-01-16T11:22:00Z"/>
           <w:rFonts w:cs="Arial"/>
           <w:sz w:val="20"/>
           <w:szCs w:val="20"/>
           <w:lang w:val="en-US"/>
         </w:rPr>
       </w:pPr>
-      <w:del w:id="602" w:author="Elinor Pejryd" w:date="2026-01-16T11:22:00Z">
+      <w:del w:id="599" w:author="Elinor Pejryd" w:date="2026-01-16T11:22:00Z">
         <w:r>
           <w:rPr>
             <w:rFonts w:cs="Arial"/>
@@ -21913,14 +22190,14 @@
         <w:spacing w:line="276" w:lineRule="auto"/>
         <w:jc w:val="both"/>
         <w:rPr>
-          <w:del w:id="603" w:author="Elinor Pejryd" w:date="2026-01-16T11:22:00Z"/>
+          <w:del w:id="600" w:author="Elinor Pejryd" w:date="2026-01-16T11:22:00Z"/>
           <w:rFonts w:cs="Arial"/>
           <w:sz w:val="20"/>
           <w:szCs w:val="20"/>
           <w:lang w:val="en-US"/>
         </w:rPr>
       </w:pPr>
-      <w:del w:id="604" w:author="Elinor Pejryd" w:date="2026-01-16T11:22:00Z">
+      <w:del w:id="601" w:author="Elinor Pejryd" w:date="2026-01-16T11:22:00Z">
         <w:r>
           <w:rPr>
             <w:rFonts w:cs="Arial"/>
@@ -21937,14 +22214,14 @@
         <w:spacing w:line="276" w:lineRule="auto"/>
         <w:jc w:val="both"/>
         <w:rPr>
-          <w:del w:id="605" w:author="Elinor Pejryd" w:date="2026-01-16T11:22:00Z"/>
+          <w:del w:id="602" w:author="Elinor Pejryd" w:date="2026-01-16T11:22:00Z"/>
           <w:rFonts w:cs="Arial"/>
           <w:sz w:val="20"/>
           <w:szCs w:val="20"/>
           <w:lang w:val="en-US"/>
         </w:rPr>
       </w:pPr>
-      <w:del w:id="606" w:author="Elinor Pejryd" w:date="2026-01-16T11:22:00Z">
+      <w:del w:id="603" w:author="Elinor Pejryd" w:date="2026-01-16T11:22:00Z">
         <w:r>
           <w:rPr>
             <w:rFonts w:cs="Arial"/>
@@ -21961,14 +22238,14 @@
         <w:spacing w:line="276" w:lineRule="auto"/>
         <w:jc w:val="both"/>
         <w:rPr>
-          <w:del w:id="607" w:author="Elinor Pejryd" w:date="2026-01-16T11:22:00Z"/>
+          <w:del w:id="604" w:author="Elinor Pejryd" w:date="2026-01-16T11:22:00Z"/>
           <w:rFonts w:cs="Arial"/>
           <w:sz w:val="20"/>
           <w:szCs w:val="20"/>
           <w:lang w:val="en-US"/>
         </w:rPr>
       </w:pPr>
-      <w:del w:id="608" w:author="Elinor Pejryd" w:date="2026-01-16T11:22:00Z">
+      <w:del w:id="605" w:author="Elinor Pejryd" w:date="2026-01-16T11:22:00Z">
         <w:r>
           <w:rPr>
             <w:rFonts w:cs="Arial"/>
@@ -21985,14 +22262,14 @@
         <w:spacing w:line="276" w:lineRule="auto"/>
         <w:jc w:val="both"/>
         <w:rPr>
-          <w:del w:id="609" w:author="Elinor Pejryd" w:date="2026-01-16T11:22:00Z"/>
+          <w:del w:id="606" w:author="Elinor Pejryd" w:date="2026-01-16T11:22:00Z"/>
           <w:rFonts w:cs="Arial"/>
           <w:sz w:val="20"/>
           <w:szCs w:val="20"/>
           <w:lang w:val="en-US"/>
         </w:rPr>
       </w:pPr>
-      <w:del w:id="610" w:author="Elinor Pejryd" w:date="2026-01-16T11:22:00Z">
+      <w:del w:id="607" w:author="Elinor Pejryd" w:date="2026-01-16T11:22:00Z">
         <w:r>
           <w:rPr>
             <w:rFonts w:cs="Arial"/>
@@ -22009,14 +22286,14 @@
         <w:spacing w:line="276" w:lineRule="auto"/>
         <w:jc w:val="both"/>
         <w:rPr>
-          <w:del w:id="611" w:author="Elinor Pejryd" w:date="2026-01-16T11:22:00Z"/>
+          <w:del w:id="608" w:author="Elinor Pejryd" w:date="2026-01-16T11:22:00Z"/>
           <w:rFonts w:cs="Arial"/>
           <w:sz w:val="20"/>
           <w:szCs w:val="20"/>
           <w:lang w:val="en-US"/>
         </w:rPr>
       </w:pPr>
-      <w:del w:id="612" w:author="Elinor Pejryd" w:date="2026-01-16T11:22:00Z">
+      <w:del w:id="609" w:author="Elinor Pejryd" w:date="2026-01-16T11:22:00Z">
         <w:r>
           <w:rPr>
             <w:rFonts w:cs="Arial"/>
@@ -22033,7 +22310,7 @@
         <w:spacing w:line="276" w:lineRule="auto"/>
         <w:jc w:val="both"/>
         <w:rPr>
-          <w:del w:id="613" w:author="Elinor Pejryd" w:date="2026-01-16T11:22:00Z"/>
+          <w:del w:id="610" w:author="Elinor Pejryd" w:date="2026-01-16T11:22:00Z"/>
           <w:rFonts w:cs="Arial"/>
           <w:sz w:val="20"/>
           <w:szCs w:val="20"/>
@@ -22046,14 +22323,14 @@
         <w:spacing w:line="276" w:lineRule="auto"/>
         <w:jc w:val="both"/>
         <w:rPr>
-          <w:del w:id="614" w:author="Elinor Pejryd" w:date="2026-01-16T11:22:00Z"/>
+          <w:del w:id="611" w:author="Elinor Pejryd" w:date="2026-01-16T11:22:00Z"/>
           <w:rFonts w:cs="Arial"/>
           <w:sz w:val="20"/>
           <w:szCs w:val="20"/>
           <w:lang w:val="en-US"/>
         </w:rPr>
       </w:pPr>
-      <w:del w:id="615" w:author="Elinor Pejryd" w:date="2026-01-16T11:22:00Z">
+      <w:del w:id="612" w:author="Elinor Pejryd" w:date="2026-01-16T11:22:00Z">
         <w:r>
           <w:rPr>
             <w:rFonts w:cs="Arial"/>
@@ -22070,7 +22347,7 @@
         <w:spacing w:line="276" w:lineRule="auto"/>
         <w:jc w:val="both"/>
         <w:rPr>
-          <w:del w:id="616" w:author="Elinor Pejryd" w:date="2026-01-16T11:22:00Z"/>
+          <w:del w:id="613" w:author="Elinor Pejryd" w:date="2026-01-16T11:22:00Z"/>
           <w:rFonts w:cs="Arial"/>
           <w:sz w:val="20"/>
           <w:szCs w:val="20"/>
@@ -22083,14 +22360,14 @@
         <w:spacing w:line="276" w:lineRule="auto"/>
         <w:jc w:val="both"/>
         <w:rPr>
-          <w:del w:id="617" w:author="Elinor Pejryd" w:date="2026-01-16T11:22:00Z"/>
+          <w:del w:id="614" w:author="Elinor Pejryd" w:date="2026-01-16T11:22:00Z"/>
           <w:rFonts w:cs="Arial"/>
           <w:sz w:val="20"/>
           <w:szCs w:val="20"/>
           <w:lang w:val="en-US"/>
         </w:rPr>
       </w:pPr>
-      <w:del w:id="618" w:author="Elinor Pejryd" w:date="2026-01-16T11:22:00Z">
+      <w:del w:id="615" w:author="Elinor Pejryd" w:date="2026-01-16T11:22:00Z">
         <w:r>
           <w:rPr>
             <w:rFonts w:cs="Arial"/>
@@ -22107,14 +22384,14 @@
         <w:spacing w:line="276" w:lineRule="auto"/>
         <w:jc w:val="both"/>
         <w:rPr>
-          <w:del w:id="619" w:author="Elinor Pejryd" w:date="2026-01-16T11:22:00Z"/>
+          <w:del w:id="616" w:author="Elinor Pejryd" w:date="2026-01-16T11:22:00Z"/>
           <w:rFonts w:cs="Arial"/>
           <w:sz w:val="20"/>
           <w:szCs w:val="20"/>
           <w:lang w:val="en-US"/>
         </w:rPr>
       </w:pPr>
-      <w:del w:id="620" w:author="Elinor Pejryd" w:date="2026-01-16T11:22:00Z">
+      <w:del w:id="617" w:author="Elinor Pejryd" w:date="2026-01-16T11:22:00Z">
         <w:r>
           <w:rPr>
             <w:rFonts w:cs="Arial"/>
@@ -22131,7 +22408,7 @@
         <w:spacing w:line="276" w:lineRule="auto"/>
         <w:jc w:val="both"/>
         <w:rPr>
-          <w:del w:id="621" w:author="Elinor Pejryd" w:date="2026-01-16T11:22:00Z"/>
+          <w:del w:id="618" w:author="Elinor Pejryd" w:date="2026-01-16T11:22:00Z"/>
           <w:rFonts w:cs="Arial"/>
           <w:sz w:val="20"/>
           <w:szCs w:val="20"/>
@@ -22144,14 +22421,14 @@
         <w:spacing w:line="276" w:lineRule="auto"/>
         <w:jc w:val="both"/>
         <w:rPr>
-          <w:del w:id="622" w:author="Elinor Pejryd" w:date="2026-01-16T11:22:00Z"/>
+          <w:del w:id="619" w:author="Elinor Pejryd" w:date="2026-01-16T11:22:00Z"/>
           <w:rFonts w:cs="Arial"/>
           <w:sz w:val="20"/>
           <w:szCs w:val="20"/>
           <w:lang w:val="en-US"/>
         </w:rPr>
       </w:pPr>
-      <w:del w:id="623" w:author="Elinor Pejryd" w:date="2026-01-16T11:22:00Z">
+      <w:del w:id="620" w:author="Elinor Pejryd" w:date="2026-01-16T11:22:00Z">
         <w:r>
           <w:rPr>
             <w:rFonts w:cs="Arial"/>
@@ -22168,14 +22445,14 @@
         <w:spacing w:line="276" w:lineRule="auto"/>
         <w:jc w:val="both"/>
         <w:rPr>
-          <w:del w:id="624" w:author="Elinor Pejryd" w:date="2026-01-16T11:22:00Z"/>
+          <w:del w:id="621" w:author="Elinor Pejryd" w:date="2026-01-16T11:22:00Z"/>
           <w:rFonts w:cs="Arial"/>
           <w:sz w:val="20"/>
           <w:szCs w:val="20"/>
           <w:lang w:val="en-US"/>
         </w:rPr>
       </w:pPr>
-      <w:del w:id="625" w:author="Elinor Pejryd" w:date="2026-01-16T11:22:00Z">
+      <w:del w:id="622" w:author="Elinor Pejryd" w:date="2026-01-16T11:22:00Z">
         <w:r>
           <w:rPr>
             <w:rFonts w:cs="Arial"/>
@@ -22192,7 +22469,7 @@
         <w:spacing w:line="276" w:lineRule="auto"/>
         <w:jc w:val="both"/>
         <w:rPr>
-          <w:del w:id="626" w:author="Elinor Pejryd" w:date="2026-01-16T11:22:00Z"/>
+          <w:del w:id="623" w:author="Elinor Pejryd" w:date="2026-01-16T11:22:00Z"/>
           <w:rFonts w:cs="Arial"/>
           <w:sz w:val="20"/>
           <w:szCs w:val="20"/>
@@ -22205,14 +22482,14 @@
         <w:spacing w:line="276" w:lineRule="auto"/>
         <w:jc w:val="both"/>
         <w:rPr>
-          <w:del w:id="627" w:author="Elinor Pejryd" w:date="2026-01-16T11:22:00Z"/>
+          <w:del w:id="624" w:author="Elinor Pejryd" w:date="2026-01-16T11:22:00Z"/>
           <w:rFonts w:cs="Arial"/>
           <w:sz w:val="20"/>
           <w:szCs w:val="20"/>
           <w:lang w:val="en-US"/>
         </w:rPr>
       </w:pPr>
-      <w:del w:id="628" w:author="Elinor Pejryd" w:date="2026-01-16T11:22:00Z">
+      <w:del w:id="625" w:author="Elinor Pejryd" w:date="2026-01-16T11:22:00Z">
         <w:r>
           <w:rPr>
             <w:rFonts w:cs="Arial"/>
@@ -22229,14 +22506,14 @@
         <w:spacing w:line="276" w:lineRule="auto"/>
         <w:jc w:val="both"/>
         <w:rPr>
-          <w:del w:id="629" w:author="Elinor Pejryd" w:date="2026-01-16T11:22:00Z"/>
+          <w:del w:id="626" w:author="Elinor Pejryd" w:date="2026-01-16T11:22:00Z"/>
           <w:rFonts w:cs="Arial"/>
           <w:sz w:val="20"/>
           <w:szCs w:val="20"/>
           <w:lang w:val="en-US"/>
         </w:rPr>
       </w:pPr>
-      <w:del w:id="630" w:author="Elinor Pejryd" w:date="2026-01-16T11:22:00Z">
+      <w:del w:id="627" w:author="Elinor Pejryd" w:date="2026-01-16T11:22:00Z">
         <w:r>
           <w:rPr>
             <w:rFonts w:cs="Arial"/>
@@ -22253,14 +22530,14 @@
         <w:spacing w:line="276" w:lineRule="auto"/>
         <w:jc w:val="both"/>
         <w:rPr>
-          <w:del w:id="631" w:author="Elinor Pejryd" w:date="2026-01-16T11:22:00Z"/>
+          <w:del w:id="628" w:author="Elinor Pejryd" w:date="2026-01-16T11:22:00Z"/>
           <w:rFonts w:cs="Arial"/>
           <w:sz w:val="20"/>
           <w:szCs w:val="20"/>
           <w:lang w:val="en-US"/>
         </w:rPr>
       </w:pPr>
-      <w:del w:id="632" w:author="Elinor Pejryd" w:date="2026-01-16T11:22:00Z">
+      <w:del w:id="629" w:author="Elinor Pejryd" w:date="2026-01-16T11:22:00Z">
         <w:r>
           <w:rPr>
             <w:rFonts w:cs="Arial"/>
@@ -22277,14 +22554,14 @@
         <w:spacing w:line="276" w:lineRule="auto"/>
         <w:jc w:val="both"/>
         <w:rPr>
-          <w:del w:id="633" w:author="Elinor Pejryd" w:date="2026-01-16T11:22:00Z"/>
+          <w:del w:id="630" w:author="Elinor Pejryd" w:date="2026-01-16T11:22:00Z"/>
           <w:rFonts w:cs="Arial"/>
           <w:sz w:val="20"/>
           <w:szCs w:val="20"/>
           <w:lang w:val="en-US"/>
         </w:rPr>
       </w:pPr>
-      <w:del w:id="634" w:author="Elinor Pejryd" w:date="2026-01-16T11:22:00Z">
+      <w:del w:id="631" w:author="Elinor Pejryd" w:date="2026-01-16T11:22:00Z">
         <w:r>
           <w:rPr>
             <w:rFonts w:cs="Arial"/>
@@ -22301,14 +22578,14 @@
         <w:spacing w:line="276" w:lineRule="auto"/>
         <w:jc w:val="both"/>
         <w:rPr>
-          <w:del w:id="635" w:author="Elinor Pejryd" w:date="2026-01-16T11:22:00Z"/>
+          <w:del w:id="632" w:author="Elinor Pejryd" w:date="2026-01-16T11:22:00Z"/>
           <w:rFonts w:cs="Arial"/>
           <w:sz w:val="20"/>
           <w:szCs w:val="20"/>
           <w:lang w:val="en-US"/>
         </w:rPr>
       </w:pPr>
-      <w:del w:id="636" w:author="Elinor Pejryd" w:date="2026-01-16T11:22:00Z">
+      <w:del w:id="633" w:author="Elinor Pejryd" w:date="2026-01-16T11:22:00Z">
         <w:r>
           <w:rPr>
             <w:rFonts w:cs="Arial"/>
@@ -22325,14 +22602,14 @@
         <w:spacing w:line="276" w:lineRule="auto"/>
         <w:jc w:val="both"/>
         <w:rPr>
-          <w:del w:id="637" w:author="Elinor Pejryd" w:date="2026-01-16T11:22:00Z"/>
+          <w:del w:id="634" w:author="Elinor Pejryd" w:date="2026-01-16T11:22:00Z"/>
           <w:rFonts w:cs="Arial"/>
           <w:sz w:val="20"/>
           <w:szCs w:val="20"/>
           <w:lang w:val="en-US"/>
         </w:rPr>
       </w:pPr>
-      <w:del w:id="638" w:author="Elinor Pejryd" w:date="2026-01-16T11:22:00Z">
+      <w:del w:id="635" w:author="Elinor Pejryd" w:date="2026-01-16T11:22:00Z">
         <w:r>
           <w:rPr>
             <w:rFonts w:cs="Arial"/>
@@ -22349,14 +22626,14 @@
         <w:spacing w:line="276" w:lineRule="auto"/>
         <w:jc w:val="both"/>
         <w:rPr>
-          <w:del w:id="639" w:author="Elinor Pejryd" w:date="2026-01-16T11:22:00Z"/>
+          <w:del w:id="636" w:author="Elinor Pejryd" w:date="2026-01-16T11:22:00Z"/>
           <w:rFonts w:cs="Arial"/>
           <w:sz w:val="20"/>
           <w:szCs w:val="20"/>
           <w:lang w:val="en-US"/>
         </w:rPr>
       </w:pPr>
-      <w:del w:id="640" w:author="Elinor Pejryd" w:date="2026-01-16T11:22:00Z">
+      <w:del w:id="637" w:author="Elinor Pejryd" w:date="2026-01-16T11:22:00Z">
         <w:r>
           <w:rPr>
             <w:rFonts w:cs="Arial"/>
@@ -22373,7 +22650,7 @@
         <w:spacing w:line="276" w:lineRule="auto"/>
         <w:jc w:val="both"/>
         <w:rPr>
-          <w:del w:id="641" w:author="Elinor Pejryd" w:date="2026-01-16T11:22:00Z"/>
+          <w:del w:id="638" w:author="Elinor Pejryd" w:date="2026-01-16T11:22:00Z"/>
           <w:rFonts w:cs="Arial"/>
           <w:sz w:val="20"/>
           <w:szCs w:val="20"/>
@@ -22386,14 +22663,14 @@
         <w:spacing w:line="276" w:lineRule="auto"/>
         <w:jc w:val="both"/>
         <w:rPr>
-          <w:del w:id="642" w:author="Elinor Pejryd" w:date="2026-01-16T11:22:00Z"/>
+          <w:del w:id="639" w:author="Elinor Pejryd" w:date="2026-01-16T11:22:00Z"/>
           <w:rFonts w:cs="Arial"/>
           <w:sz w:val="20"/>
           <w:szCs w:val="20"/>
           <w:lang w:val="en-US"/>
         </w:rPr>
       </w:pPr>
-      <w:del w:id="643" w:author="Elinor Pejryd" w:date="2026-01-16T11:22:00Z">
+      <w:del w:id="640" w:author="Elinor Pejryd" w:date="2026-01-16T11:22:00Z">
         <w:r>
           <w:rPr>
             <w:rFonts w:cs="Arial"/>
@@ -22410,14 +22687,14 @@
         <w:spacing w:line="276" w:lineRule="auto"/>
         <w:jc w:val="both"/>
         <w:rPr>
-          <w:del w:id="644" w:author="Elinor Pejryd" w:date="2026-01-16T11:22:00Z"/>
+          <w:del w:id="641" w:author="Elinor Pejryd" w:date="2026-01-16T11:22:00Z"/>
           <w:rFonts w:cs="Arial"/>
           <w:sz w:val="20"/>
           <w:szCs w:val="20"/>
           <w:lang w:val="en-US"/>
         </w:rPr>
       </w:pPr>
-      <w:del w:id="645" w:author="Elinor Pejryd" w:date="2026-01-16T11:22:00Z">
+      <w:del w:id="642" w:author="Elinor Pejryd" w:date="2026-01-16T11:22:00Z">
         <w:r>
           <w:rPr>
             <w:rFonts w:cs="Arial"/>
@@ -22434,7 +22711,7 @@
         <w:spacing w:line="276" w:lineRule="auto"/>
         <w:jc w:val="both"/>
         <w:rPr>
-          <w:del w:id="646" w:author="Elinor Pejryd" w:date="2026-01-16T11:22:00Z"/>
+          <w:del w:id="643" w:author="Elinor Pejryd" w:date="2026-01-16T11:22:00Z"/>
           <w:rFonts w:cs="Arial"/>
           <w:sz w:val="20"/>
           <w:szCs w:val="20"/>
@@ -22447,14 +22724,14 @@
         <w:spacing w:line="276" w:lineRule="auto"/>
         <w:jc w:val="both"/>
         <w:rPr>
-          <w:del w:id="647" w:author="Elinor Pejryd" w:date="2026-01-16T11:22:00Z"/>
+          <w:del w:id="644" w:author="Elinor Pejryd" w:date="2026-01-16T11:22:00Z"/>
           <w:rFonts w:cs="Arial"/>
           <w:sz w:val="20"/>
           <w:szCs w:val="20"/>
           <w:lang w:val="en-US"/>
         </w:rPr>
       </w:pPr>
-      <w:del w:id="648" w:author="Elinor Pejryd" w:date="2026-01-16T11:22:00Z">
+      <w:del w:id="645" w:author="Elinor Pejryd" w:date="2026-01-16T11:22:00Z">
         <w:r>
           <w:rPr>
             <w:rFonts w:cs="Arial"/>
@@ -22471,14 +22748,14 @@
         <w:spacing w:line="276" w:lineRule="auto"/>
         <w:jc w:val="both"/>
         <w:rPr>
-          <w:del w:id="649" w:author="Elinor Pejryd" w:date="2026-01-16T11:22:00Z"/>
+          <w:del w:id="646" w:author="Elinor Pejryd" w:date="2026-01-16T11:22:00Z"/>
           <w:rFonts w:cs="Arial"/>
           <w:sz w:val="20"/>
           <w:szCs w:val="20"/>
           <w:lang w:val="en-US"/>
         </w:rPr>
       </w:pPr>
-      <w:del w:id="650" w:author="Elinor Pejryd" w:date="2026-01-16T11:22:00Z">
+      <w:del w:id="647" w:author="Elinor Pejryd" w:date="2026-01-16T11:22:00Z">
         <w:r>
           <w:rPr>
             <w:rFonts w:cs="Arial"/>
@@ -22495,7 +22772,7 @@
         <w:spacing w:line="276" w:lineRule="auto"/>
         <w:jc w:val="both"/>
         <w:rPr>
-          <w:del w:id="651" w:author="Elinor Pejryd" w:date="2026-01-16T11:22:00Z"/>
+          <w:del w:id="648" w:author="Elinor Pejryd" w:date="2026-01-16T11:22:00Z"/>
           <w:rFonts w:cs="Arial"/>
           <w:sz w:val="20"/>
           <w:szCs w:val="20"/>
@@ -22508,14 +22785,14 @@
         <w:spacing w:line="276" w:lineRule="auto"/>
         <w:jc w:val="both"/>
         <w:rPr>
-          <w:del w:id="652" w:author="Elinor Pejryd" w:date="2026-01-16T11:22:00Z"/>
+          <w:del w:id="649" w:author="Elinor Pejryd" w:date="2026-01-16T11:22:00Z"/>
           <w:rFonts w:cs="Arial"/>
           <w:sz w:val="20"/>
           <w:szCs w:val="20"/>
           <w:lang w:val="en-US"/>
         </w:rPr>
       </w:pPr>
-      <w:del w:id="653" w:author="Elinor Pejryd" w:date="2026-01-16T11:22:00Z">
+      <w:del w:id="650" w:author="Elinor Pejryd" w:date="2026-01-16T11:22:00Z">
         <w:r>
           <w:rPr>
             <w:rFonts w:cs="Arial"/>
@@ -22532,14 +22809,14 @@
         <w:spacing w:line="276" w:lineRule="auto"/>
         <w:jc w:val="both"/>
         <w:rPr>
-          <w:del w:id="654" w:author="Elinor Pejryd" w:date="2026-01-16T11:22:00Z"/>
+          <w:del w:id="651" w:author="Elinor Pejryd" w:date="2026-01-16T11:22:00Z"/>
           <w:rFonts w:cs="Arial"/>
           <w:sz w:val="20"/>
           <w:szCs w:val="20"/>
           <w:lang w:val="en-US"/>
         </w:rPr>
       </w:pPr>
-      <w:del w:id="655" w:author="Elinor Pejryd" w:date="2026-01-16T11:22:00Z">
+      <w:del w:id="652" w:author="Elinor Pejryd" w:date="2026-01-16T11:22:00Z">
         <w:r>
           <w:rPr>
             <w:rFonts w:cs="Arial"/>
@@ -22556,7 +22833,7 @@
         <w:spacing w:line="276" w:lineRule="auto"/>
         <w:jc w:val="both"/>
         <w:rPr>
-          <w:del w:id="656" w:author="Elinor Pejryd" w:date="2026-01-16T11:22:00Z"/>
+          <w:del w:id="653" w:author="Elinor Pejryd" w:date="2026-01-16T11:22:00Z"/>
           <w:rFonts w:cs="Arial"/>
           <w:sz w:val="20"/>
           <w:szCs w:val="20"/>
@@ -22569,14 +22846,14 @@
         <w:spacing w:line="276" w:lineRule="auto"/>
         <w:jc w:val="both"/>
         <w:rPr>
-          <w:del w:id="657" w:author="Elinor Pejryd" w:date="2026-01-16T11:22:00Z"/>
+          <w:del w:id="654" w:author="Elinor Pejryd" w:date="2026-01-16T11:22:00Z"/>
           <w:rFonts w:cs="Arial"/>
           <w:sz w:val="20"/>
           <w:szCs w:val="20"/>
           <w:lang w:val="en-US"/>
         </w:rPr>
       </w:pPr>
-      <w:del w:id="658" w:author="Elinor Pejryd" w:date="2026-01-16T11:22:00Z">
+      <w:del w:id="655" w:author="Elinor Pejryd" w:date="2026-01-16T11:22:00Z">
         <w:r>
           <w:rPr>
             <w:rFonts w:cs="Arial"/>
@@ -22593,14 +22870,14 @@
         <w:spacing w:line="276" w:lineRule="auto"/>
         <w:jc w:val="both"/>
         <w:rPr>
-          <w:del w:id="659" w:author="Elinor Pejryd" w:date="2026-01-16T11:22:00Z"/>
+          <w:del w:id="656" w:author="Elinor Pejryd" w:date="2026-01-16T11:22:00Z"/>
           <w:rFonts w:cs="Arial"/>
           <w:sz w:val="20"/>
           <w:szCs w:val="20"/>
           <w:lang w:val="en-US"/>
         </w:rPr>
       </w:pPr>
-      <w:del w:id="660" w:author="Elinor Pejryd" w:date="2026-01-16T11:22:00Z">
+      <w:del w:id="657" w:author="Elinor Pejryd" w:date="2026-01-16T11:22:00Z">
         <w:r>
           <w:rPr>
             <w:rFonts w:cs="Arial"/>
@@ -22617,14 +22894,14 @@
         <w:spacing w:line="276" w:lineRule="auto"/>
         <w:jc w:val="both"/>
         <w:rPr>
-          <w:del w:id="661" w:author="Elinor Pejryd" w:date="2026-01-16T11:22:00Z"/>
+          <w:del w:id="658" w:author="Elinor Pejryd" w:date="2026-01-16T11:22:00Z"/>
           <w:rFonts w:cs="Arial"/>
           <w:sz w:val="20"/>
           <w:szCs w:val="20"/>
           <w:lang w:val="en-US"/>
         </w:rPr>
       </w:pPr>
-      <w:del w:id="662" w:author="Elinor Pejryd" w:date="2026-01-16T11:22:00Z">
+      <w:del w:id="659" w:author="Elinor Pejryd" w:date="2026-01-16T11:22:00Z">
         <w:r>
           <w:rPr>
             <w:rFonts w:cs="Arial"/>
@@ -22641,14 +22918,14 @@
         <w:spacing w:line="276" w:lineRule="auto"/>
         <w:jc w:val="both"/>
         <w:rPr>
-          <w:del w:id="663" w:author="Elinor Pejryd" w:date="2026-01-16T11:22:00Z"/>
+          <w:del w:id="660" w:author="Elinor Pejryd" w:date="2026-01-16T11:22:00Z"/>
           <w:rFonts w:cs="Arial"/>
           <w:sz w:val="20"/>
           <w:szCs w:val="20"/>
           <w:lang w:val="en-US"/>
         </w:rPr>
       </w:pPr>
-      <w:del w:id="664" w:author="Elinor Pejryd" w:date="2026-01-16T11:22:00Z">
+      <w:del w:id="661" w:author="Elinor Pejryd" w:date="2026-01-16T11:22:00Z">
         <w:r>
           <w:rPr>
             <w:rFonts w:cs="Arial"/>
@@ -22665,14 +22942,14 @@
         <w:spacing w:line="276" w:lineRule="auto"/>
         <w:jc w:val="both"/>
         <w:rPr>
-          <w:del w:id="665" w:author="Elinor Pejryd" w:date="2026-01-16T11:22:00Z"/>
+          <w:del w:id="662" w:author="Elinor Pejryd" w:date="2026-01-16T11:22:00Z"/>
           <w:rFonts w:cs="Arial"/>
           <w:sz w:val="20"/>
           <w:szCs w:val="20"/>
           <w:lang w:val="en-US"/>
         </w:rPr>
       </w:pPr>
-      <w:del w:id="666" w:author="Elinor Pejryd" w:date="2026-01-16T11:22:00Z">
+      <w:del w:id="663" w:author="Elinor Pejryd" w:date="2026-01-16T11:22:00Z">
         <w:r>
           <w:rPr>
             <w:rFonts w:cs="Arial"/>
@@ -22689,14 +22966,14 @@
         <w:spacing w:line="276" w:lineRule="auto"/>
         <w:jc w:val="both"/>
         <w:rPr>
-          <w:del w:id="667" w:author="Elinor Pejryd" w:date="2026-01-16T11:22:00Z"/>
+          <w:del w:id="664" w:author="Elinor Pejryd" w:date="2026-01-16T11:22:00Z"/>
           <w:rFonts w:cs="Arial"/>
           <w:sz w:val="20"/>
           <w:szCs w:val="20"/>
           <w:lang w:val="en-US"/>
         </w:rPr>
       </w:pPr>
-      <w:del w:id="668" w:author="Elinor Pejryd" w:date="2026-01-16T11:22:00Z">
+      <w:del w:id="665" w:author="Elinor Pejryd" w:date="2026-01-16T11:22:00Z">
         <w:r>
           <w:rPr>
             <w:rFonts w:cs="Arial"/>
@@ -22713,14 +22990,14 @@
         <w:spacing w:line="276" w:lineRule="auto"/>
         <w:jc w:val="both"/>
         <w:rPr>
-          <w:del w:id="669" w:author="Elinor Pejryd" w:date="2026-01-16T11:22:00Z"/>
+          <w:del w:id="666" w:author="Elinor Pejryd" w:date="2026-01-16T11:22:00Z"/>
           <w:rFonts w:cs="Arial"/>
           <w:sz w:val="20"/>
           <w:szCs w:val="20"/>
           <w:lang w:val="en-US"/>
         </w:rPr>
       </w:pPr>
-      <w:del w:id="670" w:author="Elinor Pejryd" w:date="2026-01-16T11:22:00Z">
+      <w:del w:id="667" w:author="Elinor Pejryd" w:date="2026-01-16T11:22:00Z">
         <w:r>
           <w:rPr>
             <w:rFonts w:cs="Arial"/>
@@ -22737,14 +23014,14 @@
         <w:spacing w:line="276" w:lineRule="auto"/>
         <w:jc w:val="both"/>
         <w:rPr>
-          <w:del w:id="671" w:author="Elinor Pejryd" w:date="2026-01-16T11:22:00Z"/>
+          <w:del w:id="668" w:author="Elinor Pejryd" w:date="2026-01-16T11:22:00Z"/>
           <w:rFonts w:cs="Arial"/>
           <w:sz w:val="20"/>
           <w:szCs w:val="20"/>
           <w:lang w:val="en-US"/>
         </w:rPr>
       </w:pPr>
-      <w:del w:id="672" w:author="Elinor Pejryd" w:date="2026-01-16T11:22:00Z">
+      <w:del w:id="669" w:author="Elinor Pejryd" w:date="2026-01-16T11:22:00Z">
         <w:r>
           <w:rPr>
             <w:rFonts w:cs="Arial"/>
@@ -22761,7 +23038,7 @@
         <w:spacing w:line="276" w:lineRule="auto"/>
         <w:jc w:val="both"/>
         <w:rPr>
-          <w:del w:id="673" w:author="Elinor Pejryd" w:date="2026-01-16T11:22:00Z"/>
+          <w:del w:id="670" w:author="Elinor Pejryd" w:date="2026-01-16T11:22:00Z"/>
           <w:rFonts w:cs="Arial"/>
           <w:sz w:val="20"/>
           <w:szCs w:val="20"/>
@@ -22774,14 +23051,14 @@
         <w:spacing w:line="276" w:lineRule="auto"/>
         <w:jc w:val="both"/>
         <w:rPr>
-          <w:del w:id="674" w:author="Elinor Pejryd" w:date="2026-01-16T11:22:00Z"/>
+          <w:del w:id="671" w:author="Elinor Pejryd" w:date="2026-01-16T11:22:00Z"/>
           <w:rFonts w:cs="Arial"/>
           <w:sz w:val="20"/>
           <w:szCs w:val="20"/>
           <w:lang w:val="en-US"/>
         </w:rPr>
       </w:pPr>
-      <w:del w:id="675" w:author="Elinor Pejryd" w:date="2026-01-16T11:22:00Z">
+      <w:del w:id="672" w:author="Elinor Pejryd" w:date="2026-01-16T11:22:00Z">
         <w:r>
           <w:rPr>
             <w:rFonts w:cs="Arial"/>
@@ -22798,14 +23075,14 @@
         <w:spacing w:line="276" w:lineRule="auto"/>
         <w:jc w:val="both"/>
         <w:rPr>
-          <w:del w:id="676" w:author="Elinor Pejryd" w:date="2026-01-16T11:22:00Z"/>
+          <w:del w:id="673" w:author="Elinor Pejryd" w:date="2026-01-16T11:22:00Z"/>
           <w:rFonts w:cs="Arial"/>
           <w:sz w:val="20"/>
           <w:szCs w:val="20"/>
           <w:lang w:val="en-US"/>
         </w:rPr>
       </w:pPr>
-      <w:del w:id="677" w:author="Elinor Pejryd" w:date="2026-01-16T11:22:00Z">
+      <w:del w:id="674" w:author="Elinor Pejryd" w:date="2026-01-16T11:22:00Z">
         <w:r>
           <w:rPr>
             <w:rFonts w:cs="Arial"/>
@@ -22822,14 +23099,14 @@
         <w:spacing w:line="276" w:lineRule="auto"/>
         <w:jc w:val="both"/>
         <w:rPr>
-          <w:del w:id="678" w:author="Elinor Pejryd" w:date="2026-01-16T11:22:00Z"/>
+          <w:del w:id="675" w:author="Elinor Pejryd" w:date="2026-01-16T11:22:00Z"/>
           <w:rFonts w:cs="Arial"/>
           <w:sz w:val="20"/>
           <w:szCs w:val="20"/>
           <w:lang w:val="en-US"/>
         </w:rPr>
       </w:pPr>
-      <w:del w:id="679" w:author="Elinor Pejryd" w:date="2026-01-16T11:22:00Z">
+      <w:del w:id="676" w:author="Elinor Pejryd" w:date="2026-01-16T11:22:00Z">
         <w:r>
           <w:rPr>
             <w:rFonts w:cs="Arial"/>
@@ -22846,14 +23123,14 @@
         <w:spacing w:line="276" w:lineRule="auto"/>
         <w:jc w:val="both"/>
         <w:rPr>
-          <w:del w:id="680" w:author="Elinor Pejryd" w:date="2026-01-16T11:22:00Z"/>
+          <w:del w:id="677" w:author="Elinor Pejryd" w:date="2026-01-16T11:22:00Z"/>
           <w:rFonts w:cs="Arial"/>
           <w:sz w:val="20"/>
           <w:szCs w:val="20"/>
           <w:lang w:val="en-US"/>
         </w:rPr>
       </w:pPr>
-      <w:del w:id="681" w:author="Elinor Pejryd" w:date="2026-01-16T11:22:00Z">
+      <w:del w:id="678" w:author="Elinor Pejryd" w:date="2026-01-16T11:22:00Z">
         <w:r>
           <w:rPr>
             <w:rFonts w:cs="Arial"/>
@@ -22870,14 +23147,14 @@
         <w:spacing w:line="276" w:lineRule="auto"/>
         <w:jc w:val="both"/>
         <w:rPr>
-          <w:del w:id="682" w:author="Elinor Pejryd" w:date="2026-01-16T11:22:00Z"/>
+          <w:del w:id="679" w:author="Elinor Pejryd" w:date="2026-01-16T11:22:00Z"/>
           <w:rFonts w:cs="Arial"/>
           <w:sz w:val="20"/>
           <w:szCs w:val="20"/>
           <w:lang w:val="en-US"/>
         </w:rPr>
       </w:pPr>
-      <w:del w:id="683" w:author="Elinor Pejryd" w:date="2026-01-16T11:22:00Z">
+      <w:del w:id="680" w:author="Elinor Pejryd" w:date="2026-01-16T11:22:00Z">
         <w:r>
           <w:rPr>
             <w:rFonts w:cs="Arial"/>
@@ -22894,14 +23171,14 @@
         <w:spacing w:line="276" w:lineRule="auto"/>
         <w:jc w:val="both"/>
         <w:rPr>
-          <w:del w:id="684" w:author="Elinor Pejryd" w:date="2026-01-16T11:22:00Z"/>
+          <w:del w:id="681" w:author="Elinor Pejryd" w:date="2026-01-16T11:22:00Z"/>
           <w:rFonts w:cs="Arial"/>
           <w:sz w:val="20"/>
           <w:szCs w:val="20"/>
           <w:lang w:val="en-US"/>
         </w:rPr>
       </w:pPr>
-      <w:del w:id="685" w:author="Elinor Pejryd" w:date="2026-01-16T11:22:00Z">
+      <w:del w:id="682" w:author="Elinor Pejryd" w:date="2026-01-16T11:22:00Z">
         <w:r>
           <w:rPr>
             <w:rFonts w:cs="Arial"/>
@@ -22918,14 +23195,14 @@
         <w:spacing w:line="276" w:lineRule="auto"/>
         <w:jc w:val="both"/>
         <w:rPr>
-          <w:del w:id="686" w:author="Elinor Pejryd" w:date="2026-01-16T11:22:00Z"/>
+          <w:del w:id="683" w:author="Elinor Pejryd" w:date="2026-01-16T11:22:00Z"/>
           <w:rFonts w:cs="Arial"/>
           <w:sz w:val="20"/>
           <w:szCs w:val="20"/>
           <w:lang w:val="en-US"/>
         </w:rPr>
       </w:pPr>
-      <w:del w:id="687" w:author="Elinor Pejryd" w:date="2026-01-16T11:22:00Z">
+      <w:del w:id="684" w:author="Elinor Pejryd" w:date="2026-01-16T11:22:00Z">
         <w:r>
           <w:rPr>
             <w:rFonts w:cs="Arial"/>
@@ -22942,14 +23219,14 @@
         <w:spacing w:line="276" w:lineRule="auto"/>
         <w:jc w:val="both"/>
         <w:rPr>
-          <w:del w:id="688" w:author="Elinor Pejryd" w:date="2026-01-16T11:22:00Z"/>
+          <w:del w:id="685" w:author="Elinor Pejryd" w:date="2026-01-16T11:22:00Z"/>
           <w:rFonts w:cs="Arial"/>
           <w:sz w:val="20"/>
           <w:szCs w:val="20"/>
           <w:lang w:val="en-US"/>
         </w:rPr>
       </w:pPr>
-      <w:del w:id="689" w:author="Elinor Pejryd" w:date="2026-01-16T11:22:00Z">
+      <w:del w:id="686" w:author="Elinor Pejryd" w:date="2026-01-16T11:22:00Z">
         <w:r>
           <w:rPr>
             <w:rFonts w:cs="Arial"/>
@@ -22966,14 +23243,14 @@
         <w:spacing w:line="276" w:lineRule="auto"/>
         <w:jc w:val="both"/>
         <w:rPr>
-          <w:del w:id="690" w:author="Elinor Pejryd" w:date="2026-01-16T11:22:00Z"/>
+          <w:del w:id="687" w:author="Elinor Pejryd" w:date="2026-01-16T11:22:00Z"/>
           <w:rFonts w:cs="Arial"/>
           <w:sz w:val="20"/>
           <w:szCs w:val="20"/>
           <w:lang w:val="en-US"/>
         </w:rPr>
       </w:pPr>
-      <w:del w:id="691" w:author="Elinor Pejryd" w:date="2026-01-16T11:22:00Z">
+      <w:del w:id="688" w:author="Elinor Pejryd" w:date="2026-01-16T11:22:00Z">
         <w:r>
           <w:rPr>
             <w:rFonts w:cs="Arial"/>
@@ -22990,14 +23267,14 @@
         <w:spacing w:line="276" w:lineRule="auto"/>
         <w:jc w:val="both"/>
         <w:rPr>
-          <w:del w:id="692" w:author="Elinor Pejryd" w:date="2026-01-16T11:22:00Z"/>
+          <w:del w:id="689" w:author="Elinor Pejryd" w:date="2026-01-16T11:22:00Z"/>
           <w:rFonts w:cs="Arial"/>
           <w:sz w:val="20"/>
           <w:szCs w:val="20"/>
           <w:lang w:val="en-US"/>
         </w:rPr>
       </w:pPr>
-      <w:del w:id="693" w:author="Elinor Pejryd" w:date="2026-01-16T11:22:00Z">
+      <w:del w:id="690" w:author="Elinor Pejryd" w:date="2026-01-16T11:22:00Z">
         <w:r>
           <w:rPr>
             <w:rFonts w:cs="Arial"/>
@@ -23014,14 +23291,14 @@
         <w:spacing w:line="276" w:lineRule="auto"/>
         <w:jc w:val="both"/>
         <w:rPr>
-          <w:del w:id="694" w:author="Elinor Pejryd" w:date="2026-01-16T11:22:00Z"/>
+          <w:del w:id="691" w:author="Elinor Pejryd" w:date="2026-01-16T11:22:00Z"/>
           <w:rFonts w:cs="Arial"/>
           <w:sz w:val="20"/>
           <w:szCs w:val="20"/>
           <w:lang w:val="en-US"/>
         </w:rPr>
       </w:pPr>
-      <w:del w:id="695" w:author="Elinor Pejryd" w:date="2026-01-16T11:22:00Z">
+      <w:del w:id="692" w:author="Elinor Pejryd" w:date="2026-01-16T11:22:00Z">
         <w:r>
           <w:rPr>
             <w:rFonts w:cs="Arial"/>
@@ -23038,14 +23315,14 @@
         <w:spacing w:line="276" w:lineRule="auto"/>
         <w:jc w:val="both"/>
         <w:rPr>
-          <w:del w:id="696" w:author="Elinor Pejryd" w:date="2026-01-16T11:22:00Z"/>
+          <w:del w:id="693" w:author="Elinor Pejryd" w:date="2026-01-16T11:22:00Z"/>
           <w:rFonts w:cs="Arial"/>
           <w:sz w:val="20"/>
           <w:szCs w:val="20"/>
           <w:lang w:val="en-US"/>
         </w:rPr>
       </w:pPr>
-      <w:del w:id="697" w:author="Elinor Pejryd" w:date="2026-01-16T11:22:00Z">
+      <w:del w:id="694" w:author="Elinor Pejryd" w:date="2026-01-16T11:22:00Z">
         <w:r>
           <w:rPr>
             <w:rFonts w:cs="Arial"/>
@@ -23062,7 +23339,7 @@
         <w:spacing w:line="276" w:lineRule="auto"/>
         <w:jc w:val="both"/>
         <w:rPr>
-          <w:del w:id="698" w:author="Elinor Pejryd" w:date="2026-01-16T11:22:00Z"/>
+          <w:del w:id="695" w:author="Elinor Pejryd" w:date="2026-01-16T11:22:00Z"/>
           <w:rFonts w:cs="Arial"/>
           <w:sz w:val="20"/>
           <w:szCs w:val="20"/>
@@ -23075,14 +23352,14 @@
         <w:spacing w:line="276" w:lineRule="auto"/>
         <w:jc w:val="both"/>
         <w:rPr>
-          <w:del w:id="699" w:author="Elinor Pejryd" w:date="2026-01-16T11:22:00Z"/>
+          <w:del w:id="696" w:author="Elinor Pejryd" w:date="2026-01-16T11:22:00Z"/>
           <w:rFonts w:cs="Arial"/>
           <w:sz w:val="20"/>
           <w:szCs w:val="20"/>
           <w:lang w:val="en-US"/>
         </w:rPr>
       </w:pPr>
-      <w:del w:id="700" w:author="Elinor Pejryd" w:date="2026-01-16T11:22:00Z">
+      <w:del w:id="697" w:author="Elinor Pejryd" w:date="2026-01-16T11:22:00Z">
         <w:r>
           <w:rPr>
             <w:rFonts w:cs="Arial"/>
@@ -23108,14 +23385,14 @@
         <w:spacing w:line="276" w:lineRule="auto"/>
         <w:jc w:val="both"/>
         <w:rPr>
-          <w:del w:id="701" w:author="Elinor Pejryd" w:date="2026-01-16T11:22:00Z"/>
+          <w:del w:id="698" w:author="Elinor Pejryd" w:date="2026-01-16T11:22:00Z"/>
           <w:rFonts w:cs="Arial"/>
           <w:sz w:val="20"/>
           <w:szCs w:val="20"/>
           <w:lang w:val="en-US"/>
         </w:rPr>
       </w:pPr>
-      <w:del w:id="702" w:author="Elinor Pejryd" w:date="2026-01-16T11:22:00Z">
+      <w:del w:id="699" w:author="Elinor Pejryd" w:date="2026-01-16T11:22:00Z">
         <w:r>
           <w:rPr>
             <w:rFonts w:cs="Arial"/>
@@ -23132,7 +23409,7 @@
         <w:spacing w:line="276" w:lineRule="auto"/>
         <w:jc w:val="both"/>
         <w:rPr>
-          <w:del w:id="703" w:author="Elinor Pejryd" w:date="2026-01-16T11:22:00Z"/>
+          <w:del w:id="700" w:author="Elinor Pejryd" w:date="2026-01-16T11:22:00Z"/>
           <w:rFonts w:cs="Arial"/>
           <w:sz w:val="20"/>
           <w:szCs w:val="20"/>
@@ -23145,14 +23422,14 @@
         <w:spacing w:line="276" w:lineRule="auto"/>
         <w:jc w:val="both"/>
         <w:rPr>
-          <w:del w:id="704" w:author="Elinor Pejryd" w:date="2026-01-16T11:22:00Z"/>
+          <w:del w:id="701" w:author="Elinor Pejryd" w:date="2026-01-16T11:22:00Z"/>
           <w:rFonts w:cs="Arial"/>
           <w:sz w:val="20"/>
           <w:szCs w:val="20"/>
           <w:lang w:val="en-US"/>
         </w:rPr>
       </w:pPr>
-      <w:del w:id="705" w:author="Elinor Pejryd" w:date="2026-01-16T11:22:00Z">
+      <w:del w:id="702" w:author="Elinor Pejryd" w:date="2026-01-16T11:22:00Z">
         <w:r>
           <w:rPr>
             <w:rFonts w:cs="Arial"/>
@@ -23169,14 +23446,14 @@
         <w:spacing w:line="276" w:lineRule="auto"/>
         <w:jc w:val="both"/>
         <w:rPr>
-          <w:del w:id="706" w:author="Elinor Pejryd" w:date="2026-01-16T11:22:00Z"/>
+          <w:del w:id="703" w:author="Elinor Pejryd" w:date="2026-01-16T11:22:00Z"/>
           <w:rFonts w:cs="Arial"/>
           <w:sz w:val="20"/>
           <w:szCs w:val="20"/>
           <w:lang w:val="en-US"/>
         </w:rPr>
       </w:pPr>
-      <w:del w:id="707" w:author="Elinor Pejryd" w:date="2026-01-16T11:22:00Z">
+      <w:del w:id="704" w:author="Elinor Pejryd" w:date="2026-01-16T11:22:00Z">
         <w:r>
           <w:rPr>
             <w:rFonts w:cs="Arial"/>
@@ -23193,14 +23470,14 @@
         <w:spacing w:line="276" w:lineRule="auto"/>
         <w:jc w:val="both"/>
         <w:rPr>
-          <w:del w:id="708" w:author="Elinor Pejryd" w:date="2026-01-16T11:22:00Z"/>
+          <w:del w:id="705" w:author="Elinor Pejryd" w:date="2026-01-16T11:22:00Z"/>
           <w:rFonts w:cs="Arial"/>
           <w:sz w:val="20"/>
           <w:szCs w:val="20"/>
           <w:lang w:val="en-US"/>
         </w:rPr>
       </w:pPr>
-      <w:del w:id="709" w:author="Elinor Pejryd" w:date="2026-01-16T11:22:00Z">
+      <w:del w:id="706" w:author="Elinor Pejryd" w:date="2026-01-16T11:22:00Z">
         <w:r>
           <w:rPr>
             <w:rFonts w:cs="Arial"/>
@@ -23217,14 +23494,14 @@
         <w:spacing w:line="276" w:lineRule="auto"/>
         <w:jc w:val="both"/>
         <w:rPr>
-          <w:del w:id="710" w:author="Elinor Pejryd" w:date="2026-01-16T11:22:00Z"/>
+          <w:del w:id="707" w:author="Elinor Pejryd" w:date="2026-01-16T11:22:00Z"/>
           <w:rFonts w:cs="Arial"/>
           <w:sz w:val="20"/>
           <w:szCs w:val="20"/>
           <w:lang w:val="en-US"/>
         </w:rPr>
       </w:pPr>
-      <w:del w:id="711" w:author="Elinor Pejryd" w:date="2026-01-16T11:22:00Z">
+      <w:del w:id="708" w:author="Elinor Pejryd" w:date="2026-01-16T11:22:00Z">
         <w:r>
           <w:rPr>
             <w:rFonts w:cs="Arial"/>
@@ -23241,7 +23518,7 @@
         <w:spacing w:line="276" w:lineRule="auto"/>
         <w:jc w:val="both"/>
         <w:rPr>
-          <w:del w:id="712" w:author="Elinor Pejryd" w:date="2026-01-16T11:22:00Z"/>
+          <w:del w:id="709" w:author="Elinor Pejryd" w:date="2026-01-16T11:22:00Z"/>
           <w:rFonts w:cs="Arial"/>
           <w:sz w:val="20"/>
           <w:szCs w:val="20"/>
@@ -23254,14 +23531,14 @@
         <w:spacing w:line="276" w:lineRule="auto"/>
         <w:jc w:val="both"/>
         <w:rPr>
-          <w:del w:id="713" w:author="Elinor Pejryd" w:date="2026-01-16T11:22:00Z"/>
+          <w:del w:id="710" w:author="Elinor Pejryd" w:date="2026-01-16T11:22:00Z"/>
           <w:rFonts w:cs="Arial"/>
           <w:sz w:val="20"/>
           <w:szCs w:val="20"/>
           <w:lang w:val="en-US"/>
         </w:rPr>
       </w:pPr>
-      <w:del w:id="714" w:author="Elinor Pejryd" w:date="2026-01-16T11:22:00Z">
+      <w:del w:id="711" w:author="Elinor Pejryd" w:date="2026-01-16T11:22:00Z">
         <w:r>
           <w:rPr>
             <w:rFonts w:cs="Arial"/>
@@ -23278,14 +23555,14 @@
         <w:spacing w:line="276" w:lineRule="auto"/>
         <w:jc w:val="both"/>
         <w:rPr>
-          <w:del w:id="715" w:author="Elinor Pejryd" w:date="2026-01-16T11:22:00Z"/>
+          <w:del w:id="712" w:author="Elinor Pejryd" w:date="2026-01-16T11:22:00Z"/>
           <w:rFonts w:cs="Arial"/>
           <w:sz w:val="20"/>
           <w:szCs w:val="20"/>
           <w:lang w:val="en-US"/>
         </w:rPr>
       </w:pPr>
-      <w:del w:id="716" w:author="Elinor Pejryd" w:date="2026-01-16T11:22:00Z">
+      <w:del w:id="713" w:author="Elinor Pejryd" w:date="2026-01-16T11:22:00Z">
         <w:r>
           <w:rPr>
             <w:rFonts w:cs="Arial"/>
@@ -23302,7 +23579,7 @@
         <w:spacing w:line="276" w:lineRule="auto"/>
         <w:jc w:val="both"/>
         <w:rPr>
-          <w:del w:id="717" w:author="Elinor Pejryd" w:date="2026-01-16T11:22:00Z"/>
+          <w:del w:id="714" w:author="Elinor Pejryd" w:date="2026-01-16T11:22:00Z"/>
           <w:rFonts w:cs="Arial"/>
           <w:sz w:val="20"/>
           <w:szCs w:val="20"/>
@@ -23315,14 +23592,14 @@
         <w:spacing w:line="276" w:lineRule="auto"/>
         <w:jc w:val="both"/>
         <w:rPr>
-          <w:del w:id="718" w:author="Elinor Pejryd" w:date="2026-01-16T11:22:00Z"/>
+          <w:del w:id="715" w:author="Elinor Pejryd" w:date="2026-01-16T11:22:00Z"/>
           <w:rFonts w:cs="Arial"/>
           <w:sz w:val="20"/>
           <w:szCs w:val="20"/>
           <w:lang w:val="en-US"/>
         </w:rPr>
       </w:pPr>
-      <w:del w:id="719" w:author="Elinor Pejryd" w:date="2026-01-16T11:22:00Z">
+      <w:del w:id="716" w:author="Elinor Pejryd" w:date="2026-01-16T11:22:00Z">
         <w:r>
           <w:rPr>
             <w:rFonts w:cs="Arial"/>
@@ -23339,14 +23616,14 @@
         <w:spacing w:line="276" w:lineRule="auto"/>
         <w:jc w:val="both"/>
         <w:rPr>
-          <w:del w:id="720" w:author="Elinor Pejryd" w:date="2026-01-16T11:22:00Z"/>
+          <w:del w:id="717" w:author="Elinor Pejryd" w:date="2026-01-16T11:22:00Z"/>
           <w:rFonts w:cs="Arial"/>
           <w:sz w:val="20"/>
           <w:szCs w:val="20"/>
           <w:lang w:val="en-US"/>
         </w:rPr>
       </w:pPr>
-      <w:del w:id="721" w:author="Elinor Pejryd" w:date="2026-01-16T11:22:00Z">
+      <w:del w:id="718" w:author="Elinor Pejryd" w:date="2026-01-16T11:22:00Z">
         <w:r>
           <w:rPr>
             <w:rFonts w:cs="Arial"/>
@@ -23363,14 +23640,14 @@
         <w:spacing w:line="276" w:lineRule="auto"/>
         <w:jc w:val="both"/>
         <w:rPr>
-          <w:del w:id="722" w:author="Elinor Pejryd" w:date="2026-01-16T11:22:00Z"/>
+          <w:del w:id="719" w:author="Elinor Pejryd" w:date="2026-01-16T11:22:00Z"/>
           <w:rFonts w:cs="Arial"/>
           <w:sz w:val="20"/>
           <w:szCs w:val="20"/>
           <w:lang w:val="en-US"/>
         </w:rPr>
       </w:pPr>
-      <w:del w:id="723" w:author="Elinor Pejryd" w:date="2026-01-16T11:22:00Z">
+      <w:del w:id="720" w:author="Elinor Pejryd" w:date="2026-01-16T11:22:00Z">
         <w:r>
           <w:rPr>
             <w:rFonts w:cs="Arial"/>
@@ -23387,7 +23664,7 @@
         <w:spacing w:line="276" w:lineRule="auto"/>
         <w:jc w:val="both"/>
         <w:rPr>
-          <w:del w:id="724" w:author="Elinor Pejryd" w:date="2026-01-16T11:22:00Z"/>
+          <w:del w:id="721" w:author="Elinor Pejryd" w:date="2026-01-16T11:22:00Z"/>
           <w:rFonts w:cs="Arial"/>
           <w:sz w:val="20"/>
           <w:szCs w:val="20"/>
@@ -23400,14 +23677,14 @@
         <w:spacing w:line="276" w:lineRule="auto"/>
         <w:jc w:val="both"/>
         <w:rPr>
-          <w:del w:id="725" w:author="Elinor Pejryd" w:date="2026-01-16T11:22:00Z"/>
+          <w:del w:id="722" w:author="Elinor Pejryd" w:date="2026-01-16T11:22:00Z"/>
           <w:rFonts w:cs="Arial"/>
           <w:sz w:val="20"/>
           <w:szCs w:val="20"/>
           <w:lang w:val="en-US"/>
         </w:rPr>
       </w:pPr>
-      <w:del w:id="726" w:author="Elinor Pejryd" w:date="2026-01-16T11:22:00Z">
+      <w:del w:id="723" w:author="Elinor Pejryd" w:date="2026-01-16T11:22:00Z">
         <w:r>
           <w:rPr>
             <w:rFonts w:cs="Arial"/>
@@ -23424,14 +23701,14 @@
         <w:spacing w:line="276" w:lineRule="auto"/>
         <w:jc w:val="both"/>
         <w:rPr>
-          <w:del w:id="727" w:author="Elinor Pejryd" w:date="2026-01-16T11:22:00Z"/>
+          <w:del w:id="724" w:author="Elinor Pejryd" w:date="2026-01-16T11:22:00Z"/>
           <w:rFonts w:cs="Arial"/>
           <w:sz w:val="20"/>
           <w:szCs w:val="20"/>
           <w:lang w:val="en-US"/>
         </w:rPr>
       </w:pPr>
-      <w:del w:id="728" w:author="Elinor Pejryd" w:date="2026-01-16T11:22:00Z">
+      <w:del w:id="725" w:author="Elinor Pejryd" w:date="2026-01-16T11:22:00Z">
         <w:r>
           <w:rPr>
             <w:rFonts w:cs="Arial"/>
@@ -23448,7 +23725,7 @@
         <w:spacing w:line="276" w:lineRule="auto"/>
         <w:jc w:val="both"/>
         <w:rPr>
-          <w:del w:id="729" w:author="Elinor Pejryd" w:date="2026-01-16T11:22:00Z"/>
+          <w:del w:id="726" w:author="Elinor Pejryd" w:date="2026-01-16T11:22:00Z"/>
           <w:rFonts w:cs="Arial"/>
           <w:sz w:val="20"/>
           <w:szCs w:val="20"/>
@@ -23461,14 +23738,14 @@
         <w:spacing w:line="276" w:lineRule="auto"/>
         <w:jc w:val="both"/>
         <w:rPr>
-          <w:del w:id="730" w:author="Elinor Pejryd" w:date="2026-01-16T11:22:00Z"/>
+          <w:del w:id="727" w:author="Elinor Pejryd" w:date="2026-01-16T11:22:00Z"/>
           <w:rFonts w:cs="Arial"/>
           <w:sz w:val="20"/>
           <w:szCs w:val="20"/>
           <w:lang w:val="en-US"/>
         </w:rPr>
       </w:pPr>
-      <w:del w:id="731" w:author="Elinor Pejryd" w:date="2026-01-16T11:22:00Z">
+      <w:del w:id="728" w:author="Elinor Pejryd" w:date="2026-01-16T11:22:00Z">
         <w:r>
           <w:rPr>
             <w:rFonts w:cs="Arial"/>
@@ -23485,14 +23762,14 @@
         <w:spacing w:line="276" w:lineRule="auto"/>
         <w:jc w:val="both"/>
         <w:rPr>
-          <w:del w:id="732" w:author="Elinor Pejryd" w:date="2026-01-16T11:22:00Z"/>
+          <w:del w:id="729" w:author="Elinor Pejryd" w:date="2026-01-16T11:22:00Z"/>
           <w:rFonts w:cs="Arial"/>
           <w:sz w:val="20"/>
           <w:szCs w:val="20"/>
           <w:lang w:val="en-US"/>
         </w:rPr>
       </w:pPr>
-      <w:del w:id="733" w:author="Elinor Pejryd" w:date="2026-01-16T11:22:00Z">
+      <w:del w:id="730" w:author="Elinor Pejryd" w:date="2026-01-16T11:22:00Z">
         <w:r>
           <w:rPr>
             <w:rFonts w:cs="Arial"/>
@@ -23509,7 +23786,7 @@
         <w:spacing w:line="276" w:lineRule="auto"/>
         <w:jc w:val="both"/>
         <w:rPr>
-          <w:del w:id="734" w:author="Elinor Pejryd" w:date="2026-01-16T11:22:00Z"/>
+          <w:del w:id="731" w:author="Elinor Pejryd" w:date="2026-01-16T11:22:00Z"/>
           <w:rFonts w:cs="Arial"/>
           <w:sz w:val="20"/>
           <w:szCs w:val="20"/>
@@ -23522,14 +23799,14 @@
         <w:spacing w:line="276" w:lineRule="auto"/>
         <w:jc w:val="both"/>
         <w:rPr>
-          <w:del w:id="735" w:author="Elinor Pejryd" w:date="2026-01-16T11:22:00Z"/>
+          <w:del w:id="732" w:author="Elinor Pejryd" w:date="2026-01-16T11:22:00Z"/>
           <w:rFonts w:cs="Arial"/>
           <w:sz w:val="20"/>
           <w:szCs w:val="20"/>
           <w:lang w:val="en-US"/>
         </w:rPr>
       </w:pPr>
-      <w:del w:id="736" w:author="Elinor Pejryd" w:date="2026-01-16T11:22:00Z">
+      <w:del w:id="733" w:author="Elinor Pejryd" w:date="2026-01-16T11:22:00Z">
         <w:r>
           <w:rPr>
             <w:rFonts w:cs="Arial"/>
@@ -23546,14 +23823,14 @@
         <w:spacing w:line="276" w:lineRule="auto"/>
         <w:jc w:val="both"/>
         <w:rPr>
-          <w:del w:id="737" w:author="Elinor Pejryd" w:date="2026-01-16T11:22:00Z"/>
+          <w:del w:id="734" w:author="Elinor Pejryd" w:date="2026-01-16T11:22:00Z"/>
           <w:rFonts w:cs="Arial"/>
           <w:sz w:val="20"/>
           <w:szCs w:val="20"/>
           <w:lang w:val="en-US"/>
         </w:rPr>
       </w:pPr>
-      <w:del w:id="738" w:author="Elinor Pejryd" w:date="2026-01-16T11:22:00Z">
+      <w:del w:id="735" w:author="Elinor Pejryd" w:date="2026-01-16T11:22:00Z">
         <w:r>
           <w:rPr>
             <w:rFonts w:cs="Arial"/>
@@ -23570,14 +23847,14 @@
         <w:spacing w:line="276" w:lineRule="auto"/>
         <w:jc w:val="both"/>
         <w:rPr>
-          <w:del w:id="739" w:author="Elinor Pejryd" w:date="2026-01-16T11:22:00Z"/>
+          <w:del w:id="736" w:author="Elinor Pejryd" w:date="2026-01-16T11:22:00Z"/>
           <w:rFonts w:cs="Arial"/>
           <w:sz w:val="20"/>
           <w:szCs w:val="20"/>
           <w:lang w:val="en-US"/>
         </w:rPr>
       </w:pPr>
-      <w:del w:id="740" w:author="Elinor Pejryd" w:date="2026-01-16T11:22:00Z">
+      <w:del w:id="737" w:author="Elinor Pejryd" w:date="2026-01-16T11:22:00Z">
         <w:r>
           <w:rPr>
             <w:rFonts w:cs="Arial"/>
@@ -23594,14 +23871,14 @@
         <w:spacing w:line="276" w:lineRule="auto"/>
         <w:jc w:val="both"/>
         <w:rPr>
-          <w:del w:id="741" w:author="Elinor Pejryd" w:date="2026-01-16T11:22:00Z"/>
+          <w:del w:id="738" w:author="Elinor Pejryd" w:date="2026-01-16T11:22:00Z"/>
           <w:rFonts w:cs="Arial"/>
           <w:sz w:val="20"/>
           <w:szCs w:val="20"/>
           <w:lang w:val="en-US"/>
         </w:rPr>
       </w:pPr>
-      <w:del w:id="742" w:author="Elinor Pejryd" w:date="2026-01-16T11:22:00Z">
+      <w:del w:id="739" w:author="Elinor Pejryd" w:date="2026-01-16T11:22:00Z">
         <w:r>
           <w:rPr>
             <w:rFonts w:cs="Arial"/>
@@ -23618,14 +23895,14 @@
         <w:spacing w:line="276" w:lineRule="auto"/>
         <w:jc w:val="both"/>
         <w:rPr>
-          <w:del w:id="743" w:author="Elinor Pejryd" w:date="2026-01-16T11:22:00Z"/>
+          <w:del w:id="740" w:author="Elinor Pejryd" w:date="2026-01-16T11:22:00Z"/>
           <w:rFonts w:cs="Arial"/>
           <w:sz w:val="20"/>
           <w:szCs w:val="20"/>
           <w:lang w:val="en-US"/>
         </w:rPr>
       </w:pPr>
-      <w:del w:id="744" w:author="Elinor Pejryd" w:date="2026-01-16T11:22:00Z">
+      <w:del w:id="741" w:author="Elinor Pejryd" w:date="2026-01-16T11:22:00Z">
         <w:r>
           <w:rPr>
             <w:rFonts w:cs="Arial"/>
@@ -23642,14 +23919,14 @@
         <w:spacing w:line="276" w:lineRule="auto"/>
         <w:jc w:val="both"/>
         <w:rPr>
-          <w:del w:id="745" w:author="Elinor Pejryd" w:date="2026-01-16T11:22:00Z"/>
+          <w:del w:id="742" w:author="Elinor Pejryd" w:date="2026-01-16T11:22:00Z"/>
           <w:rFonts w:cs="Arial"/>
           <w:sz w:val="20"/>
           <w:szCs w:val="20"/>
           <w:lang w:val="en-US"/>
         </w:rPr>
       </w:pPr>
-      <w:del w:id="746" w:author="Elinor Pejryd" w:date="2026-01-16T11:22:00Z">
+      <w:del w:id="743" w:author="Elinor Pejryd" w:date="2026-01-16T11:22:00Z">
         <w:r>
           <w:rPr>
             <w:rFonts w:cs="Arial"/>
@@ -23666,7 +23943,7 @@
         <w:spacing w:line="276" w:lineRule="auto"/>
         <w:jc w:val="both"/>
         <w:rPr>
-          <w:del w:id="747" w:author="Elinor Pejryd" w:date="2026-01-16T11:22:00Z"/>
+          <w:del w:id="744" w:author="Elinor Pejryd" w:date="2026-01-16T11:22:00Z"/>
           <w:rFonts w:cs="Arial"/>
           <w:sz w:val="20"/>
           <w:szCs w:val="20"/>
@@ -23679,14 +23956,14 @@
         <w:spacing w:line="276" w:lineRule="auto"/>
         <w:jc w:val="both"/>
         <w:rPr>
-          <w:del w:id="748" w:author="Elinor Pejryd" w:date="2026-01-16T11:22:00Z"/>
+          <w:del w:id="745" w:author="Elinor Pejryd" w:date="2026-01-16T11:22:00Z"/>
           <w:rFonts w:cs="Arial"/>
           <w:sz w:val="20"/>
           <w:szCs w:val="20"/>
           <w:lang w:val="en-US"/>
         </w:rPr>
       </w:pPr>
-      <w:del w:id="749" w:author="Elinor Pejryd" w:date="2026-01-16T11:22:00Z">
+      <w:del w:id="746" w:author="Elinor Pejryd" w:date="2026-01-16T11:22:00Z">
         <w:r>
           <w:rPr>
             <w:rFonts w:cs="Arial"/>
@@ -23703,7 +23980,7 @@
         <w:spacing w:line="276" w:lineRule="auto"/>
         <w:jc w:val="both"/>
         <w:rPr>
-          <w:del w:id="750" w:author="Elinor Pejryd" w:date="2026-01-16T11:22:00Z"/>
+          <w:del w:id="747" w:author="Elinor Pejryd" w:date="2026-01-16T11:22:00Z"/>
           <w:rFonts w:cs="Arial"/>
           <w:sz w:val="20"/>
           <w:szCs w:val="20"/>
@@ -23716,14 +23993,14 @@
         <w:spacing w:line="276" w:lineRule="auto"/>
         <w:jc w:val="both"/>
         <w:rPr>
-          <w:del w:id="751" w:author="Elinor Pejryd" w:date="2026-01-16T11:22:00Z"/>
+          <w:del w:id="748" w:author="Elinor Pejryd" w:date="2026-01-16T11:22:00Z"/>
           <w:rFonts w:cs="Arial"/>
           <w:sz w:val="20"/>
           <w:szCs w:val="20"/>
           <w:lang w:val="en-US"/>
         </w:rPr>
       </w:pPr>
-      <w:del w:id="752" w:author="Elinor Pejryd" w:date="2026-01-16T11:22:00Z">
+      <w:del w:id="749" w:author="Elinor Pejryd" w:date="2026-01-16T11:22:00Z">
         <w:r>
           <w:rPr>
             <w:rFonts w:cs="Arial"/>
@@ -23740,14 +24017,14 @@
         <w:spacing w:line="276" w:lineRule="auto"/>
         <w:jc w:val="both"/>
         <w:rPr>
-          <w:del w:id="753" w:author="Elinor Pejryd" w:date="2026-01-16T11:22:00Z"/>
+          <w:del w:id="750" w:author="Elinor Pejryd" w:date="2026-01-16T11:22:00Z"/>
           <w:rFonts w:cs="Arial"/>
           <w:sz w:val="20"/>
           <w:szCs w:val="20"/>
           <w:lang w:val="en-US"/>
         </w:rPr>
       </w:pPr>
-      <w:del w:id="754" w:author="Elinor Pejryd" w:date="2026-01-16T11:22:00Z">
+      <w:del w:id="751" w:author="Elinor Pejryd" w:date="2026-01-16T11:22:00Z">
         <w:r>
           <w:rPr>
             <w:rFonts w:cs="Arial"/>
@@ -23764,14 +24041,14 @@
         <w:spacing w:line="276" w:lineRule="auto"/>
         <w:jc w:val="both"/>
         <w:rPr>
-          <w:del w:id="755" w:author="Elinor Pejryd" w:date="2026-01-16T11:22:00Z"/>
+          <w:del w:id="752" w:author="Elinor Pejryd" w:date="2026-01-16T11:22:00Z"/>
           <w:rFonts w:cs="Arial"/>
           <w:sz w:val="20"/>
           <w:szCs w:val="20"/>
           <w:lang w:val="en-US"/>
         </w:rPr>
       </w:pPr>
-      <w:del w:id="756" w:author="Elinor Pejryd" w:date="2026-01-16T11:22:00Z">
+      <w:del w:id="753" w:author="Elinor Pejryd" w:date="2026-01-16T11:22:00Z">
         <w:r>
           <w:rPr>
             <w:rFonts w:cs="Arial"/>
@@ -23788,14 +24065,14 @@
         <w:spacing w:line="276" w:lineRule="auto"/>
         <w:jc w:val="both"/>
         <w:rPr>
-          <w:del w:id="757" w:author="Elinor Pejryd" w:date="2026-01-16T11:22:00Z"/>
+          <w:del w:id="754" w:author="Elinor Pejryd" w:date="2026-01-16T11:22:00Z"/>
           <w:rFonts w:cs="Arial"/>
           <w:sz w:val="20"/>
           <w:szCs w:val="20"/>
           <w:lang w:val="en-US"/>
         </w:rPr>
       </w:pPr>
-      <w:del w:id="758" w:author="Elinor Pejryd" w:date="2026-01-16T11:22:00Z">
+      <w:del w:id="755" w:author="Elinor Pejryd" w:date="2026-01-16T11:22:00Z">
         <w:r>
           <w:rPr>
             <w:rFonts w:cs="Arial"/>
@@ -23812,14 +24089,14 @@
         <w:spacing w:line="276" w:lineRule="auto"/>
         <w:jc w:val="both"/>
         <w:rPr>
-          <w:del w:id="759" w:author="Elinor Pejryd" w:date="2026-01-16T11:22:00Z"/>
+          <w:del w:id="756" w:author="Elinor Pejryd" w:date="2026-01-16T11:22:00Z"/>
           <w:rFonts w:cs="Arial"/>
           <w:sz w:val="20"/>
           <w:szCs w:val="20"/>
           <w:lang w:val="en-US"/>
         </w:rPr>
       </w:pPr>
-      <w:del w:id="760" w:author="Elinor Pejryd" w:date="2026-01-16T11:22:00Z">
+      <w:del w:id="757" w:author="Elinor Pejryd" w:date="2026-01-16T11:22:00Z">
         <w:r>
           <w:rPr>
             <w:rFonts w:cs="Arial"/>
@@ -23836,14 +24113,14 @@
         <w:spacing w:line="276" w:lineRule="auto"/>
         <w:jc w:val="both"/>
         <w:rPr>
-          <w:del w:id="761" w:author="Elinor Pejryd" w:date="2026-01-16T11:22:00Z"/>
+          <w:del w:id="758" w:author="Elinor Pejryd" w:date="2026-01-16T11:22:00Z"/>
           <w:rFonts w:cs="Arial"/>
           <w:sz w:val="20"/>
           <w:szCs w:val="20"/>
           <w:lang w:val="en-US"/>
         </w:rPr>
       </w:pPr>
-      <w:del w:id="762" w:author="Elinor Pejryd" w:date="2026-01-16T11:22:00Z">
+      <w:del w:id="759" w:author="Elinor Pejryd" w:date="2026-01-16T11:22:00Z">
         <w:r>
           <w:rPr>
             <w:rFonts w:cs="Arial"/>
@@ -23860,14 +24137,14 @@
         <w:spacing w:line="276" w:lineRule="auto"/>
         <w:jc w:val="both"/>
         <w:rPr>
-          <w:del w:id="763" w:author="Elinor Pejryd" w:date="2026-01-16T11:22:00Z"/>
+          <w:del w:id="760" w:author="Elinor Pejryd" w:date="2026-01-16T11:22:00Z"/>
           <w:rFonts w:cs="Arial"/>
           <w:sz w:val="20"/>
           <w:szCs w:val="20"/>
           <w:lang w:val="en-US"/>
         </w:rPr>
       </w:pPr>
-      <w:del w:id="764" w:author="Elinor Pejryd" w:date="2026-01-16T11:22:00Z">
+      <w:del w:id="761" w:author="Elinor Pejryd" w:date="2026-01-16T11:22:00Z">
         <w:r>
           <w:rPr>
             <w:rFonts w:cs="Arial"/>
@@ -23884,14 +24161,14 @@
         <w:spacing w:line="276" w:lineRule="auto"/>
         <w:jc w:val="both"/>
         <w:rPr>
-          <w:del w:id="765" w:author="Elinor Pejryd" w:date="2026-01-16T11:22:00Z"/>
+          <w:del w:id="762" w:author="Elinor Pejryd" w:date="2026-01-16T11:22:00Z"/>
           <w:rFonts w:cs="Arial"/>
           <w:sz w:val="20"/>
           <w:szCs w:val="20"/>
           <w:lang w:val="en-US"/>
         </w:rPr>
       </w:pPr>
-      <w:del w:id="766" w:author="Elinor Pejryd" w:date="2026-01-16T11:22:00Z">
+      <w:del w:id="763" w:author="Elinor Pejryd" w:date="2026-01-16T11:22:00Z">
         <w:r>
           <w:rPr>
             <w:rFonts w:cs="Arial"/>
@@ -23908,7 +24185,7 @@
         <w:spacing w:line="276" w:lineRule="auto"/>
         <w:jc w:val="both"/>
         <w:rPr>
-          <w:del w:id="767" w:author="Elinor Pejryd" w:date="2026-01-16T11:22:00Z"/>
+          <w:del w:id="764" w:author="Elinor Pejryd" w:date="2026-01-16T11:22:00Z"/>
           <w:rFonts w:cs="Arial"/>
           <w:sz w:val="20"/>
           <w:szCs w:val="20"/>
@@ -23921,14 +24198,14 @@
         <w:spacing w:line="276" w:lineRule="auto"/>
         <w:jc w:val="both"/>
         <w:rPr>
-          <w:del w:id="768" w:author="Elinor Pejryd" w:date="2026-01-16T11:22:00Z"/>
+          <w:del w:id="765" w:author="Elinor Pejryd" w:date="2026-01-16T11:22:00Z"/>
           <w:rFonts w:cs="Arial"/>
           <w:sz w:val="20"/>
           <w:szCs w:val="20"/>
           <w:lang w:val="en-US"/>
         </w:rPr>
       </w:pPr>
-      <w:del w:id="769" w:author="Elinor Pejryd" w:date="2026-01-16T11:22:00Z">
+      <w:del w:id="766" w:author="Elinor Pejryd" w:date="2026-01-16T11:22:00Z">
         <w:r>
           <w:rPr>
             <w:rFonts w:cs="Arial"/>
@@ -23945,14 +24222,14 @@
         <w:spacing w:line="276" w:lineRule="auto"/>
         <w:jc w:val="both"/>
         <w:rPr>
-          <w:del w:id="770" w:author="Elinor Pejryd" w:date="2026-01-16T11:22:00Z"/>
+          <w:del w:id="767" w:author="Elinor Pejryd" w:date="2026-01-16T11:22:00Z"/>
           <w:rFonts w:cs="Arial"/>
           <w:sz w:val="20"/>
           <w:szCs w:val="20"/>
           <w:lang w:val="en-US"/>
         </w:rPr>
       </w:pPr>
-      <w:del w:id="771" w:author="Elinor Pejryd" w:date="2026-01-16T11:22:00Z">
+      <w:del w:id="768" w:author="Elinor Pejryd" w:date="2026-01-16T11:22:00Z">
         <w:r>
           <w:rPr>
             <w:rFonts w:cs="Arial"/>
@@ -23969,7 +24246,7 @@
         <w:spacing w:line="276" w:lineRule="auto"/>
         <w:jc w:val="both"/>
         <w:rPr>
-          <w:del w:id="772" w:author="Elinor Pejryd" w:date="2026-01-16T11:22:00Z"/>
+          <w:del w:id="769" w:author="Elinor Pejryd" w:date="2026-01-16T11:22:00Z"/>
           <w:rFonts w:cs="Arial"/>
           <w:sz w:val="20"/>
           <w:szCs w:val="20"/>
@@ -23982,14 +24259,14 @@
         <w:spacing w:line="276" w:lineRule="auto"/>
         <w:jc w:val="both"/>
         <w:rPr>
-          <w:del w:id="773" w:author="Elinor Pejryd" w:date="2026-01-16T11:22:00Z"/>
+          <w:del w:id="770" w:author="Elinor Pejryd" w:date="2026-01-16T11:22:00Z"/>
           <w:rFonts w:cs="Arial"/>
           <w:sz w:val="20"/>
           <w:szCs w:val="20"/>
           <w:lang w:val="en-US"/>
         </w:rPr>
       </w:pPr>
-      <w:del w:id="774" w:author="Elinor Pejryd" w:date="2026-01-16T11:22:00Z">
+      <w:del w:id="771" w:author="Elinor Pejryd" w:date="2026-01-16T11:22:00Z">
         <w:r>
           <w:rPr>
             <w:rFonts w:cs="Arial"/>
@@ -24006,14 +24283,14 @@
         <w:spacing w:line="276" w:lineRule="auto"/>
         <w:jc w:val="both"/>
         <w:rPr>
-          <w:del w:id="775" w:author="Elinor Pejryd" w:date="2026-01-16T11:22:00Z"/>
+          <w:del w:id="772" w:author="Elinor Pejryd" w:date="2026-01-16T11:22:00Z"/>
           <w:rFonts w:cs="Arial"/>
           <w:sz w:val="20"/>
           <w:szCs w:val="20"/>
           <w:lang w:val="en-US"/>
         </w:rPr>
       </w:pPr>
-      <w:del w:id="776" w:author="Elinor Pejryd" w:date="2026-01-16T11:22:00Z">
+      <w:del w:id="773" w:author="Elinor Pejryd" w:date="2026-01-16T11:22:00Z">
         <w:r>
           <w:rPr>
             <w:rFonts w:cs="Arial"/>
@@ -24030,7 +24307,7 @@
         <w:spacing w:line="276" w:lineRule="auto"/>
         <w:jc w:val="both"/>
         <w:rPr>
-          <w:del w:id="777" w:author="Elinor Pejryd" w:date="2026-01-16T11:22:00Z"/>
+          <w:del w:id="774" w:author="Elinor Pejryd" w:date="2026-01-16T11:22:00Z"/>
           <w:rFonts w:cs="Arial"/>
           <w:sz w:val="20"/>
           <w:szCs w:val="20"/>
@@ -24043,14 +24320,14 @@
         <w:spacing w:line="276" w:lineRule="auto"/>
         <w:jc w:val="both"/>
         <w:rPr>
-          <w:del w:id="778" w:author="Elinor Pejryd" w:date="2026-01-16T11:22:00Z"/>
+          <w:del w:id="775" w:author="Elinor Pejryd" w:date="2026-01-16T11:22:00Z"/>
           <w:rFonts w:cs="Arial"/>
           <w:sz w:val="20"/>
           <w:szCs w:val="20"/>
           <w:lang w:val="en-US"/>
         </w:rPr>
       </w:pPr>
-      <w:del w:id="779" w:author="Elinor Pejryd" w:date="2026-01-16T11:22:00Z">
+      <w:del w:id="776" w:author="Elinor Pejryd" w:date="2026-01-16T11:22:00Z">
         <w:r>
           <w:rPr>
             <w:rFonts w:cs="Arial"/>
@@ -24067,7 +24344,7 @@
         <w:spacing w:line="276" w:lineRule="auto"/>
         <w:jc w:val="both"/>
         <w:rPr>
-          <w:del w:id="780" w:author="Elinor Pejryd" w:date="2026-01-16T11:22:00Z"/>
+          <w:del w:id="777" w:author="Elinor Pejryd" w:date="2026-01-16T11:22:00Z"/>
           <w:rFonts w:cs="Arial"/>
           <w:sz w:val="20"/>
           <w:szCs w:val="20"/>
@@ -24080,14 +24357,14 @@
         <w:spacing w:line="276" w:lineRule="auto"/>
         <w:jc w:val="both"/>
         <w:rPr>
-          <w:del w:id="781" w:author="Elinor Pejryd" w:date="2026-01-16T11:22:00Z"/>
+          <w:del w:id="778" w:author="Elinor Pejryd" w:date="2026-01-16T11:22:00Z"/>
           <w:rFonts w:cs="Arial"/>
           <w:sz w:val="20"/>
           <w:szCs w:val="20"/>
           <w:lang w:val="en-US"/>
         </w:rPr>
       </w:pPr>
-      <w:del w:id="782" w:author="Elinor Pejryd" w:date="2026-01-16T11:22:00Z">
+      <w:del w:id="779" w:author="Elinor Pejryd" w:date="2026-01-16T11:22:00Z">
         <w:r>
           <w:rPr>
             <w:rFonts w:cs="Arial"/>
@@ -24104,14 +24381,14 @@
         <w:spacing w:line="276" w:lineRule="auto"/>
         <w:jc w:val="both"/>
         <w:rPr>
-          <w:del w:id="783" w:author="Elinor Pejryd" w:date="2026-01-16T11:22:00Z"/>
+          <w:del w:id="780" w:author="Elinor Pejryd" w:date="2026-01-16T11:22:00Z"/>
           <w:rFonts w:cs="Arial"/>
           <w:sz w:val="20"/>
           <w:szCs w:val="20"/>
           <w:lang w:val="en-US"/>
         </w:rPr>
       </w:pPr>
-      <w:del w:id="784" w:author="Elinor Pejryd" w:date="2026-01-16T11:22:00Z">
+      <w:del w:id="781" w:author="Elinor Pejryd" w:date="2026-01-16T11:22:00Z">
         <w:r>
           <w:rPr>
             <w:rFonts w:cs="Arial"/>
@@ -24128,14 +24405,14 @@
         <w:spacing w:line="276" w:lineRule="auto"/>
         <w:jc w:val="both"/>
         <w:rPr>
-          <w:del w:id="785" w:author="Elinor Pejryd" w:date="2026-01-16T11:22:00Z"/>
+          <w:del w:id="782" w:author="Elinor Pejryd" w:date="2026-01-16T11:22:00Z"/>
           <w:rFonts w:cs="Arial"/>
           <w:sz w:val="20"/>
           <w:szCs w:val="20"/>
           <w:lang w:val="en-US"/>
         </w:rPr>
       </w:pPr>
-      <w:del w:id="786" w:author="Elinor Pejryd" w:date="2026-01-16T11:22:00Z">
+      <w:del w:id="783" w:author="Elinor Pejryd" w:date="2026-01-16T11:22:00Z">
         <w:r>
           <w:rPr>
             <w:rFonts w:cs="Arial"/>
@@ -24152,14 +24429,14 @@
         <w:spacing w:line="276" w:lineRule="auto"/>
         <w:jc w:val="both"/>
         <w:rPr>
-          <w:del w:id="787" w:author="Elinor Pejryd" w:date="2026-01-16T11:22:00Z"/>
+          <w:del w:id="784" w:author="Elinor Pejryd" w:date="2026-01-16T11:22:00Z"/>
           <w:rFonts w:cs="Arial"/>
           <w:sz w:val="20"/>
           <w:szCs w:val="20"/>
           <w:lang w:val="en-US"/>
         </w:rPr>
       </w:pPr>
-      <w:del w:id="788" w:author="Elinor Pejryd" w:date="2026-01-16T11:22:00Z">
+      <w:del w:id="785" w:author="Elinor Pejryd" w:date="2026-01-16T11:22:00Z">
         <w:r>
           <w:rPr>
             <w:rFonts w:cs="Arial"/>
@@ -24176,14 +24453,14 @@
         <w:spacing w:line="276" w:lineRule="auto"/>
         <w:jc w:val="both"/>
         <w:rPr>
-          <w:del w:id="789" w:author="Elinor Pejryd" w:date="2026-01-16T11:22:00Z"/>
+          <w:del w:id="786" w:author="Elinor Pejryd" w:date="2026-01-16T11:22:00Z"/>
           <w:rFonts w:cs="Arial"/>
           <w:sz w:val="20"/>
           <w:szCs w:val="20"/>
           <w:lang w:val="en-US"/>
         </w:rPr>
       </w:pPr>
-      <w:del w:id="790" w:author="Elinor Pejryd" w:date="2026-01-16T11:22:00Z">
+      <w:del w:id="787" w:author="Elinor Pejryd" w:date="2026-01-16T11:22:00Z">
         <w:r>
           <w:rPr>
             <w:rFonts w:cs="Arial"/>
@@ -24200,14 +24477,14 @@
         <w:spacing w:line="276" w:lineRule="auto"/>
         <w:jc w:val="both"/>
         <w:rPr>
-          <w:del w:id="791" w:author="Elinor Pejryd" w:date="2026-01-16T11:22:00Z"/>
+          <w:del w:id="788" w:author="Elinor Pejryd" w:date="2026-01-16T11:22:00Z"/>
           <w:rFonts w:cs="Arial"/>
           <w:sz w:val="20"/>
           <w:szCs w:val="20"/>
           <w:lang w:val="en-US"/>
         </w:rPr>
       </w:pPr>
-      <w:del w:id="792" w:author="Elinor Pejryd" w:date="2026-01-16T11:22:00Z">
+      <w:del w:id="789" w:author="Elinor Pejryd" w:date="2026-01-16T11:22:00Z">
         <w:r>
           <w:rPr>
             <w:rFonts w:cs="Arial"/>
@@ -24224,7 +24501,7 @@
         <w:spacing w:line="276" w:lineRule="auto"/>
         <w:jc w:val="both"/>
         <w:rPr>
-          <w:del w:id="793" w:author="Elinor Pejryd" w:date="2026-01-16T11:22:00Z"/>
+          <w:del w:id="790" w:author="Elinor Pejryd" w:date="2026-01-16T11:22:00Z"/>
           <w:rFonts w:cs="Arial"/>
           <w:sz w:val="20"/>
           <w:szCs w:val="20"/>
@@ -24237,14 +24514,14 @@
         <w:spacing w:line="276" w:lineRule="auto"/>
         <w:jc w:val="both"/>
         <w:rPr>
-          <w:del w:id="794" w:author="Elinor Pejryd" w:date="2026-01-16T11:22:00Z"/>
+          <w:del w:id="791" w:author="Elinor Pejryd" w:date="2026-01-16T11:22:00Z"/>
           <w:rFonts w:cs="Arial"/>
           <w:sz w:val="20"/>
           <w:szCs w:val="20"/>
           <w:lang w:val="en-US"/>
         </w:rPr>
       </w:pPr>
-      <w:del w:id="795" w:author="Elinor Pejryd" w:date="2026-01-16T11:22:00Z">
+      <w:del w:id="792" w:author="Elinor Pejryd" w:date="2026-01-16T11:22:00Z">
         <w:r>
           <w:rPr>
             <w:rFonts w:cs="Arial"/>
@@ -24261,14 +24538,14 @@
         <w:spacing w:line="276" w:lineRule="auto"/>
         <w:jc w:val="both"/>
         <w:rPr>
-          <w:del w:id="796" w:author="Elinor Pejryd" w:date="2026-01-16T11:22:00Z"/>
+          <w:del w:id="793" w:author="Elinor Pejryd" w:date="2026-01-16T11:22:00Z"/>
           <w:rFonts w:cs="Arial"/>
           <w:sz w:val="20"/>
           <w:szCs w:val="20"/>
           <w:lang w:val="en-US"/>
         </w:rPr>
       </w:pPr>
-      <w:del w:id="797" w:author="Elinor Pejryd" w:date="2026-01-16T11:22:00Z">
+      <w:del w:id="794" w:author="Elinor Pejryd" w:date="2026-01-16T11:22:00Z">
         <w:r>
           <w:rPr>
             <w:rFonts w:cs="Arial"/>
@@ -24285,14 +24562,14 @@
         <w:spacing w:line="276" w:lineRule="auto"/>
         <w:jc w:val="both"/>
         <w:rPr>
-          <w:del w:id="798" w:author="Elinor Pejryd" w:date="2026-01-16T11:22:00Z"/>
+          <w:del w:id="795" w:author="Elinor Pejryd" w:date="2026-01-16T11:22:00Z"/>
           <w:rFonts w:cs="Arial"/>
           <w:sz w:val="20"/>
           <w:szCs w:val="20"/>
           <w:lang w:val="en-US"/>
         </w:rPr>
       </w:pPr>
-      <w:del w:id="799" w:author="Elinor Pejryd" w:date="2026-01-16T11:22:00Z">
+      <w:del w:id="796" w:author="Elinor Pejryd" w:date="2026-01-16T11:22:00Z">
         <w:r>
           <w:rPr>
             <w:rFonts w:cs="Arial"/>
@@ -24309,14 +24586,14 @@
         <w:spacing w:line="276" w:lineRule="auto"/>
         <w:jc w:val="both"/>
         <w:rPr>
-          <w:del w:id="800" w:author="Elinor Pejryd" w:date="2026-01-16T11:22:00Z"/>
+          <w:del w:id="797" w:author="Elinor Pejryd" w:date="2026-01-16T11:22:00Z"/>
           <w:rFonts w:cs="Arial"/>
           <w:sz w:val="20"/>
           <w:szCs w:val="20"/>
           <w:lang w:val="en-US"/>
         </w:rPr>
       </w:pPr>
-      <w:del w:id="801" w:author="Elinor Pejryd" w:date="2026-01-16T11:22:00Z">
+      <w:del w:id="798" w:author="Elinor Pejryd" w:date="2026-01-16T11:22:00Z">
         <w:r>
           <w:rPr>
             <w:rFonts w:cs="Arial"/>
@@ -24333,14 +24610,14 @@
         <w:spacing w:line="276" w:lineRule="auto"/>
         <w:jc w:val="both"/>
         <w:rPr>
-          <w:del w:id="802" w:author="Elinor Pejryd" w:date="2026-01-16T11:22:00Z"/>
+          <w:del w:id="799" w:author="Elinor Pejryd" w:date="2026-01-16T11:22:00Z"/>
           <w:rFonts w:cs="Arial"/>
           <w:sz w:val="20"/>
           <w:szCs w:val="20"/>
           <w:lang w:val="en-US"/>
         </w:rPr>
       </w:pPr>
-      <w:del w:id="803" w:author="Elinor Pejryd" w:date="2026-01-16T11:22:00Z">
+      <w:del w:id="800" w:author="Elinor Pejryd" w:date="2026-01-16T11:22:00Z">
         <w:r>
           <w:rPr>
             <w:rFonts w:cs="Arial"/>
@@ -24357,14 +24634,14 @@
         <w:spacing w:line="276" w:lineRule="auto"/>
         <w:jc w:val="both"/>
         <w:rPr>
-          <w:del w:id="804" w:author="Elinor Pejryd" w:date="2026-01-16T11:22:00Z"/>
+          <w:del w:id="801" w:author="Elinor Pejryd" w:date="2026-01-16T11:22:00Z"/>
           <w:rFonts w:cs="Arial"/>
           <w:sz w:val="20"/>
           <w:szCs w:val="20"/>
           <w:lang w:val="en-US"/>
         </w:rPr>
       </w:pPr>
-      <w:del w:id="805" w:author="Elinor Pejryd" w:date="2026-01-16T11:22:00Z">
+      <w:del w:id="802" w:author="Elinor Pejryd" w:date="2026-01-16T11:22:00Z">
         <w:r>
           <w:rPr>
             <w:rFonts w:cs="Arial"/>
@@ -24381,14 +24658,14 @@
         <w:spacing w:line="276" w:lineRule="auto"/>
         <w:jc w:val="both"/>
         <w:rPr>
-          <w:del w:id="806" w:author="Elinor Pejryd" w:date="2026-01-16T11:22:00Z"/>
+          <w:del w:id="803" w:author="Elinor Pejryd" w:date="2026-01-16T11:22:00Z"/>
           <w:rFonts w:cs="Arial"/>
           <w:sz w:val="20"/>
           <w:szCs w:val="20"/>
           <w:lang w:val="en-US"/>
         </w:rPr>
       </w:pPr>
-      <w:del w:id="807" w:author="Elinor Pejryd" w:date="2026-01-16T11:22:00Z">
+      <w:del w:id="804" w:author="Elinor Pejryd" w:date="2026-01-16T11:22:00Z">
         <w:r>
           <w:rPr>
             <w:rFonts w:cs="Arial"/>
@@ -24405,14 +24682,14 @@
         <w:spacing w:line="276" w:lineRule="auto"/>
         <w:jc w:val="both"/>
         <w:rPr>
-          <w:del w:id="808" w:author="Elinor Pejryd" w:date="2026-01-16T11:22:00Z"/>
+          <w:del w:id="805" w:author="Elinor Pejryd" w:date="2026-01-16T11:22:00Z"/>
           <w:rFonts w:cs="Arial"/>
           <w:sz w:val="20"/>
           <w:szCs w:val="20"/>
           <w:lang w:val="en-US"/>
         </w:rPr>
       </w:pPr>
-      <w:del w:id="809" w:author="Elinor Pejryd" w:date="2026-01-16T11:22:00Z">
+      <w:del w:id="806" w:author="Elinor Pejryd" w:date="2026-01-16T11:22:00Z">
         <w:r>
           <w:rPr>
             <w:rFonts w:cs="Arial"/>
@@ -24429,14 +24706,14 @@
         <w:spacing w:line="276" w:lineRule="auto"/>
         <w:jc w:val="both"/>
         <w:rPr>
-          <w:del w:id="810" w:author="Elinor Pejryd" w:date="2026-01-16T11:22:00Z"/>
+          <w:del w:id="807" w:author="Elinor Pejryd" w:date="2026-01-16T11:22:00Z"/>
           <w:rFonts w:cs="Arial"/>
           <w:sz w:val="20"/>
           <w:szCs w:val="20"/>
           <w:lang w:val="en-US"/>
         </w:rPr>
       </w:pPr>
-      <w:del w:id="811" w:author="Elinor Pejryd" w:date="2026-01-16T11:22:00Z">
+      <w:del w:id="808" w:author="Elinor Pejryd" w:date="2026-01-16T11:22:00Z">
         <w:r>
           <w:rPr>
             <w:rFonts w:cs="Arial"/>
@@ -24453,14 +24730,14 @@
         <w:spacing w:line="276" w:lineRule="auto"/>
         <w:jc w:val="both"/>
         <w:rPr>
-          <w:del w:id="812" w:author="Elinor Pejryd" w:date="2026-01-16T11:22:00Z"/>
+          <w:del w:id="809" w:author="Elinor Pejryd" w:date="2026-01-16T11:22:00Z"/>
           <w:rFonts w:cs="Arial"/>
           <w:sz w:val="20"/>
           <w:szCs w:val="20"/>
           <w:lang w:val="en-US"/>
         </w:rPr>
       </w:pPr>
-      <w:del w:id="813" w:author="Elinor Pejryd" w:date="2026-01-16T11:22:00Z">
+      <w:del w:id="810" w:author="Elinor Pejryd" w:date="2026-01-16T11:22:00Z">
         <w:r>
           <w:rPr>
             <w:rFonts w:cs="Arial"/>
@@ -24477,14 +24754,14 @@
         <w:spacing w:line="276" w:lineRule="auto"/>
         <w:jc w:val="both"/>
         <w:rPr>
-          <w:del w:id="814" w:author="Elinor Pejryd" w:date="2026-01-16T11:22:00Z"/>
+          <w:del w:id="811" w:author="Elinor Pejryd" w:date="2026-01-16T11:22:00Z"/>
           <w:rFonts w:cs="Arial"/>
           <w:sz w:val="20"/>
           <w:szCs w:val="20"/>
           <w:lang w:val="en-US"/>
         </w:rPr>
       </w:pPr>
-      <w:del w:id="815" w:author="Elinor Pejryd" w:date="2026-01-16T11:22:00Z">
+      <w:del w:id="812" w:author="Elinor Pejryd" w:date="2026-01-16T11:22:00Z">
         <w:r>
           <w:rPr>
             <w:rFonts w:cs="Arial"/>
@@ -24501,14 +24778,14 @@
         <w:spacing w:line="276" w:lineRule="auto"/>
         <w:jc w:val="both"/>
         <w:rPr>
-          <w:del w:id="816" w:author="Elinor Pejryd" w:date="2026-01-16T11:22:00Z"/>
+          <w:del w:id="813" w:author="Elinor Pejryd" w:date="2026-01-16T11:22:00Z"/>
           <w:rFonts w:cs="Arial"/>
           <w:sz w:val="20"/>
           <w:szCs w:val="20"/>
           <w:lang w:val="en-US"/>
         </w:rPr>
       </w:pPr>
-      <w:del w:id="817" w:author="Elinor Pejryd" w:date="2026-01-16T11:22:00Z">
+      <w:del w:id="814" w:author="Elinor Pejryd" w:date="2026-01-16T11:22:00Z">
         <w:r>
           <w:rPr>
             <w:rFonts w:cs="Arial"/>
@@ -24525,7 +24802,7 @@
         <w:spacing w:line="276" w:lineRule="auto"/>
         <w:jc w:val="both"/>
         <w:rPr>
-          <w:del w:id="818" w:author="Elinor Pejryd" w:date="2026-01-16T11:22:00Z"/>
+          <w:del w:id="815" w:author="Elinor Pejryd" w:date="2026-01-16T11:22:00Z"/>
           <w:rFonts w:cs="Arial"/>
           <w:sz w:val="20"/>
           <w:szCs w:val="20"/>
@@ -24538,14 +24815,14 @@
         <w:spacing w:line="276" w:lineRule="auto"/>
         <w:jc w:val="both"/>
         <w:rPr>
-          <w:del w:id="819" w:author="Elinor Pejryd" w:date="2026-01-16T11:22:00Z"/>
+          <w:del w:id="816" w:author="Elinor Pejryd" w:date="2026-01-16T11:22:00Z"/>
           <w:rFonts w:cs="Arial"/>
           <w:sz w:val="20"/>
           <w:szCs w:val="20"/>
           <w:lang w:val="en-US"/>
         </w:rPr>
       </w:pPr>
-      <w:del w:id="820" w:author="Elinor Pejryd" w:date="2026-01-16T11:22:00Z">
+      <w:del w:id="817" w:author="Elinor Pejryd" w:date="2026-01-16T11:22:00Z">
         <w:r>
           <w:rPr>
             <w:rFonts w:cs="Arial"/>
@@ -24562,7 +24839,7 @@
         <w:spacing w:line="276" w:lineRule="auto"/>
         <w:jc w:val="both"/>
         <w:rPr>
-          <w:del w:id="821" w:author="Elinor Pejryd" w:date="2026-01-16T11:22:00Z"/>
+          <w:del w:id="818" w:author="Elinor Pejryd" w:date="2026-01-16T11:22:00Z"/>
           <w:rFonts w:cs="Arial"/>
           <w:sz w:val="20"/>
           <w:szCs w:val="20"/>
@@ -24575,14 +24852,14 @@
         <w:spacing w:line="276" w:lineRule="auto"/>
         <w:jc w:val="both"/>
         <w:rPr>
-          <w:del w:id="822" w:author="Elinor Pejryd" w:date="2026-01-16T11:22:00Z"/>
+          <w:del w:id="819" w:author="Elinor Pejryd" w:date="2026-01-16T11:22:00Z"/>
           <w:rFonts w:cs="Arial"/>
           <w:sz w:val="20"/>
           <w:szCs w:val="20"/>
           <w:lang w:val="en-US"/>
         </w:rPr>
       </w:pPr>
-      <w:del w:id="823" w:author="Elinor Pejryd" w:date="2026-01-16T11:22:00Z">
+      <w:del w:id="820" w:author="Elinor Pejryd" w:date="2026-01-16T11:22:00Z">
         <w:r>
           <w:rPr>
             <w:rFonts w:cs="Arial"/>
@@ -24599,14 +24876,14 @@
         <w:spacing w:line="276" w:lineRule="auto"/>
         <w:jc w:val="both"/>
         <w:rPr>
-          <w:del w:id="824" w:author="Elinor Pejryd" w:date="2026-01-16T11:22:00Z"/>
+          <w:del w:id="821" w:author="Elinor Pejryd" w:date="2026-01-16T11:22:00Z"/>
           <w:rFonts w:cs="Arial"/>
           <w:sz w:val="20"/>
           <w:szCs w:val="20"/>
           <w:lang w:val="en-US"/>
         </w:rPr>
       </w:pPr>
-      <w:del w:id="825" w:author="Elinor Pejryd" w:date="2026-01-16T11:22:00Z">
+      <w:del w:id="822" w:author="Elinor Pejryd" w:date="2026-01-16T11:22:00Z">
         <w:r>
           <w:rPr>
             <w:rFonts w:cs="Arial"/>
@@ -24623,14 +24900,14 @@
         <w:spacing w:line="276" w:lineRule="auto"/>
         <w:jc w:val="both"/>
         <w:rPr>
-          <w:del w:id="826" w:author="Elinor Pejryd" w:date="2026-01-16T11:22:00Z"/>
+          <w:del w:id="823" w:author="Elinor Pejryd" w:date="2026-01-16T11:22:00Z"/>
           <w:rFonts w:cs="Arial"/>
           <w:sz w:val="20"/>
           <w:szCs w:val="20"/>
           <w:lang w:val="en-US"/>
         </w:rPr>
       </w:pPr>
-      <w:del w:id="827" w:author="Elinor Pejryd" w:date="2026-01-16T11:22:00Z">
+      <w:del w:id="824" w:author="Elinor Pejryd" w:date="2026-01-16T11:22:00Z">
         <w:r>
           <w:rPr>
             <w:rFonts w:cs="Arial"/>
@@ -24647,7 +24924,7 @@
         <w:spacing w:line="276" w:lineRule="auto"/>
         <w:jc w:val="both"/>
         <w:rPr>
-          <w:del w:id="828" w:author="Elinor Pejryd" w:date="2026-01-16T11:22:00Z"/>
+          <w:del w:id="825" w:author="Elinor Pejryd" w:date="2026-01-16T11:22:00Z"/>
           <w:rFonts w:cs="Arial"/>
           <w:sz w:val="20"/>
           <w:szCs w:val="20"/>
@@ -24660,14 +24937,14 @@
         <w:spacing w:line="276" w:lineRule="auto"/>
         <w:jc w:val="both"/>
         <w:rPr>
-          <w:del w:id="829" w:author="Elinor Pejryd" w:date="2026-01-16T11:22:00Z"/>
+          <w:del w:id="826" w:author="Elinor Pejryd" w:date="2026-01-16T11:22:00Z"/>
           <w:rFonts w:cs="Arial"/>
           <w:sz w:val="20"/>
           <w:szCs w:val="20"/>
           <w:lang w:val="en-US"/>
         </w:rPr>
       </w:pPr>
-      <w:del w:id="830" w:author="Elinor Pejryd" w:date="2026-01-16T11:22:00Z">
+      <w:del w:id="827" w:author="Elinor Pejryd" w:date="2026-01-16T11:22:00Z">
         <w:r>
           <w:rPr>
             <w:rFonts w:cs="Arial"/>
@@ -24684,14 +24961,14 @@
         <w:spacing w:line="276" w:lineRule="auto"/>
         <w:jc w:val="both"/>
         <w:rPr>
-          <w:del w:id="831" w:author="Elinor Pejryd" w:date="2026-01-16T11:22:00Z"/>
+          <w:del w:id="828" w:author="Elinor Pejryd" w:date="2026-01-16T11:22:00Z"/>
           <w:rFonts w:cs="Arial"/>
           <w:sz w:val="20"/>
           <w:szCs w:val="20"/>
           <w:lang w:val="en-US"/>
         </w:rPr>
       </w:pPr>
-      <w:del w:id="832" w:author="Elinor Pejryd" w:date="2026-01-16T11:22:00Z">
+      <w:del w:id="829" w:author="Elinor Pejryd" w:date="2026-01-16T11:22:00Z">
         <w:r>
           <w:rPr>
             <w:rFonts w:cs="Arial"/>
@@ -24708,14 +24985,14 @@
         <w:spacing w:line="276" w:lineRule="auto"/>
         <w:jc w:val="both"/>
         <w:rPr>
-          <w:del w:id="833" w:author="Elinor Pejryd" w:date="2026-01-16T11:22:00Z"/>
+          <w:del w:id="830" w:author="Elinor Pejryd" w:date="2026-01-16T11:22:00Z"/>
           <w:rFonts w:cs="Arial"/>
           <w:sz w:val="20"/>
           <w:szCs w:val="20"/>
           <w:lang w:val="en-US"/>
         </w:rPr>
       </w:pPr>
-      <w:del w:id="834" w:author="Elinor Pejryd" w:date="2026-01-16T11:22:00Z">
+      <w:del w:id="831" w:author="Elinor Pejryd" w:date="2026-01-16T11:22:00Z">
         <w:r>
           <w:rPr>
             <w:rFonts w:cs="Arial"/>
@@ -24732,7 +25009,7 @@
         <w:spacing w:line="276" w:lineRule="auto"/>
         <w:jc w:val="both"/>
         <w:rPr>
-          <w:del w:id="835" w:author="Elinor Pejryd" w:date="2026-01-16T11:22:00Z"/>
+          <w:del w:id="832" w:author="Elinor Pejryd" w:date="2026-01-16T11:22:00Z"/>
           <w:rFonts w:cs="Arial"/>
           <w:sz w:val="20"/>
           <w:szCs w:val="20"/>
@@ -24745,14 +25022,14 @@
         <w:spacing w:line="276" w:lineRule="auto"/>
         <w:jc w:val="both"/>
         <w:rPr>
-          <w:del w:id="836" w:author="Elinor Pejryd" w:date="2026-01-16T11:22:00Z"/>
+          <w:del w:id="833" w:author="Elinor Pejryd" w:date="2026-01-16T11:22:00Z"/>
           <w:rFonts w:cs="Arial"/>
           <w:sz w:val="20"/>
           <w:szCs w:val="20"/>
           <w:lang w:val="en-US"/>
         </w:rPr>
       </w:pPr>
-      <w:del w:id="837" w:author="Elinor Pejryd" w:date="2026-01-16T11:22:00Z">
+      <w:del w:id="834" w:author="Elinor Pejryd" w:date="2026-01-16T11:22:00Z">
         <w:r>
           <w:rPr>
             <w:rFonts w:cs="Arial"/>
@@ -24769,14 +25046,14 @@
         <w:spacing w:line="276" w:lineRule="auto"/>
         <w:jc w:val="both"/>
         <w:rPr>
-          <w:del w:id="838" w:author="Elinor Pejryd" w:date="2026-01-16T11:22:00Z"/>
+          <w:del w:id="835" w:author="Elinor Pejryd" w:date="2026-01-16T11:22:00Z"/>
           <w:rFonts w:cs="Arial"/>
           <w:sz w:val="20"/>
           <w:szCs w:val="20"/>
           <w:lang w:val="en-US"/>
         </w:rPr>
       </w:pPr>
-      <w:del w:id="839" w:author="Elinor Pejryd" w:date="2026-01-16T11:22:00Z">
+      <w:del w:id="836" w:author="Elinor Pejryd" w:date="2026-01-16T11:22:00Z">
         <w:r>
           <w:rPr>
             <w:rFonts w:cs="Arial"/>
@@ -24793,7 +25070,7 @@
         <w:spacing w:line="276" w:lineRule="auto"/>
         <w:jc w:val="both"/>
         <w:rPr>
-          <w:del w:id="840" w:author="Elinor Pejryd" w:date="2026-01-16T11:22:00Z"/>
+          <w:del w:id="837" w:author="Elinor Pejryd" w:date="2026-01-16T11:22:00Z"/>
           <w:rFonts w:cs="Arial"/>
           <w:sz w:val="20"/>
           <w:szCs w:val="20"/>
@@ -24806,14 +25083,14 @@
         <w:spacing w:line="276" w:lineRule="auto"/>
         <w:jc w:val="both"/>
         <w:rPr>
-          <w:del w:id="841" w:author="Elinor Pejryd" w:date="2026-01-16T11:22:00Z"/>
+          <w:del w:id="838" w:author="Elinor Pejryd" w:date="2026-01-16T11:22:00Z"/>
           <w:rFonts w:cs="Arial"/>
           <w:sz w:val="20"/>
           <w:szCs w:val="20"/>
           <w:lang w:val="en-US"/>
         </w:rPr>
       </w:pPr>
-      <w:del w:id="842" w:author="Elinor Pejryd" w:date="2026-01-16T11:22:00Z">
+      <w:del w:id="839" w:author="Elinor Pejryd" w:date="2026-01-16T11:22:00Z">
         <w:r>
           <w:rPr>
             <w:rFonts w:cs="Arial"/>
@@ -24830,14 +25107,14 @@
         <w:spacing w:line="276" w:lineRule="auto"/>
         <w:jc w:val="both"/>
         <w:rPr>
-          <w:del w:id="843" w:author="Elinor Pejryd" w:date="2026-01-16T11:22:00Z"/>
+          <w:del w:id="840" w:author="Elinor Pejryd" w:date="2026-01-16T11:22:00Z"/>
           <w:rFonts w:cs="Arial"/>
           <w:sz w:val="20"/>
           <w:szCs w:val="20"/>
           <w:lang w:val="en-US"/>
         </w:rPr>
       </w:pPr>
-      <w:del w:id="844" w:author="Elinor Pejryd" w:date="2026-01-16T11:22:00Z">
+      <w:del w:id="841" w:author="Elinor Pejryd" w:date="2026-01-16T11:22:00Z">
         <w:r>
           <w:rPr>
             <w:rFonts w:cs="Arial"/>
@@ -24854,7 +25131,7 @@
         <w:spacing w:line="276" w:lineRule="auto"/>
         <w:jc w:val="both"/>
         <w:rPr>
-          <w:del w:id="845" w:author="Elinor Pejryd" w:date="2026-01-16T11:22:00Z"/>
+          <w:del w:id="842" w:author="Elinor Pejryd" w:date="2026-01-16T11:22:00Z"/>
           <w:rFonts w:cs="Arial"/>
           <w:sz w:val="20"/>
           <w:szCs w:val="20"/>
@@ -24867,14 +25144,14 @@
         <w:spacing w:line="276" w:lineRule="auto"/>
         <w:jc w:val="both"/>
         <w:rPr>
-          <w:del w:id="846" w:author="Elinor Pejryd" w:date="2026-01-16T11:22:00Z"/>
+          <w:del w:id="843" w:author="Elinor Pejryd" w:date="2026-01-16T11:22:00Z"/>
           <w:rFonts w:cs="Arial"/>
           <w:sz w:val="20"/>
           <w:szCs w:val="20"/>
           <w:lang w:val="en-US"/>
         </w:rPr>
       </w:pPr>
-      <w:del w:id="847" w:author="Elinor Pejryd" w:date="2026-01-16T11:22:00Z">
+      <w:del w:id="844" w:author="Elinor Pejryd" w:date="2026-01-16T11:22:00Z">
         <w:r>
           <w:rPr>
             <w:rFonts w:cs="Arial"/>
@@ -24891,14 +25168,14 @@
         <w:spacing w:line="276" w:lineRule="auto"/>
         <w:jc w:val="both"/>
         <w:rPr>
-          <w:del w:id="848" w:author="Elinor Pejryd" w:date="2026-01-16T11:22:00Z"/>
+          <w:del w:id="845" w:author="Elinor Pejryd" w:date="2026-01-16T11:22:00Z"/>
           <w:rFonts w:cs="Arial"/>
           <w:sz w:val="20"/>
           <w:szCs w:val="20"/>
           <w:lang w:val="en-US"/>
         </w:rPr>
       </w:pPr>
-      <w:del w:id="849" w:author="Elinor Pejryd" w:date="2026-01-16T11:22:00Z">
+      <w:del w:id="846" w:author="Elinor Pejryd" w:date="2026-01-16T11:22:00Z">
         <w:r>
           <w:rPr>
             <w:rFonts w:cs="Arial"/>
@@ -24915,14 +25192,14 @@
         <w:spacing w:line="276" w:lineRule="auto"/>
         <w:jc w:val="both"/>
         <w:rPr>
-          <w:del w:id="850" w:author="Elinor Pejryd" w:date="2026-01-16T11:22:00Z"/>
+          <w:del w:id="847" w:author="Elinor Pejryd" w:date="2026-01-16T11:22:00Z"/>
           <w:rFonts w:cs="Arial"/>
           <w:sz w:val="20"/>
           <w:szCs w:val="20"/>
           <w:lang w:val="en-US"/>
         </w:rPr>
       </w:pPr>
-      <w:del w:id="851" w:author="Elinor Pejryd" w:date="2026-01-16T11:22:00Z">
+      <w:del w:id="848" w:author="Elinor Pejryd" w:date="2026-01-16T11:22:00Z">
         <w:r>
           <w:rPr>
             <w:rFonts w:cs="Arial"/>
@@ -24939,14 +25216,14 @@
         <w:spacing w:line="276" w:lineRule="auto"/>
         <w:jc w:val="both"/>
         <w:rPr>
-          <w:del w:id="852" w:author="Elinor Pejryd" w:date="2026-01-16T11:22:00Z"/>
+          <w:del w:id="849" w:author="Elinor Pejryd" w:date="2026-01-16T11:22:00Z"/>
           <w:rFonts w:cs="Arial"/>
           <w:sz w:val="20"/>
           <w:szCs w:val="20"/>
           <w:lang w:val="en-US"/>
         </w:rPr>
       </w:pPr>
-      <w:del w:id="853" w:author="Elinor Pejryd" w:date="2026-01-16T11:22:00Z">
+      <w:del w:id="850" w:author="Elinor Pejryd" w:date="2026-01-16T11:22:00Z">
         <w:r>
           <w:rPr>
             <w:rFonts w:cs="Arial"/>
@@ -24963,7 +25240,7 @@
         <w:spacing w:line="276" w:lineRule="auto"/>
         <w:jc w:val="both"/>
         <w:rPr>
-          <w:del w:id="854" w:author="Elinor Pejryd" w:date="2026-01-16T11:22:00Z"/>
+          <w:del w:id="851" w:author="Elinor Pejryd" w:date="2026-01-16T11:22:00Z"/>
           <w:rFonts w:cs="Arial"/>
           <w:sz w:val="20"/>
           <w:szCs w:val="20"/>
@@ -24976,14 +25253,14 @@
         <w:spacing w:line="276" w:lineRule="auto"/>
         <w:jc w:val="both"/>
         <w:rPr>
-          <w:del w:id="855" w:author="Elinor Pejryd" w:date="2026-01-16T11:22:00Z"/>
+          <w:del w:id="852" w:author="Elinor Pejryd" w:date="2026-01-16T11:22:00Z"/>
           <w:rFonts w:cs="Arial"/>
           <w:sz w:val="20"/>
           <w:szCs w:val="20"/>
           <w:lang w:val="en-US"/>
         </w:rPr>
       </w:pPr>
-      <w:del w:id="856" w:author="Elinor Pejryd" w:date="2026-01-16T11:22:00Z">
+      <w:del w:id="853" w:author="Elinor Pejryd" w:date="2026-01-16T11:22:00Z">
         <w:r>
           <w:rPr>
             <w:rFonts w:cs="Arial"/>
@@ -25000,7 +25277,7 @@
         <w:spacing w:line="276" w:lineRule="auto"/>
         <w:jc w:val="both"/>
         <w:rPr>
-          <w:del w:id="857" w:author="Elinor Pejryd" w:date="2026-01-16T11:22:00Z"/>
+          <w:del w:id="854" w:author="Elinor Pejryd" w:date="2026-01-16T11:22:00Z"/>
           <w:rFonts w:cs="Arial"/>
           <w:sz w:val="20"/>
           <w:szCs w:val="20"/>
@@ -25013,14 +25290,14 @@
         <w:spacing w:line="276" w:lineRule="auto"/>
         <w:jc w:val="both"/>
         <w:rPr>
-          <w:del w:id="858" w:author="Elinor Pejryd" w:date="2026-01-16T11:22:00Z"/>
+          <w:del w:id="855" w:author="Elinor Pejryd" w:date="2026-01-16T11:22:00Z"/>
           <w:rFonts w:cs="Arial"/>
           <w:sz w:val="20"/>
           <w:szCs w:val="20"/>
           <w:lang w:val="en-US"/>
         </w:rPr>
       </w:pPr>
-      <w:del w:id="859" w:author="Elinor Pejryd" w:date="2026-01-16T11:22:00Z">
+      <w:del w:id="856" w:author="Elinor Pejryd" w:date="2026-01-16T11:22:00Z">
         <w:r>
           <w:rPr>
             <w:rFonts w:cs="Arial"/>
@@ -25037,14 +25314,14 @@
         <w:spacing w:line="276" w:lineRule="auto"/>
         <w:jc w:val="both"/>
         <w:rPr>
-          <w:del w:id="860" w:author="Elinor Pejryd" w:date="2026-01-16T11:22:00Z"/>
+          <w:del w:id="857" w:author="Elinor Pejryd" w:date="2026-01-16T11:22:00Z"/>
           <w:rFonts w:cs="Arial"/>
           <w:sz w:val="20"/>
           <w:szCs w:val="20"/>
           <w:lang w:val="en-US"/>
         </w:rPr>
       </w:pPr>
-      <w:del w:id="861" w:author="Elinor Pejryd" w:date="2026-01-16T11:22:00Z">
+      <w:del w:id="858" w:author="Elinor Pejryd" w:date="2026-01-16T11:22:00Z">
         <w:r>
           <w:rPr>
             <w:rFonts w:cs="Arial"/>
@@ -25061,14 +25338,14 @@
         <w:spacing w:line="276" w:lineRule="auto"/>
         <w:jc w:val="both"/>
         <w:rPr>
-          <w:del w:id="862" w:author="Elinor Pejryd" w:date="2026-01-16T11:22:00Z"/>
+          <w:del w:id="859" w:author="Elinor Pejryd" w:date="2026-01-16T11:22:00Z"/>
           <w:rFonts w:cs="Arial"/>
           <w:sz w:val="20"/>
           <w:szCs w:val="20"/>
           <w:lang w:val="en-US"/>
         </w:rPr>
       </w:pPr>
-      <w:del w:id="863" w:author="Elinor Pejryd" w:date="2026-01-16T11:22:00Z">
+      <w:del w:id="860" w:author="Elinor Pejryd" w:date="2026-01-16T11:22:00Z">
         <w:r>
           <w:rPr>
             <w:rFonts w:cs="Arial"/>
@@ -25085,14 +25362,14 @@
         <w:spacing w:line="276" w:lineRule="auto"/>
         <w:jc w:val="both"/>
         <w:rPr>
-          <w:del w:id="864" w:author="Elinor Pejryd" w:date="2026-01-16T11:22:00Z"/>
+          <w:del w:id="861" w:author="Elinor Pejryd" w:date="2026-01-16T11:22:00Z"/>
           <w:rFonts w:cs="Arial"/>
           <w:sz w:val="20"/>
           <w:szCs w:val="20"/>
           <w:lang w:val="en-US"/>
         </w:rPr>
       </w:pPr>
-      <w:del w:id="865" w:author="Elinor Pejryd" w:date="2026-01-16T11:22:00Z">
+      <w:del w:id="862" w:author="Elinor Pejryd" w:date="2026-01-16T11:22:00Z">
         <w:r>
           <w:rPr>
             <w:rFonts w:cs="Arial"/>
@@ -25109,7 +25386,7 @@
         <w:spacing w:line="276" w:lineRule="auto"/>
         <w:jc w:val="both"/>
         <w:rPr>
-          <w:del w:id="866" w:author="Elinor Pejryd" w:date="2026-01-16T11:22:00Z"/>
+          <w:del w:id="863" w:author="Elinor Pejryd" w:date="2026-01-16T11:22:00Z"/>
           <w:rFonts w:cs="Arial"/>
           <w:sz w:val="20"/>
           <w:szCs w:val="20"/>
@@ -25122,14 +25399,14 @@
         <w:spacing w:line="276" w:lineRule="auto"/>
         <w:jc w:val="both"/>
         <w:rPr>
-          <w:del w:id="867" w:author="Elinor Pejryd" w:date="2026-01-16T11:22:00Z"/>
+          <w:del w:id="864" w:author="Elinor Pejryd" w:date="2026-01-16T11:22:00Z"/>
           <w:rFonts w:cs="Arial"/>
           <w:sz w:val="20"/>
           <w:szCs w:val="20"/>
           <w:lang w:val="en-US"/>
         </w:rPr>
       </w:pPr>
-      <w:del w:id="868" w:author="Elinor Pejryd" w:date="2026-01-16T11:22:00Z">
+      <w:del w:id="865" w:author="Elinor Pejryd" w:date="2026-01-16T11:22:00Z">
         <w:r>
           <w:rPr>
             <w:rFonts w:cs="Arial"/>
@@ -25146,14 +25423,14 @@
         <w:spacing w:line="276" w:lineRule="auto"/>
         <w:jc w:val="both"/>
         <w:rPr>
-          <w:del w:id="869" w:author="Elinor Pejryd" w:date="2026-01-16T11:22:00Z"/>
+          <w:del w:id="866" w:author="Elinor Pejryd" w:date="2026-01-16T11:22:00Z"/>
           <w:rFonts w:cs="Arial"/>
           <w:sz w:val="20"/>
           <w:szCs w:val="20"/>
           <w:lang w:val="en-US"/>
         </w:rPr>
       </w:pPr>
-      <w:del w:id="870" w:author="Elinor Pejryd" w:date="2026-01-16T11:22:00Z">
+      <w:del w:id="867" w:author="Elinor Pejryd" w:date="2026-01-16T11:22:00Z">
         <w:r>
           <w:rPr>
             <w:rFonts w:cs="Arial"/>
@@ -25170,7 +25447,7 @@
         <w:spacing w:line="276" w:lineRule="auto"/>
         <w:jc w:val="both"/>
         <w:rPr>
-          <w:del w:id="871" w:author="Elinor Pejryd" w:date="2026-01-16T11:22:00Z"/>
+          <w:del w:id="868" w:author="Elinor Pejryd" w:date="2026-01-16T11:22:00Z"/>
           <w:rFonts w:cs="Arial"/>
           <w:sz w:val="20"/>
           <w:szCs w:val="20"/>
@@ -25183,14 +25460,14 @@
         <w:spacing w:line="276" w:lineRule="auto"/>
         <w:jc w:val="both"/>
         <w:rPr>
-          <w:del w:id="872" w:author="Elinor Pejryd" w:date="2026-01-16T11:22:00Z"/>
+          <w:del w:id="869" w:author="Elinor Pejryd" w:date="2026-01-16T11:22:00Z"/>
           <w:rFonts w:cs="Arial"/>
           <w:sz w:val="20"/>
           <w:szCs w:val="20"/>
           <w:lang w:val="en-US"/>
         </w:rPr>
       </w:pPr>
-      <w:del w:id="873" w:author="Elinor Pejryd" w:date="2026-01-16T11:22:00Z">
+      <w:del w:id="870" w:author="Elinor Pejryd" w:date="2026-01-16T11:22:00Z">
         <w:r>
           <w:rPr>
             <w:rFonts w:cs="Arial"/>
@@ -25207,7 +25484,7 @@
         <w:spacing w:line="276" w:lineRule="auto"/>
         <w:jc w:val="both"/>
         <w:rPr>
-          <w:del w:id="874" w:author="Elinor Pejryd" w:date="2026-01-16T11:22:00Z"/>
+          <w:del w:id="871" w:author="Elinor Pejryd" w:date="2026-01-16T11:22:00Z"/>
           <w:rFonts w:cs="Arial"/>
           <w:sz w:val="20"/>
           <w:szCs w:val="20"/>
@@ -25220,14 +25497,14 @@
         <w:spacing w:line="276" w:lineRule="auto"/>
         <w:jc w:val="both"/>
         <w:rPr>
-          <w:del w:id="875" w:author="Elinor Pejryd" w:date="2026-01-16T11:22:00Z"/>
+          <w:del w:id="872" w:author="Elinor Pejryd" w:date="2026-01-16T11:22:00Z"/>
           <w:rFonts w:cs="Arial"/>
           <w:sz w:val="20"/>
           <w:szCs w:val="20"/>
           <w:lang w:val="en-US"/>
         </w:rPr>
       </w:pPr>
-      <w:del w:id="876" w:author="Elinor Pejryd" w:date="2026-01-16T11:22:00Z">
+      <w:del w:id="873" w:author="Elinor Pejryd" w:date="2026-01-16T11:22:00Z">
         <w:r>
           <w:rPr>
             <w:rFonts w:cs="Arial"/>
@@ -25244,14 +25521,14 @@
         <w:spacing w:line="276" w:lineRule="auto"/>
         <w:jc w:val="both"/>
         <w:rPr>
-          <w:del w:id="877" w:author="Elinor Pejryd" w:date="2026-01-16T11:22:00Z"/>
+          <w:del w:id="874" w:author="Elinor Pejryd" w:date="2026-01-16T11:22:00Z"/>
           <w:rFonts w:cs="Arial"/>
           <w:sz w:val="20"/>
           <w:szCs w:val="20"/>
           <w:lang w:val="en-US"/>
         </w:rPr>
       </w:pPr>
-      <w:del w:id="878" w:author="Elinor Pejryd" w:date="2026-01-16T11:22:00Z">
+      <w:del w:id="875" w:author="Elinor Pejryd" w:date="2026-01-16T11:22:00Z">
         <w:r>
           <w:rPr>
             <w:rFonts w:cs="Arial"/>
@@ -25268,14 +25545,14 @@
         <w:spacing w:line="276" w:lineRule="auto"/>
         <w:jc w:val="both"/>
         <w:rPr>
-          <w:del w:id="879" w:author="Elinor Pejryd" w:date="2026-01-16T11:22:00Z"/>
+          <w:del w:id="876" w:author="Elinor Pejryd" w:date="2026-01-16T11:22:00Z"/>
           <w:rFonts w:cs="Arial"/>
           <w:sz w:val="20"/>
           <w:szCs w:val="20"/>
           <w:lang w:val="en-US"/>
         </w:rPr>
       </w:pPr>
-      <w:del w:id="880" w:author="Elinor Pejryd" w:date="2026-01-16T11:22:00Z">
+      <w:del w:id="877" w:author="Elinor Pejryd" w:date="2026-01-16T11:22:00Z">
         <w:r>
           <w:rPr>
             <w:rFonts w:cs="Arial"/>
@@ -25292,14 +25569,14 @@
         <w:spacing w:line="276" w:lineRule="auto"/>
         <w:jc w:val="both"/>
         <w:rPr>
-          <w:del w:id="881" w:author="Elinor Pejryd" w:date="2026-01-16T11:22:00Z"/>
+          <w:del w:id="878" w:author="Elinor Pejryd" w:date="2026-01-16T11:22:00Z"/>
           <w:rFonts w:cs="Arial"/>
           <w:sz w:val="20"/>
           <w:szCs w:val="20"/>
           <w:lang w:val="en-US"/>
         </w:rPr>
       </w:pPr>
-      <w:del w:id="882" w:author="Elinor Pejryd" w:date="2026-01-16T11:22:00Z">
+      <w:del w:id="879" w:author="Elinor Pejryd" w:date="2026-01-16T11:22:00Z">
         <w:r>
           <w:rPr>
             <w:rFonts w:cs="Arial"/>
@@ -25316,14 +25593,14 @@
         <w:spacing w:line="276" w:lineRule="auto"/>
         <w:jc w:val="both"/>
         <w:rPr>
-          <w:del w:id="883" w:author="Elinor Pejryd" w:date="2026-01-16T11:22:00Z"/>
+          <w:del w:id="880" w:author="Elinor Pejryd" w:date="2026-01-16T11:22:00Z"/>
           <w:rFonts w:cs="Arial"/>
           <w:sz w:val="20"/>
           <w:szCs w:val="20"/>
           <w:lang w:val="en-US"/>
         </w:rPr>
       </w:pPr>
-      <w:del w:id="884" w:author="Elinor Pejryd" w:date="2026-01-16T11:22:00Z">
+      <w:del w:id="881" w:author="Elinor Pejryd" w:date="2026-01-16T11:22:00Z">
         <w:r>
           <w:rPr>
             <w:rFonts w:cs="Arial"/>
@@ -25340,14 +25617,14 @@
         <w:spacing w:line="276" w:lineRule="auto"/>
         <w:jc w:val="both"/>
         <w:rPr>
-          <w:del w:id="885" w:author="Elinor Pejryd" w:date="2026-01-16T11:22:00Z"/>
+          <w:del w:id="882" w:author="Elinor Pejryd" w:date="2026-01-16T11:22:00Z"/>
           <w:rFonts w:cs="Arial"/>
           <w:sz w:val="20"/>
           <w:szCs w:val="20"/>
           <w:lang w:val="en-US"/>
         </w:rPr>
       </w:pPr>
-      <w:del w:id="886" w:author="Elinor Pejryd" w:date="2026-01-16T11:22:00Z">
+      <w:del w:id="883" w:author="Elinor Pejryd" w:date="2026-01-16T11:22:00Z">
         <w:r>
           <w:rPr>
             <w:rFonts w:cs="Arial"/>
@@ -25364,14 +25641,14 @@
         <w:spacing w:line="276" w:lineRule="auto"/>
         <w:jc w:val="both"/>
         <w:rPr>
-          <w:del w:id="887" w:author="Elinor Pejryd" w:date="2026-01-16T11:22:00Z"/>
+          <w:del w:id="884" w:author="Elinor Pejryd" w:date="2026-01-16T11:22:00Z"/>
           <w:rFonts w:cs="Arial"/>
           <w:sz w:val="20"/>
           <w:szCs w:val="20"/>
           <w:lang w:val="en-US"/>
         </w:rPr>
       </w:pPr>
-      <w:del w:id="888" w:author="Elinor Pejryd" w:date="2026-01-16T11:22:00Z">
+      <w:del w:id="885" w:author="Elinor Pejryd" w:date="2026-01-16T11:22:00Z">
         <w:r>
           <w:rPr>
             <w:rFonts w:cs="Arial"/>
@@ -25388,14 +25665,14 @@
         <w:spacing w:line="276" w:lineRule="auto"/>
         <w:jc w:val="both"/>
         <w:rPr>
-          <w:del w:id="889" w:author="Elinor Pejryd" w:date="2026-01-16T11:22:00Z"/>
+          <w:del w:id="886" w:author="Elinor Pejryd" w:date="2026-01-16T11:22:00Z"/>
           <w:rFonts w:cs="Arial"/>
           <w:sz w:val="20"/>
           <w:szCs w:val="20"/>
           <w:lang w:val="en-US"/>
         </w:rPr>
       </w:pPr>
-      <w:del w:id="890" w:author="Elinor Pejryd" w:date="2026-01-16T11:22:00Z">
+      <w:del w:id="887" w:author="Elinor Pejryd" w:date="2026-01-16T11:22:00Z">
         <w:r>
           <w:rPr>
             <w:rFonts w:cs="Arial"/>
@@ -25412,14 +25689,14 @@
         <w:spacing w:line="276" w:lineRule="auto"/>
         <w:jc w:val="both"/>
         <w:rPr>
-          <w:del w:id="891" w:author="Elinor Pejryd" w:date="2026-01-16T11:22:00Z"/>
+          <w:del w:id="888" w:author="Elinor Pejryd" w:date="2026-01-16T11:22:00Z"/>
           <w:rFonts w:cs="Arial"/>
           <w:sz w:val="20"/>
           <w:szCs w:val="20"/>
           <w:lang w:val="en-US"/>
         </w:rPr>
       </w:pPr>
-      <w:del w:id="892" w:author="Elinor Pejryd" w:date="2026-01-16T11:22:00Z">
+      <w:del w:id="889" w:author="Elinor Pejryd" w:date="2026-01-16T11:22:00Z">
         <w:r>
           <w:rPr>
             <w:rFonts w:cs="Arial"/>
@@ -25436,14 +25713,14 @@
         <w:spacing w:line="276" w:lineRule="auto"/>
         <w:jc w:val="both"/>
         <w:rPr>
-          <w:del w:id="893" w:author="Elinor Pejryd" w:date="2026-01-16T11:22:00Z"/>
+          <w:del w:id="890" w:author="Elinor Pejryd" w:date="2026-01-16T11:22:00Z"/>
           <w:rFonts w:cs="Arial"/>
           <w:sz w:val="20"/>
           <w:szCs w:val="20"/>
           <w:lang w:val="en-US"/>
         </w:rPr>
       </w:pPr>
-      <w:del w:id="894" w:author="Elinor Pejryd" w:date="2026-01-16T11:22:00Z">
+      <w:del w:id="891" w:author="Elinor Pejryd" w:date="2026-01-16T11:22:00Z">
         <w:r>
           <w:rPr>
             <w:rFonts w:cs="Arial"/>
@@ -25460,14 +25737,14 @@
         <w:spacing w:line="276" w:lineRule="auto"/>
         <w:jc w:val="both"/>
         <w:rPr>
-          <w:del w:id="895" w:author="Elinor Pejryd" w:date="2026-01-16T11:22:00Z"/>
+          <w:del w:id="892" w:author="Elinor Pejryd" w:date="2026-01-16T11:22:00Z"/>
           <w:rFonts w:cs="Arial"/>
           <w:sz w:val="20"/>
           <w:szCs w:val="20"/>
           <w:lang w:val="en-US"/>
         </w:rPr>
       </w:pPr>
-      <w:del w:id="896" w:author="Elinor Pejryd" w:date="2026-01-16T11:22:00Z">
+      <w:del w:id="893" w:author="Elinor Pejryd" w:date="2026-01-16T11:22:00Z">
         <w:r>
           <w:rPr>
             <w:rFonts w:cs="Arial"/>
@@ -25484,14 +25761,14 @@
         <w:spacing w:line="276" w:lineRule="auto"/>
         <w:jc w:val="both"/>
         <w:rPr>
-          <w:del w:id="897" w:author="Elinor Pejryd" w:date="2026-01-16T11:22:00Z"/>
+          <w:del w:id="894" w:author="Elinor Pejryd" w:date="2026-01-16T11:22:00Z"/>
           <w:rFonts w:cs="Arial"/>
           <w:sz w:val="20"/>
           <w:szCs w:val="20"/>
           <w:lang w:val="en-US"/>
         </w:rPr>
       </w:pPr>
-      <w:del w:id="898" w:author="Elinor Pejryd" w:date="2026-01-16T11:22:00Z">
+      <w:del w:id="895" w:author="Elinor Pejryd" w:date="2026-01-16T11:22:00Z">
         <w:r>
           <w:rPr>
             <w:rFonts w:cs="Arial"/>
@@ -25508,7 +25785,7 @@
         <w:spacing w:line="276" w:lineRule="auto"/>
         <w:jc w:val="both"/>
         <w:rPr>
-          <w:del w:id="899" w:author="Elinor Pejryd" w:date="2026-01-16T11:22:00Z"/>
+          <w:del w:id="896" w:author="Elinor Pejryd" w:date="2026-01-16T11:22:00Z"/>
           <w:rFonts w:cs="Arial"/>
           <w:sz w:val="20"/>
           <w:szCs w:val="20"/>
@@ -25521,7 +25798,7 @@
         <w:spacing w:line="276" w:lineRule="auto"/>
         <w:jc w:val="both"/>
         <w:rPr>
-          <w:del w:id="900" w:author="Elinor Pejryd" w:date="2026-01-16T11:22:00Z"/>
+          <w:del w:id="897" w:author="Elinor Pejryd" w:date="2026-01-16T11:22:00Z"/>
           <w:rFonts w:cs="Arial"/>
           <w:b/>
           <w:bCs/>
@@ -25530,7 +25807,7 @@
           <w:lang w:val="en-US"/>
         </w:rPr>
       </w:pPr>
-      <w:del w:id="901" w:author="Elinor Pejryd" w:date="2026-01-16T11:22:00Z">
+      <w:del w:id="898" w:author="Elinor Pejryd" w:date="2026-01-16T11:22:00Z">
         <w:r>
           <w:rPr>
             <w:rFonts w:cs="Arial"/>
@@ -25549,7 +25826,7 @@
         <w:spacing w:line="276" w:lineRule="auto"/>
         <w:jc w:val="both"/>
         <w:rPr>
-          <w:del w:id="902" w:author="Elinor Pejryd" w:date="2026-01-16T11:22:00Z"/>
+          <w:del w:id="899" w:author="Elinor Pejryd" w:date="2026-01-16T11:22:00Z"/>
           <w:rFonts w:cs="Arial"/>
           <w:sz w:val="20"/>
           <w:szCs w:val="20"/>
@@ -25562,14 +25839,14 @@
         <w:spacing w:line="276" w:lineRule="auto"/>
         <w:jc w:val="both"/>
         <w:rPr>
-          <w:del w:id="903" w:author="Elinor Pejryd" w:date="2026-01-16T11:22:00Z"/>
+          <w:del w:id="900" w:author="Elinor Pejryd" w:date="2026-01-16T11:22:00Z"/>
           <w:rFonts w:cs="Arial"/>
           <w:sz w:val="20"/>
           <w:szCs w:val="20"/>
           <w:lang w:val="en-US"/>
         </w:rPr>
       </w:pPr>
-      <w:del w:id="904" w:author="Elinor Pejryd" w:date="2026-01-16T11:22:00Z">
+      <w:del w:id="901" w:author="Elinor Pejryd" w:date="2026-01-16T11:22:00Z">
         <w:r>
           <w:rPr>
             <w:rFonts w:cs="Arial"/>
@@ -25586,7 +25863,7 @@
         <w:spacing w:line="276" w:lineRule="auto"/>
         <w:jc w:val="both"/>
         <w:rPr>
-          <w:del w:id="905" w:author="Elinor Pejryd" w:date="2026-01-16T11:22:00Z"/>
+          <w:del w:id="902" w:author="Elinor Pejryd" w:date="2026-01-16T11:22:00Z"/>
           <w:rFonts w:cs="Arial"/>
           <w:sz w:val="20"/>
           <w:szCs w:val="20"/>
@@ -25599,14 +25876,14 @@
         <w:spacing w:line="276" w:lineRule="auto"/>
         <w:jc w:val="both"/>
         <w:rPr>
-          <w:del w:id="906" w:author="Elinor Pejryd" w:date="2026-01-16T11:22:00Z"/>
+          <w:del w:id="903" w:author="Elinor Pejryd" w:date="2026-01-16T11:22:00Z"/>
           <w:rFonts w:cs="Arial"/>
           <w:sz w:val="20"/>
           <w:szCs w:val="20"/>
           <w:lang w:val="en-US"/>
         </w:rPr>
       </w:pPr>
-      <w:del w:id="907" w:author="Elinor Pejryd" w:date="2026-01-16T11:22:00Z">
+      <w:del w:id="904" w:author="Elinor Pejryd" w:date="2026-01-16T11:22:00Z">
         <w:r>
           <w:rPr>
             <w:rFonts w:cs="Arial"/>
@@ -25623,14 +25900,14 @@
         <w:spacing w:line="276" w:lineRule="auto"/>
         <w:jc w:val="both"/>
         <w:rPr>
-          <w:del w:id="908" w:author="Elinor Pejryd" w:date="2026-01-16T11:22:00Z"/>
+          <w:del w:id="905" w:author="Elinor Pejryd" w:date="2026-01-16T11:22:00Z"/>
           <w:rFonts w:cs="Arial"/>
           <w:sz w:val="20"/>
           <w:szCs w:val="20"/>
           <w:lang w:val="en-US"/>
         </w:rPr>
       </w:pPr>
-      <w:del w:id="909" w:author="Elinor Pejryd" w:date="2026-01-16T11:22:00Z">
+      <w:del w:id="906" w:author="Elinor Pejryd" w:date="2026-01-16T11:22:00Z">
         <w:r>
           <w:rPr>
             <w:rFonts w:cs="Arial"/>
@@ -25647,14 +25924,14 @@
         <w:spacing w:line="276" w:lineRule="auto"/>
         <w:jc w:val="both"/>
         <w:rPr>
-          <w:del w:id="910" w:author="Elinor Pejryd" w:date="2026-01-16T11:22:00Z"/>
+          <w:del w:id="907" w:author="Elinor Pejryd" w:date="2026-01-16T11:22:00Z"/>
           <w:rFonts w:cs="Arial"/>
           <w:sz w:val="20"/>
           <w:szCs w:val="20"/>
           <w:lang w:val="en-US"/>
         </w:rPr>
       </w:pPr>
-      <w:del w:id="911" w:author="Elinor Pejryd" w:date="2026-01-16T11:22:00Z">
+      <w:del w:id="908" w:author="Elinor Pejryd" w:date="2026-01-16T11:22:00Z">
         <w:r>
           <w:rPr>
             <w:rFonts w:cs="Arial"/>
@@ -25671,7 +25948,7 @@
         <w:spacing w:line="276" w:lineRule="auto"/>
         <w:jc w:val="both"/>
         <w:rPr>
-          <w:del w:id="912" w:author="Elinor Pejryd" w:date="2026-01-16T11:22:00Z"/>
+          <w:del w:id="909" w:author="Elinor Pejryd" w:date="2026-01-16T11:22:00Z"/>
           <w:rFonts w:cs="Arial"/>
           <w:sz w:val="20"/>
           <w:szCs w:val="20"/>
@@ -25684,14 +25961,14 @@
         <w:spacing w:line="276" w:lineRule="auto"/>
         <w:jc w:val="both"/>
         <w:rPr>
-          <w:del w:id="913" w:author="Elinor Pejryd" w:date="2026-01-16T11:22:00Z"/>
+          <w:del w:id="910" w:author="Elinor Pejryd" w:date="2026-01-16T11:22:00Z"/>
           <w:rFonts w:cs="Arial"/>
           <w:sz w:val="20"/>
           <w:szCs w:val="20"/>
           <w:lang w:val="en-US"/>
         </w:rPr>
       </w:pPr>
-      <w:del w:id="914" w:author="Elinor Pejryd" w:date="2026-01-16T11:22:00Z">
+      <w:del w:id="911" w:author="Elinor Pejryd" w:date="2026-01-16T11:22:00Z">
         <w:r>
           <w:rPr>
             <w:rFonts w:cs="Arial"/>
@@ -25708,14 +25985,14 @@
         <w:spacing w:line="276" w:lineRule="auto"/>
         <w:jc w:val="both"/>
         <w:rPr>
-          <w:del w:id="915" w:author="Elinor Pejryd" w:date="2026-01-16T11:22:00Z"/>
+          <w:del w:id="912" w:author="Elinor Pejryd" w:date="2026-01-16T11:22:00Z"/>
           <w:rFonts w:cs="Arial"/>
           <w:sz w:val="20"/>
           <w:szCs w:val="20"/>
           <w:lang w:val="en-US"/>
         </w:rPr>
       </w:pPr>
-      <w:del w:id="916" w:author="Elinor Pejryd" w:date="2026-01-16T11:22:00Z">
+      <w:del w:id="913" w:author="Elinor Pejryd" w:date="2026-01-16T11:22:00Z">
         <w:r>
           <w:rPr>
             <w:rFonts w:cs="Arial"/>
@@ -25732,7 +26009,7 @@
         <w:spacing w:line="276" w:lineRule="auto"/>
         <w:jc w:val="both"/>
         <w:rPr>
-          <w:del w:id="917" w:author="Elinor Pejryd" w:date="2026-01-16T11:22:00Z"/>
+          <w:del w:id="914" w:author="Elinor Pejryd" w:date="2026-01-16T11:22:00Z"/>
           <w:rFonts w:cs="Arial"/>
           <w:sz w:val="20"/>
           <w:szCs w:val="20"/>
@@ -25745,14 +26022,14 @@
         <w:spacing w:line="276" w:lineRule="auto"/>
         <w:jc w:val="both"/>
         <w:rPr>
-          <w:del w:id="918" w:author="Elinor Pejryd" w:date="2026-01-16T11:22:00Z"/>
+          <w:del w:id="915" w:author="Elinor Pejryd" w:date="2026-01-16T11:22:00Z"/>
           <w:rFonts w:cs="Arial"/>
           <w:sz w:val="20"/>
           <w:szCs w:val="20"/>
           <w:lang w:val="en-US"/>
         </w:rPr>
       </w:pPr>
-      <w:del w:id="919" w:author="Elinor Pejryd" w:date="2026-01-16T11:22:00Z">
+      <w:del w:id="916" w:author="Elinor Pejryd" w:date="2026-01-16T11:22:00Z">
         <w:r>
           <w:rPr>
             <w:rFonts w:cs="Arial"/>
@@ -25769,7 +26046,7 @@
         <w:spacing w:line="276" w:lineRule="auto"/>
         <w:jc w:val="both"/>
         <w:rPr>
-          <w:del w:id="920" w:author="Elinor Pejryd" w:date="2026-01-16T11:22:00Z"/>
+          <w:del w:id="917" w:author="Elinor Pejryd" w:date="2026-01-16T11:22:00Z"/>
           <w:rFonts w:cs="Arial"/>
           <w:sz w:val="20"/>
           <w:szCs w:val="20"/>
@@ -25782,14 +26059,14 @@
         <w:spacing w:line="276" w:lineRule="auto"/>
         <w:jc w:val="both"/>
         <w:rPr>
-          <w:del w:id="921" w:author="Elinor Pejryd" w:date="2026-01-16T11:22:00Z"/>
+          <w:del w:id="918" w:author="Elinor Pejryd" w:date="2026-01-16T11:22:00Z"/>
           <w:rFonts w:cs="Arial"/>
           <w:sz w:val="20"/>
           <w:szCs w:val="20"/>
           <w:lang w:val="en-US"/>
         </w:rPr>
       </w:pPr>
-      <w:del w:id="922" w:author="Elinor Pejryd" w:date="2026-01-16T11:22:00Z">
+      <w:del w:id="919" w:author="Elinor Pejryd" w:date="2026-01-16T11:22:00Z">
         <w:r>
           <w:rPr>
             <w:rFonts w:cs="Arial"/>
@@ -25806,7 +26083,7 @@
         <w:spacing w:line="276" w:lineRule="auto"/>
         <w:jc w:val="both"/>
         <w:rPr>
-          <w:del w:id="923" w:author="Elinor Pejryd" w:date="2026-01-16T11:22:00Z"/>
+          <w:del w:id="920" w:author="Elinor Pejryd" w:date="2026-01-16T11:22:00Z"/>
           <w:rFonts w:cs="Arial"/>
           <w:sz w:val="20"/>
           <w:szCs w:val="20"/>
@@ -25819,14 +26096,14 @@
         <w:spacing w:line="276" w:lineRule="auto"/>
         <w:jc w:val="both"/>
         <w:rPr>
-          <w:del w:id="924" w:author="Elinor Pejryd" w:date="2026-01-16T11:22:00Z"/>
+          <w:del w:id="921" w:author="Elinor Pejryd" w:date="2026-01-16T11:22:00Z"/>
           <w:rFonts w:cs="Arial"/>
           <w:sz w:val="20"/>
           <w:szCs w:val="20"/>
           <w:lang w:val="en-US"/>
         </w:rPr>
       </w:pPr>
-      <w:del w:id="925" w:author="Elinor Pejryd" w:date="2026-01-16T11:22:00Z">
+      <w:del w:id="922" w:author="Elinor Pejryd" w:date="2026-01-16T11:22:00Z">
         <w:r>
           <w:rPr>
             <w:rFonts w:cs="Arial"/>
@@ -25843,7 +26120,7 @@
         <w:spacing w:line="276" w:lineRule="auto"/>
         <w:jc w:val="both"/>
         <w:rPr>
-          <w:del w:id="926" w:author="Elinor Pejryd" w:date="2026-01-16T11:22:00Z"/>
+          <w:del w:id="923" w:author="Elinor Pejryd" w:date="2026-01-16T11:22:00Z"/>
           <w:rFonts w:cs="Arial"/>
           <w:sz w:val="20"/>
           <w:szCs w:val="20"/>
@@ -25856,14 +26133,14 @@
         <w:spacing w:line="276" w:lineRule="auto"/>
         <w:jc w:val="both"/>
         <w:rPr>
-          <w:del w:id="927" w:author="Elinor Pejryd" w:date="2026-01-16T11:22:00Z"/>
+          <w:del w:id="924" w:author="Elinor Pejryd" w:date="2026-01-16T11:22:00Z"/>
           <w:rFonts w:cs="Arial"/>
           <w:sz w:val="20"/>
           <w:szCs w:val="20"/>
           <w:lang w:val="en-US"/>
         </w:rPr>
       </w:pPr>
-      <w:del w:id="928" w:author="Elinor Pejryd" w:date="2026-01-16T11:22:00Z">
+      <w:del w:id="925" w:author="Elinor Pejryd" w:date="2026-01-16T11:22:00Z">
         <w:r>
           <w:rPr>
             <w:rFonts w:cs="Arial"/>
@@ -25880,7 +26157,7 @@
         <w:spacing w:line="276" w:lineRule="auto"/>
         <w:jc w:val="both"/>
         <w:rPr>
-          <w:del w:id="929" w:author="Elinor Pejryd" w:date="2026-01-16T11:22:00Z"/>
+          <w:del w:id="926" w:author="Elinor Pejryd" w:date="2026-01-16T11:22:00Z"/>
           <w:rFonts w:cs="Arial"/>
           <w:sz w:val="20"/>
           <w:szCs w:val="20"/>
@@ -25893,14 +26170,14 @@
         <w:spacing w:line="276" w:lineRule="auto"/>
         <w:jc w:val="both"/>
         <w:rPr>
-          <w:del w:id="930" w:author="Elinor Pejryd" w:date="2026-01-16T11:22:00Z"/>
+          <w:del w:id="927" w:author="Elinor Pejryd" w:date="2026-01-16T11:22:00Z"/>
           <w:rFonts w:cs="Arial"/>
           <w:sz w:val="20"/>
           <w:szCs w:val="20"/>
           <w:lang w:val="en-US"/>
         </w:rPr>
       </w:pPr>
-      <w:del w:id="931" w:author="Elinor Pejryd" w:date="2026-01-16T11:22:00Z">
+      <w:del w:id="928" w:author="Elinor Pejryd" w:date="2026-01-16T11:22:00Z">
         <w:r>
           <w:rPr>
             <w:rFonts w:cs="Arial"/>
@@ -25917,7 +26194,7 @@
         <w:spacing w:line="276" w:lineRule="auto"/>
         <w:jc w:val="both"/>
         <w:rPr>
-          <w:del w:id="932" w:author="Elinor Pejryd" w:date="2026-01-16T11:22:00Z"/>
+          <w:del w:id="929" w:author="Elinor Pejryd" w:date="2026-01-16T11:22:00Z"/>
           <w:rFonts w:cs="Arial"/>
           <w:sz w:val="20"/>
           <w:szCs w:val="20"/>
@@ -25930,14 +26207,14 @@
         <w:spacing w:line="276" w:lineRule="auto"/>
         <w:jc w:val="both"/>
         <w:rPr>
-          <w:del w:id="933" w:author="Elinor Pejryd" w:date="2026-01-16T11:22:00Z"/>
+          <w:del w:id="930" w:author="Elinor Pejryd" w:date="2026-01-16T11:22:00Z"/>
           <w:rFonts w:cs="Arial"/>
           <w:sz w:val="20"/>
           <w:szCs w:val="20"/>
           <w:lang w:val="en-US"/>
         </w:rPr>
       </w:pPr>
-      <w:del w:id="934" w:author="Elinor Pejryd" w:date="2026-01-16T11:22:00Z">
+      <w:del w:id="931" w:author="Elinor Pejryd" w:date="2026-01-16T11:22:00Z">
         <w:r>
           <w:rPr>
             <w:rFonts w:cs="Arial"/>
@@ -25954,7 +26231,7 @@
         <w:spacing w:line="276" w:lineRule="auto"/>
         <w:jc w:val="both"/>
         <w:rPr>
-          <w:del w:id="935" w:author="Elinor Pejryd" w:date="2026-01-16T11:22:00Z"/>
+          <w:del w:id="932" w:author="Elinor Pejryd" w:date="2026-01-16T11:22:00Z"/>
           <w:rFonts w:cs="Arial"/>
           <w:sz w:val="20"/>
           <w:szCs w:val="20"/>
@@ -25967,14 +26244,14 @@
         <w:spacing w:line="276" w:lineRule="auto"/>
         <w:jc w:val="both"/>
         <w:rPr>
-          <w:del w:id="936" w:author="Elinor Pejryd" w:date="2026-01-16T11:22:00Z"/>
+          <w:del w:id="933" w:author="Elinor Pejryd" w:date="2026-01-16T11:22:00Z"/>
           <w:rFonts w:cs="Arial"/>
           <w:sz w:val="20"/>
           <w:szCs w:val="20"/>
           <w:lang w:val="en-US"/>
         </w:rPr>
       </w:pPr>
-      <w:del w:id="937" w:author="Elinor Pejryd" w:date="2026-01-16T11:22:00Z">
+      <w:del w:id="934" w:author="Elinor Pejryd" w:date="2026-01-16T11:22:00Z">
         <w:r>
           <w:rPr>
             <w:rFonts w:cs="Arial"/>
@@ -25991,7 +26268,7 @@
         <w:spacing w:line="276" w:lineRule="auto"/>
         <w:jc w:val="both"/>
         <w:rPr>
-          <w:del w:id="938" w:author="Elinor Pejryd" w:date="2026-01-16T11:22:00Z"/>
+          <w:del w:id="935" w:author="Elinor Pejryd" w:date="2026-01-16T11:22:00Z"/>
           <w:rFonts w:cs="Arial"/>
           <w:sz w:val="20"/>
           <w:szCs w:val="20"/>
@@ -26004,14 +26281,14 @@
         <w:spacing w:line="276" w:lineRule="auto"/>
         <w:jc w:val="both"/>
         <w:rPr>
-          <w:del w:id="939" w:author="Elinor Pejryd" w:date="2026-01-16T11:22:00Z"/>
+          <w:del w:id="936" w:author="Elinor Pejryd" w:date="2026-01-16T11:22:00Z"/>
           <w:rFonts w:cs="Arial"/>
           <w:sz w:val="20"/>
           <w:szCs w:val="20"/>
           <w:lang w:val="en-US"/>
         </w:rPr>
       </w:pPr>
-      <w:del w:id="940" w:author="Elinor Pejryd" w:date="2026-01-16T11:22:00Z">
+      <w:del w:id="937" w:author="Elinor Pejryd" w:date="2026-01-16T11:22:00Z">
         <w:r>
           <w:rPr>
             <w:rFonts w:cs="Arial"/>
@@ -26028,7 +26305,7 @@
         <w:spacing w:line="276" w:lineRule="auto"/>
         <w:jc w:val="both"/>
         <w:rPr>
-          <w:del w:id="941" w:author="Elinor Pejryd" w:date="2026-01-16T11:22:00Z"/>
+          <w:del w:id="938" w:author="Elinor Pejryd" w:date="2026-01-16T11:22:00Z"/>
           <w:rFonts w:cs="Arial"/>
           <w:sz w:val="20"/>
           <w:szCs w:val="20"/>
@@ -26041,14 +26318,14 @@
         <w:spacing w:line="276" w:lineRule="auto"/>
         <w:jc w:val="both"/>
         <w:rPr>
-          <w:del w:id="942" w:author="Elinor Pejryd" w:date="2026-01-16T11:22:00Z"/>
+          <w:del w:id="939" w:author="Elinor Pejryd" w:date="2026-01-16T11:22:00Z"/>
           <w:rFonts w:cs="Arial"/>
           <w:sz w:val="20"/>
           <w:szCs w:val="20"/>
           <w:lang w:val="en-US"/>
         </w:rPr>
       </w:pPr>
-      <w:del w:id="943" w:author="Elinor Pejryd" w:date="2026-01-16T11:22:00Z">
+      <w:del w:id="940" w:author="Elinor Pejryd" w:date="2026-01-16T11:22:00Z">
         <w:r>
           <w:rPr>
             <w:rFonts w:cs="Arial"/>
@@ -26111,7 +26388,7 @@
         </w:rPr>
         <w:t xml:space="preserve">This financial plan </w:t>
       </w:r>
-      <w:del w:id="944" w:author="Martin Gerdin Wärnberg" w:date="2026-01-19T11:32:00Z">
+      <w:del w:id="941" w:author="Martin Gerdin Wärnberg" w:date="2026-01-19T11:32:00Z">
         <w:r>
           <w:rPr>
             <w:rFonts w:cs="Arial"/>
@@ -26122,7 +26399,7 @@
           <w:delText xml:space="preserve">covers </w:delText>
         </w:r>
       </w:del>
-      <w:ins w:id="945" w:author="Martin Gerdin Wärnberg" w:date="2026-01-19T11:32:00Z">
+      <w:ins w:id="942" w:author="Martin Gerdin Wärnberg" w:date="2026-01-19T11:32:00Z">
         <w:r>
           <w:rPr>
             <w:rFonts w:cs="Arial"/>
@@ -26142,7 +26419,7 @@
         </w:rPr>
         <w:t xml:space="preserve">the </w:t>
       </w:r>
-      <w:ins w:id="946" w:author="Martin Gerdin Wärnberg" w:date="2026-01-19T11:32:00Z">
+      <w:ins w:id="943" w:author="Martin Gerdin Wärnberg" w:date="2026-01-19T11:32:00Z">
         <w:r>
           <w:rPr>
             <w:rFonts w:cs="Arial"/>
@@ -26153,7 +26430,7 @@
           <w:t xml:space="preserve">contribution to the </w:t>
         </w:r>
       </w:ins>
-      <w:ins w:id="947" w:author="Martin Gerdin Wärnberg" w:date="2026-01-19T11:31:00Z">
+      <w:ins w:id="944" w:author="Martin Gerdin Wärnberg" w:date="2026-01-19T11:31:00Z">
         <w:r>
           <w:rPr>
             <w:rFonts w:cs="Arial"/>
@@ -26164,7 +26441,7 @@
           <w:t>c</w:t>
         </w:r>
       </w:ins>
-      <w:del w:id="948" w:author="Martin Gerdin Wärnberg" w:date="2026-01-19T11:31:00Z">
+      <w:del w:id="945" w:author="Martin Gerdin Wärnberg" w:date="2026-01-19T11:31:00Z">
         <w:r>
           <w:rPr>
             <w:rFonts w:cs="Arial"/>
@@ -26193,7 +26470,7 @@
         </w:rPr>
         <w:t>Trial</w:t>
       </w:r>
-      <w:ins w:id="949" w:author="Martin Gerdin Wärnberg" w:date="2026-01-19T11:32:00Z">
+      <w:ins w:id="946" w:author="Martin Gerdin Wärnberg" w:date="2026-01-19T11:32:00Z">
         <w:r>
           <w:rPr>
             <w:rFonts w:cs="Arial"/>
@@ -26204,7 +26481,7 @@
           <w:t xml:space="preserve"> in the first 15 sites</w:t>
         </w:r>
       </w:ins>
-      <w:del w:id="950" w:author="Martin Gerdin Wärnberg" w:date="2026-01-19T11:31:00Z">
+      <w:del w:id="947" w:author="Martin Gerdin Wärnberg" w:date="2026-01-19T11:31:00Z">
         <w:r>
           <w:rPr>
             <w:rFonts w:cs="Arial"/>
@@ -26372,7 +26649,7 @@
               </w:rPr>
               <w:t>Project management</w:t>
             </w:r>
-            <w:ins w:id="951" w:author="Martin Gerdin Wärnberg" w:date="2026-01-19T11:31:00Z">
+            <w:ins w:id="948" w:author="Martin Gerdin Wärnberg" w:date="2026-01-19T11:31:00Z">
               <w:r>
                 <w:rPr>
                   <w:sz w:val="20"/>
@@ -26406,7 +26683,7 @@
                 <w:lang w:val="en-US"/>
               </w:rPr>
             </w:pPr>
-            <w:del w:id="952" w:author="Martin Gerdin Wärnberg" w:date="2026-01-19T11:32:00Z">
+            <w:del w:id="949" w:author="Martin Gerdin Wärnberg" w:date="2026-01-19T11:32:00Z">
               <w:r>
                 <w:rPr>
                   <w:sz w:val="20"/>
@@ -26416,7 +26693,7 @@
                 <w:delText>2 250 000</w:delText>
               </w:r>
             </w:del>
-            <w:ins w:id="953" w:author="Martin Gerdin Wärnberg" w:date="2026-01-19T11:36:00Z">
+            <w:ins w:id="950" w:author="Martin Gerdin Wärnberg" w:date="2026-01-19T11:36:00Z">
               <w:r>
                 <w:rPr>
                   <w:sz w:val="20"/>
@@ -26426,7 +26703,7 @@
                 <w:t>55</w:t>
               </w:r>
             </w:ins>
-            <w:ins w:id="954" w:author="Martin Gerdin Wärnberg" w:date="2026-01-19T11:40:00Z">
+            <w:ins w:id="951" w:author="Martin Gerdin Wärnberg" w:date="2026-01-19T11:40:00Z">
               <w:r>
                 <w:rPr>
                   <w:sz w:val="20"/>
@@ -26436,7 +26713,7 @@
                 <w:t>2</w:t>
               </w:r>
             </w:ins>
-            <w:ins w:id="955" w:author="Martin Gerdin Wärnberg" w:date="2026-01-19T11:36:00Z">
+            <w:ins w:id="952" w:author="Martin Gerdin Wärnberg" w:date="2026-01-19T11:36:00Z">
               <w:r>
                 <w:rPr>
                   <w:sz w:val="20"/>
@@ -26446,7 +26723,7 @@
                 <w:t xml:space="preserve"> </w:t>
               </w:r>
             </w:ins>
-            <w:ins w:id="956" w:author="Martin Gerdin Wärnberg" w:date="2026-01-19T11:45:00Z">
+            <w:ins w:id="953" w:author="Martin Gerdin Wärnberg" w:date="2026-01-19T11:45:00Z">
               <w:r>
                 <w:rPr>
                   <w:sz w:val="20"/>
@@ -26456,7 +26733,7 @@
                 <w:t>8</w:t>
               </w:r>
             </w:ins>
-            <w:ins w:id="957" w:author="Martin Gerdin Wärnberg" w:date="2026-01-19T11:36:00Z">
+            <w:ins w:id="954" w:author="Martin Gerdin Wärnberg" w:date="2026-01-19T11:36:00Z">
               <w:r>
                 <w:rPr>
                   <w:sz w:val="20"/>
@@ -26471,7 +26748,7 @@
       </w:tr>
       <w:tr>
         <w:trPr>
-          <w:del w:id="958" w:author="Martin Gerdin Wärnberg" w:date="2026-01-19T11:31:00Z"/>
+          <w:del w:id="955" w:author="Martin Gerdin Wärnberg" w:date="2026-01-19T11:31:00Z"/>
         </w:trPr>
         <w:tc>
           <w:tcPr>
@@ -26482,13 +26759,13 @@
               <w:spacing w:line="276" w:lineRule="auto"/>
               <w:jc w:val="both"/>
               <w:rPr>
-                <w:del w:id="959" w:author="Martin Gerdin Wärnberg" w:date="2026-01-19T11:31:00Z"/>
+                <w:del w:id="956" w:author="Martin Gerdin Wärnberg" w:date="2026-01-19T11:31:00Z"/>
                 <w:sz w:val="20"/>
                 <w:szCs w:val="22"/>
                 <w:lang w:val="en-US"/>
               </w:rPr>
             </w:pPr>
-            <w:del w:id="960" w:author="Martin Gerdin Wärnberg" w:date="2026-01-19T11:31:00Z">
+            <w:del w:id="957" w:author="Martin Gerdin Wärnberg" w:date="2026-01-19T11:31:00Z">
               <w:r>
                 <w:rPr>
                   <w:sz w:val="20"/>
@@ -26509,13 +26786,13 @@
               <w:spacing w:line="276" w:lineRule="auto"/>
               <w:jc w:val="both"/>
               <w:rPr>
-                <w:del w:id="961" w:author="Martin Gerdin Wärnberg" w:date="2026-01-19T11:31:00Z"/>
+                <w:del w:id="958" w:author="Martin Gerdin Wärnberg" w:date="2026-01-19T11:31:00Z"/>
                 <w:sz w:val="20"/>
                 <w:szCs w:val="22"/>
                 <w:lang w:val="en-US"/>
               </w:rPr>
             </w:pPr>
-            <w:del w:id="962" w:author="Martin Gerdin Wärnberg" w:date="2026-01-19T11:31:00Z">
+            <w:del w:id="959" w:author="Martin Gerdin Wärnberg" w:date="2026-01-19T11:31:00Z">
               <w:r>
                 <w:rPr>
                   <w:sz w:val="20"/>
@@ -26538,7 +26815,7 @@
       </w:tr>
       <w:tr>
         <w:trPr>
-          <w:del w:id="963" w:author="Martin Gerdin Wärnberg" w:date="2026-01-19T11:31:00Z"/>
+          <w:del w:id="960" w:author="Martin Gerdin Wärnberg" w:date="2026-01-19T11:31:00Z"/>
         </w:trPr>
         <w:tc>
           <w:tcPr>
@@ -26549,13 +26826,13 @@
               <w:spacing w:line="276" w:lineRule="auto"/>
               <w:jc w:val="both"/>
               <w:rPr>
-                <w:del w:id="964" w:author="Martin Gerdin Wärnberg" w:date="2026-01-19T11:31:00Z"/>
+                <w:del w:id="961" w:author="Martin Gerdin Wärnberg" w:date="2026-01-19T11:31:00Z"/>
                 <w:sz w:val="20"/>
                 <w:szCs w:val="22"/>
                 <w:lang w:val="en-US"/>
               </w:rPr>
             </w:pPr>
-            <w:del w:id="965" w:author="Martin Gerdin Wärnberg" w:date="2026-01-19T11:31:00Z">
+            <w:del w:id="962" w:author="Martin Gerdin Wärnberg" w:date="2026-01-19T11:31:00Z">
               <w:r>
                 <w:rPr>
                   <w:sz w:val="20"/>
@@ -26576,13 +26853,13 @@
               <w:spacing w:line="276" w:lineRule="auto"/>
               <w:jc w:val="both"/>
               <w:rPr>
-                <w:del w:id="966" w:author="Martin Gerdin Wärnberg" w:date="2026-01-19T11:31:00Z"/>
+                <w:del w:id="963" w:author="Martin Gerdin Wärnberg" w:date="2026-01-19T11:31:00Z"/>
                 <w:sz w:val="20"/>
                 <w:szCs w:val="22"/>
                 <w:lang w:val="en-US"/>
               </w:rPr>
             </w:pPr>
-            <w:del w:id="967" w:author="Martin Gerdin Wärnberg" w:date="2026-01-19T11:31:00Z">
+            <w:del w:id="964" w:author="Martin Gerdin Wärnberg" w:date="2026-01-19T11:31:00Z">
               <w:r>
                 <w:rPr>
                   <w:sz w:val="20"/>
@@ -26597,7 +26874,7 @@
       </w:tr>
       <w:tr>
         <w:trPr>
-          <w:del w:id="968" w:author="Martin Gerdin Wärnberg" w:date="2026-01-19T11:31:00Z"/>
+          <w:del w:id="965" w:author="Martin Gerdin Wärnberg" w:date="2026-01-19T11:31:00Z"/>
         </w:trPr>
         <w:tc>
           <w:tcPr>
@@ -26608,13 +26885,13 @@
               <w:spacing w:line="276" w:lineRule="auto"/>
               <w:jc w:val="both"/>
               <w:rPr>
-                <w:del w:id="969" w:author="Martin Gerdin Wärnberg" w:date="2026-01-19T11:31:00Z"/>
+                <w:del w:id="966" w:author="Martin Gerdin Wärnberg" w:date="2026-01-19T11:31:00Z"/>
                 <w:sz w:val="20"/>
                 <w:szCs w:val="22"/>
                 <w:lang w:val="en-US"/>
               </w:rPr>
             </w:pPr>
-            <w:del w:id="970" w:author="Martin Gerdin Wärnberg" w:date="2026-01-19T11:31:00Z">
+            <w:del w:id="967" w:author="Martin Gerdin Wärnberg" w:date="2026-01-19T11:31:00Z">
               <w:r>
                 <w:rPr>
                   <w:sz w:val="20"/>
@@ -26635,13 +26912,13 @@
               <w:spacing w:line="276" w:lineRule="auto"/>
               <w:jc w:val="both"/>
               <w:rPr>
-                <w:del w:id="971" w:author="Martin Gerdin Wärnberg" w:date="2026-01-19T11:31:00Z"/>
+                <w:del w:id="968" w:author="Martin Gerdin Wärnberg" w:date="2026-01-19T11:31:00Z"/>
                 <w:sz w:val="20"/>
                 <w:szCs w:val="22"/>
                 <w:lang w:val="en-US"/>
               </w:rPr>
             </w:pPr>
-            <w:del w:id="972" w:author="Martin Gerdin Wärnberg" w:date="2026-01-19T11:31:00Z">
+            <w:del w:id="969" w:author="Martin Gerdin Wärnberg" w:date="2026-01-19T11:31:00Z">
               <w:r>
                 <w:rPr>
                   <w:sz w:val="20"/>
@@ -26701,7 +26978,7 @@
                 <w:lang w:val="en-US"/>
               </w:rPr>
             </w:pPr>
-            <w:del w:id="973" w:author="Martin Gerdin Wärnberg" w:date="2026-01-19T11:36:00Z">
+            <w:del w:id="970" w:author="Martin Gerdin Wärnberg" w:date="2026-01-19T11:36:00Z">
               <w:r>
                 <w:rPr>
                   <w:sz w:val="20"/>
@@ -26711,7 +26988,7 @@
                 <w:delText>3 710 000</w:delText>
               </w:r>
             </w:del>
-            <w:ins w:id="974" w:author="Martin Gerdin Wärnberg" w:date="2026-01-19T11:36:00Z">
+            <w:ins w:id="971" w:author="Martin Gerdin Wärnberg" w:date="2026-01-19T11:36:00Z">
               <w:r>
                 <w:rPr>
                   <w:sz w:val="20"/>
@@ -26721,7 +26998,7 @@
                 <w:t>55</w:t>
               </w:r>
             </w:ins>
-            <w:ins w:id="975" w:author="Martin Gerdin Wärnberg" w:date="2026-01-19T11:40:00Z">
+            <w:ins w:id="972" w:author="Martin Gerdin Wärnberg" w:date="2026-01-19T11:40:00Z">
               <w:r>
                 <w:rPr>
                   <w:sz w:val="20"/>
@@ -26731,7 +27008,7 @@
                 <w:t>2</w:t>
               </w:r>
             </w:ins>
-            <w:ins w:id="976" w:author="Martin Gerdin Wärnberg" w:date="2026-01-19T11:36:00Z">
+            <w:ins w:id="973" w:author="Martin Gerdin Wärnberg" w:date="2026-01-19T11:36:00Z">
               <w:r>
                 <w:rPr>
                   <w:sz w:val="20"/>
@@ -26741,7 +27018,7 @@
                 <w:t xml:space="preserve"> </w:t>
               </w:r>
             </w:ins>
-            <w:ins w:id="977" w:author="Martin Gerdin Wärnberg" w:date="2026-01-19T11:44:00Z">
+            <w:ins w:id="974" w:author="Martin Gerdin Wärnberg" w:date="2026-01-19T11:44:00Z">
               <w:r>
                 <w:rPr>
                   <w:sz w:val="20"/>
@@ -26751,7 +27028,7 @@
                 <w:t>8</w:t>
               </w:r>
             </w:ins>
-            <w:ins w:id="978" w:author="Martin Gerdin Wärnberg" w:date="2026-01-19T11:36:00Z">
+            <w:ins w:id="975" w:author="Martin Gerdin Wärnberg" w:date="2026-01-19T11:36:00Z">
               <w:r>
                 <w:rPr>
                   <w:sz w:val="20"/>
@@ -26953,7 +27230,7 @@
               </w:rPr>
               <w:t>Jan 1 – December 31 202</w:t>
             </w:r>
-            <w:ins w:id="979" w:author="Martin Gerdin Wärnberg" w:date="2026-01-19T11:36:00Z">
+            <w:ins w:id="976" w:author="Martin Gerdin Wärnberg" w:date="2026-01-19T11:36:00Z">
               <w:r>
                 <w:rPr>
                   <w:sz w:val="20"/>
@@ -26963,7 +27240,7 @@
                 <w:t>6</w:t>
               </w:r>
             </w:ins>
-            <w:del w:id="980" w:author="Martin Gerdin Wärnberg" w:date="2026-01-19T11:36:00Z">
+            <w:del w:id="977" w:author="Martin Gerdin Wärnberg" w:date="2026-01-19T11:36:00Z">
               <w:r>
                 <w:rPr>
                   <w:sz w:val="20"/>
@@ -26989,7 +27266,7 @@
                 <w:lang w:val="en-US"/>
               </w:rPr>
             </w:pPr>
-            <w:del w:id="981" w:author="Martin Gerdin Wärnberg" w:date="2026-01-19T11:38:00Z">
+            <w:del w:id="978" w:author="Martin Gerdin Wärnberg" w:date="2026-01-19T11:38:00Z">
               <w:r>
                 <w:rPr>
                   <w:sz w:val="20"/>
@@ -27015,7 +27292,7 @@
                 <w:delText>0 000</w:delText>
               </w:r>
             </w:del>
-            <w:ins w:id="982" w:author="Martin Gerdin Wärnberg" w:date="2026-01-19T11:38:00Z">
+            <w:ins w:id="979" w:author="Martin Gerdin Wärnberg" w:date="2026-01-19T11:38:00Z">
               <w:r>
                 <w:rPr>
                   <w:sz w:val="20"/>
@@ -27059,7 +27336,7 @@
               </w:rPr>
               <w:t xml:space="preserve"> in Jan 202</w:t>
             </w:r>
-            <w:ins w:id="983" w:author="Martin Gerdin Wärnberg" w:date="2026-01-19T11:39:00Z">
+            <w:ins w:id="980" w:author="Martin Gerdin Wärnberg" w:date="2026-01-19T11:39:00Z">
               <w:r>
                 <w:rPr>
                   <w:sz w:val="20"/>
@@ -27069,7 +27346,7 @@
                 <w:t>7</w:t>
               </w:r>
             </w:ins>
-            <w:del w:id="984" w:author="Martin Gerdin Wärnberg" w:date="2026-01-19T11:39:00Z">
+            <w:del w:id="981" w:author="Martin Gerdin Wärnberg" w:date="2026-01-19T11:39:00Z">
               <w:r>
                 <w:rPr>
                   <w:sz w:val="20"/>
@@ -27103,7 +27380,7 @@
               </w:rPr>
               <w:t xml:space="preserve">Jan 1 – </w:t>
             </w:r>
-            <w:del w:id="985" w:author="Martin Gerdin Wärnberg" w:date="2026-01-19T11:40:00Z">
+            <w:del w:id="982" w:author="Martin Gerdin Wärnberg" w:date="2026-01-19T11:40:00Z">
               <w:r>
                 <w:rPr>
                   <w:sz w:val="20"/>
@@ -27113,7 +27390,7 @@
                 <w:delText xml:space="preserve">Jun </w:delText>
               </w:r>
             </w:del>
-            <w:ins w:id="986" w:author="Martin Gerdin Wärnberg" w:date="2026-01-19T11:40:00Z">
+            <w:ins w:id="983" w:author="Martin Gerdin Wärnberg" w:date="2026-01-19T11:40:00Z">
               <w:r>
                 <w:rPr>
                   <w:sz w:val="20"/>
@@ -27123,7 +27400,7 @@
                 <w:t>December 31</w:t>
               </w:r>
             </w:ins>
-            <w:del w:id="987" w:author="Martin Gerdin Wärnberg" w:date="2026-01-19T11:40:00Z">
+            <w:del w:id="984" w:author="Martin Gerdin Wärnberg" w:date="2026-01-19T11:40:00Z">
               <w:r>
                 <w:rPr>
                   <w:sz w:val="20"/>
@@ -27141,7 +27418,7 @@
               </w:rPr>
               <w:t xml:space="preserve"> 202</w:t>
             </w:r>
-            <w:ins w:id="988" w:author="Martin Gerdin Wärnberg" w:date="2026-01-19T11:40:00Z">
+            <w:ins w:id="985" w:author="Martin Gerdin Wärnberg" w:date="2026-01-19T11:40:00Z">
               <w:r>
                 <w:rPr>
                   <w:sz w:val="20"/>
@@ -27151,7 +27428,7 @@
                 <w:t>7</w:t>
               </w:r>
             </w:ins>
-            <w:del w:id="989" w:author="Martin Gerdin Wärnberg" w:date="2026-01-19T11:40:00Z">
+            <w:del w:id="986" w:author="Martin Gerdin Wärnberg" w:date="2026-01-19T11:40:00Z">
               <w:r>
                 <w:rPr>
                   <w:sz w:val="20"/>
@@ -27177,7 +27454,7 @@
                 <w:lang w:val="en-US"/>
               </w:rPr>
             </w:pPr>
-            <w:del w:id="990" w:author="Martin Gerdin Wärnberg" w:date="2026-01-19T11:39:00Z">
+            <w:del w:id="987" w:author="Martin Gerdin Wärnberg" w:date="2026-01-19T11:39:00Z">
               <w:r>
                 <w:rPr>
                   <w:sz w:val="20"/>
@@ -27203,7 +27480,7 @@
                 <w:delText xml:space="preserve"> 000</w:delText>
               </w:r>
             </w:del>
-            <w:ins w:id="991" w:author="Martin Gerdin Wärnberg" w:date="2026-01-19T11:39:00Z">
+            <w:ins w:id="988" w:author="Martin Gerdin Wärnberg" w:date="2026-01-19T11:39:00Z">
               <w:r>
                 <w:rPr>
                   <w:sz w:val="20"/>
@@ -27247,7 +27524,7 @@
               </w:rPr>
               <w:t xml:space="preserve"> in </w:t>
             </w:r>
-            <w:del w:id="992" w:author="Martin Gerdin Wärnberg" w:date="2026-01-19T11:39:00Z">
+            <w:del w:id="989" w:author="Martin Gerdin Wärnberg" w:date="2026-01-19T11:39:00Z">
               <w:r>
                 <w:rPr>
                   <w:sz w:val="20"/>
@@ -27257,7 +27534,7 @@
                 <w:delText xml:space="preserve">Jul </w:delText>
               </w:r>
             </w:del>
-            <w:ins w:id="993" w:author="Martin Gerdin Wärnberg" w:date="2026-01-19T11:39:00Z">
+            <w:ins w:id="990" w:author="Martin Gerdin Wärnberg" w:date="2026-01-19T11:39:00Z">
               <w:r>
                 <w:rPr>
                   <w:sz w:val="20"/>
@@ -27275,7 +27552,7 @@
               </w:rPr>
               <w:t>202</w:t>
             </w:r>
-            <w:ins w:id="994" w:author="Martin Gerdin Wärnberg" w:date="2026-01-19T11:39:00Z">
+            <w:ins w:id="991" w:author="Martin Gerdin Wärnberg" w:date="2026-01-19T11:39:00Z">
               <w:r>
                 <w:rPr>
                   <w:sz w:val="20"/>
@@ -27285,7 +27562,7 @@
                 <w:t>8</w:t>
               </w:r>
             </w:ins>
-            <w:del w:id="995" w:author="Martin Gerdin Wärnberg" w:date="2026-01-19T11:39:00Z">
+            <w:del w:id="992" w:author="Martin Gerdin Wärnberg" w:date="2026-01-19T11:39:00Z">
               <w:r>
                 <w:rPr>
                   <w:sz w:val="20"/>
@@ -27311,7 +27588,7 @@
                 <w:lang w:val="en-US"/>
               </w:rPr>
             </w:pPr>
-            <w:ins w:id="996" w:author="Martin Gerdin Wärnberg" w:date="2026-01-19T11:41:00Z">
+            <w:ins w:id="993" w:author="Martin Gerdin Wärnberg" w:date="2026-01-19T11:41:00Z">
               <w:r>
                 <w:rPr>
                   <w:sz w:val="20"/>
@@ -27321,7 +27598,7 @@
                 <w:t>Jan 1 – December 31 2028</w:t>
               </w:r>
             </w:ins>
-            <w:del w:id="997" w:author="Martin Gerdin Wärnberg" w:date="2026-01-19T11:41:00Z">
+            <w:del w:id="994" w:author="Martin Gerdin Wärnberg" w:date="2026-01-19T11:41:00Z">
               <w:r>
                 <w:rPr>
                   <w:sz w:val="20"/>
@@ -27347,7 +27624,7 @@
                 <w:lang w:val="en-US"/>
               </w:rPr>
             </w:pPr>
-            <w:ins w:id="998" w:author="Martin Gerdin Wärnberg" w:date="2026-01-19T11:39:00Z">
+            <w:ins w:id="995" w:author="Martin Gerdin Wärnberg" w:date="2026-01-19T11:39:00Z">
               <w:r>
                 <w:rPr>
                   <w:sz w:val="20"/>
@@ -27357,7 +27634,7 @@
                 <w:t>176 900</w:t>
               </w:r>
             </w:ins>
-            <w:del w:id="999" w:author="Martin Gerdin Wärnberg" w:date="2026-01-19T11:39:00Z">
+            <w:del w:id="996" w:author="Martin Gerdin Wärnberg" w:date="2026-01-19T11:39:00Z">
               <w:r>
                 <w:rPr>
                   <w:sz w:val="20"/>
@@ -27412,42 +27689,7 @@
 
 <file path=word/comments.xml><?xml version="1.0" encoding="utf-8"?>
 <w:comments xmlns:wpc="http://schemas.microsoft.com/office/word/2010/wordprocessingCanvas" xmlns:cx="http://schemas.microsoft.com/office/drawing/2014/chartex" xmlns:cx1="http://schemas.microsoft.com/office/drawing/2015/9/8/chartex" xmlns:cx2="http://schemas.microsoft.com/office/drawing/2015/10/21/chartex" xmlns:cx3="http://schemas.microsoft.com/office/drawing/2016/5/9/chartex" xmlns:cx4="http://schemas.microsoft.com/office/drawing/2016/5/10/chartex" xmlns:cx5="http://schemas.microsoft.com/office/drawing/2016/5/11/chartex" xmlns:cx6="http://schemas.microsoft.com/office/drawing/2016/5/12/chartex" xmlns:cx7="http://schemas.microsoft.com/office/drawing/2016/5/13/chartex" xmlns:cx8="http://schemas.microsoft.com/office/drawing/2016/5/14/chartex" xmlns:mc="http://schemas.openxmlformats.org/markup-compatibility/2006" xmlns:m="http://schemas.openxmlformats.org/officeDocument/2006/math" xmlns:aink="http://schemas.microsoft.com/office/drawing/2016/ink" xmlns:am3d="http://schemas.microsoft.com/office/drawing/2017/model3d" xmlns:oel="http://schemas.microsoft.com/office/2019/extlst" xmlns:r="http://schemas.openxmlformats.org/officeDocument/2006/relationships" xmlns:wp14="http://schemas.microsoft.com/office/word/2010/wordprocessingDrawing" xmlns:wp="http://schemas.openxmlformats.org/drawingml/2006/wordprocessingDrawing" xmlns:wpg="http://schemas.microsoft.com/office/word/2010/wordprocessingGroup" xmlns:wpi="http://schemas.microsoft.com/office/word/2010/wordprocessingInk" xmlns:wps="http://schemas.microsoft.com/office/word/2010/wordprocessingShape" xmlns:o="urn:schemas-microsoft-com:office:office" xmlns:v="urn:schemas-microsoft-com:vml" xmlns:w10="urn:schemas-microsoft-com:office:word" xmlns:w="http://schemas.openxmlformats.org/wordprocessingml/2006/main" xmlns:w14="http://schemas.microsoft.com/office/word/2010/wordml" xmlns:w15="http://schemas.microsoft.com/office/word/2012/wordml" xmlns:w16cei="http://schemas.microsoft.com/office/word/2026/wordml/cei" xmlns:w16cex="http://schemas.microsoft.com/office/word/2018/wordml/cex" xmlns:w16cid="http://schemas.microsoft.com/office/word/2016/wordml/cid" xmlns:w16="http://schemas.microsoft.com/office/word/2018/wordml" xmlns:w16sdtdh="http://schemas.microsoft.com/office/word/2020/wordml/sdtdatahash" xmlns:w16sdtfl="http://schemas.microsoft.com/office/word/2024/wordml/sdtformatlock" xmlns:w16se="http://schemas.microsoft.com/office/word/2015/wordml/symex" xmlns:w16du="http://schemas.microsoft.com/office/word/2023/wordml/word16du" xmlns:wne="http://schemas.microsoft.com/office/word/2006/wordml" mc:Ignorable="w14 w15 w16se w16cid w16 w16cex w16sdtdh w16sdtfl w16du wp14">
-  <w:comment w:id="286" w:author="Martin Gerdin Wärnberg(5ml3)" w:date="2026-01-19T11:19:00Z" w:initials="MGW">
-    <w:p>
-      <w:pPr>
-        <w:pStyle w:val="CommentText"/>
-      </w:pPr>
-      <w:r>
-        <w:rPr>
-          <w:rStyle w:val="CommentReference"/>
-        </w:rPr>
-        <w:annotationRef/>
-      </w:r>
-      <w:r>
-        <w:t>Kan de skickas till mig så vidarebefodrar jag dem eller ska de skickas till vår controller?</w:t>
-      </w:r>
-    </w:p>
-  </w:comment>
-  <w:comment w:id="287" w:author="Elinor Pejryd" w:date="2026-01-26T15:25:00Z" w:initials="EP">
-    <w:p>
-      <w:pPr>
-        <w:pStyle w:val="CommentText"/>
-      </w:pPr>
-      <w:r>
-        <w:rPr>
-          <w:rStyle w:val="CommentReference"/>
-        </w:rPr>
-        <w:annotationRef/>
-      </w:r>
-      <w:r>
-        <w:rPr>
-          <w:highlight w:val="cyan"/>
-        </w:rPr>
-        <w:t>Jag känner tyvärr inte till rutinerna för detta, stäm gärna av med ekonomiavdelningen.</w:t>
-      </w:r>
-    </w:p>
-  </w:comment>
-  <w:comment w:id="418" w:author="Elinor Pejryd" w:date="2026-01-16T11:24:00Z" w:initials="EP">
+  <w:comment w:id="415" w:author="Elinor Pejryd" w:date="2026-01-16T11:24:00Z" w:initials="EP">
     <w:p>
       <w:pPr>
         <w:pStyle w:val="CommentText"/>
@@ -27468,16 +27710,12 @@
 
 <file path=word/commentsExtended.xml><?xml version="1.0" encoding="utf-8"?>
 <w15:commentsEx xmlns:wpc="http://schemas.microsoft.com/office/word/2010/wordprocessingCanvas" xmlns:cx="http://schemas.microsoft.com/office/drawing/2014/chartex" xmlns:cx1="http://schemas.microsoft.com/office/drawing/2015/9/8/chartex" xmlns:cx2="http://schemas.microsoft.com/office/drawing/2015/10/21/chartex" xmlns:cx3="http://schemas.microsoft.com/office/drawing/2016/5/9/chartex" xmlns:cx4="http://schemas.microsoft.com/office/drawing/2016/5/10/chartex" xmlns:cx5="http://schemas.microsoft.com/office/drawing/2016/5/11/chartex" xmlns:cx6="http://schemas.microsoft.com/office/drawing/2016/5/12/chartex" xmlns:cx7="http://schemas.microsoft.com/office/drawing/2016/5/13/chartex" xmlns:cx8="http://schemas.microsoft.com/office/drawing/2016/5/14/chartex" xmlns:mc="http://schemas.openxmlformats.org/markup-compatibility/2006" xmlns:m="http://schemas.openxmlformats.org/officeDocument/2006/math" xmlns:aink="http://schemas.microsoft.com/office/drawing/2016/ink" xmlns:am3d="http://schemas.microsoft.com/office/drawing/2017/model3d" xmlns:oel="http://schemas.microsoft.com/office/2019/extlst" xmlns:r="http://schemas.openxmlformats.org/officeDocument/2006/relationships" xmlns:wp14="http://schemas.microsoft.com/office/word/2010/wordprocessingDrawing" xmlns:wp="http://schemas.openxmlformats.org/drawingml/2006/wordprocessingDrawing" xmlns:wpg="http://schemas.microsoft.com/office/word/2010/wordprocessingGroup" xmlns:wpi="http://schemas.microsoft.com/office/word/2010/wordprocessingInk" xmlns:wps="http://schemas.microsoft.com/office/word/2010/wordprocessingShape" xmlns:o="urn:schemas-microsoft-com:office:office" xmlns:v="urn:schemas-microsoft-com:vml" xmlns:w10="urn:schemas-microsoft-com:office:word" xmlns:w="http://schemas.openxmlformats.org/wordprocessingml/2006/main" xmlns:w14="http://schemas.microsoft.com/office/word/2010/wordml" xmlns:w15="http://schemas.microsoft.com/office/word/2012/wordml" xmlns:w16cei="http://schemas.microsoft.com/office/word/2026/wordml/cei" xmlns:w16cex="http://schemas.microsoft.com/office/word/2018/wordml/cex" xmlns:w16cid="http://schemas.microsoft.com/office/word/2016/wordml/cid" xmlns:w16="http://schemas.microsoft.com/office/word/2018/wordml" xmlns:w16sdtdh="http://schemas.microsoft.com/office/word/2020/wordml/sdtdatahash" xmlns:w16sdtfl="http://schemas.microsoft.com/office/word/2024/wordml/sdtformatlock" xmlns:w16se="http://schemas.microsoft.com/office/word/2015/wordml/symex" xmlns:w16du="http://schemas.microsoft.com/office/word/2023/wordml/word16du" xmlns:wne="http://schemas.microsoft.com/office/word/2006/wordml" mc:Ignorable="w14 w15 w16se w16cid w16 w16cex w16sdtdh w16sdtfl w16du wp14">
-  <w15:commentEx w15:paraId="099503C7" w15:done="0"/>
-  <w15:commentEx w15:paraId="34BE94FA" w15:paraIdParent="099503C7" w15:done="0"/>
   <w15:commentEx w15:paraId="68BF4DDE" w15:done="1"/>
 </w15:commentsEx>
 </file>
 
 <file path=word/commentsIds.xml><?xml version="1.0" encoding="utf-8"?>
 <w16cid:commentsIds xmlns:wpc="http://schemas.microsoft.com/office/word/2010/wordprocessingCanvas" xmlns:cx="http://schemas.microsoft.com/office/drawing/2014/chartex" xmlns:cx1="http://schemas.microsoft.com/office/drawing/2015/9/8/chartex" xmlns:cx2="http://schemas.microsoft.com/office/drawing/2015/10/21/chartex" xmlns:cx3="http://schemas.microsoft.com/office/drawing/2016/5/9/chartex" xmlns:cx4="http://schemas.microsoft.com/office/drawing/2016/5/10/chartex" xmlns:cx5="http://schemas.microsoft.com/office/drawing/2016/5/11/chartex" xmlns:cx6="http://schemas.microsoft.com/office/drawing/2016/5/12/chartex" xmlns:cx7="http://schemas.microsoft.com/office/drawing/2016/5/13/chartex" xmlns:cx8="http://schemas.microsoft.com/office/drawing/2016/5/14/chartex" xmlns:mc="http://schemas.openxmlformats.org/markup-compatibility/2006" xmlns:m="http://schemas.openxmlformats.org/officeDocument/2006/math" xmlns:aink="http://schemas.microsoft.com/office/drawing/2016/ink" xmlns:am3d="http://schemas.microsoft.com/office/drawing/2017/model3d" xmlns:oel="http://schemas.microsoft.com/office/2019/extlst" xmlns:r="http://schemas.openxmlformats.org/officeDocument/2006/relationships" xmlns:wp14="http://schemas.microsoft.com/office/word/2010/wordprocessingDrawing" xmlns:wp="http://schemas.openxmlformats.org/drawingml/2006/wordprocessingDrawing" xmlns:wpg="http://schemas.microsoft.com/office/word/2010/wordprocessingGroup" xmlns:wpi="http://schemas.microsoft.com/office/word/2010/wordprocessingInk" xmlns:wps="http://schemas.microsoft.com/office/word/2010/wordprocessingShape" xmlns:o="urn:schemas-microsoft-com:office:office" xmlns:v="urn:schemas-microsoft-com:vml" xmlns:w10="urn:schemas-microsoft-com:office:word" xmlns:w="http://schemas.openxmlformats.org/wordprocessingml/2006/main" xmlns:w14="http://schemas.microsoft.com/office/word/2010/wordml" xmlns:w15="http://schemas.microsoft.com/office/word/2012/wordml" xmlns:w16cei="http://schemas.microsoft.com/office/word/2026/wordml/cei" xmlns:w16cex="http://schemas.microsoft.com/office/word/2018/wordml/cex" xmlns:w16cid="http://schemas.microsoft.com/office/word/2016/wordml/cid" xmlns:w16="http://schemas.microsoft.com/office/word/2018/wordml" xmlns:w16sdtdh="http://schemas.microsoft.com/office/word/2020/wordml/sdtdatahash" xmlns:w16sdtfl="http://schemas.microsoft.com/office/word/2024/wordml/sdtformatlock" xmlns:w16se="http://schemas.microsoft.com/office/word/2015/wordml/symex" xmlns:w16du="http://schemas.microsoft.com/office/word/2023/wordml/word16du" xmlns:wne="http://schemas.microsoft.com/office/word/2006/wordml" mc:Ignorable="w14 w15 w16se w16cid w16 w16cex w16sdtdh w16sdtfl w16du wp14">
-  <w16cid:commentId w16cid:paraId="099503C7" w16cid:durableId="2D1891A7"/>
-  <w16cid:commentId w16cid:paraId="34BE94FA" w16cid:durableId="546846C2"/>
   <w16cid:commentId w16cid:paraId="68BF4DDE" w16cid:durableId="2E726A35"/>
 </w16cid:commentsIds>
 </file>
@@ -35806,6 +36044,14 @@
 </file>
 
 <file path=customXml/item1.xml><?xml version="1.0" encoding="utf-8"?>
+<p:properties xmlns:p="http://schemas.microsoft.com/office/2006/metadata/properties" xmlns:xsi="http://www.w3.org/2001/XMLSchema-instance" xmlns:pc="http://schemas.microsoft.com/office/infopath/2007/PartnerControls">
+  <documentManagement>
+    <_activity xmlns="211fb8f3-d6e1-4028-a0c2-bdeadfe00733" xsi:nil="true"/>
+  </documentManagement>
+</p:properties>
+</file>
+
+<file path=customXml/item2.xml><?xml version="1.0" encoding="utf-8"?>
 <ct:contentTypeSchema xmlns:ct="http://schemas.microsoft.com/office/2006/metadata/contentType" xmlns:ma="http://schemas.microsoft.com/office/2006/metadata/properties/metaAttributes" ct:_="" ma:_="" ma:contentTypeName="dokument" ma:contentTypeID="0x01010030A283954784D84CA1A8280E34BE2897" ma:contentTypeVersion="17" ma:contentTypeDescription="Skapa ett nytt dokument." ma:contentTypeScope="" ma:versionID="9d0c755c67b6893514b3846dfdfd9c13">
   <xsd:schema xmlns:xsd="http://www.w3.org/2001/XMLSchema" xmlns:xs="http://www.w3.org/2001/XMLSchema" xmlns:p="http://schemas.microsoft.com/office/2006/metadata/properties" xmlns:ns3="211fb8f3-d6e1-4028-a0c2-bdeadfe00733" xmlns:ns4="d7127f09-2f4a-43fc-add5-647876179e64" targetNamespace="http://schemas.microsoft.com/office/2006/metadata/properties" ma:root="true" ma:fieldsID="0f1c0f8aaa5def1d1a6302169f4165e5" ns3:_="" ns4:_="">
     <xsd:import namespace="211fb8f3-d6e1-4028-a0c2-bdeadfe00733"/>
@@ -36052,15 +36298,11 @@
 </ct:contentTypeSchema>
 </file>
 
-<file path=customXml/item2.xml><?xml version="1.0" encoding="utf-8"?>
-<p:properties xmlns:p="http://schemas.microsoft.com/office/2006/metadata/properties" xmlns:xsi="http://www.w3.org/2001/XMLSchema-instance" xmlns:pc="http://schemas.microsoft.com/office/infopath/2007/PartnerControls">
-  <documentManagement>
-    <_activity xmlns="211fb8f3-d6e1-4028-a0c2-bdeadfe00733" xsi:nil="true"/>
-  </documentManagement>
-</p:properties>
+<file path=customXml/item3.xml><?xml version="1.0" encoding="utf-8"?>
+<b:Sources xmlns:b="http://schemas.openxmlformats.org/officeDocument/2006/bibliography" xmlns="http://schemas.openxmlformats.org/officeDocument/2006/bibliography" SelectedStyle="\APA.XSL" StyleName="APA"/>
 </file>
 
-<file path=customXml/item3.xml><?xml version="1.0" encoding="utf-8"?>
+<file path=customXml/item4.xml><?xml version="1.0" encoding="utf-8"?>
 <?mso-contentType ?>
 <FormTemplates xmlns="http://schemas.microsoft.com/sharepoint/v3/contenttype/forms">
   <Display>DocumentLibraryForm</Display>
@@ -36069,11 +36311,17 @@
 </FormTemplates>
 </file>
 
-<file path=customXml/item4.xml><?xml version="1.0" encoding="utf-8"?>
-<b:Sources xmlns:b="http://schemas.openxmlformats.org/officeDocument/2006/bibliography" xmlns="http://schemas.openxmlformats.org/officeDocument/2006/bibliography" SelectedStyle="\APA.XSL" StyleName="APA"/>
+<file path=customXml/itemProps1.xml><?xml version="1.0" encoding="utf-8"?>
+<ds:datastoreItem xmlns:ds="http://schemas.openxmlformats.org/officeDocument/2006/customXml" ds:itemID="{12D5D97D-E799-4CE5-A776-1FD5951700E3}">
+  <ds:schemaRefs>
+    <ds:schemaRef ds:uri="http://schemas.microsoft.com/office/2006/metadata/properties"/>
+    <ds:schemaRef ds:uri="http://schemas.microsoft.com/office/infopath/2007/PartnerControls"/>
+    <ds:schemaRef ds:uri="211fb8f3-d6e1-4028-a0c2-bdeadfe00733"/>
+  </ds:schemaRefs>
+</ds:datastoreItem>
 </file>
 
-<file path=customXml/itemProps1.xml><?xml version="1.0" encoding="utf-8"?>
+<file path=customXml/itemProps2.xml><?xml version="1.0" encoding="utf-8"?>
 <ds:datastoreItem xmlns:ds="http://schemas.openxmlformats.org/officeDocument/2006/customXml" ds:itemID="{4D743645-B96E-4C6E-862F-CADBB461AE38}">
   <ds:schemaRefs>
     <ds:schemaRef ds:uri="http://schemas.microsoft.com/office/2006/metadata/contentType"/>
@@ -36092,28 +36340,18 @@
 </ds:datastoreItem>
 </file>
 
-<file path=customXml/itemProps2.xml><?xml version="1.0" encoding="utf-8"?>
-<ds:datastoreItem xmlns:ds="http://schemas.openxmlformats.org/officeDocument/2006/customXml" ds:itemID="{12D5D97D-E799-4CE5-A776-1FD5951700E3}">
+<file path=customXml/itemProps3.xml><?xml version="1.0" encoding="utf-8"?>
+<ds:datastoreItem xmlns:ds="http://schemas.openxmlformats.org/officeDocument/2006/customXml" ds:itemID="{F5BB140B-9326-42FB-BACA-D4EF17ECF66F}">
   <ds:schemaRefs>
-    <ds:schemaRef ds:uri="http://schemas.microsoft.com/office/2006/metadata/properties"/>
-    <ds:schemaRef ds:uri="http://schemas.microsoft.com/office/infopath/2007/PartnerControls"/>
-    <ds:schemaRef ds:uri="211fb8f3-d6e1-4028-a0c2-bdeadfe00733"/>
+    <ds:schemaRef ds:uri="http://schemas.openxmlformats.org/officeDocument/2006/bibliography"/>
   </ds:schemaRefs>
 </ds:datastoreItem>
 </file>
 
-<file path=customXml/itemProps3.xml><?xml version="1.0" encoding="utf-8"?>
+<file path=customXml/itemProps4.xml><?xml version="1.0" encoding="utf-8"?>
 <ds:datastoreItem xmlns:ds="http://schemas.openxmlformats.org/officeDocument/2006/customXml" ds:itemID="{CE8A0002-80DD-454B-8109-347DF1956937}">
   <ds:schemaRefs>
     <ds:schemaRef ds:uri="http://schemas.microsoft.com/sharepoint/v3/contenttype/forms"/>
   </ds:schemaRefs>
 </ds:datastoreItem>
-</file>
-
-<file path=customXml/itemProps4.xml><?xml version="1.0" encoding="utf-8"?>
-<ds:datastoreItem xmlns:ds="http://schemas.openxmlformats.org/officeDocument/2006/customXml" ds:itemID="{F5BB140B-9326-42FB-BACA-D4EF17ECF66F}">
-  <ds:schemaRefs>
-    <ds:schemaRef ds:uri="http://schemas.openxmlformats.org/officeDocument/2006/bibliography"/>
-  </ds:schemaRefs>
-</ds:datastoreItem>
 </file>